--- a/docs/templates/docx/marketing.docx
+++ b/docs/templates/docx/marketing.docx
@@ -9,7 +9,7 @@
           <w:color w:val="993E28"/>
           <w:sz w:val="18"/>
         </w:rPr>
-        <w:t>CREATIVE BRIEF</w:t>
+        <w:t>CREATIVE BRIEF 04  /  1</w:t>
       </w:r>
     </w:p>
     <w:p>
@@ -17,7 +17,7 @@
         <w:pStyle w:val="Title"/>
       </w:pPr>
       <w:r>
-        <w:t>Campaign creative brief</w:t>
+        <w:t>Make the first visit easy</w:t>
       </w:r>
     </w:p>
     <w:p>
@@ -25,12 +25,29 @@
         <w:pStyle w:val="Subtitle"/>
       </w:pPr>
       <w:r>
-        <w:t>One audience and a clear reason to act</w:t>
+        <w:t>Campaign brief • Juniper neighborhood launch</w:t>
       </w:r>
     </w:p>
     <w:p>
+      <w:pPr/>
       <w:r>
-        <w:t>[Describe the campaign objective, target audience, and the action you want people to take.]</w:t>
+        <w:t>Owner: Lena Ortiz    Campaign: 1–31 July 2027    Review: 18 June 2027</w:t>
+      </w:r>
+    </w:p>
+    <w:p>
+      <w:pPr>
+        <w:spacing w:before="160" w:after="200"/>
+        <w:shd w:fill="FFF0E9"/>
+      </w:pPr>
+      <w:r>
+        <w:rPr>
+          <w:b/>
+        </w:rPr>
+        <w:t>PRIMARY OBJECTIVE</w:t>
+        <w:br/>
+      </w:r>
+      <w:r>
+        <w:t>Generate 120 qualified reservation inquiries during the launch month. This is a sample target, not a forecast or an achieved result.</w:t>
       </w:r>
     </w:p>
     <w:p>
@@ -38,12 +55,13 @@
         <w:pStyle w:val="Heading1"/>
       </w:pPr>
       <w:r>
-        <w:t>Audience and insight</w:t>
+        <w:t>Who we are speaking to</w:t>
       </w:r>
     </w:p>
     <w:p>
+      <w:pPr/>
       <w:r>
-        <w:t>[Describe the audience need using research or supplied evidence.]</w:t>
+        <w:t>People living or working within the local neighborhood who want a relaxed place for a midweek dinner. They need to understand the menu, typical spend and how to book before deciding.</w:t>
       </w:r>
     </w:p>
     <w:p>
@@ -51,25 +69,7 @@
         <w:pStyle w:val="Heading1"/>
       </w:pPr>
       <w:r>
-        <w:t>Message and proof</w:t>
-      </w:r>
-    </w:p>
-    <w:p>
-      <w:r>
-        <w:t>[State the main message and the approved supporting claims.]</w:t>
-      </w:r>
-    </w:p>
-    <w:p>
-      <w:pPr>
-        <w:pStyle w:val="Heading1"/>
-      </w:pPr>
-      <w:r>
-        <w:t>Channels and measurement</w:t>
-      </w:r>
-    </w:p>
-    <w:p>
-      <w:r>
-        <w:t>[Choose the channels, success measures, and review schedule.]</w:t>
+        <w:t>Message and response</w:t>
       </w:r>
     </w:p>
     <w:tbl>
@@ -79,23 +79,24 @@
         <w:tblLook w:firstColumn="1" w:firstRow="1" w:lastColumn="0" w:lastRow="0" w:noHBand="0" w:noVBand="1" w:val="04A0"/>
       </w:tblPr>
       <w:tblGrid>
-        <w:gridCol w:w="3312"/>
-        <w:gridCol w:w="3312"/>
-        <w:gridCol w:w="3312"/>
+        <w:gridCol w:w="3389"/>
+        <w:gridCol w:w="3389"/>
+        <w:gridCol w:w="3389"/>
       </w:tblGrid>
       <w:tr>
         <w:trPr>
+          <w:cantSplit/>
           <w:tblHeader/>
         </w:trPr>
         <w:tc>
           <w:tcPr>
-            <w:tcW w:type="dxa" w:w="3312"/>
+            <w:tcW w:type="dxa" w:w="3389"/>
             <w:shd w:fill="FFF0E9"/>
             <w:tcMar>
-              <w:top w:w="110" w:type="dxa"/>
-              <w:left w:w="110" w:type="dxa"/>
-              <w:bottom w:w="110" w:type="dxa"/>
-              <w:right w:w="110" w:type="dxa"/>
+              <w:top w:w="80" w:type="dxa"/>
+              <w:left w:w="80" w:type="dxa"/>
+              <w:bottom w:w="80" w:type="dxa"/>
+              <w:right w:w="80" w:type="dxa"/>
             </w:tcMar>
           </w:tcPr>
           <w:p>
@@ -105,21 +106,21 @@
             <w:r>
               <w:rPr>
                 <w:b/>
-                <w:sz w:val="19"/>
+                <w:sz w:val="18"/>
               </w:rPr>
-              <w:t>Asset</w:t>
+              <w:t>Main message</w:t>
             </w:r>
           </w:p>
         </w:tc>
         <w:tc>
           <w:tcPr>
-            <w:tcW w:type="dxa" w:w="3312"/>
+            <w:tcW w:type="dxa" w:w="3389"/>
             <w:shd w:fill="FFF0E9"/>
             <w:tcMar>
-              <w:top w:w="110" w:type="dxa"/>
-              <w:left w:w="110" w:type="dxa"/>
-              <w:bottom w:w="110" w:type="dxa"/>
-              <w:right w:w="110" w:type="dxa"/>
+              <w:top w:w="80" w:type="dxa"/>
+              <w:left w:w="80" w:type="dxa"/>
+              <w:bottom w:w="80" w:type="dxa"/>
+              <w:right w:w="80" w:type="dxa"/>
             </w:tcMar>
           </w:tcPr>
           <w:p>
@@ -129,21 +130,21 @@
             <w:r>
               <w:rPr>
                 <w:b/>
-                <w:sz w:val="19"/>
+                <w:sz w:val="18"/>
               </w:rPr>
-              <w:t>Owner</w:t>
+              <w:t>Supporting content</w:t>
             </w:r>
           </w:p>
         </w:tc>
         <w:tc>
           <w:tcPr>
-            <w:tcW w:type="dxa" w:w="3312"/>
+            <w:tcW w:type="dxa" w:w="3389"/>
             <w:shd w:fill="FFF0E9"/>
             <w:tcMar>
-              <w:top w:w="110" w:type="dxa"/>
-              <w:left w:w="110" w:type="dxa"/>
-              <w:bottom w:w="110" w:type="dxa"/>
-              <w:right w:w="110" w:type="dxa"/>
+              <w:top w:w="80" w:type="dxa"/>
+              <w:left w:w="80" w:type="dxa"/>
+              <w:bottom w:w="80" w:type="dxa"/>
+              <w:right w:w="80" w:type="dxa"/>
             </w:tcMar>
           </w:tcPr>
           <w:p>
@@ -153,23 +154,26 @@
             <w:r>
               <w:rPr>
                 <w:b/>
-                <w:sz w:val="19"/>
+                <w:sz w:val="18"/>
               </w:rPr>
-              <w:t>Due date</w:t>
+              <w:t>Call to action</w:t>
             </w:r>
           </w:p>
         </w:tc>
       </w:tr>
       <w:tr>
+        <w:trPr>
+          <w:cantSplit/>
+        </w:trPr>
         <w:tc>
           <w:tcPr>
-            <w:tcW w:type="dxa" w:w="3312"/>
+            <w:tcW w:type="dxa" w:w="3389"/>
             <w:shd w:fill="FFFFFF"/>
             <w:tcMar>
-              <w:top w:w="110" w:type="dxa"/>
-              <w:left w:w="110" w:type="dxa"/>
-              <w:bottom w:w="110" w:type="dxa"/>
-              <w:right w:w="110" w:type="dxa"/>
+              <w:top w:w="80" w:type="dxa"/>
+              <w:left w:w="80" w:type="dxa"/>
+              <w:bottom w:w="80" w:type="dxa"/>
+              <w:right w:w="80" w:type="dxa"/>
             </w:tcMar>
           </w:tcPr>
           <w:p>
@@ -179,21 +183,21 @@
             <w:r>
               <w:rPr>
                 <w:b w:val="0"/>
-                <w:sz w:val="19"/>
+                <w:sz w:val="18"/>
               </w:rPr>
-              <w:t>[Landing page]</w:t>
+              <w:t>A seasonal dinner close to home</w:t>
             </w:r>
           </w:p>
         </w:tc>
         <w:tc>
           <w:tcPr>
-            <w:tcW w:type="dxa" w:w="3312"/>
+            <w:tcW w:type="dxa" w:w="3389"/>
             <w:shd w:fill="FFFFFF"/>
             <w:tcMar>
-              <w:top w:w="110" w:type="dxa"/>
-              <w:left w:w="110" w:type="dxa"/>
-              <w:bottom w:w="110" w:type="dxa"/>
-              <w:right w:w="110" w:type="dxa"/>
+              <w:top w:w="80" w:type="dxa"/>
+              <w:left w:w="80" w:type="dxa"/>
+              <w:bottom w:w="80" w:type="dxa"/>
+              <w:right w:w="80" w:type="dxa"/>
             </w:tcMar>
           </w:tcPr>
           <w:p>
@@ -203,21 +207,21 @@
             <w:r>
               <w:rPr>
                 <w:b w:val="0"/>
-                <w:sz w:val="19"/>
+                <w:sz w:val="18"/>
               </w:rPr>
-              <w:t>[Name]</w:t>
+              <w:t>Menu highlights, room details, service hours and booking instructions</w:t>
             </w:r>
           </w:p>
         </w:tc>
         <w:tc>
           <w:tcPr>
-            <w:tcW w:type="dxa" w:w="3312"/>
+            <w:tcW w:type="dxa" w:w="3389"/>
             <w:shd w:fill="FFFFFF"/>
             <w:tcMar>
-              <w:top w:w="110" w:type="dxa"/>
-              <w:left w:w="110" w:type="dxa"/>
-              <w:bottom w:w="110" w:type="dxa"/>
-              <w:right w:w="110" w:type="dxa"/>
+              <w:top w:w="80" w:type="dxa"/>
+              <w:left w:w="80" w:type="dxa"/>
+              <w:bottom w:w="80" w:type="dxa"/>
+              <w:right w:w="80" w:type="dxa"/>
             </w:tcMar>
           </w:tcPr>
           <w:p>
@@ -227,23 +231,204 @@
             <w:r>
               <w:rPr>
                 <w:b w:val="0"/>
-                <w:sz w:val="19"/>
+                <w:sz w:val="18"/>
               </w:rPr>
-              <w:t>[Date]</w:t>
+              <w:t>View the menu and request a table</w:t>
+            </w:r>
+          </w:p>
+        </w:tc>
+      </w:tr>
+    </w:tbl>
+    <w:p>
+      <w:pPr>
+        <w:spacing w:after="0"/>
+      </w:pPr>
+    </w:p>
+    <w:p>
+      <w:pPr>
+        <w:pStyle w:val="Heading1"/>
+      </w:pPr>
+      <w:r>
+        <w:t>Creative direction</w:t>
+      </w:r>
+    </w:p>
+    <w:p>
+      <w:pPr/>
+      <w:r>
+        <w:t>Warm food-led photography, short ingredient descriptions and readable menu typography. Show the actual space when photographs are supplied. Avoid invented reviews, awards or claims about local sourcing.</w:t>
+      </w:r>
+    </w:p>
+    <w:p>
+      <w:pPr>
+        <w:pStyle w:val="Heading1"/>
+      </w:pPr>
+      <w:r>
+        <w:t>Required information</w:t>
+      </w:r>
+    </w:p>
+    <w:p>
+      <w:pPr>
+        <w:pStyle w:val="ListBullet"/>
+      </w:pPr>
+      <w:r>
+        <w:t>Approved menu and prices; service dates and hours.</w:t>
+      </w:r>
+    </w:p>
+    <w:p>
+      <w:pPr>
+        <w:pStyle w:val="ListBullet"/>
+      </w:pPr>
+      <w:r>
+        <w:t>A clear booking route and accurate location information.</w:t>
+      </w:r>
+    </w:p>
+    <w:p>
+      <w:pPr>
+        <w:pStyle w:val="ListBullet"/>
+      </w:pPr>
+      <w:r>
+        <w:t>Confirmed dietary and accessibility guidance from the operator.</w:t>
+      </w:r>
+    </w:p>
+    <w:p>
+      <w:pPr>
+        <w:pStyle w:val="Heading1"/>
+      </w:pPr>
+      <w:r>
+        <w:t>Approval route</w:t>
+      </w:r>
+    </w:p>
+    <w:p>
+      <w:pPr/>
+      <w:r>
+        <w:t>Chef reviews menu descriptions. Operations confirms hours and booking information. Campaign owner approves final copy before publication.</w:t>
+      </w:r>
+    </w:p>
+    <w:p>
+      <w:r>
+        <w:br w:type="page"/>
+      </w:r>
+    </w:p>
+    <w:p>
+      <w:r>
+        <w:rPr>
+          <w:b/>
+          <w:color w:val="993E28"/>
+          <w:sz w:val="18"/>
+        </w:rPr>
+        <w:t>CREATIVE BRIEF 04  /  2</w:t>
+      </w:r>
+    </w:p>
+    <w:p>
+      <w:pPr>
+        <w:pStyle w:val="Title"/>
+      </w:pPr>
+      <w:r>
+        <w:t>Channels and measurement</w:t>
+      </w:r>
+    </w:p>
+    <w:tbl>
+      <w:tblPr>
+        <w:tblW w:type="auto" w:w="0"/>
+        <w:tblLayout w:type="fixed"/>
+        <w:tblLook w:firstColumn="1" w:firstRow="1" w:lastColumn="0" w:lastRow="0" w:noHBand="0" w:noVBand="1" w:val="04A0"/>
+      </w:tblPr>
+      <w:tblGrid>
+        <w:gridCol w:w="2338"/>
+        <w:gridCol w:w="5693"/>
+        <w:gridCol w:w="2135"/>
+      </w:tblGrid>
+      <w:tr>
+        <w:trPr>
+          <w:cantSplit/>
+          <w:tblHeader/>
+        </w:trPr>
+        <w:tc>
+          <w:tcPr>
+            <w:tcW w:type="dxa" w:w="2338"/>
+            <w:shd w:fill="FFF0E9"/>
+            <w:tcMar>
+              <w:top w:w="80" w:type="dxa"/>
+              <w:left w:w="80" w:type="dxa"/>
+              <w:bottom w:w="80" w:type="dxa"/>
+              <w:right w:w="80" w:type="dxa"/>
+            </w:tcMar>
+          </w:tcPr>
+          <w:p>
+            <w:pPr>
+              <w:spacing w:after="20"/>
+            </w:pPr>
+            <w:r>
+              <w:rPr>
+                <w:b/>
+                <w:sz w:val="18"/>
+              </w:rPr>
+              <w:t>Channel</w:t>
+            </w:r>
+          </w:p>
+        </w:tc>
+        <w:tc>
+          <w:tcPr>
+            <w:tcW w:type="dxa" w:w="5693"/>
+            <w:shd w:fill="FFF0E9"/>
+            <w:tcMar>
+              <w:top w:w="80" w:type="dxa"/>
+              <w:left w:w="80" w:type="dxa"/>
+              <w:bottom w:w="80" w:type="dxa"/>
+              <w:right w:w="80" w:type="dxa"/>
+            </w:tcMar>
+          </w:tcPr>
+          <w:p>
+            <w:pPr>
+              <w:spacing w:after="20"/>
+            </w:pPr>
+            <w:r>
+              <w:rPr>
+                <w:b/>
+                <w:sz w:val="18"/>
+              </w:rPr>
+              <w:t>Asset and purpose</w:t>
+            </w:r>
+          </w:p>
+        </w:tc>
+        <w:tc>
+          <w:tcPr>
+            <w:tcW w:type="dxa" w:w="2135"/>
+            <w:shd w:fill="FFF0E9"/>
+            <w:tcMar>
+              <w:top w:w="80" w:type="dxa"/>
+              <w:left w:w="80" w:type="dxa"/>
+              <w:bottom w:w="80" w:type="dxa"/>
+              <w:right w:w="80" w:type="dxa"/>
+            </w:tcMar>
+          </w:tcPr>
+          <w:p>
+            <w:pPr>
+              <w:spacing w:after="20"/>
+            </w:pPr>
+            <w:r>
+              <w:rPr>
+                <w:b/>
+                <w:sz w:val="18"/>
+              </w:rPr>
+              <w:t>Budget USD</w:t>
             </w:r>
           </w:p>
         </w:tc>
       </w:tr>
       <w:tr>
+        <w:trPr>
+          <w:cantSplit/>
+        </w:trPr>
         <w:tc>
           <w:tcPr>
-            <w:tcW w:type="dxa" w:w="3312"/>
-            <w:shd w:fill="FFF0E9"/>
+            <w:tcW w:type="dxa" w:w="2338"/>
+            <w:shd w:fill="FFFFFF"/>
             <w:tcMar>
-              <w:top w:w="110" w:type="dxa"/>
-              <w:left w:w="110" w:type="dxa"/>
-              <w:bottom w:w="110" w:type="dxa"/>
-              <w:right w:w="110" w:type="dxa"/>
+              <w:top w:w="80" w:type="dxa"/>
+              <w:left w:w="80" w:type="dxa"/>
+              <w:bottom w:w="80" w:type="dxa"/>
+              <w:right w:w="80" w:type="dxa"/>
             </w:tcMar>
           </w:tcPr>
           <w:p>
@@ -253,21 +438,21 @@
             <w:r>
               <w:rPr>
                 <w:b w:val="0"/>
-                <w:sz w:val="19"/>
+                <w:sz w:val="18"/>
               </w:rPr>
-              <w:t>[Email]</w:t>
+              <w:t>Local social</w:t>
             </w:r>
           </w:p>
         </w:tc>
         <w:tc>
           <w:tcPr>
-            <w:tcW w:type="dxa" w:w="3312"/>
-            <w:shd w:fill="FFF0E9"/>
+            <w:tcW w:type="dxa" w:w="5693"/>
+            <w:shd w:fill="FFFFFF"/>
             <w:tcMar>
-              <w:top w:w="110" w:type="dxa"/>
-              <w:left w:w="110" w:type="dxa"/>
-              <w:bottom w:w="110" w:type="dxa"/>
-              <w:right w:w="110" w:type="dxa"/>
+              <w:top w:w="80" w:type="dxa"/>
+              <w:left w:w="80" w:type="dxa"/>
+              <w:bottom w:w="80" w:type="dxa"/>
+              <w:right w:w="80" w:type="dxa"/>
             </w:tcMar>
           </w:tcPr>
           <w:p>
@@ -277,21 +462,21 @@
             <w:r>
               <w:rPr>
                 <w:b w:val="0"/>
-                <w:sz w:val="19"/>
+                <w:sz w:val="18"/>
               </w:rPr>
-              <w:t>[Name]</w:t>
+              <w:t>Three short edits leading to the menu</w:t>
             </w:r>
           </w:p>
         </w:tc>
         <w:tc>
           <w:tcPr>
-            <w:tcW w:type="dxa" w:w="3312"/>
-            <w:shd w:fill="FFF0E9"/>
+            <w:tcW w:type="dxa" w:w="2135"/>
+            <w:shd w:fill="FFFFFF"/>
             <w:tcMar>
-              <w:top w:w="110" w:type="dxa"/>
-              <w:left w:w="110" w:type="dxa"/>
-              <w:bottom w:w="110" w:type="dxa"/>
-              <w:right w:w="110" w:type="dxa"/>
+              <w:top w:w="80" w:type="dxa"/>
+              <w:left w:w="80" w:type="dxa"/>
+              <w:bottom w:w="80" w:type="dxa"/>
+              <w:right w:w="80" w:type="dxa"/>
             </w:tcMar>
           </w:tcPr>
           <w:p>
@@ -301,23 +486,26 @@
             <w:r>
               <w:rPr>
                 <w:b w:val="0"/>
-                <w:sz w:val="19"/>
+                <w:sz w:val="18"/>
               </w:rPr>
-              <w:t>[Date]</w:t>
+              <w:t>$1,200</w:t>
             </w:r>
           </w:p>
         </w:tc>
       </w:tr>
       <w:tr>
+        <w:trPr>
+          <w:cantSplit/>
+        </w:trPr>
         <w:tc>
           <w:tcPr>
-            <w:tcW w:type="dxa" w:w="3312"/>
-            <w:shd w:fill="FFFFFF"/>
+            <w:tcW w:type="dxa" w:w="2338"/>
+            <w:shd w:fill="FFF0E9"/>
             <w:tcMar>
-              <w:top w:w="110" w:type="dxa"/>
-              <w:left w:w="110" w:type="dxa"/>
-              <w:bottom w:w="110" w:type="dxa"/>
-              <w:right w:w="110" w:type="dxa"/>
+              <w:top w:w="80" w:type="dxa"/>
+              <w:left w:w="80" w:type="dxa"/>
+              <w:bottom w:w="80" w:type="dxa"/>
+              <w:right w:w="80" w:type="dxa"/>
             </w:tcMar>
           </w:tcPr>
           <w:p>
@@ -327,21 +515,21 @@
             <w:r>
               <w:rPr>
                 <w:b w:val="0"/>
-                <w:sz w:val="19"/>
+                <w:sz w:val="18"/>
               </w:rPr>
-              <w:t>[Social creative]</w:t>
+              <w:t>Search</w:t>
             </w:r>
           </w:p>
         </w:tc>
         <w:tc>
           <w:tcPr>
-            <w:tcW w:type="dxa" w:w="3312"/>
-            <w:shd w:fill="FFFFFF"/>
+            <w:tcW w:type="dxa" w:w="5693"/>
+            <w:shd w:fill="FFF0E9"/>
             <w:tcMar>
-              <w:top w:w="110" w:type="dxa"/>
-              <w:left w:w="110" w:type="dxa"/>
-              <w:bottom w:w="110" w:type="dxa"/>
-              <w:right w:w="110" w:type="dxa"/>
+              <w:top w:w="80" w:type="dxa"/>
+              <w:left w:w="80" w:type="dxa"/>
+              <w:bottom w:w="80" w:type="dxa"/>
+              <w:right w:w="80" w:type="dxa"/>
             </w:tcMar>
           </w:tcPr>
           <w:p>
@@ -351,21 +539,21 @@
             <w:r>
               <w:rPr>
                 <w:b w:val="0"/>
-                <w:sz w:val="19"/>
+                <w:sz w:val="18"/>
               </w:rPr>
-              <w:t>[Name]</w:t>
+              <w:t>Intent-led booking queries</w:t>
             </w:r>
           </w:p>
         </w:tc>
         <w:tc>
           <w:tcPr>
-            <w:tcW w:type="dxa" w:w="3312"/>
-            <w:shd w:fill="FFFFFF"/>
+            <w:tcW w:type="dxa" w:w="2135"/>
+            <w:shd w:fill="FFF0E9"/>
             <w:tcMar>
-              <w:top w:w="110" w:type="dxa"/>
-              <w:left w:w="110" w:type="dxa"/>
-              <w:bottom w:w="110" w:type="dxa"/>
-              <w:right w:w="110" w:type="dxa"/>
+              <w:top w:w="80" w:type="dxa"/>
+              <w:left w:w="80" w:type="dxa"/>
+              <w:bottom w:w="80" w:type="dxa"/>
+              <w:right w:w="80" w:type="dxa"/>
             </w:tcMar>
           </w:tcPr>
           <w:p>
@@ -375,22 +563,720 @@
             <w:r>
               <w:rPr>
                 <w:b w:val="0"/>
-                <w:sz w:val="19"/>
+                <w:sz w:val="18"/>
               </w:rPr>
-              <w:t>[Date]</w:t>
+              <w:t>$600</w:t>
+            </w:r>
+          </w:p>
+        </w:tc>
+      </w:tr>
+      <w:tr>
+        <w:trPr>
+          <w:cantSplit/>
+        </w:trPr>
+        <w:tc>
+          <w:tcPr>
+            <w:tcW w:type="dxa" w:w="2338"/>
+            <w:shd w:fill="FFFFFF"/>
+            <w:tcMar>
+              <w:top w:w="80" w:type="dxa"/>
+              <w:left w:w="80" w:type="dxa"/>
+              <w:bottom w:w="80" w:type="dxa"/>
+              <w:right w:w="80" w:type="dxa"/>
+            </w:tcMar>
+          </w:tcPr>
+          <w:p>
+            <w:pPr>
+              <w:spacing w:after="20"/>
+            </w:pPr>
+            <w:r>
+              <w:rPr>
+                <w:b w:val="0"/>
+                <w:sz w:val="18"/>
+              </w:rPr>
+              <w:t>Print</w:t>
+            </w:r>
+          </w:p>
+        </w:tc>
+        <w:tc>
+          <w:tcPr>
+            <w:tcW w:type="dxa" w:w="5693"/>
+            <w:shd w:fill="FFFFFF"/>
+            <w:tcMar>
+              <w:top w:w="80" w:type="dxa"/>
+              <w:left w:w="80" w:type="dxa"/>
+              <w:bottom w:w="80" w:type="dxa"/>
+              <w:right w:w="80" w:type="dxa"/>
+            </w:tcMar>
+          </w:tcPr>
+          <w:p>
+            <w:pPr>
+              <w:spacing w:after="20"/>
+            </w:pPr>
+            <w:r>
+              <w:rPr>
+                <w:b w:val="0"/>
+                <w:sz w:val="18"/>
+              </w:rPr>
+              <w:t>Neighborhood cards with a trackable link</w:t>
+            </w:r>
+          </w:p>
+        </w:tc>
+        <w:tc>
+          <w:tcPr>
+            <w:tcW w:type="dxa" w:w="2135"/>
+            <w:shd w:fill="FFFFFF"/>
+            <w:tcMar>
+              <w:top w:w="80" w:type="dxa"/>
+              <w:left w:w="80" w:type="dxa"/>
+              <w:bottom w:w="80" w:type="dxa"/>
+              <w:right w:w="80" w:type="dxa"/>
+            </w:tcMar>
+          </w:tcPr>
+          <w:p>
+            <w:pPr>
+              <w:spacing w:after="20"/>
+            </w:pPr>
+            <w:r>
+              <w:rPr>
+                <w:b w:val="0"/>
+                <w:sz w:val="18"/>
+              </w:rPr>
+              <w:t>$300</w:t>
+            </w:r>
+          </w:p>
+        </w:tc>
+      </w:tr>
+      <w:tr>
+        <w:trPr>
+          <w:cantSplit/>
+        </w:trPr>
+        <w:tc>
+          <w:tcPr>
+            <w:tcW w:type="dxa" w:w="2338"/>
+            <w:shd w:fill="FFF0E9"/>
+            <w:tcMar>
+              <w:top w:w="80" w:type="dxa"/>
+              <w:left w:w="80" w:type="dxa"/>
+              <w:bottom w:w="80" w:type="dxa"/>
+              <w:right w:w="80" w:type="dxa"/>
+            </w:tcMar>
+          </w:tcPr>
+          <w:p>
+            <w:pPr>
+              <w:spacing w:after="20"/>
+            </w:pPr>
+            <w:r>
+              <w:rPr>
+                <w:b w:val="0"/>
+                <w:sz w:val="18"/>
+              </w:rPr>
+              <w:t>Production</w:t>
+            </w:r>
+          </w:p>
+        </w:tc>
+        <w:tc>
+          <w:tcPr>
+            <w:tcW w:type="dxa" w:w="5693"/>
+            <w:shd w:fill="FFF0E9"/>
+            <w:tcMar>
+              <w:top w:w="80" w:type="dxa"/>
+              <w:left w:w="80" w:type="dxa"/>
+              <w:bottom w:w="80" w:type="dxa"/>
+              <w:right w:w="80" w:type="dxa"/>
+            </w:tcMar>
+          </w:tcPr>
+          <w:p>
+            <w:pPr>
+              <w:spacing w:after="20"/>
+            </w:pPr>
+            <w:r>
+              <w:rPr>
+                <w:b w:val="0"/>
+                <w:sz w:val="18"/>
+              </w:rPr>
+              <w:t>Photography and copy adaptation</w:t>
+            </w:r>
+          </w:p>
+        </w:tc>
+        <w:tc>
+          <w:tcPr>
+            <w:tcW w:type="dxa" w:w="2135"/>
+            <w:shd w:fill="FFF0E9"/>
+            <w:tcMar>
+              <w:top w:w="80" w:type="dxa"/>
+              <w:left w:w="80" w:type="dxa"/>
+              <w:bottom w:w="80" w:type="dxa"/>
+              <w:right w:w="80" w:type="dxa"/>
+            </w:tcMar>
+          </w:tcPr>
+          <w:p>
+            <w:pPr>
+              <w:spacing w:after="20"/>
+            </w:pPr>
+            <w:r>
+              <w:rPr>
+                <w:b w:val="0"/>
+                <w:sz w:val="18"/>
+              </w:rPr>
+              <w:t>$900</w:t>
+            </w:r>
+          </w:p>
+        </w:tc>
+      </w:tr>
+      <w:tr>
+        <w:trPr>
+          <w:cantSplit/>
+        </w:trPr>
+        <w:tc>
+          <w:tcPr>
+            <w:tcW w:type="dxa" w:w="2338"/>
+            <w:shd w:fill="FFFFFF"/>
+            <w:tcMar>
+              <w:top w:w="80" w:type="dxa"/>
+              <w:left w:w="80" w:type="dxa"/>
+              <w:bottom w:w="80" w:type="dxa"/>
+              <w:right w:w="80" w:type="dxa"/>
+            </w:tcMar>
+          </w:tcPr>
+          <w:p>
+            <w:pPr>
+              <w:spacing w:after="20"/>
+            </w:pPr>
+            <w:r>
+              <w:rPr>
+                <w:b w:val="0"/>
+                <w:sz w:val="18"/>
+              </w:rPr>
+              <w:t>Total</w:t>
+            </w:r>
+          </w:p>
+        </w:tc>
+        <w:tc>
+          <w:tcPr>
+            <w:tcW w:type="dxa" w:w="5693"/>
+            <w:shd w:fill="FFFFFF"/>
+            <w:tcMar>
+              <w:top w:w="80" w:type="dxa"/>
+              <w:left w:w="80" w:type="dxa"/>
+              <w:bottom w:w="80" w:type="dxa"/>
+              <w:right w:w="80" w:type="dxa"/>
+            </w:tcMar>
+          </w:tcPr>
+          <w:p>
+            <w:pPr>
+              <w:spacing w:after="20"/>
+            </w:pPr>
+            <w:r>
+              <w:rPr>
+                <w:b w:val="0"/>
+                <w:sz w:val="18"/>
+              </w:rPr>
+              <w:t>Illustrative allocation</w:t>
+            </w:r>
+          </w:p>
+        </w:tc>
+        <w:tc>
+          <w:tcPr>
+            <w:tcW w:type="dxa" w:w="2135"/>
+            <w:shd w:fill="FFFFFF"/>
+            <w:tcMar>
+              <w:top w:w="80" w:type="dxa"/>
+              <w:left w:w="80" w:type="dxa"/>
+              <w:bottom w:w="80" w:type="dxa"/>
+              <w:right w:w="80" w:type="dxa"/>
+            </w:tcMar>
+          </w:tcPr>
+          <w:p>
+            <w:pPr>
+              <w:spacing w:after="20"/>
+            </w:pPr>
+            <w:r>
+              <w:rPr>
+                <w:b w:val="0"/>
+                <w:sz w:val="18"/>
+              </w:rPr>
+              <w:t>$3,000</w:t>
             </w:r>
           </w:p>
         </w:tc>
       </w:tr>
     </w:tbl>
+    <w:p>
+      <w:pPr>
+        <w:spacing w:after="0"/>
+      </w:pPr>
+    </w:p>
+    <w:p>
+      <w:pPr>
+        <w:pStyle w:val="Heading1"/>
+      </w:pPr>
+      <w:r>
+        <w:t>Production schedule</w:t>
+      </w:r>
+    </w:p>
+    <w:tbl>
+      <w:tblPr>
+        <w:tblW w:type="auto" w:w="0"/>
+        <w:tblLayout w:type="fixed"/>
+        <w:tblLook w:firstColumn="1" w:firstRow="1" w:lastColumn="0" w:lastRow="0" w:noHBand="0" w:noVBand="1" w:val="04A0"/>
+      </w:tblPr>
+      <w:tblGrid>
+        <w:gridCol w:w="3389"/>
+        <w:gridCol w:w="3389"/>
+        <w:gridCol w:w="3389"/>
+      </w:tblGrid>
+      <w:tr>
+        <w:trPr>
+          <w:cantSplit/>
+          <w:tblHeader/>
+        </w:trPr>
+        <w:tc>
+          <w:tcPr>
+            <w:tcW w:type="dxa" w:w="3389"/>
+            <w:shd w:fill="FFF0E9"/>
+            <w:tcMar>
+              <w:top w:w="80" w:type="dxa"/>
+              <w:left w:w="80" w:type="dxa"/>
+              <w:bottom w:w="80" w:type="dxa"/>
+              <w:right w:w="80" w:type="dxa"/>
+            </w:tcMar>
+          </w:tcPr>
+          <w:p>
+            <w:pPr>
+              <w:spacing w:after="20"/>
+            </w:pPr>
+            <w:r>
+              <w:rPr>
+                <w:b/>
+                <w:sz w:val="18"/>
+              </w:rPr>
+              <w:t>Date</w:t>
+            </w:r>
+          </w:p>
+        </w:tc>
+        <w:tc>
+          <w:tcPr>
+            <w:tcW w:type="dxa" w:w="3389"/>
+            <w:shd w:fill="FFF0E9"/>
+            <w:tcMar>
+              <w:top w:w="80" w:type="dxa"/>
+              <w:left w:w="80" w:type="dxa"/>
+              <w:bottom w:w="80" w:type="dxa"/>
+              <w:right w:w="80" w:type="dxa"/>
+            </w:tcMar>
+          </w:tcPr>
+          <w:p>
+            <w:pPr>
+              <w:spacing w:after="20"/>
+            </w:pPr>
+            <w:r>
+              <w:rPr>
+                <w:b/>
+                <w:sz w:val="18"/>
+              </w:rPr>
+              <w:t>Delivery</w:t>
+            </w:r>
+          </w:p>
+        </w:tc>
+        <w:tc>
+          <w:tcPr>
+            <w:tcW w:type="dxa" w:w="3389"/>
+            <w:shd w:fill="FFF0E9"/>
+            <w:tcMar>
+              <w:top w:w="80" w:type="dxa"/>
+              <w:left w:w="80" w:type="dxa"/>
+              <w:bottom w:w="80" w:type="dxa"/>
+              <w:right w:w="80" w:type="dxa"/>
+            </w:tcMar>
+          </w:tcPr>
+          <w:p>
+            <w:pPr>
+              <w:spacing w:after="20"/>
+            </w:pPr>
+            <w:r>
+              <w:rPr>
+                <w:b/>
+                <w:sz w:val="18"/>
+              </w:rPr>
+              <w:t>Approver</w:t>
+            </w:r>
+          </w:p>
+        </w:tc>
+      </w:tr>
+      <w:tr>
+        <w:trPr>
+          <w:cantSplit/>
+        </w:trPr>
+        <w:tc>
+          <w:tcPr>
+            <w:tcW w:type="dxa" w:w="3389"/>
+            <w:shd w:fill="FFFFFF"/>
+            <w:tcMar>
+              <w:top w:w="80" w:type="dxa"/>
+              <w:left w:w="80" w:type="dxa"/>
+              <w:bottom w:w="80" w:type="dxa"/>
+              <w:right w:w="80" w:type="dxa"/>
+            </w:tcMar>
+          </w:tcPr>
+          <w:p>
+            <w:pPr>
+              <w:spacing w:after="20"/>
+            </w:pPr>
+            <w:r>
+              <w:rPr>
+                <w:b w:val="0"/>
+                <w:sz w:val="18"/>
+              </w:rPr>
+              <w:t>22 June</w:t>
+            </w:r>
+          </w:p>
+        </w:tc>
+        <w:tc>
+          <w:tcPr>
+            <w:tcW w:type="dxa" w:w="3389"/>
+            <w:shd w:fill="FFFFFF"/>
+            <w:tcMar>
+              <w:top w:w="80" w:type="dxa"/>
+              <w:left w:w="80" w:type="dxa"/>
+              <w:bottom w:w="80" w:type="dxa"/>
+              <w:right w:w="80" w:type="dxa"/>
+            </w:tcMar>
+          </w:tcPr>
+          <w:p>
+            <w:pPr>
+              <w:spacing w:after="20"/>
+            </w:pPr>
+            <w:r>
+              <w:rPr>
+                <w:b w:val="0"/>
+                <w:sz w:val="18"/>
+              </w:rPr>
+              <w:t>Menu and message approved</w:t>
+            </w:r>
+          </w:p>
+        </w:tc>
+        <w:tc>
+          <w:tcPr>
+            <w:tcW w:type="dxa" w:w="3389"/>
+            <w:shd w:fill="FFFFFF"/>
+            <w:tcMar>
+              <w:top w:w="80" w:type="dxa"/>
+              <w:left w:w="80" w:type="dxa"/>
+              <w:bottom w:w="80" w:type="dxa"/>
+              <w:right w:w="80" w:type="dxa"/>
+            </w:tcMar>
+          </w:tcPr>
+          <w:p>
+            <w:pPr>
+              <w:spacing w:after="20"/>
+            </w:pPr>
+            <w:r>
+              <w:rPr>
+                <w:b w:val="0"/>
+                <w:sz w:val="18"/>
+              </w:rPr>
+              <w:t>Chef + operations</w:t>
+            </w:r>
+          </w:p>
+        </w:tc>
+      </w:tr>
+      <w:tr>
+        <w:trPr>
+          <w:cantSplit/>
+        </w:trPr>
+        <w:tc>
+          <w:tcPr>
+            <w:tcW w:type="dxa" w:w="3389"/>
+            <w:shd w:fill="FFF0E9"/>
+            <w:tcMar>
+              <w:top w:w="80" w:type="dxa"/>
+              <w:left w:w="80" w:type="dxa"/>
+              <w:bottom w:w="80" w:type="dxa"/>
+              <w:right w:w="80" w:type="dxa"/>
+            </w:tcMar>
+          </w:tcPr>
+          <w:p>
+            <w:pPr>
+              <w:spacing w:after="20"/>
+            </w:pPr>
+            <w:r>
+              <w:rPr>
+                <w:b w:val="0"/>
+                <w:sz w:val="18"/>
+              </w:rPr>
+              <w:t>25 June</w:t>
+            </w:r>
+          </w:p>
+        </w:tc>
+        <w:tc>
+          <w:tcPr>
+            <w:tcW w:type="dxa" w:w="3389"/>
+            <w:shd w:fill="FFF0E9"/>
+            <w:tcMar>
+              <w:top w:w="80" w:type="dxa"/>
+              <w:left w:w="80" w:type="dxa"/>
+              <w:bottom w:w="80" w:type="dxa"/>
+              <w:right w:w="80" w:type="dxa"/>
+            </w:tcMar>
+          </w:tcPr>
+          <w:p>
+            <w:pPr>
+              <w:spacing w:after="20"/>
+            </w:pPr>
+            <w:r>
+              <w:rPr>
+                <w:b w:val="0"/>
+                <w:sz w:val="18"/>
+              </w:rPr>
+              <w:t>Photography and copy ready</w:t>
+            </w:r>
+          </w:p>
+        </w:tc>
+        <w:tc>
+          <w:tcPr>
+            <w:tcW w:type="dxa" w:w="3389"/>
+            <w:shd w:fill="FFF0E9"/>
+            <w:tcMar>
+              <w:top w:w="80" w:type="dxa"/>
+              <w:left w:w="80" w:type="dxa"/>
+              <w:bottom w:w="80" w:type="dxa"/>
+              <w:right w:w="80" w:type="dxa"/>
+            </w:tcMar>
+          </w:tcPr>
+          <w:p>
+            <w:pPr>
+              <w:spacing w:after="20"/>
+            </w:pPr>
+            <w:r>
+              <w:rPr>
+                <w:b w:val="0"/>
+                <w:sz w:val="18"/>
+              </w:rPr>
+              <w:t>Campaign owner</w:t>
+            </w:r>
+          </w:p>
+        </w:tc>
+      </w:tr>
+      <w:tr>
+        <w:trPr>
+          <w:cantSplit/>
+        </w:trPr>
+        <w:tc>
+          <w:tcPr>
+            <w:tcW w:type="dxa" w:w="3389"/>
+            <w:shd w:fill="FFFFFF"/>
+            <w:tcMar>
+              <w:top w:w="80" w:type="dxa"/>
+              <w:left w:w="80" w:type="dxa"/>
+              <w:bottom w:w="80" w:type="dxa"/>
+              <w:right w:w="80" w:type="dxa"/>
+            </w:tcMar>
+          </w:tcPr>
+          <w:p>
+            <w:pPr>
+              <w:spacing w:after="20"/>
+            </w:pPr>
+            <w:r>
+              <w:rPr>
+                <w:b w:val="0"/>
+                <w:sz w:val="18"/>
+              </w:rPr>
+              <w:t>28 June</w:t>
+            </w:r>
+          </w:p>
+        </w:tc>
+        <w:tc>
+          <w:tcPr>
+            <w:tcW w:type="dxa" w:w="3389"/>
+            <w:shd w:fill="FFFFFF"/>
+            <w:tcMar>
+              <w:top w:w="80" w:type="dxa"/>
+              <w:left w:w="80" w:type="dxa"/>
+              <w:bottom w:w="80" w:type="dxa"/>
+              <w:right w:w="80" w:type="dxa"/>
+            </w:tcMar>
+          </w:tcPr>
+          <w:p>
+            <w:pPr>
+              <w:spacing w:after="20"/>
+            </w:pPr>
+            <w:r>
+              <w:rPr>
+                <w:b w:val="0"/>
+                <w:sz w:val="18"/>
+              </w:rPr>
+              <w:t>Tracking and booking checks</w:t>
+            </w:r>
+          </w:p>
+        </w:tc>
+        <w:tc>
+          <w:tcPr>
+            <w:tcW w:type="dxa" w:w="3389"/>
+            <w:shd w:fill="FFFFFF"/>
+            <w:tcMar>
+              <w:top w:w="80" w:type="dxa"/>
+              <w:left w:w="80" w:type="dxa"/>
+              <w:bottom w:w="80" w:type="dxa"/>
+              <w:right w:w="80" w:type="dxa"/>
+            </w:tcMar>
+          </w:tcPr>
+          <w:p>
+            <w:pPr>
+              <w:spacing w:after="20"/>
+            </w:pPr>
+            <w:r>
+              <w:rPr>
+                <w:b w:val="0"/>
+                <w:sz w:val="18"/>
+              </w:rPr>
+              <w:t>Web owner</w:t>
+            </w:r>
+          </w:p>
+        </w:tc>
+      </w:tr>
+      <w:tr>
+        <w:trPr>
+          <w:cantSplit/>
+        </w:trPr>
+        <w:tc>
+          <w:tcPr>
+            <w:tcW w:type="dxa" w:w="3389"/>
+            <w:shd w:fill="FFF0E9"/>
+            <w:tcMar>
+              <w:top w:w="80" w:type="dxa"/>
+              <w:left w:w="80" w:type="dxa"/>
+              <w:bottom w:w="80" w:type="dxa"/>
+              <w:right w:w="80" w:type="dxa"/>
+            </w:tcMar>
+          </w:tcPr>
+          <w:p>
+            <w:pPr>
+              <w:spacing w:after="20"/>
+            </w:pPr>
+            <w:r>
+              <w:rPr>
+                <w:b w:val="0"/>
+                <w:sz w:val="18"/>
+              </w:rPr>
+              <w:t>1 July</w:t>
+            </w:r>
+          </w:p>
+        </w:tc>
+        <w:tc>
+          <w:tcPr>
+            <w:tcW w:type="dxa" w:w="3389"/>
+            <w:shd w:fill="FFF0E9"/>
+            <w:tcMar>
+              <w:top w:w="80" w:type="dxa"/>
+              <w:left w:w="80" w:type="dxa"/>
+              <w:bottom w:w="80" w:type="dxa"/>
+              <w:right w:w="80" w:type="dxa"/>
+            </w:tcMar>
+          </w:tcPr>
+          <w:p>
+            <w:pPr>
+              <w:spacing w:after="20"/>
+            </w:pPr>
+            <w:r>
+              <w:rPr>
+                <w:b w:val="0"/>
+                <w:sz w:val="18"/>
+              </w:rPr>
+              <w:t>Campaign begins</w:t>
+            </w:r>
+          </w:p>
+        </w:tc>
+        <w:tc>
+          <w:tcPr>
+            <w:tcW w:type="dxa" w:w="3389"/>
+            <w:shd w:fill="FFF0E9"/>
+            <w:tcMar>
+              <w:top w:w="80" w:type="dxa"/>
+              <w:left w:w="80" w:type="dxa"/>
+              <w:bottom w:w="80" w:type="dxa"/>
+              <w:right w:w="80" w:type="dxa"/>
+            </w:tcMar>
+          </w:tcPr>
+          <w:p>
+            <w:pPr>
+              <w:spacing w:after="20"/>
+            </w:pPr>
+            <w:r>
+              <w:rPr>
+                <w:b w:val="0"/>
+                <w:sz w:val="18"/>
+              </w:rPr>
+              <w:t>Campaign owner</w:t>
+            </w:r>
+          </w:p>
+        </w:tc>
+      </w:tr>
+    </w:tbl>
+    <w:p>
+      <w:pPr>
+        <w:spacing w:after="0"/>
+      </w:pPr>
+    </w:p>
+    <w:p>
+      <w:pPr>
+        <w:pStyle w:val="Heading1"/>
+      </w:pPr>
+      <w:r>
+        <w:t>Measurement plan</w:t>
+      </w:r>
+    </w:p>
+    <w:p>
+      <w:pPr/>
+      <w:r>
+        <w:t>Track menu visits, reservation inquiry starts and completed inquiries separately. Use distinct campaign links. Report weekly inquiry counts and spend; do not treat a click as a booking.</w:t>
+      </w:r>
+    </w:p>
+    <w:p>
+      <w:pPr>
+        <w:pStyle w:val="Heading1"/>
+      </w:pPr>
+      <w:r>
+        <w:t>Decision after week one</w:t>
+      </w:r>
+    </w:p>
+    <w:p>
+      <w:pPr/>
+      <w:r>
+        <w:t>If people reach the menu but abandon the inquiry form, inspect the form before increasing spend. Record changes so performance can be interpreted against the correct version.</w:t>
+      </w:r>
+    </w:p>
+    <w:p>
+      <w:pPr/>
+      <w:r>
+        <w:t>Replace the fictional restaurant, budget, targets and dates with approved campaign details.</w:t>
+      </w:r>
+    </w:p>
     <w:sectPr>
+      <w:footerReference w:type="default" r:id="rId9"/>
       <w:pgSz w:w="12240" w:h="15840"/>
-      <w:pgMar w:top="1008" w:right="1152" w:bottom="1008" w:left="1152" w:header="720" w:footer="720" w:gutter="0"/>
+      <w:pgMar w:top="864" w:right="1037" w:bottom="864" w:left="1037" w:header="720" w:footer="720" w:gutter="0"/>
       <w:cols w:space="720"/>
       <w:docGrid w:linePitch="360"/>
     </w:sectPr>
   </w:body>
 </w:document>
+</file>
+
+<file path=word/footer1.xml><?xml version="1.0" encoding="utf-8"?>
+<w:ftr xmlns:m="http://schemas.openxmlformats.org/officeDocument/2006/math" xmlns:mc="http://schemas.openxmlformats.org/markup-compatibility/2006" xmlns:mo="http://schemas.microsoft.com/office/mac/office/2008/main" xmlns:mv="urn:schemas-microsoft-com:mac:vml" xmlns:o="urn:schemas-microsoft-com:office:office" xmlns:r="http://schemas.openxmlformats.org/officeDocument/2006/relationships" xmlns:v="urn:schemas-microsoft-com:vml" xmlns:w10="urn:schemas-microsoft-com:office:word" xmlns:w14="http://schemas.microsoft.com/office/word/2010/wordml" xmlns:w="http://schemas.openxmlformats.org/wordprocessingml/2006/main" xmlns:wne="http://schemas.microsoft.com/office/word/2006/wordml" xmlns:wp14="http://schemas.microsoft.com/office/word/2010/wordprocessingDrawing" xmlns:wp="http://schemas.openxmlformats.org/drawingml/2006/wordprocessingDrawing" xmlns:wpc="http://schemas.microsoft.com/office/word/2010/wordprocessingCanvas" xmlns:wpg="http://schemas.microsoft.com/office/word/2010/wordprocessingGroup" xmlns:wpi="http://schemas.microsoft.com/office/word/2010/wordprocessingInk" xmlns:wps="http://schemas.microsoft.com/office/word/2010/wordprocessingShape" mc:Ignorable="w14 wp14">
+  <w:p>
+    <w:pPr>
+      <w:pStyle w:val="Footer"/>
+    </w:pPr>
+    <w:r>
+      <w:rPr>
+        <w:sz w:val="16"/>
+      </w:rPr>
+      <w:t>Dazzler sample template • marketing • Replace fictional details before use</w:t>
+    </w:r>
+  </w:p>
+</w:ftr>
 </file>
 
 <file path=word/numbering.xml><?xml version="1.0" encoding="utf-8"?>
@@ -757,12 +1643,12 @@
     <w:qFormat/>
     <w:rsid w:val="00FC693F"/>
     <w:pPr>
-      <w:spacing w:after="140" w:line="276" w:lineRule="auto"/>
+      <w:spacing w:line="259" w:lineRule="auto" w:after="120"/>
     </w:pPr>
     <w:rPr>
-      <w:rFonts w:ascii="Arial" w:hAnsi="Arial" w:eastAsia="Arial" w:cs="Arial"/>
+      <w:rFonts w:ascii="Arial" w:hAnsi="Arial"/>
       <w:color w:val="000000"/>
-      <w:sz w:val="21"/>
+      <w:sz w:val="20"/>
     </w:rPr>
   </w:style>
   <w:style w:type="paragraph" w:styleId="Header">
@@ -820,15 +1706,15 @@
     <w:pPr>
       <w:keepNext/>
       <w:keepLines/>
-      <w:spacing w:before="320" w:after="140"/>
+      <w:spacing w:before="240" w:after="120" w:line="259" w:lineRule="auto"/>
       <w:outlineLvl w:val="0"/>
     </w:pPr>
     <w:rPr>
-      <w:rFonts w:cstheme="majorBidi" w:ascii="Arial" w:hAnsi="Arial" w:eastAsia="Arial" w:cs="Arial"/>
+      <w:rFonts w:cstheme="majorBidi" w:ascii="Arial" w:hAnsi="Arial"/>
       <w:b/>
       <w:bCs/>
       <w:color w:val="000000"/>
-      <w:sz w:val="28"/>
+      <w:sz w:val="26"/>
       <w:szCs w:val="28"/>
     </w:rPr>
   </w:style>
@@ -844,15 +1730,15 @@
     <w:pPr>
       <w:keepNext/>
       <w:keepLines/>
-      <w:spacing w:before="200" w:after="140"/>
+      <w:spacing w:before="200" w:after="120" w:line="259" w:lineRule="auto"/>
       <w:outlineLvl w:val="1"/>
     </w:pPr>
     <w:rPr>
-      <w:rFonts w:cstheme="majorBidi" w:ascii="Arial" w:hAnsi="Arial" w:eastAsia="Arial" w:cs="Arial"/>
+      <w:rFonts w:cstheme="majorBidi" w:ascii="Arial" w:hAnsi="Arial"/>
       <w:b/>
       <w:bCs/>
       <w:color w:val="000000"/>
-      <w:sz w:val="26"/>
+      <w:sz w:val="22"/>
       <w:szCs w:val="26"/>
     </w:rPr>
   </w:style>
@@ -1106,15 +1992,15 @@
     <w:qFormat/>
     <w:rsid w:val="00FC693F"/>
     <w:pPr>
-      <w:spacing w:after="200" w:line="240" w:lineRule="auto"/>
+      <w:spacing w:after="120" w:line="259" w:lineRule="auto"/>
       <w:contextualSpacing/>
     </w:pPr>
     <w:rPr>
-      <w:rFonts w:cstheme="majorBidi" w:ascii="Arial" w:hAnsi="Arial" w:eastAsia="Arial" w:cs="Arial"/>
+      <w:rFonts w:cstheme="majorBidi" w:ascii="Arial" w:hAnsi="Arial"/>
       <w:color w:val="000000"/>
       <w:spacing w:val="5"/>
       <w:kern w:val="28"/>
-      <w:sz w:val="58"/>
+      <w:sz w:val="56"/>
       <w:szCs w:val="52"/>
     </w:rPr>
   </w:style>
@@ -1145,10 +2031,10 @@
       <w:numPr>
         <w:ilvl w:val="1"/>
       </w:numPr>
-      <w:spacing w:after="140"/>
+      <w:spacing w:line="259" w:lineRule="auto" w:after="120"/>
     </w:pPr>
     <w:rPr>
-      <w:rFonts w:cstheme="majorBidi" w:ascii="Arial" w:hAnsi="Arial" w:eastAsia="Arial" w:cs="Arial"/>
+      <w:rFonts w:cstheme="majorBidi" w:ascii="Arial" w:hAnsi="Arial"/>
       <w:i/>
       <w:iCs/>
       <w:color w:val="000000"/>
@@ -1289,8 +2175,14 @@
       <w:numPr>
         <w:numId w:val="1"/>
       </w:numPr>
+      <w:spacing w:line="259" w:lineRule="auto" w:after="120"/>
       <w:contextualSpacing/>
     </w:pPr>
+    <w:rPr>
+      <w:rFonts w:ascii="Arial" w:hAnsi="Arial"/>
+      <w:color w:val="000000"/>
+      <w:sz w:val="20"/>
+    </w:rPr>
   </w:style>
   <w:style w:type="paragraph" w:styleId="ListBullet2">
     <w:name w:val="List Bullet 2"/>

--- a/docs/templates/docx/marketing.docx
+++ b/docs/templates/docx/marketing.docx
@@ -6,10 +6,10 @@
       <w:r>
         <w:rPr>
           <w:b/>
-          <w:color w:val="993E28"/>
-          <w:sz w:val="18"/>
+          <w:color w:val="B3381B"/>
+          <w:sz w:val="16"/>
         </w:rPr>
-        <w:t>CREATIVE BRIEF 04  /  1</w:t>
+        <w:t>CREATIVE BRIEF 04   /   01</w:t>
       </w:r>
     </w:p>
     <w:p>
@@ -25,29 +25,268 @@
         <w:pStyle w:val="Subtitle"/>
       </w:pPr>
       <w:r>
+        <w:rPr>
+          <w:i/>
+        </w:rPr>
         <w:t>Campaign brief • Juniper neighborhood launch</w:t>
       </w:r>
     </w:p>
     <w:p>
       <w:pPr/>
       <w:r>
-        <w:t>Owner: Lena Ortiz    Campaign: 1–31 July 2027    Review: 18 June 2027</w:t>
+        <w:rPr>
+          <w:b w:val="0"/>
+        </w:rPr>
+      </w:r>
+      <w:r>
+        <w:rPr>
+          <w:b/>
+          <w:color w:val="B3381B"/>
+        </w:rPr>
+        <w:t>Owner</w:t>
+      </w:r>
+      <w:r>
+        <w:rPr>
+          <w:b w:val="0"/>
+        </w:rPr>
+        <w:t xml:space="preserve">: Lena Ortiz    Campaign: 1–31 July 2027    </w:t>
+      </w:r>
+      <w:r>
+        <w:rPr>
+          <w:b/>
+          <w:color w:val="B3381B"/>
+        </w:rPr>
+        <w:t>Review</w:t>
+      </w:r>
+      <w:r>
+        <w:rPr>
+          <w:b w:val="0"/>
+        </w:rPr>
+        <w:t>: 18 June 2027</w:t>
+      </w:r>
+    </w:p>
+    <w:tbl>
+      <w:tblPr>
+        <w:tblW w:type="auto" w:w="0"/>
+        <w:tblLayout w:type="fixed"/>
+        <w:tblLook w:firstColumn="1" w:firstRow="1" w:lastColumn="0" w:lastRow="0" w:noHBand="0" w:noVBand="1" w:val="04A0"/>
+      </w:tblPr>
+      <w:tblGrid>
+        <w:gridCol w:w="3485"/>
+        <w:gridCol w:w="3485"/>
+        <w:gridCol w:w="3485"/>
+      </w:tblGrid>
+      <w:tr>
+        <w:trPr>
+          <w:cantSplit/>
+          <w:tblHeader/>
+        </w:trPr>
+        <w:tc>
+          <w:tcPr>
+            <w:tcW w:type="dxa" w:w="3485"/>
+            <w:shd w:fill="B3381B"/>
+            <w:tcMar>
+              <w:top w:w="85" w:type="dxa"/>
+              <w:left w:w="85" w:type="dxa"/>
+              <w:bottom w:w="85" w:type="dxa"/>
+              <w:right w:w="85" w:type="dxa"/>
+            </w:tcMar>
+          </w:tcPr>
+          <w:p>
+            <w:pPr>
+              <w:spacing w:after="0"/>
+            </w:pPr>
+            <w:r>
+              <w:rPr>
+                <w:rFonts w:ascii="Arial" w:hAnsi="Arial"/>
+                <w:b/>
+                <w:color w:val="FFFFFF"/>
+                <w:sz w:val="58"/>
+              </w:rPr>
+              <w:t>120</w:t>
+            </w:r>
+          </w:p>
+        </w:tc>
+        <w:tc>
+          <w:tcPr>
+            <w:tcW w:type="dxa" w:w="3485"/>
+            <w:shd w:fill="B3381B"/>
+            <w:tcMar>
+              <w:top w:w="85" w:type="dxa"/>
+              <w:left w:w="85" w:type="dxa"/>
+              <w:bottom w:w="85" w:type="dxa"/>
+              <w:right w:w="85" w:type="dxa"/>
+            </w:tcMar>
+            <w:shd w:fill="5040A8"/>
+          </w:tcPr>
+          <w:p>
+            <w:pPr>
+              <w:spacing w:after="0"/>
+            </w:pPr>
+            <w:r>
+              <w:rPr>
+                <w:rFonts w:ascii="Arial" w:hAnsi="Arial"/>
+                <w:b/>
+                <w:color w:val="FFFFFF"/>
+                <w:sz w:val="58"/>
+              </w:rPr>
+              <w:t>$3,000</w:t>
+            </w:r>
+          </w:p>
+        </w:tc>
+        <w:tc>
+          <w:tcPr>
+            <w:tcW w:type="dxa" w:w="3485"/>
+            <w:shd w:fill="B3381B"/>
+            <w:tcMar>
+              <w:top w:w="85" w:type="dxa"/>
+              <w:left w:w="85" w:type="dxa"/>
+              <w:bottom w:w="85" w:type="dxa"/>
+              <w:right w:w="85" w:type="dxa"/>
+            </w:tcMar>
+          </w:tcPr>
+          <w:p>
+            <w:pPr>
+              <w:spacing w:after="0"/>
+            </w:pPr>
+            <w:r>
+              <w:rPr>
+                <w:rFonts w:ascii="Arial" w:hAnsi="Arial"/>
+                <w:b/>
+                <w:color w:val="FFFFFF"/>
+                <w:sz w:val="58"/>
+              </w:rPr>
+              <w:t>31 days</w:t>
+            </w:r>
+          </w:p>
+        </w:tc>
+      </w:tr>
+      <w:tr>
+        <w:trPr>
+          <w:cantSplit/>
+        </w:trPr>
+        <w:tc>
+          <w:tcPr>
+            <w:tcW w:type="dxa" w:w="3485"/>
+            <w:shd w:fill="F0F2F6"/>
+            <w:tcMar>
+              <w:top w:w="85" w:type="dxa"/>
+              <w:left w:w="85" w:type="dxa"/>
+              <w:bottom w:w="85" w:type="dxa"/>
+              <w:right w:w="85" w:type="dxa"/>
+            </w:tcMar>
+          </w:tcPr>
+          <w:p>
+            <w:pPr>
+              <w:spacing w:after="0"/>
+            </w:pPr>
+            <w:r>
+              <w:rPr>
+                <w:rFonts w:ascii="Arial" w:hAnsi="Arial"/>
+                <w:b w:val="0"/>
+                <w:color w:val="172033"/>
+                <w:sz w:val="20"/>
+              </w:rPr>
+              <w:t>inquiry target</w:t>
+            </w:r>
+          </w:p>
+        </w:tc>
+        <w:tc>
+          <w:tcPr>
+            <w:tcW w:type="dxa" w:w="3485"/>
+            <w:shd w:fill="F0F2F6"/>
+            <w:tcMar>
+              <w:top w:w="85" w:type="dxa"/>
+              <w:left w:w="85" w:type="dxa"/>
+              <w:bottom w:w="85" w:type="dxa"/>
+              <w:right w:w="85" w:type="dxa"/>
+            </w:tcMar>
+          </w:tcPr>
+          <w:p>
+            <w:pPr>
+              <w:spacing w:after="0"/>
+            </w:pPr>
+            <w:r>
+              <w:rPr>
+                <w:rFonts w:ascii="Arial" w:hAnsi="Arial"/>
+                <w:b w:val="0"/>
+                <w:color w:val="172033"/>
+                <w:sz w:val="20"/>
+              </w:rPr>
+              <w:t>sample budget</w:t>
+            </w:r>
+          </w:p>
+        </w:tc>
+        <w:tc>
+          <w:tcPr>
+            <w:tcW w:type="dxa" w:w="3485"/>
+            <w:shd w:fill="F0F2F6"/>
+            <w:tcMar>
+              <w:top w:w="85" w:type="dxa"/>
+              <w:left w:w="85" w:type="dxa"/>
+              <w:bottom w:w="85" w:type="dxa"/>
+              <w:right w:w="85" w:type="dxa"/>
+            </w:tcMar>
+          </w:tcPr>
+          <w:p>
+            <w:pPr>
+              <w:spacing w:after="0"/>
+            </w:pPr>
+            <w:r>
+              <w:rPr>
+                <w:rFonts w:ascii="Arial" w:hAnsi="Arial"/>
+                <w:b w:val="0"/>
+                <w:color w:val="172033"/>
+                <w:sz w:val="20"/>
+              </w:rPr>
+              <w:t>launch window</w:t>
+            </w:r>
+          </w:p>
+        </w:tc>
+      </w:tr>
+    </w:tbl>
+    <w:p>
+      <w:pPr>
+        <w:spacing w:after="0" w:before="0" w:line="60" w:lineRule="exact"/>
+      </w:pPr>
+      <w:r>
+        <w:rPr>
+          <w:sz w:val="6"/>
+        </w:rPr>
       </w:r>
     </w:p>
     <w:p>
       <w:pPr>
-        <w:spacing w:before="160" w:after="200"/>
-        <w:shd w:fill="FFF0E9"/>
+        <w:shd w:fill="EDF2F9"/>
+        <w:spacing w:before="120" w:after="160"/>
       </w:pPr>
       <w:r>
         <w:rPr>
           <w:b/>
+          <w:color w:val="B3381B"/>
+          <w:sz w:val="18"/>
         </w:rPr>
         <w:t>PRIMARY OBJECTIVE</w:t>
         <w:br/>
       </w:r>
       <w:r>
-        <w:t>Generate 120 qualified reservation inquiries during the launch month. This is a sample target, not a forecast or an achieved result.</w:t>
+        <w:rPr>
+          <w:b w:val="0"/>
+        </w:rPr>
+        <w:t xml:space="preserve">Generate 120 qualified reservation inquiries during the launch month. This is a sample </w:t>
+      </w:r>
+      <w:r>
+        <w:rPr>
+          <w:b/>
+          <w:color w:val="B3381B"/>
+        </w:rPr>
+        <w:t>target</w:t>
+      </w:r>
+      <w:r>
+        <w:rPr>
+          <w:b w:val="0"/>
+        </w:rPr>
+        <w:t>, not a forecast or an achieved result.</w:t>
       </w:r>
     </w:p>
     <w:p>
@@ -55,12 +294,18 @@
         <w:pStyle w:val="Heading1"/>
       </w:pPr>
       <w:r>
+        <w:rPr>
+          <w:b w:val="0"/>
+        </w:rPr>
         <w:t>Who we are speaking to</w:t>
       </w:r>
     </w:p>
     <w:p>
       <w:pPr/>
       <w:r>
+        <w:rPr>
+          <w:b w:val="0"/>
+        </w:rPr>
         <w:t>People living or working within the local neighborhood who want a relaxed place for a midweek dinner. They need to understand the menu, typical spend and how to book before deciding.</w:t>
       </w:r>
     </w:p>
@@ -69,6 +314,9 @@
         <w:pStyle w:val="Heading1"/>
       </w:pPr>
       <w:r>
+        <w:rPr>
+          <w:b w:val="0"/>
+        </w:rPr>
         <w:t>Message and response</w:t>
       </w:r>
     </w:p>
@@ -79,9 +327,9 @@
         <w:tblLook w:firstColumn="1" w:firstRow="1" w:lastColumn="0" w:lastRow="0" w:noHBand="0" w:noVBand="1" w:val="04A0"/>
       </w:tblPr>
       <w:tblGrid>
-        <w:gridCol w:w="3389"/>
-        <w:gridCol w:w="3389"/>
-        <w:gridCol w:w="3389"/>
+        <w:gridCol w:w="3485"/>
+        <w:gridCol w:w="3485"/>
+        <w:gridCol w:w="3485"/>
       </w:tblGrid>
       <w:tr>
         <w:trPr>
@@ -90,23 +338,25 @@
         </w:trPr>
         <w:tc>
           <w:tcPr>
-            <w:tcW w:type="dxa" w:w="3389"/>
-            <w:shd w:fill="FFF0E9"/>
+            <w:tcW w:type="dxa" w:w="3485"/>
+            <w:shd w:fill="B3381B"/>
             <w:tcMar>
-              <w:top w:w="80" w:type="dxa"/>
-              <w:left w:w="80" w:type="dxa"/>
-              <w:bottom w:w="80" w:type="dxa"/>
-              <w:right w:w="80" w:type="dxa"/>
+              <w:top w:w="85" w:type="dxa"/>
+              <w:left w:w="85" w:type="dxa"/>
+              <w:bottom w:w="85" w:type="dxa"/>
+              <w:right w:w="85" w:type="dxa"/>
             </w:tcMar>
           </w:tcPr>
           <w:p>
             <w:pPr>
-              <w:spacing w:after="20"/>
+              <w:spacing w:after="0"/>
             </w:pPr>
             <w:r>
               <w:rPr>
+                <w:rFonts w:ascii="Arial" w:hAnsi="Arial"/>
                 <w:b/>
-                <w:sz w:val="18"/>
+                <w:color w:val="FFFFFF"/>
+                <w:sz w:val="20"/>
               </w:rPr>
               <w:t>Main message</w:t>
             </w:r>
@@ -114,23 +364,25 @@
         </w:tc>
         <w:tc>
           <w:tcPr>
-            <w:tcW w:type="dxa" w:w="3389"/>
-            <w:shd w:fill="FFF0E9"/>
+            <w:tcW w:type="dxa" w:w="3485"/>
+            <w:shd w:fill="B3381B"/>
             <w:tcMar>
-              <w:top w:w="80" w:type="dxa"/>
-              <w:left w:w="80" w:type="dxa"/>
-              <w:bottom w:w="80" w:type="dxa"/>
-              <w:right w:w="80" w:type="dxa"/>
+              <w:top w:w="85" w:type="dxa"/>
+              <w:left w:w="85" w:type="dxa"/>
+              <w:bottom w:w="85" w:type="dxa"/>
+              <w:right w:w="85" w:type="dxa"/>
             </w:tcMar>
           </w:tcPr>
           <w:p>
             <w:pPr>
-              <w:spacing w:after="20"/>
+              <w:spacing w:after="0"/>
             </w:pPr>
             <w:r>
               <w:rPr>
+                <w:rFonts w:ascii="Arial" w:hAnsi="Arial"/>
                 <w:b/>
-                <w:sz w:val="18"/>
+                <w:color w:val="FFFFFF"/>
+                <w:sz w:val="20"/>
               </w:rPr>
               <w:t>Supporting content</w:t>
             </w:r>
@@ -138,23 +390,25 @@
         </w:tc>
         <w:tc>
           <w:tcPr>
-            <w:tcW w:type="dxa" w:w="3389"/>
-            <w:shd w:fill="FFF0E9"/>
+            <w:tcW w:type="dxa" w:w="3485"/>
+            <w:shd w:fill="B3381B"/>
             <w:tcMar>
-              <w:top w:w="80" w:type="dxa"/>
-              <w:left w:w="80" w:type="dxa"/>
-              <w:bottom w:w="80" w:type="dxa"/>
-              <w:right w:w="80" w:type="dxa"/>
+              <w:top w:w="85" w:type="dxa"/>
+              <w:left w:w="85" w:type="dxa"/>
+              <w:bottom w:w="85" w:type="dxa"/>
+              <w:right w:w="85" w:type="dxa"/>
             </w:tcMar>
           </w:tcPr>
           <w:p>
             <w:pPr>
-              <w:spacing w:after="20"/>
+              <w:spacing w:after="0"/>
             </w:pPr>
             <w:r>
               <w:rPr>
+                <w:rFonts w:ascii="Arial" w:hAnsi="Arial"/>
                 <w:b/>
-                <w:sz w:val="18"/>
+                <w:color w:val="FFFFFF"/>
+                <w:sz w:val="20"/>
               </w:rPr>
               <w:t>Call to action</w:t>
             </w:r>
@@ -167,23 +421,25 @@
         </w:trPr>
         <w:tc>
           <w:tcPr>
-            <w:tcW w:type="dxa" w:w="3389"/>
-            <w:shd w:fill="FFFFFF"/>
+            <w:tcW w:type="dxa" w:w="3485"/>
+            <w:shd w:fill="F0F2F6"/>
             <w:tcMar>
-              <w:top w:w="80" w:type="dxa"/>
-              <w:left w:w="80" w:type="dxa"/>
-              <w:bottom w:w="80" w:type="dxa"/>
-              <w:right w:w="80" w:type="dxa"/>
+              <w:top w:w="85" w:type="dxa"/>
+              <w:left w:w="85" w:type="dxa"/>
+              <w:bottom w:w="85" w:type="dxa"/>
+              <w:right w:w="85" w:type="dxa"/>
             </w:tcMar>
           </w:tcPr>
           <w:p>
             <w:pPr>
-              <w:spacing w:after="20"/>
+              <w:spacing w:after="0"/>
             </w:pPr>
             <w:r>
               <w:rPr>
+                <w:rFonts w:ascii="Arial" w:hAnsi="Arial"/>
                 <w:b w:val="0"/>
-                <w:sz w:val="18"/>
+                <w:color w:val="172033"/>
+                <w:sz w:val="20"/>
               </w:rPr>
               <w:t>A seasonal dinner close to home</w:t>
             </w:r>
@@ -191,23 +447,25 @@
         </w:tc>
         <w:tc>
           <w:tcPr>
-            <w:tcW w:type="dxa" w:w="3389"/>
-            <w:shd w:fill="FFFFFF"/>
+            <w:tcW w:type="dxa" w:w="3485"/>
+            <w:shd w:fill="F0F2F6"/>
             <w:tcMar>
-              <w:top w:w="80" w:type="dxa"/>
-              <w:left w:w="80" w:type="dxa"/>
-              <w:bottom w:w="80" w:type="dxa"/>
-              <w:right w:w="80" w:type="dxa"/>
+              <w:top w:w="85" w:type="dxa"/>
+              <w:left w:w="85" w:type="dxa"/>
+              <w:bottom w:w="85" w:type="dxa"/>
+              <w:right w:w="85" w:type="dxa"/>
             </w:tcMar>
           </w:tcPr>
           <w:p>
             <w:pPr>
-              <w:spacing w:after="20"/>
+              <w:spacing w:after="0"/>
             </w:pPr>
             <w:r>
               <w:rPr>
+                <w:rFonts w:ascii="Arial" w:hAnsi="Arial"/>
                 <w:b w:val="0"/>
-                <w:sz w:val="18"/>
+                <w:color w:val="172033"/>
+                <w:sz w:val="20"/>
               </w:rPr>
               <w:t>Menu highlights, room details, service hours and booking instructions</w:t>
             </w:r>
@@ -215,23 +473,25 @@
         </w:tc>
         <w:tc>
           <w:tcPr>
-            <w:tcW w:type="dxa" w:w="3389"/>
-            <w:shd w:fill="FFFFFF"/>
+            <w:tcW w:type="dxa" w:w="3485"/>
+            <w:shd w:fill="F0F2F6"/>
             <w:tcMar>
-              <w:top w:w="80" w:type="dxa"/>
-              <w:left w:w="80" w:type="dxa"/>
-              <w:bottom w:w="80" w:type="dxa"/>
-              <w:right w:w="80" w:type="dxa"/>
+              <w:top w:w="85" w:type="dxa"/>
+              <w:left w:w="85" w:type="dxa"/>
+              <w:bottom w:w="85" w:type="dxa"/>
+              <w:right w:w="85" w:type="dxa"/>
             </w:tcMar>
           </w:tcPr>
           <w:p>
             <w:pPr>
-              <w:spacing w:after="20"/>
+              <w:spacing w:after="0"/>
             </w:pPr>
             <w:r>
               <w:rPr>
+                <w:rFonts w:ascii="Arial" w:hAnsi="Arial"/>
                 <w:b w:val="0"/>
-                <w:sz w:val="18"/>
+                <w:color w:val="172033"/>
+                <w:sz w:val="20"/>
               </w:rPr>
               <w:t>View the menu and request a table</w:t>
             </w:r>
@@ -241,20 +501,31 @@
     </w:tbl>
     <w:p>
       <w:pPr>
-        <w:spacing w:after="0"/>
+        <w:spacing w:after="0" w:before="0" w:line="60" w:lineRule="exact"/>
       </w:pPr>
+      <w:r>
+        <w:rPr>
+          <w:sz w:val="6"/>
+        </w:rPr>
+      </w:r>
     </w:p>
     <w:p>
       <w:pPr>
         <w:pStyle w:val="Heading1"/>
       </w:pPr>
       <w:r>
+        <w:rPr>
+          <w:b w:val="0"/>
+        </w:rPr>
         <w:t>Creative direction</w:t>
       </w:r>
     </w:p>
     <w:p>
       <w:pPr/>
       <w:r>
+        <w:rPr>
+          <w:b w:val="0"/>
+        </w:rPr>
         <w:t>Warm food-led photography, short ingredient descriptions and readable menu typography. Show the actual space when photographs are supplied. Avoid invented reviews, awards or claims about local sourcing.</w:t>
       </w:r>
     </w:p>
@@ -263,6 +534,9 @@
         <w:pStyle w:val="Heading1"/>
       </w:pPr>
       <w:r>
+        <w:rPr>
+          <w:b w:val="0"/>
+        </w:rPr>
         <w:t>Required information</w:t>
       </w:r>
     </w:p>
@@ -271,7 +545,22 @@
         <w:pStyle w:val="ListBullet"/>
       </w:pPr>
       <w:r>
-        <w:t>Approved menu and prices; service dates and hours.</w:t>
+        <w:rPr>
+          <w:b w:val="0"/>
+        </w:rPr>
+      </w:r>
+      <w:r>
+        <w:rPr>
+          <w:b/>
+          <w:color w:val="B3381B"/>
+        </w:rPr>
+        <w:t>Approved</w:t>
+      </w:r>
+      <w:r>
+        <w:rPr>
+          <w:b w:val="0"/>
+        </w:rPr>
+        <w:t xml:space="preserve"> menu and prices; service dates and hours.</w:t>
       </w:r>
     </w:p>
     <w:p>
@@ -279,6 +568,9 @@
         <w:pStyle w:val="ListBullet"/>
       </w:pPr>
       <w:r>
+        <w:rPr>
+          <w:b w:val="0"/>
+        </w:rPr>
         <w:t>A clear booking route and accurate location information.</w:t>
       </w:r>
     </w:p>
@@ -287,6 +579,9 @@
         <w:pStyle w:val="ListBullet"/>
       </w:pPr>
       <w:r>
+        <w:rPr>
+          <w:b w:val="0"/>
+        </w:rPr>
         <w:t>Confirmed dietary and accessibility guidance from the operator.</w:t>
       </w:r>
     </w:p>
@@ -295,13 +590,32 @@
         <w:pStyle w:val="Heading1"/>
       </w:pPr>
       <w:r>
+        <w:rPr>
+          <w:b w:val="0"/>
+        </w:rPr>
         <w:t>Approval route</w:t>
       </w:r>
     </w:p>
     <w:p>
       <w:pPr/>
       <w:r>
-        <w:t>Chef reviews menu descriptions. Operations confirms hours and booking information. Campaign owner approves final copy before publication.</w:t>
+        <w:rPr>
+          <w:b w:val="0"/>
+        </w:rPr>
+        <w:t xml:space="preserve">Chef reviews menu descriptions. Operations confirms hours and booking information. Campaign </w:t>
+      </w:r>
+      <w:r>
+        <w:rPr>
+          <w:b/>
+          <w:color w:val="B3381B"/>
+        </w:rPr>
+        <w:t>owner</w:t>
+      </w:r>
+      <w:r>
+        <w:rPr>
+          <w:b w:val="0"/>
+        </w:rPr>
+        <w:t xml:space="preserve"> approves final copy before publication.</w:t>
       </w:r>
     </w:p>
     <w:p>
@@ -313,10 +627,10 @@
       <w:r>
         <w:rPr>
           <w:b/>
-          <w:color w:val="993E28"/>
-          <w:sz w:val="18"/>
+          <w:color w:val="B3381B"/>
+          <w:sz w:val="16"/>
         </w:rPr>
-        <w:t>CREATIVE BRIEF 04  /  2</w:t>
+        <w:t>CREATIVE BRIEF 04   /   02</w:t>
       </w:r>
     </w:p>
     <w:p>
@@ -327,6 +641,51 @@
         <w:t>Channels and measurement</w:t>
       </w:r>
     </w:p>
+    <w:p>
+      <w:pPr>
+        <w:pStyle w:val="Heading2"/>
+        <w:keepNext/>
+      </w:pPr>
+      <w:r>
+        <w:t>Allocate by the job to be done</w:t>
+      </w:r>
+    </w:p>
+    <w:p>
+      <w:r>
+        <w:drawing>
+          <wp:inline xmlns:a="http://schemas.openxmlformats.org/drawingml/2006/main" xmlns:pic="http://schemas.openxmlformats.org/drawingml/2006/picture">
+            <wp:extent cx="6080760" cy="1903081"/>
+            <wp:docPr id="1" name="Picture 1"/>
+            <wp:cNvGraphicFramePr>
+              <a:graphicFrameLocks noChangeAspect="1"/>
+            </wp:cNvGraphicFramePr>
+            <a:graphic>
+              <a:graphicData uri="http://schemas.openxmlformats.org/drawingml/2006/picture">
+                <pic:pic>
+                  <pic:nvPicPr>
+                    <pic:cNvPr id="0" name="marketing-1.png"/>
+                    <pic:cNvPicPr/>
+                  </pic:nvPicPr>
+                  <pic:blipFill>
+                    <a:blip r:embed="rId10"/>
+                    <a:stretch>
+                      <a:fillRect/>
+                    </a:stretch>
+                  </pic:blipFill>
+                  <pic:spPr>
+                    <a:xfrm>
+                      <a:off x="0" y="0"/>
+                      <a:ext cx="6080760" cy="1903081"/>
+                    </a:xfrm>
+                    <a:prstGeom prst="rect"/>
+                  </pic:spPr>
+                </pic:pic>
+              </a:graphicData>
+            </a:graphic>
+          </wp:inline>
+        </w:drawing>
+      </w:r>
+    </w:p>
     <w:tbl>
       <w:tblPr>
         <w:tblW w:type="auto" w:w="0"/>
@@ -334,9 +693,9 @@
         <w:tblLook w:firstColumn="1" w:firstRow="1" w:lastColumn="0" w:lastRow="0" w:noHBand="0" w:noVBand="1" w:val="04A0"/>
       </w:tblPr>
       <w:tblGrid>
-        <w:gridCol w:w="2338"/>
-        <w:gridCol w:w="5693"/>
-        <w:gridCol w:w="2135"/>
+        <w:gridCol w:w="1464"/>
+        <w:gridCol w:w="4391"/>
+        <w:gridCol w:w="4600"/>
       </w:tblGrid>
       <w:tr>
         <w:trPr>
@@ -345,73 +704,79 @@
         </w:trPr>
         <w:tc>
           <w:tcPr>
-            <w:tcW w:type="dxa" w:w="2338"/>
-            <w:shd w:fill="FFF0E9"/>
+            <w:tcW w:type="dxa" w:w="1464"/>
+            <w:shd w:fill="B3381B"/>
             <w:tcMar>
-              <w:top w:w="80" w:type="dxa"/>
-              <w:left w:w="80" w:type="dxa"/>
-              <w:bottom w:w="80" w:type="dxa"/>
-              <w:right w:w="80" w:type="dxa"/>
+              <w:top w:w="85" w:type="dxa"/>
+              <w:left w:w="85" w:type="dxa"/>
+              <w:bottom w:w="85" w:type="dxa"/>
+              <w:right w:w="85" w:type="dxa"/>
             </w:tcMar>
           </w:tcPr>
           <w:p>
             <w:pPr>
-              <w:spacing w:after="20"/>
+              <w:spacing w:after="0"/>
             </w:pPr>
             <w:r>
               <w:rPr>
+                <w:rFonts w:ascii="Arial" w:hAnsi="Arial"/>
                 <w:b/>
-                <w:sz w:val="18"/>
+                <w:color w:val="FFFFFF"/>
+                <w:sz w:val="20"/>
               </w:rPr>
-              <w:t>Channel</w:t>
+              <w:t>Week</w:t>
             </w:r>
           </w:p>
         </w:tc>
         <w:tc>
           <w:tcPr>
-            <w:tcW w:type="dxa" w:w="5693"/>
-            <w:shd w:fill="FFF0E9"/>
+            <w:tcW w:type="dxa" w:w="4391"/>
+            <w:shd w:fill="B3381B"/>
             <w:tcMar>
-              <w:top w:w="80" w:type="dxa"/>
-              <w:left w:w="80" w:type="dxa"/>
-              <w:bottom w:w="80" w:type="dxa"/>
-              <w:right w:w="80" w:type="dxa"/>
+              <w:top w:w="85" w:type="dxa"/>
+              <w:left w:w="85" w:type="dxa"/>
+              <w:bottom w:w="85" w:type="dxa"/>
+              <w:right w:w="85" w:type="dxa"/>
             </w:tcMar>
           </w:tcPr>
           <w:p>
             <w:pPr>
-              <w:spacing w:after="20"/>
+              <w:spacing w:after="0"/>
             </w:pPr>
             <w:r>
               <w:rPr>
+                <w:rFonts w:ascii="Arial" w:hAnsi="Arial"/>
                 <w:b/>
-                <w:sz w:val="18"/>
+                <w:color w:val="FFFFFF"/>
+                <w:sz w:val="20"/>
               </w:rPr>
-              <w:t>Asset and purpose</w:t>
+              <w:t>Asset</w:t>
             </w:r>
           </w:p>
         </w:tc>
         <w:tc>
           <w:tcPr>
-            <w:tcW w:type="dxa" w:w="2135"/>
-            <w:shd w:fill="FFF0E9"/>
+            <w:tcW w:type="dxa" w:w="4600"/>
+            <w:shd w:fill="B3381B"/>
             <w:tcMar>
-              <w:top w:w="80" w:type="dxa"/>
-              <w:left w:w="80" w:type="dxa"/>
-              <w:bottom w:w="80" w:type="dxa"/>
-              <w:right w:w="80" w:type="dxa"/>
+              <w:top w:w="85" w:type="dxa"/>
+              <w:left w:w="85" w:type="dxa"/>
+              <w:bottom w:w="85" w:type="dxa"/>
+              <w:right w:w="85" w:type="dxa"/>
             </w:tcMar>
           </w:tcPr>
           <w:p>
             <w:pPr>
-              <w:spacing w:after="20"/>
+              <w:spacing w:after="0"/>
             </w:pPr>
             <w:r>
               <w:rPr>
+                <w:rFonts w:ascii="Arial" w:hAnsi="Arial"/>
                 <w:b/>
-                <w:sz w:val="18"/>
+                <w:color w:val="FFFFFF"/>
+                <w:sz w:val="20"/>
               </w:rPr>
-              <w:t>Budget USD</w:t>
+              <w:t>Decision signal</w:t>
             </w:r>
           </w:p>
         </w:tc>
@@ -422,73 +787,79 @@
         </w:trPr>
         <w:tc>
           <w:tcPr>
-            <w:tcW w:type="dxa" w:w="2338"/>
-            <w:shd w:fill="FFFFFF"/>
+            <w:tcW w:type="dxa" w:w="1464"/>
+            <w:shd w:fill="F0F2F6"/>
             <w:tcMar>
-              <w:top w:w="80" w:type="dxa"/>
-              <w:left w:w="80" w:type="dxa"/>
-              <w:bottom w:w="80" w:type="dxa"/>
-              <w:right w:w="80" w:type="dxa"/>
+              <w:top w:w="85" w:type="dxa"/>
+              <w:left w:w="85" w:type="dxa"/>
+              <w:bottom w:w="85" w:type="dxa"/>
+              <w:right w:w="85" w:type="dxa"/>
             </w:tcMar>
           </w:tcPr>
           <w:p>
             <w:pPr>
-              <w:spacing w:after="20"/>
+              <w:spacing w:after="0"/>
             </w:pPr>
             <w:r>
               <w:rPr>
+                <w:rFonts w:ascii="Arial" w:hAnsi="Arial"/>
                 <w:b w:val="0"/>
-                <w:sz w:val="18"/>
+                <w:color w:val="172033"/>
+                <w:sz w:val="20"/>
               </w:rPr>
-              <w:t>Local social</w:t>
+              <w:t>01</w:t>
             </w:r>
           </w:p>
         </w:tc>
         <w:tc>
           <w:tcPr>
-            <w:tcW w:type="dxa" w:w="5693"/>
-            <w:shd w:fill="FFFFFF"/>
+            <w:tcW w:type="dxa" w:w="4391"/>
+            <w:shd w:fill="F0F2F6"/>
             <w:tcMar>
-              <w:top w:w="80" w:type="dxa"/>
-              <w:left w:w="80" w:type="dxa"/>
-              <w:bottom w:w="80" w:type="dxa"/>
-              <w:right w:w="80" w:type="dxa"/>
+              <w:top w:w="85" w:type="dxa"/>
+              <w:left w:w="85" w:type="dxa"/>
+              <w:bottom w:w="85" w:type="dxa"/>
+              <w:right w:w="85" w:type="dxa"/>
             </w:tcMar>
           </w:tcPr>
           <w:p>
             <w:pPr>
-              <w:spacing w:after="20"/>
+              <w:spacing w:after="0"/>
             </w:pPr>
             <w:r>
               <w:rPr>
+                <w:rFonts w:ascii="Arial" w:hAnsi="Arial"/>
                 <w:b w:val="0"/>
-                <w:sz w:val="18"/>
+                <w:color w:val="172033"/>
+                <w:sz w:val="20"/>
               </w:rPr>
-              <w:t>Three short edits leading to the menu</w:t>
+              <w:t>Menu story and launch email</w:t>
             </w:r>
           </w:p>
         </w:tc>
         <w:tc>
           <w:tcPr>
-            <w:tcW w:type="dxa" w:w="2135"/>
-            <w:shd w:fill="FFFFFF"/>
+            <w:tcW w:type="dxa" w:w="4600"/>
+            <w:shd w:fill="F0F2F6"/>
             <w:tcMar>
-              <w:top w:w="80" w:type="dxa"/>
-              <w:left w:w="80" w:type="dxa"/>
-              <w:bottom w:w="80" w:type="dxa"/>
-              <w:right w:w="80" w:type="dxa"/>
+              <w:top w:w="85" w:type="dxa"/>
+              <w:left w:w="85" w:type="dxa"/>
+              <w:bottom w:w="85" w:type="dxa"/>
+              <w:right w:w="85" w:type="dxa"/>
             </w:tcMar>
           </w:tcPr>
           <w:p>
             <w:pPr>
-              <w:spacing w:after="20"/>
+              <w:spacing w:after="0"/>
             </w:pPr>
             <w:r>
               <w:rPr>
+                <w:rFonts w:ascii="Arial" w:hAnsi="Arial"/>
                 <w:b w:val="0"/>
-                <w:sz w:val="18"/>
+                <w:color w:val="172033"/>
+                <w:sz w:val="20"/>
               </w:rPr>
-              <w:t>$1,200</w:t>
+              <w:t>Are people reaching the menu?</w:t>
             </w:r>
           </w:p>
         </w:tc>
@@ -499,73 +870,79 @@
         </w:trPr>
         <w:tc>
           <w:tcPr>
-            <w:tcW w:type="dxa" w:w="2338"/>
-            <w:shd w:fill="FFF0E9"/>
+            <w:tcW w:type="dxa" w:w="1464"/>
+            <w:shd w:fill="FFFFFF"/>
             <w:tcMar>
-              <w:top w:w="80" w:type="dxa"/>
-              <w:left w:w="80" w:type="dxa"/>
-              <w:bottom w:w="80" w:type="dxa"/>
-              <w:right w:w="80" w:type="dxa"/>
+              <w:top w:w="85" w:type="dxa"/>
+              <w:left w:w="85" w:type="dxa"/>
+              <w:bottom w:w="85" w:type="dxa"/>
+              <w:right w:w="85" w:type="dxa"/>
             </w:tcMar>
           </w:tcPr>
           <w:p>
             <w:pPr>
-              <w:spacing w:after="20"/>
+              <w:spacing w:after="0"/>
             </w:pPr>
             <w:r>
               <w:rPr>
+                <w:rFonts w:ascii="Arial" w:hAnsi="Arial"/>
                 <w:b w:val="0"/>
-                <w:sz w:val="18"/>
+                <w:color w:val="172033"/>
+                <w:sz w:val="20"/>
               </w:rPr>
-              <w:t>Search</w:t>
+              <w:t>02</w:t>
             </w:r>
           </w:p>
         </w:tc>
         <w:tc>
           <w:tcPr>
-            <w:tcW w:type="dxa" w:w="5693"/>
-            <w:shd w:fill="FFF0E9"/>
+            <w:tcW w:type="dxa" w:w="4391"/>
+            <w:shd w:fill="FFFFFF"/>
             <w:tcMar>
-              <w:top w:w="80" w:type="dxa"/>
-              <w:left w:w="80" w:type="dxa"/>
-              <w:bottom w:w="80" w:type="dxa"/>
-              <w:right w:w="80" w:type="dxa"/>
+              <w:top w:w="85" w:type="dxa"/>
+              <w:left w:w="85" w:type="dxa"/>
+              <w:bottom w:w="85" w:type="dxa"/>
+              <w:right w:w="85" w:type="dxa"/>
             </w:tcMar>
           </w:tcPr>
           <w:p>
             <w:pPr>
-              <w:spacing w:after="20"/>
+              <w:spacing w:after="0"/>
             </w:pPr>
             <w:r>
               <w:rPr>
+                <w:rFonts w:ascii="Arial" w:hAnsi="Arial"/>
                 <w:b w:val="0"/>
-                <w:sz w:val="18"/>
+                <w:color w:val="172033"/>
+                <w:sz w:val="20"/>
               </w:rPr>
-              <w:t>Intent-led booking queries</w:t>
+              <w:t>Chef interview and neighborhood card</w:t>
             </w:r>
           </w:p>
         </w:tc>
         <w:tc>
           <w:tcPr>
-            <w:tcW w:type="dxa" w:w="2135"/>
-            <w:shd w:fill="FFF0E9"/>
+            <w:tcW w:type="dxa" w:w="4600"/>
+            <w:shd w:fill="FFFFFF"/>
             <w:tcMar>
-              <w:top w:w="80" w:type="dxa"/>
-              <w:left w:w="80" w:type="dxa"/>
-              <w:bottom w:w="80" w:type="dxa"/>
-              <w:right w:w="80" w:type="dxa"/>
+              <w:top w:w="85" w:type="dxa"/>
+              <w:left w:w="85" w:type="dxa"/>
+              <w:bottom w:w="85" w:type="dxa"/>
+              <w:right w:w="85" w:type="dxa"/>
             </w:tcMar>
           </w:tcPr>
           <w:p>
             <w:pPr>
-              <w:spacing w:after="20"/>
+              <w:spacing w:after="0"/>
             </w:pPr>
             <w:r>
               <w:rPr>
+                <w:rFonts w:ascii="Arial" w:hAnsi="Arial"/>
                 <w:b w:val="0"/>
-                <w:sz w:val="18"/>
+                <w:color w:val="172033"/>
+                <w:sz w:val="20"/>
               </w:rPr>
-              <w:t>$600</w:t>
+              <w:t>Are inquiry starts increasing?</w:t>
             </w:r>
           </w:p>
         </w:tc>
@@ -576,73 +953,79 @@
         </w:trPr>
         <w:tc>
           <w:tcPr>
-            <w:tcW w:type="dxa" w:w="2338"/>
-            <w:shd w:fill="FFFFFF"/>
+            <w:tcW w:type="dxa" w:w="1464"/>
+            <w:shd w:fill="F0F2F6"/>
             <w:tcMar>
-              <w:top w:w="80" w:type="dxa"/>
-              <w:left w:w="80" w:type="dxa"/>
-              <w:bottom w:w="80" w:type="dxa"/>
-              <w:right w:w="80" w:type="dxa"/>
+              <w:top w:w="85" w:type="dxa"/>
+              <w:left w:w="85" w:type="dxa"/>
+              <w:bottom w:w="85" w:type="dxa"/>
+              <w:right w:w="85" w:type="dxa"/>
             </w:tcMar>
           </w:tcPr>
           <w:p>
             <w:pPr>
-              <w:spacing w:after="20"/>
+              <w:spacing w:after="0"/>
             </w:pPr>
             <w:r>
               <w:rPr>
+                <w:rFonts w:ascii="Arial" w:hAnsi="Arial"/>
                 <w:b w:val="0"/>
-                <w:sz w:val="18"/>
+                <w:color w:val="172033"/>
+                <w:sz w:val="20"/>
               </w:rPr>
-              <w:t>Print</w:t>
+              <w:t>03</w:t>
             </w:r>
           </w:p>
         </w:tc>
         <w:tc>
           <w:tcPr>
-            <w:tcW w:type="dxa" w:w="5693"/>
-            <w:shd w:fill="FFFFFF"/>
+            <w:tcW w:type="dxa" w:w="4391"/>
+            <w:shd w:fill="F0F2F6"/>
             <w:tcMar>
-              <w:top w:w="80" w:type="dxa"/>
-              <w:left w:w="80" w:type="dxa"/>
-              <w:bottom w:w="80" w:type="dxa"/>
-              <w:right w:w="80" w:type="dxa"/>
+              <w:top w:w="85" w:type="dxa"/>
+              <w:left w:w="85" w:type="dxa"/>
+              <w:bottom w:w="85" w:type="dxa"/>
+              <w:right w:w="85" w:type="dxa"/>
             </w:tcMar>
           </w:tcPr>
           <w:p>
             <w:pPr>
-              <w:spacing w:after="20"/>
+              <w:spacing w:after="0"/>
             </w:pPr>
             <w:r>
               <w:rPr>
+                <w:rFonts w:ascii="Arial" w:hAnsi="Arial"/>
                 <w:b w:val="0"/>
-                <w:sz w:val="18"/>
+                <w:color w:val="172033"/>
+                <w:sz w:val="20"/>
               </w:rPr>
-              <w:t>Neighborhood cards with a trackable link</w:t>
+              <w:t>Midweek creative variation</w:t>
             </w:r>
           </w:p>
         </w:tc>
         <w:tc>
           <w:tcPr>
-            <w:tcW w:type="dxa" w:w="2135"/>
-            <w:shd w:fill="FFFFFF"/>
+            <w:tcW w:type="dxa" w:w="4600"/>
+            <w:shd w:fill="F0F2F6"/>
             <w:tcMar>
-              <w:top w:w="80" w:type="dxa"/>
-              <w:left w:w="80" w:type="dxa"/>
-              <w:bottom w:w="80" w:type="dxa"/>
-              <w:right w:w="80" w:type="dxa"/>
+              <w:top w:w="85" w:type="dxa"/>
+              <w:left w:w="85" w:type="dxa"/>
+              <w:bottom w:w="85" w:type="dxa"/>
+              <w:right w:w="85" w:type="dxa"/>
             </w:tcMar>
           </w:tcPr>
           <w:p>
             <w:pPr>
-              <w:spacing w:after="20"/>
+              <w:spacing w:after="0"/>
             </w:pPr>
             <w:r>
               <w:rPr>
+                <w:rFonts w:ascii="Arial" w:hAnsi="Arial"/>
                 <w:b w:val="0"/>
-                <w:sz w:val="18"/>
+                <w:color w:val="172033"/>
+                <w:sz w:val="20"/>
               </w:rPr>
-              <w:t>$300</w:t>
+              <w:t>Which message produces qualified interest?</w:t>
             </w:r>
           </w:p>
         </w:tc>
@@ -653,150 +1036,79 @@
         </w:trPr>
         <w:tc>
           <w:tcPr>
-            <w:tcW w:type="dxa" w:w="2338"/>
-            <w:shd w:fill="FFF0E9"/>
+            <w:tcW w:type="dxa" w:w="1464"/>
+            <w:shd w:fill="FFFFFF"/>
             <w:tcMar>
-              <w:top w:w="80" w:type="dxa"/>
-              <w:left w:w="80" w:type="dxa"/>
-              <w:bottom w:w="80" w:type="dxa"/>
-              <w:right w:w="80" w:type="dxa"/>
+              <w:top w:w="85" w:type="dxa"/>
+              <w:left w:w="85" w:type="dxa"/>
+              <w:bottom w:w="85" w:type="dxa"/>
+              <w:right w:w="85" w:type="dxa"/>
             </w:tcMar>
           </w:tcPr>
           <w:p>
             <w:pPr>
-              <w:spacing w:after="20"/>
+              <w:spacing w:after="0"/>
             </w:pPr>
             <w:r>
               <w:rPr>
+                <w:rFonts w:ascii="Arial" w:hAnsi="Arial"/>
                 <w:b w:val="0"/>
-                <w:sz w:val="18"/>
+                <w:color w:val="172033"/>
+                <w:sz w:val="20"/>
               </w:rPr>
-              <w:t>Production</w:t>
+              <w:t>04</w:t>
             </w:r>
           </w:p>
         </w:tc>
         <w:tc>
           <w:tcPr>
-            <w:tcW w:type="dxa" w:w="5693"/>
-            <w:shd w:fill="FFF0E9"/>
+            <w:tcW w:type="dxa" w:w="4391"/>
+            <w:shd w:fill="FFFFFF"/>
             <w:tcMar>
-              <w:top w:w="80" w:type="dxa"/>
-              <w:left w:w="80" w:type="dxa"/>
-              <w:bottom w:w="80" w:type="dxa"/>
-              <w:right w:w="80" w:type="dxa"/>
+              <w:top w:w="85" w:type="dxa"/>
+              <w:left w:w="85" w:type="dxa"/>
+              <w:bottom w:w="85" w:type="dxa"/>
+              <w:right w:w="85" w:type="dxa"/>
             </w:tcMar>
           </w:tcPr>
           <w:p>
             <w:pPr>
-              <w:spacing w:after="20"/>
+              <w:spacing w:after="0"/>
             </w:pPr>
             <w:r>
               <w:rPr>
+                <w:rFonts w:ascii="Arial" w:hAnsi="Arial"/>
                 <w:b w:val="0"/>
-                <w:sz w:val="18"/>
+                <w:color w:val="172033"/>
+                <w:sz w:val="20"/>
               </w:rPr>
-              <w:t>Photography and copy adaptation</w:t>
+              <w:t>Retrospective and follow-up</w:t>
             </w:r>
           </w:p>
         </w:tc>
         <w:tc>
           <w:tcPr>
-            <w:tcW w:type="dxa" w:w="2135"/>
-            <w:shd w:fill="FFF0E9"/>
+            <w:tcW w:type="dxa" w:w="4600"/>
+            <w:shd w:fill="FFFFFF"/>
             <w:tcMar>
-              <w:top w:w="80" w:type="dxa"/>
-              <w:left w:w="80" w:type="dxa"/>
-              <w:bottom w:w="80" w:type="dxa"/>
-              <w:right w:w="80" w:type="dxa"/>
+              <w:top w:w="85" w:type="dxa"/>
+              <w:left w:w="85" w:type="dxa"/>
+              <w:bottom w:w="85" w:type="dxa"/>
+              <w:right w:w="85" w:type="dxa"/>
             </w:tcMar>
           </w:tcPr>
           <w:p>
             <w:pPr>
-              <w:spacing w:after="20"/>
+              <w:spacing w:after="0"/>
             </w:pPr>
             <w:r>
               <w:rPr>
+                <w:rFonts w:ascii="Arial" w:hAnsi="Arial"/>
                 <w:b w:val="0"/>
-                <w:sz w:val="18"/>
+                <w:color w:val="172033"/>
+                <w:sz w:val="20"/>
               </w:rPr>
-              <w:t>$900</w:t>
-            </w:r>
-          </w:p>
-        </w:tc>
-      </w:tr>
-      <w:tr>
-        <w:trPr>
-          <w:cantSplit/>
-        </w:trPr>
-        <w:tc>
-          <w:tcPr>
-            <w:tcW w:type="dxa" w:w="2338"/>
-            <w:shd w:fill="FFFFFF"/>
-            <w:tcMar>
-              <w:top w:w="80" w:type="dxa"/>
-              <w:left w:w="80" w:type="dxa"/>
-              <w:bottom w:w="80" w:type="dxa"/>
-              <w:right w:w="80" w:type="dxa"/>
-            </w:tcMar>
-          </w:tcPr>
-          <w:p>
-            <w:pPr>
-              <w:spacing w:after="20"/>
-            </w:pPr>
-            <w:r>
-              <w:rPr>
-                <w:b w:val="0"/>
-                <w:sz w:val="18"/>
-              </w:rPr>
-              <w:t>Total</w:t>
-            </w:r>
-          </w:p>
-        </w:tc>
-        <w:tc>
-          <w:tcPr>
-            <w:tcW w:type="dxa" w:w="5693"/>
-            <w:shd w:fill="FFFFFF"/>
-            <w:tcMar>
-              <w:top w:w="80" w:type="dxa"/>
-              <w:left w:w="80" w:type="dxa"/>
-              <w:bottom w:w="80" w:type="dxa"/>
-              <w:right w:w="80" w:type="dxa"/>
-            </w:tcMar>
-          </w:tcPr>
-          <w:p>
-            <w:pPr>
-              <w:spacing w:after="20"/>
-            </w:pPr>
-            <w:r>
-              <w:rPr>
-                <w:b w:val="0"/>
-                <w:sz w:val="18"/>
-              </w:rPr>
-              <w:t>Illustrative allocation</w:t>
-            </w:r>
-          </w:p>
-        </w:tc>
-        <w:tc>
-          <w:tcPr>
-            <w:tcW w:type="dxa" w:w="2135"/>
-            <w:shd w:fill="FFFFFF"/>
-            <w:tcMar>
-              <w:top w:w="80" w:type="dxa"/>
-              <w:left w:w="80" w:type="dxa"/>
-              <w:bottom w:w="80" w:type="dxa"/>
-              <w:right w:w="80" w:type="dxa"/>
-            </w:tcMar>
-          </w:tcPr>
-          <w:p>
-            <w:pPr>
-              <w:spacing w:after="20"/>
-            </w:pPr>
-            <w:r>
-              <w:rPr>
-                <w:b w:val="0"/>
-                <w:sz w:val="18"/>
-              </w:rPr>
-              <w:t>$3,000</w:t>
+              <w:t>What should be retained?</w:t>
             </w:r>
           </w:p>
         </w:tc>
@@ -804,432 +1116,12 @@
     </w:tbl>
     <w:p>
       <w:pPr>
-        <w:spacing w:after="0"/>
-      </w:pPr>
-    </w:p>
-    <w:p>
-      <w:pPr>
-        <w:pStyle w:val="Heading1"/>
+        <w:spacing w:after="0" w:before="0" w:line="60" w:lineRule="exact"/>
       </w:pPr>
       <w:r>
-        <w:t>Production schedule</w:t>
-      </w:r>
-    </w:p>
-    <w:tbl>
-      <w:tblPr>
-        <w:tblW w:type="auto" w:w="0"/>
-        <w:tblLayout w:type="fixed"/>
-        <w:tblLook w:firstColumn="1" w:firstRow="1" w:lastColumn="0" w:lastRow="0" w:noHBand="0" w:noVBand="1" w:val="04A0"/>
-      </w:tblPr>
-      <w:tblGrid>
-        <w:gridCol w:w="3389"/>
-        <w:gridCol w:w="3389"/>
-        <w:gridCol w:w="3389"/>
-      </w:tblGrid>
-      <w:tr>
-        <w:trPr>
-          <w:cantSplit/>
-          <w:tblHeader/>
-        </w:trPr>
-        <w:tc>
-          <w:tcPr>
-            <w:tcW w:type="dxa" w:w="3389"/>
-            <w:shd w:fill="FFF0E9"/>
-            <w:tcMar>
-              <w:top w:w="80" w:type="dxa"/>
-              <w:left w:w="80" w:type="dxa"/>
-              <w:bottom w:w="80" w:type="dxa"/>
-              <w:right w:w="80" w:type="dxa"/>
-            </w:tcMar>
-          </w:tcPr>
-          <w:p>
-            <w:pPr>
-              <w:spacing w:after="20"/>
-            </w:pPr>
-            <w:r>
-              <w:rPr>
-                <w:b/>
-                <w:sz w:val="18"/>
-              </w:rPr>
-              <w:t>Date</w:t>
-            </w:r>
-          </w:p>
-        </w:tc>
-        <w:tc>
-          <w:tcPr>
-            <w:tcW w:type="dxa" w:w="3389"/>
-            <w:shd w:fill="FFF0E9"/>
-            <w:tcMar>
-              <w:top w:w="80" w:type="dxa"/>
-              <w:left w:w="80" w:type="dxa"/>
-              <w:bottom w:w="80" w:type="dxa"/>
-              <w:right w:w="80" w:type="dxa"/>
-            </w:tcMar>
-          </w:tcPr>
-          <w:p>
-            <w:pPr>
-              <w:spacing w:after="20"/>
-            </w:pPr>
-            <w:r>
-              <w:rPr>
-                <w:b/>
-                <w:sz w:val="18"/>
-              </w:rPr>
-              <w:t>Delivery</w:t>
-            </w:r>
-          </w:p>
-        </w:tc>
-        <w:tc>
-          <w:tcPr>
-            <w:tcW w:type="dxa" w:w="3389"/>
-            <w:shd w:fill="FFF0E9"/>
-            <w:tcMar>
-              <w:top w:w="80" w:type="dxa"/>
-              <w:left w:w="80" w:type="dxa"/>
-              <w:bottom w:w="80" w:type="dxa"/>
-              <w:right w:w="80" w:type="dxa"/>
-            </w:tcMar>
-          </w:tcPr>
-          <w:p>
-            <w:pPr>
-              <w:spacing w:after="20"/>
-            </w:pPr>
-            <w:r>
-              <w:rPr>
-                <w:b/>
-                <w:sz w:val="18"/>
-              </w:rPr>
-              <w:t>Approver</w:t>
-            </w:r>
-          </w:p>
-        </w:tc>
-      </w:tr>
-      <w:tr>
-        <w:trPr>
-          <w:cantSplit/>
-        </w:trPr>
-        <w:tc>
-          <w:tcPr>
-            <w:tcW w:type="dxa" w:w="3389"/>
-            <w:shd w:fill="FFFFFF"/>
-            <w:tcMar>
-              <w:top w:w="80" w:type="dxa"/>
-              <w:left w:w="80" w:type="dxa"/>
-              <w:bottom w:w="80" w:type="dxa"/>
-              <w:right w:w="80" w:type="dxa"/>
-            </w:tcMar>
-          </w:tcPr>
-          <w:p>
-            <w:pPr>
-              <w:spacing w:after="20"/>
-            </w:pPr>
-            <w:r>
-              <w:rPr>
-                <w:b w:val="0"/>
-                <w:sz w:val="18"/>
-              </w:rPr>
-              <w:t>22 June</w:t>
-            </w:r>
-          </w:p>
-        </w:tc>
-        <w:tc>
-          <w:tcPr>
-            <w:tcW w:type="dxa" w:w="3389"/>
-            <w:shd w:fill="FFFFFF"/>
-            <w:tcMar>
-              <w:top w:w="80" w:type="dxa"/>
-              <w:left w:w="80" w:type="dxa"/>
-              <w:bottom w:w="80" w:type="dxa"/>
-              <w:right w:w="80" w:type="dxa"/>
-            </w:tcMar>
-          </w:tcPr>
-          <w:p>
-            <w:pPr>
-              <w:spacing w:after="20"/>
-            </w:pPr>
-            <w:r>
-              <w:rPr>
-                <w:b w:val="0"/>
-                <w:sz w:val="18"/>
-              </w:rPr>
-              <w:t>Menu and message approved</w:t>
-            </w:r>
-          </w:p>
-        </w:tc>
-        <w:tc>
-          <w:tcPr>
-            <w:tcW w:type="dxa" w:w="3389"/>
-            <w:shd w:fill="FFFFFF"/>
-            <w:tcMar>
-              <w:top w:w="80" w:type="dxa"/>
-              <w:left w:w="80" w:type="dxa"/>
-              <w:bottom w:w="80" w:type="dxa"/>
-              <w:right w:w="80" w:type="dxa"/>
-            </w:tcMar>
-          </w:tcPr>
-          <w:p>
-            <w:pPr>
-              <w:spacing w:after="20"/>
-            </w:pPr>
-            <w:r>
-              <w:rPr>
-                <w:b w:val="0"/>
-                <w:sz w:val="18"/>
-              </w:rPr>
-              <w:t>Chef + operations</w:t>
-            </w:r>
-          </w:p>
-        </w:tc>
-      </w:tr>
-      <w:tr>
-        <w:trPr>
-          <w:cantSplit/>
-        </w:trPr>
-        <w:tc>
-          <w:tcPr>
-            <w:tcW w:type="dxa" w:w="3389"/>
-            <w:shd w:fill="FFF0E9"/>
-            <w:tcMar>
-              <w:top w:w="80" w:type="dxa"/>
-              <w:left w:w="80" w:type="dxa"/>
-              <w:bottom w:w="80" w:type="dxa"/>
-              <w:right w:w="80" w:type="dxa"/>
-            </w:tcMar>
-          </w:tcPr>
-          <w:p>
-            <w:pPr>
-              <w:spacing w:after="20"/>
-            </w:pPr>
-            <w:r>
-              <w:rPr>
-                <w:b w:val="0"/>
-                <w:sz w:val="18"/>
-              </w:rPr>
-              <w:t>25 June</w:t>
-            </w:r>
-          </w:p>
-        </w:tc>
-        <w:tc>
-          <w:tcPr>
-            <w:tcW w:type="dxa" w:w="3389"/>
-            <w:shd w:fill="FFF0E9"/>
-            <w:tcMar>
-              <w:top w:w="80" w:type="dxa"/>
-              <w:left w:w="80" w:type="dxa"/>
-              <w:bottom w:w="80" w:type="dxa"/>
-              <w:right w:w="80" w:type="dxa"/>
-            </w:tcMar>
-          </w:tcPr>
-          <w:p>
-            <w:pPr>
-              <w:spacing w:after="20"/>
-            </w:pPr>
-            <w:r>
-              <w:rPr>
-                <w:b w:val="0"/>
-                <w:sz w:val="18"/>
-              </w:rPr>
-              <w:t>Photography and copy ready</w:t>
-            </w:r>
-          </w:p>
-        </w:tc>
-        <w:tc>
-          <w:tcPr>
-            <w:tcW w:type="dxa" w:w="3389"/>
-            <w:shd w:fill="FFF0E9"/>
-            <w:tcMar>
-              <w:top w:w="80" w:type="dxa"/>
-              <w:left w:w="80" w:type="dxa"/>
-              <w:bottom w:w="80" w:type="dxa"/>
-              <w:right w:w="80" w:type="dxa"/>
-            </w:tcMar>
-          </w:tcPr>
-          <w:p>
-            <w:pPr>
-              <w:spacing w:after="20"/>
-            </w:pPr>
-            <w:r>
-              <w:rPr>
-                <w:b w:val="0"/>
-                <w:sz w:val="18"/>
-              </w:rPr>
-              <w:t>Campaign owner</w:t>
-            </w:r>
-          </w:p>
-        </w:tc>
-      </w:tr>
-      <w:tr>
-        <w:trPr>
-          <w:cantSplit/>
-        </w:trPr>
-        <w:tc>
-          <w:tcPr>
-            <w:tcW w:type="dxa" w:w="3389"/>
-            <w:shd w:fill="FFFFFF"/>
-            <w:tcMar>
-              <w:top w:w="80" w:type="dxa"/>
-              <w:left w:w="80" w:type="dxa"/>
-              <w:bottom w:w="80" w:type="dxa"/>
-              <w:right w:w="80" w:type="dxa"/>
-            </w:tcMar>
-          </w:tcPr>
-          <w:p>
-            <w:pPr>
-              <w:spacing w:after="20"/>
-            </w:pPr>
-            <w:r>
-              <w:rPr>
-                <w:b w:val="0"/>
-                <w:sz w:val="18"/>
-              </w:rPr>
-              <w:t>28 June</w:t>
-            </w:r>
-          </w:p>
-        </w:tc>
-        <w:tc>
-          <w:tcPr>
-            <w:tcW w:type="dxa" w:w="3389"/>
-            <w:shd w:fill="FFFFFF"/>
-            <w:tcMar>
-              <w:top w:w="80" w:type="dxa"/>
-              <w:left w:w="80" w:type="dxa"/>
-              <w:bottom w:w="80" w:type="dxa"/>
-              <w:right w:w="80" w:type="dxa"/>
-            </w:tcMar>
-          </w:tcPr>
-          <w:p>
-            <w:pPr>
-              <w:spacing w:after="20"/>
-            </w:pPr>
-            <w:r>
-              <w:rPr>
-                <w:b w:val="0"/>
-                <w:sz w:val="18"/>
-              </w:rPr>
-              <w:t>Tracking and booking checks</w:t>
-            </w:r>
-          </w:p>
-        </w:tc>
-        <w:tc>
-          <w:tcPr>
-            <w:tcW w:type="dxa" w:w="3389"/>
-            <w:shd w:fill="FFFFFF"/>
-            <w:tcMar>
-              <w:top w:w="80" w:type="dxa"/>
-              <w:left w:w="80" w:type="dxa"/>
-              <w:bottom w:w="80" w:type="dxa"/>
-              <w:right w:w="80" w:type="dxa"/>
-            </w:tcMar>
-          </w:tcPr>
-          <w:p>
-            <w:pPr>
-              <w:spacing w:after="20"/>
-            </w:pPr>
-            <w:r>
-              <w:rPr>
-                <w:b w:val="0"/>
-                <w:sz w:val="18"/>
-              </w:rPr>
-              <w:t>Web owner</w:t>
-            </w:r>
-          </w:p>
-        </w:tc>
-      </w:tr>
-      <w:tr>
-        <w:trPr>
-          <w:cantSplit/>
-        </w:trPr>
-        <w:tc>
-          <w:tcPr>
-            <w:tcW w:type="dxa" w:w="3389"/>
-            <w:shd w:fill="FFF0E9"/>
-            <w:tcMar>
-              <w:top w:w="80" w:type="dxa"/>
-              <w:left w:w="80" w:type="dxa"/>
-              <w:bottom w:w="80" w:type="dxa"/>
-              <w:right w:w="80" w:type="dxa"/>
-            </w:tcMar>
-          </w:tcPr>
-          <w:p>
-            <w:pPr>
-              <w:spacing w:after="20"/>
-            </w:pPr>
-            <w:r>
-              <w:rPr>
-                <w:b w:val="0"/>
-                <w:sz w:val="18"/>
-              </w:rPr>
-              <w:t>1 July</w:t>
-            </w:r>
-          </w:p>
-        </w:tc>
-        <w:tc>
-          <w:tcPr>
-            <w:tcW w:type="dxa" w:w="3389"/>
-            <w:shd w:fill="FFF0E9"/>
-            <w:tcMar>
-              <w:top w:w="80" w:type="dxa"/>
-              <w:left w:w="80" w:type="dxa"/>
-              <w:bottom w:w="80" w:type="dxa"/>
-              <w:right w:w="80" w:type="dxa"/>
-            </w:tcMar>
-          </w:tcPr>
-          <w:p>
-            <w:pPr>
-              <w:spacing w:after="20"/>
-            </w:pPr>
-            <w:r>
-              <w:rPr>
-                <w:b w:val="0"/>
-                <w:sz w:val="18"/>
-              </w:rPr>
-              <w:t>Campaign begins</w:t>
-            </w:r>
-          </w:p>
-        </w:tc>
-        <w:tc>
-          <w:tcPr>
-            <w:tcW w:type="dxa" w:w="3389"/>
-            <w:shd w:fill="FFF0E9"/>
-            <w:tcMar>
-              <w:top w:w="80" w:type="dxa"/>
-              <w:left w:w="80" w:type="dxa"/>
-              <w:bottom w:w="80" w:type="dxa"/>
-              <w:right w:w="80" w:type="dxa"/>
-            </w:tcMar>
-          </w:tcPr>
-          <w:p>
-            <w:pPr>
-              <w:spacing w:after="20"/>
-            </w:pPr>
-            <w:r>
-              <w:rPr>
-                <w:b w:val="0"/>
-                <w:sz w:val="18"/>
-              </w:rPr>
-              <w:t>Campaign owner</w:t>
-            </w:r>
-          </w:p>
-        </w:tc>
-      </w:tr>
-    </w:tbl>
-    <w:p>
-      <w:pPr>
-        <w:spacing w:after="0"/>
-      </w:pPr>
-    </w:p>
-    <w:p>
-      <w:pPr>
-        <w:pStyle w:val="Heading1"/>
-      </w:pPr>
-      <w:r>
-        <w:t>Measurement plan</w:t>
-      </w:r>
-    </w:p>
-    <w:p>
-      <w:pPr/>
-      <w:r>
-        <w:t>Track menu visits, reservation inquiry starts and completed inquiries separately. Use distinct campaign links. Report weekly inquiry counts and spend; do not treat a click as a booking.</w:t>
+        <w:rPr>
+          <w:sz w:val="6"/>
+        </w:rPr>
       </w:r>
     </w:p>
     <w:p>
@@ -1237,25 +1129,71 @@
         <w:pStyle w:val="Heading1"/>
       </w:pPr>
       <w:r>
-        <w:t>Decision after week one</w:t>
+        <w:rPr>
+          <w:b w:val="0"/>
+        </w:rPr>
+        <w:t>Measure the actual journey</w:t>
       </w:r>
     </w:p>
     <w:p>
       <w:pPr/>
       <w:r>
-        <w:t>If people reach the menu but abandon the inquiry form, inspect the form before increasing spend. Record changes so performance can be interpreted against the correct version.</w:t>
+        <w:rPr>
+          <w:b w:val="0"/>
+        </w:rPr>
+      </w:r>
+      <w:r>
+        <w:rPr>
+          <w:b/>
+          <w:color w:val="B3381B"/>
+        </w:rPr>
+        <w:t>Synthetic</w:t>
+      </w:r>
+      <w:r>
+        <w:rPr>
+          <w:b w:val="0"/>
+        </w:rPr>
+        <w:t xml:space="preserve"> funnel: 8,000 landing visits → 1,200 menu opens → 180 inquiry starts → 120 completed inquiries. Completion is 1.5% of visits and 66.7% of starts. An inquiry is not a confirmed booking.</w:t>
       </w:r>
     </w:p>
     <w:p>
-      <w:pPr/>
+      <w:pPr>
+        <w:shd w:fill="EDF2F9"/>
+        <w:spacing w:before="120" w:after="160"/>
+      </w:pPr>
       <w:r>
-        <w:t>Replace the fictional restaurant, budget, targets and dates with approved campaign details.</w:t>
+        <w:rPr>
+          <w:b/>
+          <w:color w:val="B3381B"/>
+          <w:sz w:val="18"/>
+        </w:rPr>
+        <w:t>SPEND WITH A QUESTION</w:t>
+        <w:br/>
+      </w:r>
+      <w:r>
+        <w:rPr>
+          <w:b w:val="0"/>
+        </w:rPr>
+        <w:t>If the menu attracts attention but the form loses people, improve the form before buying more traffic. Targets and illustrative funnel values are not forecasts.</w:t>
+      </w:r>
+    </w:p>
+    <w:p>
+      <w:pPr>
+        <w:spacing w:before="140"/>
+      </w:pPr>
+      <w:r>
+        <w:rPr>
+          <w:i/>
+          <w:color w:val="505968"/>
+          <w:sz w:val="16"/>
+        </w:rPr>
+        <w:t>Design notes: Editorial emphasis, reconciled budget and funnel semantics. Original Dazzler template, Apache-2.0. All sample facts are fictional.</w:t>
       </w:r>
     </w:p>
     <w:sectPr>
       <w:footerReference w:type="default" r:id="rId9"/>
       <w:pgSz w:w="12240" w:h="15840"/>
-      <w:pgMar w:top="864" w:right="1037" w:bottom="864" w:left="1037" w:header="720" w:footer="720" w:gutter="0"/>
+      <w:pgMar w:top="749" w:right="893" w:bottom="749" w:left="893" w:header="720" w:footer="720" w:gutter="0"/>
       <w:cols w:space="720"/>
       <w:docGrid w:linePitch="360"/>
     </w:sectPr>
@@ -1271,10 +1209,26 @@
     </w:pPr>
     <w:r>
       <w:rPr>
+        <w:b w:val="0"/>
         <w:sz w:val="16"/>
       </w:rPr>
-      <w:t>Dazzler sample template • marketing • Replace fictional details before use</w:t>
     </w:r>
+    <w:r>
+      <w:rPr>
+        <w:b/>
+        <w:color w:val="B3381B"/>
+        <w:sz w:val="16"/>
+      </w:rPr>
+      <w:t>FICTIONAL</w:t>
+    </w:r>
+    <w:r>
+      <w:rPr>
+        <w:b w:val="0"/>
+        <w:sz w:val="16"/>
+      </w:rPr>
+      <w:t xml:space="preserve"> EXAMPLE  /  MARKETING   •   Dazzler   /   </w:t>
+    </w:r>
+    <w:fldSimple w:instr="PAGE"/>
   </w:p>
 </w:ftr>
 </file>
@@ -1643,12 +1597,12 @@
     <w:qFormat/>
     <w:rsid w:val="00FC693F"/>
     <w:pPr>
-      <w:spacing w:line="259" w:lineRule="auto" w:after="120"/>
+      <w:spacing w:after="140" w:line="264" w:lineRule="auto"/>
     </w:pPr>
     <w:rPr>
       <w:rFonts w:ascii="Arial" w:hAnsi="Arial"/>
-      <w:color w:val="000000"/>
-      <w:sz w:val="20"/>
+      <w:color w:val="172033"/>
+      <w:sz w:val="22"/>
     </w:rPr>
   </w:style>
   <w:style w:type="paragraph" w:styleId="Header">
@@ -1706,15 +1660,15 @@
     <w:pPr>
       <w:keepNext/>
       <w:keepLines/>
-      <w:spacing w:before="240" w:after="120" w:line="259" w:lineRule="auto"/>
+      <w:spacing w:before="180" w:after="140" w:line="264" w:lineRule="auto"/>
       <w:outlineLvl w:val="0"/>
     </w:pPr>
     <w:rPr>
       <w:rFonts w:cstheme="majorBidi" w:ascii="Arial" w:hAnsi="Arial"/>
       <w:b/>
       <w:bCs/>
-      <w:color w:val="000000"/>
-      <w:sz w:val="26"/>
+      <w:color w:val="B3381B"/>
+      <w:sz w:val="30"/>
       <w:szCs w:val="28"/>
     </w:rPr>
   </w:style>
@@ -1730,15 +1684,15 @@
     <w:pPr>
       <w:keepNext/>
       <w:keepLines/>
-      <w:spacing w:before="200" w:after="120" w:line="259" w:lineRule="auto"/>
+      <w:spacing w:before="200" w:after="140" w:line="264" w:lineRule="auto"/>
       <w:outlineLvl w:val="1"/>
     </w:pPr>
     <w:rPr>
       <w:rFonts w:cstheme="majorBidi" w:ascii="Arial" w:hAnsi="Arial"/>
       <w:b/>
       <w:bCs/>
-      <w:color w:val="000000"/>
-      <w:sz w:val="22"/>
+      <w:color w:val="172033"/>
+      <w:sz w:val="24"/>
       <w:szCs w:val="26"/>
     </w:rPr>
   </w:style>
@@ -1758,7 +1712,7 @@
       <w:outlineLvl w:val="2"/>
     </w:pPr>
     <w:rPr>
-      <w:rFonts w:asciiTheme="majorHAnsi" w:eastAsiaTheme="majorEastAsia" w:hAnsiTheme="majorHAnsi" w:cstheme="majorBidi"/>
+      <w:rFonts w:cstheme="majorBidi"/>
       <w:b/>
       <w:bCs/>
       <w:color w:val="4F81BD" w:themeColor="accent1"/>
@@ -1781,7 +1735,7 @@
       <w:outlineLvl w:val="3"/>
     </w:pPr>
     <w:rPr>
-      <w:rFonts w:asciiTheme="majorHAnsi" w:eastAsiaTheme="majorEastAsia" w:hAnsiTheme="majorHAnsi" w:cstheme="majorBidi"/>
+      <w:rFonts w:cstheme="majorBidi"/>
       <w:b/>
       <w:bCs/>
       <w:i/>
@@ -1806,7 +1760,7 @@
       <w:outlineLvl w:val="4"/>
     </w:pPr>
     <w:rPr>
-      <w:rFonts w:asciiTheme="majorHAnsi" w:eastAsiaTheme="majorEastAsia" w:hAnsiTheme="majorHAnsi" w:cstheme="majorBidi"/>
+      <w:rFonts w:cstheme="majorBidi"/>
       <w:color w:val="243F60" w:themeColor="accent1" w:themeShade="7F"/>
     </w:rPr>
   </w:style>
@@ -1827,7 +1781,7 @@
       <w:outlineLvl w:val="5"/>
     </w:pPr>
     <w:rPr>
-      <w:rFonts w:asciiTheme="majorHAnsi" w:eastAsiaTheme="majorEastAsia" w:hAnsiTheme="majorHAnsi" w:cstheme="majorBidi"/>
+      <w:rFonts w:cstheme="majorBidi"/>
       <w:i/>
       <w:iCs/>
       <w:color w:val="243F60" w:themeColor="accent1" w:themeShade="7F"/>
@@ -1850,7 +1804,7 @@
       <w:outlineLvl w:val="6"/>
     </w:pPr>
     <w:rPr>
-      <w:rFonts w:asciiTheme="majorHAnsi" w:eastAsiaTheme="majorEastAsia" w:hAnsiTheme="majorHAnsi" w:cstheme="majorBidi"/>
+      <w:rFonts w:cstheme="majorBidi"/>
       <w:i/>
       <w:iCs/>
       <w:color w:val="404040" w:themeColor="text1" w:themeTint="BF"/>
@@ -1873,7 +1827,7 @@
       <w:outlineLvl w:val="7"/>
     </w:pPr>
     <w:rPr>
-      <w:rFonts w:asciiTheme="majorHAnsi" w:eastAsiaTheme="majorEastAsia" w:hAnsiTheme="majorHAnsi" w:cstheme="majorBidi"/>
+      <w:rFonts w:cstheme="majorBidi"/>
       <w:color w:val="4F81BD" w:themeColor="accent1"/>
       <w:sz w:val="20"/>
       <w:szCs w:val="20"/>
@@ -1896,7 +1850,7 @@
       <w:outlineLvl w:val="8"/>
     </w:pPr>
     <w:rPr>
-      <w:rFonts w:asciiTheme="majorHAnsi" w:eastAsiaTheme="majorEastAsia" w:hAnsiTheme="majorHAnsi" w:cstheme="majorBidi"/>
+      <w:rFonts w:cstheme="majorBidi"/>
       <w:i/>
       <w:iCs/>
       <w:color w:val="404040" w:themeColor="text1" w:themeTint="BF"/>
@@ -1947,7 +1901,7 @@
     <w:uiPriority w:val="9"/>
     <w:rsid w:val="00FC693F"/>
     <w:rPr>
-      <w:rFonts w:asciiTheme="majorHAnsi" w:eastAsiaTheme="majorEastAsia" w:hAnsiTheme="majorHAnsi" w:cstheme="majorBidi"/>
+      <w:rFonts w:cstheme="majorBidi"/>
       <w:b/>
       <w:bCs/>
       <w:color w:val="365F91" w:themeColor="accent1" w:themeShade="BF"/>
@@ -1962,7 +1916,7 @@
     <w:uiPriority w:val="9"/>
     <w:rsid w:val="00FC693F"/>
     <w:rPr>
-      <w:rFonts w:asciiTheme="majorHAnsi" w:eastAsiaTheme="majorEastAsia" w:hAnsiTheme="majorHAnsi" w:cstheme="majorBidi"/>
+      <w:rFonts w:cstheme="majorBidi"/>
       <w:b/>
       <w:bCs/>
       <w:color w:val="4F81BD" w:themeColor="accent1"/>
@@ -1977,7 +1931,7 @@
     <w:uiPriority w:val="9"/>
     <w:rsid w:val="00FC693F"/>
     <w:rPr>
-      <w:rFonts w:asciiTheme="majorHAnsi" w:eastAsiaTheme="majorEastAsia" w:hAnsiTheme="majorHAnsi" w:cstheme="majorBidi"/>
+      <w:rFonts w:cstheme="majorBidi"/>
       <w:b/>
       <w:bCs/>
       <w:color w:val="4F81BD" w:themeColor="accent1"/>
@@ -1992,15 +1946,17 @@
     <w:qFormat/>
     <w:rsid w:val="00FC693F"/>
     <w:pPr>
-      <w:spacing w:after="120" w:line="259" w:lineRule="auto"/>
+      <w:keepNext/>
+      <w:spacing w:after="140" w:line="264" w:lineRule="auto"/>
       <w:contextualSpacing/>
     </w:pPr>
     <w:rPr>
       <w:rFonts w:cstheme="majorBidi" w:ascii="Arial" w:hAnsi="Arial"/>
-      <w:color w:val="000000"/>
+      <w:b/>
+      <w:color w:val="B3381B"/>
       <w:spacing w:val="5"/>
       <w:kern w:val="28"/>
-      <w:sz w:val="56"/>
+      <w:sz w:val="76"/>
       <w:szCs w:val="52"/>
     </w:rPr>
   </w:style>
@@ -2011,7 +1967,7 @@
     <w:uiPriority w:val="10"/>
     <w:rsid w:val="00FC693F"/>
     <w:rPr>
-      <w:rFonts w:asciiTheme="majorHAnsi" w:eastAsiaTheme="majorEastAsia" w:hAnsiTheme="majorHAnsi" w:cstheme="majorBidi"/>
+      <w:rFonts w:cstheme="majorBidi"/>
       <w:color w:val="17365D" w:themeColor="text2" w:themeShade="BF"/>
       <w:spacing w:val="5"/>
       <w:kern w:val="28"/>
@@ -2031,13 +1987,13 @@
       <w:numPr>
         <w:ilvl w:val="1"/>
       </w:numPr>
-      <w:spacing w:line="259" w:lineRule="auto" w:after="120"/>
+      <w:spacing w:after="140" w:line="264" w:lineRule="auto"/>
     </w:pPr>
     <w:rPr>
       <w:rFonts w:cstheme="majorBidi" w:ascii="Arial" w:hAnsi="Arial"/>
       <w:i/>
       <w:iCs/>
-      <w:color w:val="000000"/>
+      <w:color w:val="172033"/>
       <w:spacing w:val="15"/>
       <w:sz w:val="24"/>
       <w:szCs w:val="24"/>
@@ -2050,7 +2006,7 @@
     <w:uiPriority w:val="11"/>
     <w:rsid w:val="00FC693F"/>
     <w:rPr>
-      <w:rFonts w:asciiTheme="majorHAnsi" w:eastAsiaTheme="majorEastAsia" w:hAnsiTheme="majorHAnsi" w:cstheme="majorBidi"/>
+      <w:rFonts w:cstheme="majorBidi"/>
       <w:i/>
       <w:iCs/>
       <w:color w:val="4F81BD" w:themeColor="accent1"/>
@@ -2175,13 +2131,13 @@
       <w:numPr>
         <w:numId w:val="1"/>
       </w:numPr>
-      <w:spacing w:line="259" w:lineRule="auto" w:after="120"/>
+      <w:spacing w:after="140" w:line="264" w:lineRule="auto"/>
       <w:contextualSpacing/>
     </w:pPr>
     <w:rPr>
       <w:rFonts w:ascii="Arial" w:hAnsi="Arial"/>
-      <w:color w:val="000000"/>
-      <w:sz w:val="20"/>
+      <w:color w:val="172033"/>
+      <w:sz w:val="22"/>
     </w:rPr>
   </w:style>
   <w:style w:type="paragraph" w:styleId="ListBullet2">
@@ -2354,7 +2310,7 @@
     <w:semiHidden/>
     <w:rsid w:val="00FC693F"/>
     <w:rPr>
-      <w:rFonts w:asciiTheme="majorHAnsi" w:eastAsiaTheme="majorEastAsia" w:hAnsiTheme="majorHAnsi" w:cstheme="majorBidi"/>
+      <w:rFonts w:cstheme="majorBidi"/>
       <w:b/>
       <w:bCs/>
       <w:i/>
@@ -2370,7 +2326,7 @@
     <w:semiHidden/>
     <w:rsid w:val="00FC693F"/>
     <w:rPr>
-      <w:rFonts w:asciiTheme="majorHAnsi" w:eastAsiaTheme="majorEastAsia" w:hAnsiTheme="majorHAnsi" w:cstheme="majorBidi"/>
+      <w:rFonts w:cstheme="majorBidi"/>
       <w:color w:val="243F60" w:themeColor="accent1" w:themeShade="7F"/>
     </w:rPr>
   </w:style>
@@ -2382,7 +2338,7 @@
     <w:semiHidden/>
     <w:rsid w:val="00FC693F"/>
     <w:rPr>
-      <w:rFonts w:asciiTheme="majorHAnsi" w:eastAsiaTheme="majorEastAsia" w:hAnsiTheme="majorHAnsi" w:cstheme="majorBidi"/>
+      <w:rFonts w:cstheme="majorBidi"/>
       <w:i/>
       <w:iCs/>
       <w:color w:val="243F60" w:themeColor="accent1" w:themeShade="7F"/>
@@ -2396,7 +2352,7 @@
     <w:semiHidden/>
     <w:rsid w:val="00FC693F"/>
     <w:rPr>
-      <w:rFonts w:asciiTheme="majorHAnsi" w:eastAsiaTheme="majorEastAsia" w:hAnsiTheme="majorHAnsi" w:cstheme="majorBidi"/>
+      <w:rFonts w:cstheme="majorBidi"/>
       <w:i/>
       <w:iCs/>
       <w:color w:val="404040" w:themeColor="text1" w:themeTint="BF"/>
@@ -2410,7 +2366,7 @@
     <w:semiHidden/>
     <w:rsid w:val="00FC693F"/>
     <w:rPr>
-      <w:rFonts w:asciiTheme="majorHAnsi" w:eastAsiaTheme="majorEastAsia" w:hAnsiTheme="majorHAnsi" w:cstheme="majorBidi"/>
+      <w:rFonts w:cstheme="majorBidi"/>
       <w:color w:val="4F81BD" w:themeColor="accent1"/>
       <w:sz w:val="20"/>
       <w:szCs w:val="20"/>
@@ -2424,7 +2380,7 @@
     <w:semiHidden/>
     <w:rsid w:val="00FC693F"/>
     <w:rPr>
-      <w:rFonts w:asciiTheme="majorHAnsi" w:eastAsiaTheme="majorEastAsia" w:hAnsiTheme="majorHAnsi" w:cstheme="majorBidi"/>
+      <w:rFonts w:cstheme="majorBidi"/>
       <w:i/>
       <w:iCs/>
       <w:color w:val="404040" w:themeColor="text1" w:themeTint="BF"/>
@@ -4010,7 +3966,7 @@
         <w:spacing w:before="0" w:after="0" w:line="240" w:lineRule="auto"/>
       </w:pPr>
       <w:rPr>
-        <w:rFonts w:asciiTheme="majorHAnsi" w:eastAsiaTheme="majorEastAsia" w:hAnsiTheme="majorHAnsi" w:cstheme="majorBidi"/>
+        <w:rFonts w:cstheme="majorBidi"/>
         <w:b/>
         <w:bCs/>
       </w:rPr>
@@ -4031,7 +3987,7 @@
         <w:spacing w:before="0" w:after="0" w:line="240" w:lineRule="auto"/>
       </w:pPr>
       <w:rPr>
-        <w:rFonts w:asciiTheme="majorHAnsi" w:eastAsiaTheme="majorEastAsia" w:hAnsiTheme="majorHAnsi" w:cstheme="majorBidi"/>
+        <w:rFonts w:cstheme="majorBidi"/>
         <w:b/>
         <w:bCs/>
       </w:rPr>
@@ -4049,14 +4005,14 @@
     </w:tblStylePr>
     <w:tblStylePr w:type="firstCol">
       <w:rPr>
-        <w:rFonts w:asciiTheme="majorHAnsi" w:eastAsiaTheme="majorEastAsia" w:hAnsiTheme="majorHAnsi" w:cstheme="majorBidi"/>
+        <w:rFonts w:cstheme="majorBidi"/>
         <w:b/>
         <w:bCs/>
       </w:rPr>
     </w:tblStylePr>
     <w:tblStylePr w:type="lastCol">
       <w:rPr>
-        <w:rFonts w:asciiTheme="majorHAnsi" w:eastAsiaTheme="majorEastAsia" w:hAnsiTheme="majorHAnsi" w:cstheme="majorBidi"/>
+        <w:rFonts w:cstheme="majorBidi"/>
         <w:b/>
         <w:bCs/>
       </w:rPr>
@@ -4140,7 +4096,7 @@
         <w:spacing w:before="0" w:after="0" w:line="240" w:lineRule="auto"/>
       </w:pPr>
       <w:rPr>
-        <w:rFonts w:asciiTheme="majorHAnsi" w:eastAsiaTheme="majorEastAsia" w:hAnsiTheme="majorHAnsi" w:cstheme="majorBidi"/>
+        <w:rFonts w:cstheme="majorBidi"/>
         <w:b/>
         <w:bCs/>
       </w:rPr>
@@ -4161,7 +4117,7 @@
         <w:spacing w:before="0" w:after="0" w:line="240" w:lineRule="auto"/>
       </w:pPr>
       <w:rPr>
-        <w:rFonts w:asciiTheme="majorHAnsi" w:eastAsiaTheme="majorEastAsia" w:hAnsiTheme="majorHAnsi" w:cstheme="majorBidi"/>
+        <w:rFonts w:cstheme="majorBidi"/>
         <w:b/>
         <w:bCs/>
       </w:rPr>
@@ -4179,14 +4135,14 @@
     </w:tblStylePr>
     <w:tblStylePr w:type="firstCol">
       <w:rPr>
-        <w:rFonts w:asciiTheme="majorHAnsi" w:eastAsiaTheme="majorEastAsia" w:hAnsiTheme="majorHAnsi" w:cstheme="majorBidi"/>
+        <w:rFonts w:cstheme="majorBidi"/>
         <w:b/>
         <w:bCs/>
       </w:rPr>
     </w:tblStylePr>
     <w:tblStylePr w:type="lastCol">
       <w:rPr>
-        <w:rFonts w:asciiTheme="majorHAnsi" w:eastAsiaTheme="majorEastAsia" w:hAnsiTheme="majorHAnsi" w:cstheme="majorBidi"/>
+        <w:rFonts w:cstheme="majorBidi"/>
         <w:b/>
         <w:bCs/>
       </w:rPr>
@@ -4270,7 +4226,7 @@
         <w:spacing w:before="0" w:after="0" w:line="240" w:lineRule="auto"/>
       </w:pPr>
       <w:rPr>
-        <w:rFonts w:asciiTheme="majorHAnsi" w:eastAsiaTheme="majorEastAsia" w:hAnsiTheme="majorHAnsi" w:cstheme="majorBidi"/>
+        <w:rFonts w:cstheme="majorBidi"/>
         <w:b/>
         <w:bCs/>
       </w:rPr>
@@ -4291,7 +4247,7 @@
         <w:spacing w:before="0" w:after="0" w:line="240" w:lineRule="auto"/>
       </w:pPr>
       <w:rPr>
-        <w:rFonts w:asciiTheme="majorHAnsi" w:eastAsiaTheme="majorEastAsia" w:hAnsiTheme="majorHAnsi" w:cstheme="majorBidi"/>
+        <w:rFonts w:cstheme="majorBidi"/>
         <w:b/>
         <w:bCs/>
       </w:rPr>
@@ -4309,14 +4265,14 @@
     </w:tblStylePr>
     <w:tblStylePr w:type="firstCol">
       <w:rPr>
-        <w:rFonts w:asciiTheme="majorHAnsi" w:eastAsiaTheme="majorEastAsia" w:hAnsiTheme="majorHAnsi" w:cstheme="majorBidi"/>
+        <w:rFonts w:cstheme="majorBidi"/>
         <w:b/>
         <w:bCs/>
       </w:rPr>
     </w:tblStylePr>
     <w:tblStylePr w:type="lastCol">
       <w:rPr>
-        <w:rFonts w:asciiTheme="majorHAnsi" w:eastAsiaTheme="majorEastAsia" w:hAnsiTheme="majorHAnsi" w:cstheme="majorBidi"/>
+        <w:rFonts w:cstheme="majorBidi"/>
         <w:b/>
         <w:bCs/>
       </w:rPr>
@@ -4400,7 +4356,7 @@
         <w:spacing w:before="0" w:after="0" w:line="240" w:lineRule="auto"/>
       </w:pPr>
       <w:rPr>
-        <w:rFonts w:asciiTheme="majorHAnsi" w:eastAsiaTheme="majorEastAsia" w:hAnsiTheme="majorHAnsi" w:cstheme="majorBidi"/>
+        <w:rFonts w:cstheme="majorBidi"/>
         <w:b/>
         <w:bCs/>
       </w:rPr>
@@ -4421,7 +4377,7 @@
         <w:spacing w:before="0" w:after="0" w:line="240" w:lineRule="auto"/>
       </w:pPr>
       <w:rPr>
-        <w:rFonts w:asciiTheme="majorHAnsi" w:eastAsiaTheme="majorEastAsia" w:hAnsiTheme="majorHAnsi" w:cstheme="majorBidi"/>
+        <w:rFonts w:cstheme="majorBidi"/>
         <w:b/>
         <w:bCs/>
       </w:rPr>
@@ -4439,14 +4395,14 @@
     </w:tblStylePr>
     <w:tblStylePr w:type="firstCol">
       <w:rPr>
-        <w:rFonts w:asciiTheme="majorHAnsi" w:eastAsiaTheme="majorEastAsia" w:hAnsiTheme="majorHAnsi" w:cstheme="majorBidi"/>
+        <w:rFonts w:cstheme="majorBidi"/>
         <w:b/>
         <w:bCs/>
       </w:rPr>
     </w:tblStylePr>
     <w:tblStylePr w:type="lastCol">
       <w:rPr>
-        <w:rFonts w:asciiTheme="majorHAnsi" w:eastAsiaTheme="majorEastAsia" w:hAnsiTheme="majorHAnsi" w:cstheme="majorBidi"/>
+        <w:rFonts w:cstheme="majorBidi"/>
         <w:b/>
         <w:bCs/>
       </w:rPr>
@@ -4530,7 +4486,7 @@
         <w:spacing w:before="0" w:after="0" w:line="240" w:lineRule="auto"/>
       </w:pPr>
       <w:rPr>
-        <w:rFonts w:asciiTheme="majorHAnsi" w:eastAsiaTheme="majorEastAsia" w:hAnsiTheme="majorHAnsi" w:cstheme="majorBidi"/>
+        <w:rFonts w:cstheme="majorBidi"/>
         <w:b/>
         <w:bCs/>
       </w:rPr>
@@ -4551,7 +4507,7 @@
         <w:spacing w:before="0" w:after="0" w:line="240" w:lineRule="auto"/>
       </w:pPr>
       <w:rPr>
-        <w:rFonts w:asciiTheme="majorHAnsi" w:eastAsiaTheme="majorEastAsia" w:hAnsiTheme="majorHAnsi" w:cstheme="majorBidi"/>
+        <w:rFonts w:cstheme="majorBidi"/>
         <w:b/>
         <w:bCs/>
       </w:rPr>
@@ -4569,14 +4525,14 @@
     </w:tblStylePr>
     <w:tblStylePr w:type="firstCol">
       <w:rPr>
-        <w:rFonts w:asciiTheme="majorHAnsi" w:eastAsiaTheme="majorEastAsia" w:hAnsiTheme="majorHAnsi" w:cstheme="majorBidi"/>
+        <w:rFonts w:cstheme="majorBidi"/>
         <w:b/>
         <w:bCs/>
       </w:rPr>
     </w:tblStylePr>
     <w:tblStylePr w:type="lastCol">
       <w:rPr>
-        <w:rFonts w:asciiTheme="majorHAnsi" w:eastAsiaTheme="majorEastAsia" w:hAnsiTheme="majorHAnsi" w:cstheme="majorBidi"/>
+        <w:rFonts w:cstheme="majorBidi"/>
         <w:b/>
         <w:bCs/>
       </w:rPr>
@@ -4660,7 +4616,7 @@
         <w:spacing w:before="0" w:after="0" w:line="240" w:lineRule="auto"/>
       </w:pPr>
       <w:rPr>
-        <w:rFonts w:asciiTheme="majorHAnsi" w:eastAsiaTheme="majorEastAsia" w:hAnsiTheme="majorHAnsi" w:cstheme="majorBidi"/>
+        <w:rFonts w:cstheme="majorBidi"/>
         <w:b/>
         <w:bCs/>
       </w:rPr>
@@ -4681,7 +4637,7 @@
         <w:spacing w:before="0" w:after="0" w:line="240" w:lineRule="auto"/>
       </w:pPr>
       <w:rPr>
-        <w:rFonts w:asciiTheme="majorHAnsi" w:eastAsiaTheme="majorEastAsia" w:hAnsiTheme="majorHAnsi" w:cstheme="majorBidi"/>
+        <w:rFonts w:cstheme="majorBidi"/>
         <w:b/>
         <w:bCs/>
       </w:rPr>
@@ -4699,14 +4655,14 @@
     </w:tblStylePr>
     <w:tblStylePr w:type="firstCol">
       <w:rPr>
-        <w:rFonts w:asciiTheme="majorHAnsi" w:eastAsiaTheme="majorEastAsia" w:hAnsiTheme="majorHAnsi" w:cstheme="majorBidi"/>
+        <w:rFonts w:cstheme="majorBidi"/>
         <w:b/>
         <w:bCs/>
       </w:rPr>
     </w:tblStylePr>
     <w:tblStylePr w:type="lastCol">
       <w:rPr>
-        <w:rFonts w:asciiTheme="majorHAnsi" w:eastAsiaTheme="majorEastAsia" w:hAnsiTheme="majorHAnsi" w:cstheme="majorBidi"/>
+        <w:rFonts w:cstheme="majorBidi"/>
         <w:b/>
         <w:bCs/>
       </w:rPr>
@@ -4790,7 +4746,7 @@
         <w:spacing w:before="0" w:after="0" w:line="240" w:lineRule="auto"/>
       </w:pPr>
       <w:rPr>
-        <w:rFonts w:asciiTheme="majorHAnsi" w:eastAsiaTheme="majorEastAsia" w:hAnsiTheme="majorHAnsi" w:cstheme="majorBidi"/>
+        <w:rFonts w:cstheme="majorBidi"/>
         <w:b/>
         <w:bCs/>
       </w:rPr>
@@ -4811,7 +4767,7 @@
         <w:spacing w:before="0" w:after="0" w:line="240" w:lineRule="auto"/>
       </w:pPr>
       <w:rPr>
-        <w:rFonts w:asciiTheme="majorHAnsi" w:eastAsiaTheme="majorEastAsia" w:hAnsiTheme="majorHAnsi" w:cstheme="majorBidi"/>
+        <w:rFonts w:cstheme="majorBidi"/>
         <w:b/>
         <w:bCs/>
       </w:rPr>
@@ -4829,14 +4785,14 @@
     </w:tblStylePr>
     <w:tblStylePr w:type="firstCol">
       <w:rPr>
-        <w:rFonts w:asciiTheme="majorHAnsi" w:eastAsiaTheme="majorEastAsia" w:hAnsiTheme="majorHAnsi" w:cstheme="majorBidi"/>
+        <w:rFonts w:cstheme="majorBidi"/>
         <w:b/>
         <w:bCs/>
       </w:rPr>
     </w:tblStylePr>
     <w:tblStylePr w:type="lastCol">
       <w:rPr>
-        <w:rFonts w:asciiTheme="majorHAnsi" w:eastAsiaTheme="majorEastAsia" w:hAnsiTheme="majorHAnsi" w:cstheme="majorBidi"/>
+        <w:rFonts w:cstheme="majorBidi"/>
         <w:b/>
         <w:bCs/>
       </w:rPr>
@@ -6701,7 +6657,7 @@
     </w:tblPr>
     <w:tblStylePr w:type="firstRow">
       <w:rPr>
-        <w:rFonts w:asciiTheme="majorHAnsi" w:eastAsiaTheme="majorEastAsia" w:hAnsiTheme="majorHAnsi" w:cstheme="majorBidi"/>
+        <w:rFonts w:cstheme="majorBidi"/>
       </w:rPr>
       <w:tblPr/>
       <w:tcPr>
@@ -6785,7 +6741,7 @@
     </w:tblPr>
     <w:tblStylePr w:type="firstRow">
       <w:rPr>
-        <w:rFonts w:asciiTheme="majorHAnsi" w:eastAsiaTheme="majorEastAsia" w:hAnsiTheme="majorHAnsi" w:cstheme="majorBidi"/>
+        <w:rFonts w:cstheme="majorBidi"/>
       </w:rPr>
       <w:tblPr/>
       <w:tcPr>
@@ -6869,7 +6825,7 @@
     </w:tblPr>
     <w:tblStylePr w:type="firstRow">
       <w:rPr>
-        <w:rFonts w:asciiTheme="majorHAnsi" w:eastAsiaTheme="majorEastAsia" w:hAnsiTheme="majorHAnsi" w:cstheme="majorBidi"/>
+        <w:rFonts w:cstheme="majorBidi"/>
       </w:rPr>
       <w:tblPr/>
       <w:tcPr>
@@ -6953,7 +6909,7 @@
     </w:tblPr>
     <w:tblStylePr w:type="firstRow">
       <w:rPr>
-        <w:rFonts w:asciiTheme="majorHAnsi" w:eastAsiaTheme="majorEastAsia" w:hAnsiTheme="majorHAnsi" w:cstheme="majorBidi"/>
+        <w:rFonts w:cstheme="majorBidi"/>
       </w:rPr>
       <w:tblPr/>
       <w:tcPr>
@@ -7037,7 +6993,7 @@
     </w:tblPr>
     <w:tblStylePr w:type="firstRow">
       <w:rPr>
-        <w:rFonts w:asciiTheme="majorHAnsi" w:eastAsiaTheme="majorEastAsia" w:hAnsiTheme="majorHAnsi" w:cstheme="majorBidi"/>
+        <w:rFonts w:cstheme="majorBidi"/>
       </w:rPr>
       <w:tblPr/>
       <w:tcPr>
@@ -7121,7 +7077,7 @@
     </w:tblPr>
     <w:tblStylePr w:type="firstRow">
       <w:rPr>
-        <w:rFonts w:asciiTheme="majorHAnsi" w:eastAsiaTheme="majorEastAsia" w:hAnsiTheme="majorHAnsi" w:cstheme="majorBidi"/>
+        <w:rFonts w:cstheme="majorBidi"/>
       </w:rPr>
       <w:tblPr/>
       <w:tcPr>
@@ -7205,7 +7161,7 @@
     </w:tblPr>
     <w:tblStylePr w:type="firstRow">
       <w:rPr>
-        <w:rFonts w:asciiTheme="majorHAnsi" w:eastAsiaTheme="majorEastAsia" w:hAnsiTheme="majorHAnsi" w:cstheme="majorBidi"/>
+        <w:rFonts w:cstheme="majorBidi"/>
       </w:rPr>
       <w:tblPr/>
       <w:tcPr>
@@ -7270,7 +7226,7 @@
       <w:spacing w:after="0" w:line="240" w:lineRule="auto"/>
     </w:pPr>
     <w:rPr>
-      <w:rFonts w:asciiTheme="majorHAnsi" w:eastAsiaTheme="majorEastAsia" w:hAnsiTheme="majorHAnsi" w:cstheme="majorBidi"/>
+      <w:rFonts w:cstheme="majorBidi"/>
       <w:color w:val="000000" w:themeColor="text1"/>
     </w:rPr>
     <w:tblPr>
@@ -7398,7 +7354,7 @@
       <w:spacing w:after="0" w:line="240" w:lineRule="auto"/>
     </w:pPr>
     <w:rPr>
-      <w:rFonts w:asciiTheme="majorHAnsi" w:eastAsiaTheme="majorEastAsia" w:hAnsiTheme="majorHAnsi" w:cstheme="majorBidi"/>
+      <w:rFonts w:cstheme="majorBidi"/>
       <w:color w:val="000000" w:themeColor="text1"/>
     </w:rPr>
     <w:tblPr>
@@ -7526,7 +7482,7 @@
       <w:spacing w:after="0" w:line="240" w:lineRule="auto"/>
     </w:pPr>
     <w:rPr>
-      <w:rFonts w:asciiTheme="majorHAnsi" w:eastAsiaTheme="majorEastAsia" w:hAnsiTheme="majorHAnsi" w:cstheme="majorBidi"/>
+      <w:rFonts w:cstheme="majorBidi"/>
       <w:color w:val="000000" w:themeColor="text1"/>
     </w:rPr>
     <w:tblPr>
@@ -7654,7 +7610,7 @@
       <w:spacing w:after="0" w:line="240" w:lineRule="auto"/>
     </w:pPr>
     <w:rPr>
-      <w:rFonts w:asciiTheme="majorHAnsi" w:eastAsiaTheme="majorEastAsia" w:hAnsiTheme="majorHAnsi" w:cstheme="majorBidi"/>
+      <w:rFonts w:cstheme="majorBidi"/>
       <w:color w:val="000000" w:themeColor="text1"/>
     </w:rPr>
     <w:tblPr>
@@ -7782,7 +7738,7 @@
       <w:spacing w:after="0" w:line="240" w:lineRule="auto"/>
     </w:pPr>
     <w:rPr>
-      <w:rFonts w:asciiTheme="majorHAnsi" w:eastAsiaTheme="majorEastAsia" w:hAnsiTheme="majorHAnsi" w:cstheme="majorBidi"/>
+      <w:rFonts w:cstheme="majorBidi"/>
       <w:color w:val="000000" w:themeColor="text1"/>
     </w:rPr>
     <w:tblPr>
@@ -7910,7 +7866,7 @@
       <w:spacing w:after="0" w:line="240" w:lineRule="auto"/>
     </w:pPr>
     <w:rPr>
-      <w:rFonts w:asciiTheme="majorHAnsi" w:eastAsiaTheme="majorEastAsia" w:hAnsiTheme="majorHAnsi" w:cstheme="majorBidi"/>
+      <w:rFonts w:cstheme="majorBidi"/>
       <w:color w:val="000000" w:themeColor="text1"/>
     </w:rPr>
     <w:tblPr>
@@ -8038,7 +7994,7 @@
       <w:spacing w:after="0" w:line="240" w:lineRule="auto"/>
     </w:pPr>
     <w:rPr>
-      <w:rFonts w:asciiTheme="majorHAnsi" w:eastAsiaTheme="majorEastAsia" w:hAnsiTheme="majorHAnsi" w:cstheme="majorBidi"/>
+      <w:rFonts w:cstheme="majorBidi"/>
       <w:color w:val="000000" w:themeColor="text1"/>
     </w:rPr>
     <w:tblPr>
@@ -8677,7 +8633,7 @@
       <w:spacing w:after="0" w:line="240" w:lineRule="auto"/>
     </w:pPr>
     <w:rPr>
-      <w:rFonts w:asciiTheme="majorHAnsi" w:eastAsiaTheme="majorEastAsia" w:hAnsiTheme="majorHAnsi" w:cstheme="majorBidi"/>
+      <w:rFonts w:cstheme="majorBidi"/>
       <w:color w:val="000000" w:themeColor="text1"/>
     </w:rPr>
     <w:tblPr>
@@ -8802,7 +8758,7 @@
       <w:spacing w:after="0" w:line="240" w:lineRule="auto"/>
     </w:pPr>
     <w:rPr>
-      <w:rFonts w:asciiTheme="majorHAnsi" w:eastAsiaTheme="majorEastAsia" w:hAnsiTheme="majorHAnsi" w:cstheme="majorBidi"/>
+      <w:rFonts w:cstheme="majorBidi"/>
       <w:color w:val="000000" w:themeColor="text1"/>
     </w:rPr>
     <w:tblPr>
@@ -8927,7 +8883,7 @@
       <w:spacing w:after="0" w:line="240" w:lineRule="auto"/>
     </w:pPr>
     <w:rPr>
-      <w:rFonts w:asciiTheme="majorHAnsi" w:eastAsiaTheme="majorEastAsia" w:hAnsiTheme="majorHAnsi" w:cstheme="majorBidi"/>
+      <w:rFonts w:cstheme="majorBidi"/>
       <w:color w:val="000000" w:themeColor="text1"/>
     </w:rPr>
     <w:tblPr>
@@ -9052,7 +9008,7 @@
       <w:spacing w:after="0" w:line="240" w:lineRule="auto"/>
     </w:pPr>
     <w:rPr>
-      <w:rFonts w:asciiTheme="majorHAnsi" w:eastAsiaTheme="majorEastAsia" w:hAnsiTheme="majorHAnsi" w:cstheme="majorBidi"/>
+      <w:rFonts w:cstheme="majorBidi"/>
       <w:color w:val="000000" w:themeColor="text1"/>
     </w:rPr>
     <w:tblPr>
@@ -9177,7 +9133,7 @@
       <w:spacing w:after="0" w:line="240" w:lineRule="auto"/>
     </w:pPr>
     <w:rPr>
-      <w:rFonts w:asciiTheme="majorHAnsi" w:eastAsiaTheme="majorEastAsia" w:hAnsiTheme="majorHAnsi" w:cstheme="majorBidi"/>
+      <w:rFonts w:cstheme="majorBidi"/>
       <w:color w:val="000000" w:themeColor="text1"/>
     </w:rPr>
     <w:tblPr>
@@ -9302,7 +9258,7 @@
       <w:spacing w:after="0" w:line="240" w:lineRule="auto"/>
     </w:pPr>
     <w:rPr>
-      <w:rFonts w:asciiTheme="majorHAnsi" w:eastAsiaTheme="majorEastAsia" w:hAnsiTheme="majorHAnsi" w:cstheme="majorBidi"/>
+      <w:rFonts w:cstheme="majorBidi"/>
       <w:color w:val="000000" w:themeColor="text1"/>
     </w:rPr>
     <w:tblPr>
@@ -9427,7 +9383,7 @@
       <w:spacing w:after="0" w:line="240" w:lineRule="auto"/>
     </w:pPr>
     <w:rPr>
-      <w:rFonts w:asciiTheme="majorHAnsi" w:eastAsiaTheme="majorEastAsia" w:hAnsiTheme="majorHAnsi" w:cstheme="majorBidi"/>
+      <w:rFonts w:cstheme="majorBidi"/>
       <w:color w:val="000000" w:themeColor="text1"/>
     </w:rPr>
     <w:tblPr>

--- a/docs/templates/docx/marketing.docx
+++ b/docs/templates/docx/marketing.docx
@@ -17,7 +17,7 @@
         <w:pStyle w:val="Title"/>
       </w:pPr>
       <w:r>
-        <w:t>Make the first visit easy</w:t>
+        <w:t>Make the First Visit Easy</w:t>
       </w:r>
     </w:p>
     <w:p>
@@ -259,6 +259,7 @@
       <w:pPr>
         <w:shd w:fill="EDF2F9"/>
         <w:spacing w:before="120" w:after="160"/>
+        <w:ind w:right="3854"/>
       </w:pPr>
       <w:r>
         <w:rPr>
@@ -297,11 +298,13 @@
         <w:rPr>
           <w:b w:val="0"/>
         </w:rPr>
-        <w:t>Who we are speaking to</w:t>
+        <w:t>Who We Are Speaking To</w:t>
       </w:r>
     </w:p>
     <w:p>
-      <w:pPr/>
+      <w:pPr>
+        <w:ind w:right="3854"/>
+      </w:pPr>
       <w:r>
         <w:rPr>
           <w:b w:val="0"/>
@@ -317,7 +320,7 @@
         <w:rPr>
           <w:b w:val="0"/>
         </w:rPr>
-        <w:t>Message and response</w:t>
+        <w:t>Message and Response</w:t>
       </w:r>
     </w:p>
     <w:tbl>
@@ -517,11 +520,13 @@
         <w:rPr>
           <w:b w:val="0"/>
         </w:rPr>
-        <w:t>Creative direction</w:t>
+        <w:t>Creative Direction</w:t>
       </w:r>
     </w:p>
     <w:p>
-      <w:pPr/>
+      <w:pPr>
+        <w:ind w:right="3854"/>
+      </w:pPr>
       <w:r>
         <w:rPr>
           <w:b w:val="0"/>
@@ -537,7 +542,7 @@
         <w:rPr>
           <w:b w:val="0"/>
         </w:rPr>
-        <w:t>Required information</w:t>
+        <w:t>Required Information</w:t>
       </w:r>
     </w:p>
     <w:p>
@@ -593,11 +598,13 @@
         <w:rPr>
           <w:b w:val="0"/>
         </w:rPr>
-        <w:t>Approval route</w:t>
+        <w:t>Approval Route</w:t>
       </w:r>
     </w:p>
     <w:p>
-      <w:pPr/>
+      <w:pPr>
+        <w:ind w:right="3854"/>
+      </w:pPr>
       <w:r>
         <w:rPr>
           <w:b w:val="0"/>
@@ -638,7 +645,7 @@
         <w:pStyle w:val="Title"/>
       </w:pPr>
       <w:r>
-        <w:t>Channels and measurement</w:t>
+        <w:t>Channels and Measurement</w:t>
       </w:r>
     </w:p>
     <w:p>
@@ -1132,11 +1139,13 @@
         <w:rPr>
           <w:b w:val="0"/>
         </w:rPr>
-        <w:t>Measure the actual journey</w:t>
+        <w:t>Measure the Actual Journey</w:t>
       </w:r>
     </w:p>
     <w:p>
-      <w:pPr/>
+      <w:pPr>
+        <w:ind w:right="3854"/>
+      </w:pPr>
       <w:r>
         <w:rPr>
           <w:b w:val="0"/>
@@ -1160,6 +1169,7 @@
       <w:pPr>
         <w:shd w:fill="EDF2F9"/>
         <w:spacing w:before="120" w:after="160"/>
+        <w:ind w:right="3854"/>
       </w:pPr>
       <w:r>
         <w:rPr>
@@ -1180,6 +1190,7 @@
     <w:p>
       <w:pPr>
         <w:spacing w:before="140"/>
+        <w:ind w:right="3854"/>
       </w:pPr>
       <w:r>
         <w:rPr>

--- a/docs/templates/docx/marketing.docx
+++ b/docs/templates/docx/marketing.docx
@@ -15,8 +15,12 @@
     <w:p>
       <w:pPr>
         <w:pStyle w:val="Title"/>
+        <w:shd w:fill="B3381B"/>
       </w:pPr>
       <w:r>
+        <w:rPr>
+          <w:color w:val="FFFFFF"/>
+        </w:rPr>
         <w:t>Make the First Visit Easy</w:t>
       </w:r>
     </w:p>
@@ -37,32 +41,7 @@
         <w:rPr>
           <w:b w:val="0"/>
         </w:rPr>
-      </w:r>
-      <w:r>
-        <w:rPr>
-          <w:b/>
-          <w:color w:val="B3381B"/>
-        </w:rPr>
-        <w:t>Owner</w:t>
-      </w:r>
-      <w:r>
-        <w:rPr>
-          <w:b w:val="0"/>
-        </w:rPr>
-        <w:t xml:space="preserve">: Lena Ortiz    Campaign: 1–31 July 2027    </w:t>
-      </w:r>
-      <w:r>
-        <w:rPr>
-          <w:b/>
-          <w:color w:val="B3381B"/>
-        </w:rPr>
-        <w:t>Review</w:t>
-      </w:r>
-      <w:r>
-        <w:rPr>
-          <w:b w:val="0"/>
-        </w:rPr>
-        <w:t>: 18 June 2027</w:t>
+        <w:t>Owner: Lena Ortiz    Campaign: 1–31 July 2027    Review: 18 June 2027</w:t>
       </w:r>
     </w:p>
     <w:tbl>
@@ -168,7 +147,7 @@
         <w:tc>
           <w:tcPr>
             <w:tcW w:type="dxa" w:w="3485"/>
-            <w:shd w:fill="F0F2F6"/>
+            <w:shd w:fill="FFF0E8"/>
             <w:tcMar>
               <w:top w:w="85" w:type="dxa"/>
               <w:left w:w="85" w:type="dxa"/>
@@ -194,7 +173,7 @@
         <w:tc>
           <w:tcPr>
             <w:tcW w:type="dxa" w:w="3485"/>
-            <w:shd w:fill="F0F2F6"/>
+            <w:shd w:fill="FFF0E8"/>
             <w:tcMar>
               <w:top w:w="85" w:type="dxa"/>
               <w:left w:w="85" w:type="dxa"/>
@@ -220,7 +199,7 @@
         <w:tc>
           <w:tcPr>
             <w:tcW w:type="dxa" w:w="3485"/>
-            <w:shd w:fill="F0F2F6"/>
+            <w:shd w:fill="FFF0E8"/>
             <w:tcMar>
               <w:top w:w="85" w:type="dxa"/>
               <w:left w:w="85" w:type="dxa"/>
@@ -257,7 +236,7 @@
     </w:p>
     <w:p>
       <w:pPr>
-        <w:shd w:fill="EDF2F9"/>
+        <w:shd w:fill="FFF0E8"/>
         <w:spacing w:before="120" w:after="160"/>
         <w:ind w:right="3854"/>
       </w:pPr>
@@ -274,20 +253,20 @@
         <w:rPr>
           <w:b w:val="0"/>
         </w:rPr>
-        <w:t xml:space="preserve">Generate 120 qualified reservation inquiries during the launch month. This is a sample </w:t>
+        <w:t xml:space="preserve">Generate 120 </w:t>
       </w:r>
       <w:r>
         <w:rPr>
           <w:b/>
           <w:color w:val="B3381B"/>
         </w:rPr>
-        <w:t>target</w:t>
+        <w:t>qualified</w:t>
       </w:r>
       <w:r>
         <w:rPr>
           <w:b w:val="0"/>
         </w:rPr>
-        <w:t>, not a forecast or an achieved result.</w:t>
+        <w:t xml:space="preserve"> reservation inquiries during the launch month. This is a sample target, not a forecast or an achieved result.</w:t>
       </w:r>
     </w:p>
     <w:p>
@@ -425,7 +404,7 @@
         <w:tc>
           <w:tcPr>
             <w:tcW w:type="dxa" w:w="3485"/>
-            <w:shd w:fill="F0F2F6"/>
+            <w:shd w:fill="FFF0E8"/>
             <w:tcMar>
               <w:top w:w="85" w:type="dxa"/>
               <w:left w:w="85" w:type="dxa"/>
@@ -451,7 +430,7 @@
         <w:tc>
           <w:tcPr>
             <w:tcW w:type="dxa" w:w="3485"/>
-            <w:shd w:fill="F0F2F6"/>
+            <w:shd w:fill="FFF0E8"/>
             <w:tcMar>
               <w:top w:w="85" w:type="dxa"/>
               <w:left w:w="85" w:type="dxa"/>
@@ -477,7 +456,7 @@
         <w:tc>
           <w:tcPr>
             <w:tcW w:type="dxa" w:w="3485"/>
-            <w:shd w:fill="F0F2F6"/>
+            <w:shd w:fill="FFF0E8"/>
             <w:tcMar>
               <w:top w:w="85" w:type="dxa"/>
               <w:left w:w="85" w:type="dxa"/>
@@ -553,19 +532,7 @@
         <w:rPr>
           <w:b w:val="0"/>
         </w:rPr>
-      </w:r>
-      <w:r>
-        <w:rPr>
-          <w:b/>
-          <w:color w:val="B3381B"/>
-        </w:rPr>
-        <w:t>Approved</w:t>
-      </w:r>
-      <w:r>
-        <w:rPr>
-          <w:b w:val="0"/>
-        </w:rPr>
-        <w:t xml:space="preserve"> menu and prices; service dates and hours.</w:t>
+        <w:t>Approved menu and prices; service dates and hours.</w:t>
       </w:r>
     </w:p>
     <w:p>
@@ -609,20 +576,7 @@
         <w:rPr>
           <w:b w:val="0"/>
         </w:rPr>
-        <w:t xml:space="preserve">Chef reviews menu descriptions. Operations confirms hours and booking information. Campaign </w:t>
-      </w:r>
-      <w:r>
-        <w:rPr>
-          <w:b/>
-          <w:color w:val="B3381B"/>
-        </w:rPr>
-        <w:t>owner</w:t>
-      </w:r>
-      <w:r>
-        <w:rPr>
-          <w:b w:val="0"/>
-        </w:rPr>
-        <w:t xml:space="preserve"> approves final copy before publication.</w:t>
+        <w:t>Chef reviews menu descriptions. Operations confirms hours and booking information. Campaign owner approves final copy before publication.</w:t>
       </w:r>
     </w:p>
     <w:p>
@@ -643,8 +597,12 @@
     <w:p>
       <w:pPr>
         <w:pStyle w:val="Title"/>
+        <w:shd w:fill="B3381B"/>
       </w:pPr>
       <w:r>
+        <w:rPr>
+          <w:color w:val="FFFFFF"/>
+        </w:rPr>
         <w:t>Channels and Measurement</w:t>
       </w:r>
     </w:p>
@@ -654,7 +612,7 @@
         <w:keepNext/>
       </w:pPr>
       <w:r>
-        <w:t>Allocate by the job to be done</w:t>
+        <w:t>Allocate by the Job to Be Done</w:t>
       </w:r>
     </w:p>
     <w:p>
@@ -795,7 +753,7 @@
         <w:tc>
           <w:tcPr>
             <w:tcW w:type="dxa" w:w="1464"/>
-            <w:shd w:fill="F0F2F6"/>
+            <w:shd w:fill="FFF0E8"/>
             <w:tcMar>
               <w:top w:w="85" w:type="dxa"/>
               <w:left w:w="85" w:type="dxa"/>
@@ -821,7 +779,7 @@
         <w:tc>
           <w:tcPr>
             <w:tcW w:type="dxa" w:w="4391"/>
-            <w:shd w:fill="F0F2F6"/>
+            <w:shd w:fill="FFF0E8"/>
             <w:tcMar>
               <w:top w:w="85" w:type="dxa"/>
               <w:left w:w="85" w:type="dxa"/>
@@ -847,7 +805,7 @@
         <w:tc>
           <w:tcPr>
             <w:tcW w:type="dxa" w:w="4600"/>
-            <w:shd w:fill="F0F2F6"/>
+            <w:shd w:fill="FFF0E8"/>
             <w:tcMar>
               <w:top w:w="85" w:type="dxa"/>
               <w:left w:w="85" w:type="dxa"/>
@@ -961,7 +919,7 @@
         <w:tc>
           <w:tcPr>
             <w:tcW w:type="dxa" w:w="1464"/>
-            <w:shd w:fill="F0F2F6"/>
+            <w:shd w:fill="FFF0E8"/>
             <w:tcMar>
               <w:top w:w="85" w:type="dxa"/>
               <w:left w:w="85" w:type="dxa"/>
@@ -987,7 +945,7 @@
         <w:tc>
           <w:tcPr>
             <w:tcW w:type="dxa" w:w="4391"/>
-            <w:shd w:fill="F0F2F6"/>
+            <w:shd w:fill="FFF0E8"/>
             <w:tcMar>
               <w:top w:w="85" w:type="dxa"/>
               <w:left w:w="85" w:type="dxa"/>
@@ -1013,7 +971,7 @@
         <w:tc>
           <w:tcPr>
             <w:tcW w:type="dxa" w:w="4600"/>
-            <w:shd w:fill="F0F2F6"/>
+            <w:shd w:fill="FFF0E8"/>
             <w:tcMar>
               <w:top w:w="85" w:type="dxa"/>
               <w:left w:w="85" w:type="dxa"/>
@@ -1150,24 +1108,12 @@
         <w:rPr>
           <w:b w:val="0"/>
         </w:rPr>
-      </w:r>
-      <w:r>
-        <w:rPr>
-          <w:b/>
-          <w:color w:val="B3381B"/>
-        </w:rPr>
-        <w:t>Synthetic</w:t>
-      </w:r>
-      <w:r>
-        <w:rPr>
-          <w:b w:val="0"/>
-        </w:rPr>
-        <w:t xml:space="preserve"> funnel: 8,000 landing visits → 1,200 menu opens → 180 inquiry starts → 120 completed inquiries. Completion is 1.5% of visits and 66.7% of starts. An inquiry is not a confirmed booking.</w:t>
+        <w:t>Synthetic funnel: 8,000 landing visits → 1,200 menu opens → 180 inquiry starts → 120 completed inquiries. Completion is 1.5% of visits and 66.7% of starts. An inquiry is not a confirmed booking.</w:t>
       </w:r>
     </w:p>
     <w:p>
       <w:pPr>
-        <w:shd w:fill="EDF2F9"/>
+        <w:shd w:fill="FFF0E8"/>
         <w:spacing w:before="120" w:after="160"/>
         <w:ind w:right="3854"/>
       </w:pPr>
@@ -1223,21 +1169,7 @@
         <w:b w:val="0"/>
         <w:sz w:val="16"/>
       </w:rPr>
-    </w:r>
-    <w:r>
-      <w:rPr>
-        <w:b/>
-        <w:color w:val="B3381B"/>
-        <w:sz w:val="16"/>
-      </w:rPr>
-      <w:t>FICTIONAL</w:t>
-    </w:r>
-    <w:r>
-      <w:rPr>
-        <w:b w:val="0"/>
-        <w:sz w:val="16"/>
-      </w:rPr>
-      <w:t xml:space="preserve"> EXAMPLE  /  MARKETING   •   Dazzler   /   </w:t>
+      <w:t xml:space="preserve">FICTIONAL EXAMPLE  /  MARKETING   •   Dazzler   /   </w:t>
     </w:r>
     <w:fldSimple w:instr="PAGE"/>
   </w:p>

--- a/docs/templates/docx/marketing.docx
+++ b/docs/templates/docx/marketing.docx
@@ -3,45 +3,202 @@
 <w:document xmlns:wpc="http://schemas.microsoft.com/office/word/2010/wordprocessingCanvas" xmlns:mo="http://schemas.microsoft.com/office/mac/office/2008/main" xmlns:mc="http://schemas.openxmlformats.org/markup-compatibility/2006" xmlns:mv="urn:schemas-microsoft-com:mac:vml" xmlns:o="urn:schemas-microsoft-com:office:office" xmlns:r="http://schemas.openxmlformats.org/officeDocument/2006/relationships" xmlns:m="http://schemas.openxmlformats.org/officeDocument/2006/math" xmlns:v="urn:schemas-microsoft-com:vml" xmlns:wp14="http://schemas.microsoft.com/office/word/2010/wordprocessingDrawing" xmlns:wp="http://schemas.openxmlformats.org/drawingml/2006/wordprocessingDrawing" xmlns:w10="urn:schemas-microsoft-com:office:word" xmlns:w="http://schemas.openxmlformats.org/wordprocessingml/2006/main" xmlns:w14="http://schemas.microsoft.com/office/word/2010/wordml" xmlns:wpg="http://schemas.microsoft.com/office/word/2010/wordprocessingGroup" xmlns:wpi="http://schemas.microsoft.com/office/word/2010/wordprocessingInk" xmlns:wne="http://schemas.microsoft.com/office/word/2006/wordml" xmlns:wps="http://schemas.microsoft.com/office/word/2010/wordprocessingShape" mc:Ignorable="w14 wp14">
   <w:body>
     <w:p>
+      <w:pPr>
+        <w:spacing w:after="280" w:line="269" w:lineRule="auto"/>
+      </w:pPr>
       <w:r>
         <w:rPr>
+          <w:rFonts w:ascii="Arial" w:hAnsi="Arial"/>
           <w:b/>
-          <w:color w:val="B3381B"/>
-          <w:sz w:val="16"/>
+          <w:i w:val="0"/>
+          <w:color w:val="9B301C"/>
+          <w:sz w:val="18"/>
         </w:rPr>
-        <w:t>CREATIVE BRIEF 04   /   01</w:t>
+        <w:t>SECOND LIFE / CAMPAIGN EDITION 01</w:t>
       </w:r>
     </w:p>
     <w:p>
       <w:pPr>
         <w:pStyle w:val="Title"/>
-        <w:shd w:fill="B3381B"/>
+        <w:spacing w:after="160" w:line="269" w:lineRule="auto"/>
       </w:pPr>
       <w:r>
         <w:rPr>
-          <w:color w:val="FFFFFF"/>
+          <w:rFonts w:ascii="Arial" w:hAnsi="Arial"/>
+          <w:b/>
+          <w:i w:val="0"/>
+          <w:color w:val="9B301C"/>
+          <w:sz w:val="64"/>
         </w:rPr>
-        <w:t>Make the First Visit Easy</w:t>
+        <w:t>Second Life Repair Campaign</w:t>
       </w:r>
     </w:p>
     <w:p>
       <w:pPr>
-        <w:pStyle w:val="Subtitle"/>
+        <w:spacing w:after="280" w:line="269" w:lineRule="auto"/>
       </w:pPr>
       <w:r>
         <w:rPr>
-          <w:i/>
+          <w:rFonts w:ascii="Arial" w:hAnsi="Arial"/>
+          <w:b w:val="0"/>
+          <w:i w:val="0"/>
+          <w:color w:val="17252B"/>
+          <w:sz w:val="26"/>
         </w:rPr>
-        <w:t>Campaign brief • Juniper neighborhood launch</w:t>
+        <w:t>Make repair feel like a first choice. Show the work, explain the process and make booking simple.</w:t>
       </w:r>
     </w:p>
     <w:p>
-      <w:pPr/>
+      <w:pPr>
+        <w:spacing w:after="240" w:line="269" w:lineRule="auto"/>
+      </w:pPr>
       <w:r>
         <w:rPr>
+          <w:rFonts w:ascii="Arial" w:hAnsi="Arial"/>
           <w:b w:val="0"/>
+          <w:i w:val="0"/>
+          <w:color w:val="17252B"/>
+          <w:sz w:val="22"/>
         </w:rPr>
-        <w:t>Owner: Lena Ortiz    Campaign: 1–31 July 2027    Review: 18 June 2027</w:t>
+        <w:t>A fictional campaign for a local repair collective. The offer covers a 20-minute assessment; repair price and turnaround are confirmed after inspection.</w:t>
+      </w:r>
+    </w:p>
+    <w:tbl>
+      <w:tblPr>
+        <w:tblW w:type="auto" w:w="0"/>
+        <w:tblLook w:firstColumn="1" w:firstRow="1" w:lastColumn="0" w:lastRow="0" w:noHBand="0" w:noVBand="1" w:val="04A0"/>
+      </w:tblPr>
+      <w:tblGrid>
+        <w:gridCol w:w="10368"/>
+      </w:tblGrid>
+      <w:tr>
+        <w:tc>
+          <w:tcPr>
+            <w:tcW w:type="dxa" w:w="10368"/>
+            <w:shd w:fill="9B301C"/>
+          </w:tcPr>
+          <w:p>
+            <w:pPr>
+              <w:spacing w:after="160" w:line="269" w:lineRule="auto"/>
+            </w:pPr>
+            <w:r>
+              <w:rPr>
+                <w:rFonts w:ascii="Arial" w:hAnsi="Arial"/>
+                <w:b/>
+                <w:color w:val="FFFFFF"/>
+                <w:sz w:val="54"/>
+              </w:rPr>
+              <w:t>KEEP THE GOOD THINGS</w:t>
+            </w:r>
+          </w:p>
+          <w:p>
+            <w:pPr>
+              <w:spacing w:after="160" w:line="269" w:lineRule="auto"/>
+            </w:pPr>
+            <w:r>
+              <w:rPr>
+                <w:rFonts w:ascii="Arial" w:hAnsi="Arial"/>
+                <w:b w:val="0"/>
+                <w:color w:val="FFFFFF"/>
+                <w:sz w:val="28"/>
+              </w:rPr>
+              <w:t>ASSESS  →  ESTIMATE  →  REPAIR</w:t>
+            </w:r>
+          </w:p>
+        </w:tc>
+      </w:tr>
+    </w:tbl>
+    <w:p>
+      <w:pPr>
+        <w:pStyle w:val="Heading1"/>
+        <w:spacing w:after="160" w:line="269" w:lineRule="auto"/>
+      </w:pPr>
+      <w:r>
+        <w:rPr>
+          <w:rFonts w:ascii="Arial" w:hAnsi="Arial"/>
+          <w:b/>
+          <w:i w:val="0"/>
+          <w:color w:val="9B301C"/>
+          <w:sz w:val="28"/>
+        </w:rPr>
+        <w:t>The Story</w:t>
+      </w:r>
+    </w:p>
+    <w:p>
+      <w:pPr>
+        <w:spacing w:after="160" w:line="269" w:lineRule="auto"/>
+      </w:pPr>
+      <w:r>
+        <w:rPr>
+          <w:rFonts w:ascii="Arial" w:hAnsi="Arial"/>
+          <w:b w:val="0"/>
+          <w:i w:val="0"/>
+          <w:color w:val="17252B"/>
+          <w:sz w:val="21"/>
+        </w:rPr>
+        <w:t>Lead with a well-used object and its repair, not an unsupported sustainability promise. Explain what can be fixed and what cannot.</w:t>
+      </w:r>
+    </w:p>
+    <w:p>
+      <w:pPr>
+        <w:pStyle w:val="Heading1"/>
+        <w:spacing w:after="160" w:line="269" w:lineRule="auto"/>
+      </w:pPr>
+      <w:r>
+        <w:rPr>
+          <w:rFonts w:ascii="Arial" w:hAnsi="Arial"/>
+          <w:b/>
+          <w:i w:val="0"/>
+          <w:color w:val="9B301C"/>
+          <w:sz w:val="28"/>
+        </w:rPr>
+        <w:t>The Offer</w:t>
+      </w:r>
+    </w:p>
+    <w:p>
+      <w:pPr>
+        <w:spacing w:after="160" w:line="269" w:lineRule="auto"/>
+      </w:pPr>
+      <w:r>
+        <w:rPr>
+          <w:rFonts w:ascii="Arial" w:hAnsi="Arial"/>
+          <w:b w:val="0"/>
+          <w:i w:val="0"/>
+          <w:color w:val="17252B"/>
+          <w:sz w:val="21"/>
+        </w:rPr>
+        <w:t>Book an assessment, bring the item and receive a written estimate. No repair begins without approval. Parts may affect timing.</w:t>
+      </w:r>
+    </w:p>
+    <w:p>
+      <w:pPr>
+        <w:pStyle w:val="Heading1"/>
+        <w:spacing w:after="160" w:line="269" w:lineRule="auto"/>
+      </w:pPr>
+      <w:r>
+        <w:rPr>
+          <w:rFonts w:ascii="Arial" w:hAnsi="Arial"/>
+          <w:b/>
+          <w:i w:val="0"/>
+          <w:color w:val="9B301C"/>
+          <w:sz w:val="28"/>
+        </w:rPr>
+        <w:t>Measure the Journey</w:t>
+      </w:r>
+    </w:p>
+    <w:p>
+      <w:pPr>
+        <w:spacing w:after="160" w:line="269" w:lineRule="auto"/>
+      </w:pPr>
+      <w:r>
+        <w:rPr>
+          <w:rFonts w:ascii="Arial" w:hAnsi="Arial"/>
+          <w:b w:val="0"/>
+          <w:i w:val="0"/>
+          <w:color w:val="17252B"/>
+          <w:sz w:val="21"/>
+        </w:rPr>
+        <w:t>Track assessment bookings, attended appointments and approved repairs separately. Do not present bookings as completed repairs.</w:t>
       </w:r>
     </w:p>
     <w:tbl>
@@ -49,11 +206,17 @@
         <w:tblW w:type="auto" w:w="0"/>
         <w:tblLayout w:type="fixed"/>
         <w:tblLook w:firstColumn="1" w:firstRow="1" w:lastColumn="0" w:lastRow="0" w:noHBand="0" w:noVBand="1" w:val="04A0"/>
+        <w:tblCellMar>
+          <w:top w:w="90" w:type="dxa"/>
+          <w:left w:w="90" w:type="dxa"/>
+          <w:bottom w:w="90" w:type="dxa"/>
+          <w:right w:w="90" w:type="dxa"/>
+        </w:tblCellMar>
       </w:tblPr>
       <w:tblGrid>
-        <w:gridCol w:w="3485"/>
-        <w:gridCol w:w="3485"/>
-        <w:gridCol w:w="3485"/>
+        <w:gridCol w:w="2592"/>
+        <w:gridCol w:w="4147"/>
+        <w:gridCol w:w="3629"/>
       </w:tblGrid>
       <w:tr>
         <w:trPr>
@@ -62,80 +225,61 @@
         </w:trPr>
         <w:tc>
           <w:tcPr>
-            <w:tcW w:type="dxa" w:w="3485"/>
-            <w:shd w:fill="B3381B"/>
-            <w:tcMar>
-              <w:top w:w="85" w:type="dxa"/>
-              <w:left w:w="85" w:type="dxa"/>
-              <w:bottom w:w="85" w:type="dxa"/>
-              <w:right w:w="85" w:type="dxa"/>
-            </w:tcMar>
+            <w:tcW w:type="dxa" w:w="3456"/>
+            <w:shd w:fill="9B301C"/>
           </w:tcPr>
           <w:p>
             <w:pPr>
-              <w:spacing w:after="0"/>
+              <w:spacing w:after="160" w:line="269" w:lineRule="auto"/>
             </w:pPr>
             <w:r>
               <w:rPr>
                 <w:rFonts w:ascii="Arial" w:hAnsi="Arial"/>
                 <w:b/>
                 <w:color w:val="FFFFFF"/>
-                <w:sz w:val="58"/>
+                <w:sz w:val="20"/>
               </w:rPr>
-              <w:t>120</w:t>
+              <w:t>Channel</w:t>
             </w:r>
           </w:p>
         </w:tc>
         <w:tc>
           <w:tcPr>
-            <w:tcW w:type="dxa" w:w="3485"/>
-            <w:shd w:fill="B3381B"/>
-            <w:tcMar>
-              <w:top w:w="85" w:type="dxa"/>
-              <w:left w:w="85" w:type="dxa"/>
-              <w:bottom w:w="85" w:type="dxa"/>
-              <w:right w:w="85" w:type="dxa"/>
-            </w:tcMar>
-            <w:shd w:fill="5040A8"/>
+            <w:tcW w:type="dxa" w:w="3456"/>
+            <w:shd w:fill="9B301C"/>
           </w:tcPr>
           <w:p>
             <w:pPr>
-              <w:spacing w:after="0"/>
+              <w:spacing w:after="160" w:line="269" w:lineRule="auto"/>
             </w:pPr>
             <w:r>
               <w:rPr>
                 <w:rFonts w:ascii="Arial" w:hAnsi="Arial"/>
                 <w:b/>
                 <w:color w:val="FFFFFF"/>
-                <w:sz w:val="58"/>
+                <w:sz w:val="20"/>
               </w:rPr>
-              <w:t>$3,000</w:t>
+              <w:t>Message</w:t>
             </w:r>
           </w:p>
         </w:tc>
         <w:tc>
           <w:tcPr>
-            <w:tcW w:type="dxa" w:w="3485"/>
-            <w:shd w:fill="B3381B"/>
-            <w:tcMar>
-              <w:top w:w="85" w:type="dxa"/>
-              <w:left w:w="85" w:type="dxa"/>
-              <w:bottom w:w="85" w:type="dxa"/>
-              <w:right w:w="85" w:type="dxa"/>
-            </w:tcMar>
+            <w:tcW w:type="dxa" w:w="3456"/>
+            <w:shd w:fill="9B301C"/>
           </w:tcPr>
           <w:p>
             <w:pPr>
-              <w:spacing w:after="0"/>
+              <w:spacing w:after="160" w:line="269" w:lineRule="auto"/>
             </w:pPr>
             <w:r>
               <w:rPr>
                 <w:rFonts w:ascii="Arial" w:hAnsi="Arial"/>
                 <w:b/>
                 <w:color w:val="FFFFFF"/>
-                <w:sz w:val="58"/>
+                <w:sz w:val="20"/>
               </w:rPr>
-              <w:t>31 days</w:t>
+              <w:t>Action</w:t>
             </w:r>
           </w:p>
         </w:tc>
@@ -146,253 +290,61 @@
         </w:trPr>
         <w:tc>
           <w:tcPr>
-            <w:tcW w:type="dxa" w:w="3485"/>
-            <w:shd w:fill="FFF0E8"/>
-            <w:tcMar>
-              <w:top w:w="85" w:type="dxa"/>
-              <w:left w:w="85" w:type="dxa"/>
-              <w:bottom w:w="85" w:type="dxa"/>
-              <w:right w:w="85" w:type="dxa"/>
-            </w:tcMar>
+            <w:tcW w:type="dxa" w:w="2592"/>
+            <w:shd w:fill="FFF0E5"/>
           </w:tcPr>
           <w:p>
             <w:pPr>
-              <w:spacing w:after="0"/>
+              <w:spacing w:after="160" w:line="269" w:lineRule="auto"/>
+            </w:pPr>
+            <w:r>
+              <w:rPr>
+                <w:rFonts w:ascii="Arial" w:hAnsi="Arial"/>
+                <w:b/>
+                <w:color w:val="17252B"/>
+                <w:sz w:val="20"/>
+              </w:rPr>
+              <w:t>Window poster</w:t>
+            </w:r>
+          </w:p>
+        </w:tc>
+        <w:tc>
+          <w:tcPr>
+            <w:tcW w:type="dxa" w:w="4147"/>
+            <w:shd w:fill="FFF0E5"/>
+          </w:tcPr>
+          <w:p>
+            <w:pPr>
+              <w:spacing w:after="160" w:line="269" w:lineRule="auto"/>
             </w:pPr>
             <w:r>
               <w:rPr>
                 <w:rFonts w:ascii="Arial" w:hAnsi="Arial"/>
                 <w:b w:val="0"/>
-                <w:color w:val="172033"/>
+                <w:color w:val="17252B"/>
                 <w:sz w:val="20"/>
               </w:rPr>
-              <w:t>inquiry target</w:t>
+              <w:t>Keep the Good Things</w:t>
             </w:r>
           </w:p>
         </w:tc>
         <w:tc>
           <w:tcPr>
-            <w:tcW w:type="dxa" w:w="3485"/>
-            <w:shd w:fill="FFF0E8"/>
-            <w:tcMar>
-              <w:top w:w="85" w:type="dxa"/>
-              <w:left w:w="85" w:type="dxa"/>
-              <w:bottom w:w="85" w:type="dxa"/>
-              <w:right w:w="85" w:type="dxa"/>
-            </w:tcMar>
+            <w:tcW w:type="dxa" w:w="3629"/>
+            <w:shd w:fill="FFF0E5"/>
           </w:tcPr>
           <w:p>
             <w:pPr>
-              <w:spacing w:after="0"/>
+              <w:spacing w:after="160" w:line="269" w:lineRule="auto"/>
             </w:pPr>
             <w:r>
               <w:rPr>
                 <w:rFonts w:ascii="Arial" w:hAnsi="Arial"/>
                 <w:b w:val="0"/>
-                <w:color w:val="172033"/>
+                <w:color w:val="17252B"/>
                 <w:sz w:val="20"/>
               </w:rPr>
-              <w:t>sample budget</w:t>
-            </w:r>
-          </w:p>
-        </w:tc>
-        <w:tc>
-          <w:tcPr>
-            <w:tcW w:type="dxa" w:w="3485"/>
-            <w:shd w:fill="FFF0E8"/>
-            <w:tcMar>
-              <w:top w:w="85" w:type="dxa"/>
-              <w:left w:w="85" w:type="dxa"/>
-              <w:bottom w:w="85" w:type="dxa"/>
-              <w:right w:w="85" w:type="dxa"/>
-            </w:tcMar>
-          </w:tcPr>
-          <w:p>
-            <w:pPr>
-              <w:spacing w:after="0"/>
-            </w:pPr>
-            <w:r>
-              <w:rPr>
-                <w:rFonts w:ascii="Arial" w:hAnsi="Arial"/>
-                <w:b w:val="0"/>
-                <w:color w:val="172033"/>
-                <w:sz w:val="20"/>
-              </w:rPr>
-              <w:t>launch window</w:t>
-            </w:r>
-          </w:p>
-        </w:tc>
-      </w:tr>
-    </w:tbl>
-    <w:p>
-      <w:pPr>
-        <w:spacing w:after="0" w:before="0" w:line="60" w:lineRule="exact"/>
-      </w:pPr>
-      <w:r>
-        <w:rPr>
-          <w:sz w:val="6"/>
-        </w:rPr>
-      </w:r>
-    </w:p>
-    <w:p>
-      <w:pPr>
-        <w:shd w:fill="FFF0E8"/>
-        <w:spacing w:before="120" w:after="160"/>
-        <w:ind w:right="3854"/>
-      </w:pPr>
-      <w:r>
-        <w:rPr>
-          <w:b/>
-          <w:color w:val="B3381B"/>
-          <w:sz w:val="18"/>
-        </w:rPr>
-        <w:t>PRIMARY OBJECTIVE</w:t>
-        <w:br/>
-      </w:r>
-      <w:r>
-        <w:rPr>
-          <w:b w:val="0"/>
-        </w:rPr>
-        <w:t xml:space="preserve">Generate 120 </w:t>
-      </w:r>
-      <w:r>
-        <w:rPr>
-          <w:b/>
-          <w:color w:val="B3381B"/>
-        </w:rPr>
-        <w:t>qualified</w:t>
-      </w:r>
-      <w:r>
-        <w:rPr>
-          <w:b w:val="0"/>
-        </w:rPr>
-        <w:t xml:space="preserve"> reservation inquiries during the launch month. This is a sample target, not a forecast or an achieved result.</w:t>
-      </w:r>
-    </w:p>
-    <w:p>
-      <w:pPr>
-        <w:pStyle w:val="Heading1"/>
-      </w:pPr>
-      <w:r>
-        <w:rPr>
-          <w:b w:val="0"/>
-        </w:rPr>
-        <w:t>Who We Are Speaking To</w:t>
-      </w:r>
-    </w:p>
-    <w:p>
-      <w:pPr>
-        <w:ind w:right="3854"/>
-      </w:pPr>
-      <w:r>
-        <w:rPr>
-          <w:b w:val="0"/>
-        </w:rPr>
-        <w:t>People living or working within the local neighborhood who want a relaxed place for a midweek dinner. They need to understand the menu, typical spend and how to book before deciding.</w:t>
-      </w:r>
-    </w:p>
-    <w:p>
-      <w:pPr>
-        <w:pStyle w:val="Heading1"/>
-      </w:pPr>
-      <w:r>
-        <w:rPr>
-          <w:b w:val="0"/>
-        </w:rPr>
-        <w:t>Message and Response</w:t>
-      </w:r>
-    </w:p>
-    <w:tbl>
-      <w:tblPr>
-        <w:tblW w:type="auto" w:w="0"/>
-        <w:tblLayout w:type="fixed"/>
-        <w:tblLook w:firstColumn="1" w:firstRow="1" w:lastColumn="0" w:lastRow="0" w:noHBand="0" w:noVBand="1" w:val="04A0"/>
-      </w:tblPr>
-      <w:tblGrid>
-        <w:gridCol w:w="3485"/>
-        <w:gridCol w:w="3485"/>
-        <w:gridCol w:w="3485"/>
-      </w:tblGrid>
-      <w:tr>
-        <w:trPr>
-          <w:cantSplit/>
-          <w:tblHeader/>
-        </w:trPr>
-        <w:tc>
-          <w:tcPr>
-            <w:tcW w:type="dxa" w:w="3485"/>
-            <w:shd w:fill="B3381B"/>
-            <w:tcMar>
-              <w:top w:w="85" w:type="dxa"/>
-              <w:left w:w="85" w:type="dxa"/>
-              <w:bottom w:w="85" w:type="dxa"/>
-              <w:right w:w="85" w:type="dxa"/>
-            </w:tcMar>
-          </w:tcPr>
-          <w:p>
-            <w:pPr>
-              <w:spacing w:after="0"/>
-            </w:pPr>
-            <w:r>
-              <w:rPr>
-                <w:rFonts w:ascii="Arial" w:hAnsi="Arial"/>
-                <w:b/>
-                <w:color w:val="FFFFFF"/>
-                <w:sz w:val="20"/>
-              </w:rPr>
-              <w:t>Main message</w:t>
-            </w:r>
-          </w:p>
-        </w:tc>
-        <w:tc>
-          <w:tcPr>
-            <w:tcW w:type="dxa" w:w="3485"/>
-            <w:shd w:fill="B3381B"/>
-            <w:tcMar>
-              <w:top w:w="85" w:type="dxa"/>
-              <w:left w:w="85" w:type="dxa"/>
-              <w:bottom w:w="85" w:type="dxa"/>
-              <w:right w:w="85" w:type="dxa"/>
-            </w:tcMar>
-          </w:tcPr>
-          <w:p>
-            <w:pPr>
-              <w:spacing w:after="0"/>
-            </w:pPr>
-            <w:r>
-              <w:rPr>
-                <w:rFonts w:ascii="Arial" w:hAnsi="Arial"/>
-                <w:b/>
-                <w:color w:val="FFFFFF"/>
-                <w:sz w:val="20"/>
-              </w:rPr>
-              <w:t>Supporting content</w:t>
-            </w:r>
-          </w:p>
-        </w:tc>
-        <w:tc>
-          <w:tcPr>
-            <w:tcW w:type="dxa" w:w="3485"/>
-            <w:shd w:fill="B3381B"/>
-            <w:tcMar>
-              <w:top w:w="85" w:type="dxa"/>
-              <w:left w:w="85" w:type="dxa"/>
-              <w:bottom w:w="85" w:type="dxa"/>
-              <w:right w:w="85" w:type="dxa"/>
-            </w:tcMar>
-          </w:tcPr>
-          <w:p>
-            <w:pPr>
-              <w:spacing w:after="0"/>
-            </w:pPr>
-            <w:r>
-              <w:rPr>
-                <w:rFonts w:ascii="Arial" w:hAnsi="Arial"/>
-                <w:b/>
-                <w:color w:val="FFFFFF"/>
-                <w:sz w:val="20"/>
-              </w:rPr>
-              <w:t>Call to action</w:t>
+              <w:t>Scan for times</w:t>
             </w:r>
           </w:p>
         </w:tc>
@@ -403,345 +355,61 @@
         </w:trPr>
         <w:tc>
           <w:tcPr>
-            <w:tcW w:type="dxa" w:w="3485"/>
-            <w:shd w:fill="FFF0E8"/>
-            <w:tcMar>
-              <w:top w:w="85" w:type="dxa"/>
-              <w:left w:w="85" w:type="dxa"/>
-              <w:bottom w:w="85" w:type="dxa"/>
-              <w:right w:w="85" w:type="dxa"/>
-            </w:tcMar>
+            <w:tcW w:type="dxa" w:w="2592"/>
+            <w:shd w:fill="FFFFFF"/>
           </w:tcPr>
           <w:p>
             <w:pPr>
-              <w:spacing w:after="0"/>
+              <w:spacing w:after="160" w:line="269" w:lineRule="auto"/>
+            </w:pPr>
+            <w:r>
+              <w:rPr>
+                <w:rFonts w:ascii="Arial" w:hAnsi="Arial"/>
+                <w:b/>
+                <w:color w:val="17252B"/>
+                <w:sz w:val="20"/>
+              </w:rPr>
+              <w:t>Email</w:t>
+            </w:r>
+          </w:p>
+        </w:tc>
+        <w:tc>
+          <w:tcPr>
+            <w:tcW w:type="dxa" w:w="4147"/>
+            <w:shd w:fill="FFFFFF"/>
+          </w:tcPr>
+          <w:p>
+            <w:pPr>
+              <w:spacing w:after="160" w:line="269" w:lineRule="auto"/>
             </w:pPr>
             <w:r>
               <w:rPr>
                 <w:rFonts w:ascii="Arial" w:hAnsi="Arial"/>
                 <w:b w:val="0"/>
-                <w:color w:val="172033"/>
+                <w:color w:val="17252B"/>
                 <w:sz w:val="20"/>
               </w:rPr>
-              <w:t>A seasonal dinner close to home</w:t>
+              <w:t>See a repair in progress</w:t>
             </w:r>
           </w:p>
         </w:tc>
         <w:tc>
           <w:tcPr>
-            <w:tcW w:type="dxa" w:w="3485"/>
-            <w:shd w:fill="FFF0E8"/>
-            <w:tcMar>
-              <w:top w:w="85" w:type="dxa"/>
-              <w:left w:w="85" w:type="dxa"/>
-              <w:bottom w:w="85" w:type="dxa"/>
-              <w:right w:w="85" w:type="dxa"/>
-            </w:tcMar>
+            <w:tcW w:type="dxa" w:w="3629"/>
+            <w:shd w:fill="FFFFFF"/>
           </w:tcPr>
           <w:p>
             <w:pPr>
-              <w:spacing w:after="0"/>
+              <w:spacing w:after="160" w:line="269" w:lineRule="auto"/>
             </w:pPr>
             <w:r>
               <w:rPr>
                 <w:rFonts w:ascii="Arial" w:hAnsi="Arial"/>
                 <w:b w:val="0"/>
-                <w:color w:val="172033"/>
+                <w:color w:val="17252B"/>
                 <w:sz w:val="20"/>
               </w:rPr>
-              <w:t>Menu highlights, room details, service hours and booking instructions</w:t>
-            </w:r>
-          </w:p>
-        </w:tc>
-        <w:tc>
-          <w:tcPr>
-            <w:tcW w:type="dxa" w:w="3485"/>
-            <w:shd w:fill="FFF0E8"/>
-            <w:tcMar>
-              <w:top w:w="85" w:type="dxa"/>
-              <w:left w:w="85" w:type="dxa"/>
-              <w:bottom w:w="85" w:type="dxa"/>
-              <w:right w:w="85" w:type="dxa"/>
-            </w:tcMar>
-          </w:tcPr>
-          <w:p>
-            <w:pPr>
-              <w:spacing w:after="0"/>
-            </w:pPr>
-            <w:r>
-              <w:rPr>
-                <w:rFonts w:ascii="Arial" w:hAnsi="Arial"/>
-                <w:b w:val="0"/>
-                <w:color w:val="172033"/>
-                <w:sz w:val="20"/>
-              </w:rPr>
-              <w:t>View the menu and request a table</w:t>
-            </w:r>
-          </w:p>
-        </w:tc>
-      </w:tr>
-    </w:tbl>
-    <w:p>
-      <w:pPr>
-        <w:spacing w:after="0" w:before="0" w:line="60" w:lineRule="exact"/>
-      </w:pPr>
-      <w:r>
-        <w:rPr>
-          <w:sz w:val="6"/>
-        </w:rPr>
-      </w:r>
-    </w:p>
-    <w:p>
-      <w:pPr>
-        <w:pStyle w:val="Heading1"/>
-      </w:pPr>
-      <w:r>
-        <w:rPr>
-          <w:b w:val="0"/>
-        </w:rPr>
-        <w:t>Creative Direction</w:t>
-      </w:r>
-    </w:p>
-    <w:p>
-      <w:pPr>
-        <w:ind w:right="3854"/>
-      </w:pPr>
-      <w:r>
-        <w:rPr>
-          <w:b w:val="0"/>
-        </w:rPr>
-        <w:t>Warm food-led photography, short ingredient descriptions and readable menu typography. Show the actual space when photographs are supplied. Avoid invented reviews, awards or claims about local sourcing.</w:t>
-      </w:r>
-    </w:p>
-    <w:p>
-      <w:pPr>
-        <w:pStyle w:val="Heading1"/>
-      </w:pPr>
-      <w:r>
-        <w:rPr>
-          <w:b w:val="0"/>
-        </w:rPr>
-        <w:t>Required Information</w:t>
-      </w:r>
-    </w:p>
-    <w:p>
-      <w:pPr>
-        <w:pStyle w:val="ListBullet"/>
-      </w:pPr>
-      <w:r>
-        <w:rPr>
-          <w:b w:val="0"/>
-        </w:rPr>
-        <w:t>Approved menu and prices; service dates and hours.</w:t>
-      </w:r>
-    </w:p>
-    <w:p>
-      <w:pPr>
-        <w:pStyle w:val="ListBullet"/>
-      </w:pPr>
-      <w:r>
-        <w:rPr>
-          <w:b w:val="0"/>
-        </w:rPr>
-        <w:t>A clear booking route and accurate location information.</w:t>
-      </w:r>
-    </w:p>
-    <w:p>
-      <w:pPr>
-        <w:pStyle w:val="ListBullet"/>
-      </w:pPr>
-      <w:r>
-        <w:rPr>
-          <w:b w:val="0"/>
-        </w:rPr>
-        <w:t>Confirmed dietary and accessibility guidance from the operator.</w:t>
-      </w:r>
-    </w:p>
-    <w:p>
-      <w:pPr>
-        <w:pStyle w:val="Heading1"/>
-      </w:pPr>
-      <w:r>
-        <w:rPr>
-          <w:b w:val="0"/>
-        </w:rPr>
-        <w:t>Approval Route</w:t>
-      </w:r>
-    </w:p>
-    <w:p>
-      <w:pPr>
-        <w:ind w:right="3854"/>
-      </w:pPr>
-      <w:r>
-        <w:rPr>
-          <w:b w:val="0"/>
-        </w:rPr>
-        <w:t>Chef reviews menu descriptions. Operations confirms hours and booking information. Campaign owner approves final copy before publication.</w:t>
-      </w:r>
-    </w:p>
-    <w:p>
-      <w:r>
-        <w:br w:type="page"/>
-      </w:r>
-    </w:p>
-    <w:p>
-      <w:r>
-        <w:rPr>
-          <w:b/>
-          <w:color w:val="B3381B"/>
-          <w:sz w:val="16"/>
-        </w:rPr>
-        <w:t>CREATIVE BRIEF 04   /   02</w:t>
-      </w:r>
-    </w:p>
-    <w:p>
-      <w:pPr>
-        <w:pStyle w:val="Title"/>
-        <w:shd w:fill="B3381B"/>
-      </w:pPr>
-      <w:r>
-        <w:rPr>
-          <w:color w:val="FFFFFF"/>
-        </w:rPr>
-        <w:t>Channels and Measurement</w:t>
-      </w:r>
-    </w:p>
-    <w:p>
-      <w:pPr>
-        <w:pStyle w:val="Heading2"/>
-        <w:keepNext/>
-      </w:pPr>
-      <w:r>
-        <w:t>Allocate by the Job to Be Done</w:t>
-      </w:r>
-    </w:p>
-    <w:p>
-      <w:r>
-        <w:drawing>
-          <wp:inline xmlns:a="http://schemas.openxmlformats.org/drawingml/2006/main" xmlns:pic="http://schemas.openxmlformats.org/drawingml/2006/picture">
-            <wp:extent cx="6080760" cy="1903081"/>
-            <wp:docPr id="1" name="Picture 1"/>
-            <wp:cNvGraphicFramePr>
-              <a:graphicFrameLocks noChangeAspect="1"/>
-            </wp:cNvGraphicFramePr>
-            <a:graphic>
-              <a:graphicData uri="http://schemas.openxmlformats.org/drawingml/2006/picture">
-                <pic:pic>
-                  <pic:nvPicPr>
-                    <pic:cNvPr id="0" name="marketing-1.png"/>
-                    <pic:cNvPicPr/>
-                  </pic:nvPicPr>
-                  <pic:blipFill>
-                    <a:blip r:embed="rId10"/>
-                    <a:stretch>
-                      <a:fillRect/>
-                    </a:stretch>
-                  </pic:blipFill>
-                  <pic:spPr>
-                    <a:xfrm>
-                      <a:off x="0" y="0"/>
-                      <a:ext cx="6080760" cy="1903081"/>
-                    </a:xfrm>
-                    <a:prstGeom prst="rect"/>
-                  </pic:spPr>
-                </pic:pic>
-              </a:graphicData>
-            </a:graphic>
-          </wp:inline>
-        </w:drawing>
-      </w:r>
-    </w:p>
-    <w:tbl>
-      <w:tblPr>
-        <w:tblW w:type="auto" w:w="0"/>
-        <w:tblLayout w:type="fixed"/>
-        <w:tblLook w:firstColumn="1" w:firstRow="1" w:lastColumn="0" w:lastRow="0" w:noHBand="0" w:noVBand="1" w:val="04A0"/>
-      </w:tblPr>
-      <w:tblGrid>
-        <w:gridCol w:w="1464"/>
-        <w:gridCol w:w="4391"/>
-        <w:gridCol w:w="4600"/>
-      </w:tblGrid>
-      <w:tr>
-        <w:trPr>
-          <w:cantSplit/>
-          <w:tblHeader/>
-        </w:trPr>
-        <w:tc>
-          <w:tcPr>
-            <w:tcW w:type="dxa" w:w="1464"/>
-            <w:shd w:fill="B3381B"/>
-            <w:tcMar>
-              <w:top w:w="85" w:type="dxa"/>
-              <w:left w:w="85" w:type="dxa"/>
-              <w:bottom w:w="85" w:type="dxa"/>
-              <w:right w:w="85" w:type="dxa"/>
-            </w:tcMar>
-          </w:tcPr>
-          <w:p>
-            <w:pPr>
-              <w:spacing w:after="0"/>
-            </w:pPr>
-            <w:r>
-              <w:rPr>
-                <w:rFonts w:ascii="Arial" w:hAnsi="Arial"/>
-                <w:b/>
-                <w:color w:val="FFFFFF"/>
-                <w:sz w:val="20"/>
-              </w:rPr>
-              <w:t>Week</w:t>
-            </w:r>
-          </w:p>
-        </w:tc>
-        <w:tc>
-          <w:tcPr>
-            <w:tcW w:type="dxa" w:w="4391"/>
-            <w:shd w:fill="B3381B"/>
-            <w:tcMar>
-              <w:top w:w="85" w:type="dxa"/>
-              <w:left w:w="85" w:type="dxa"/>
-              <w:bottom w:w="85" w:type="dxa"/>
-              <w:right w:w="85" w:type="dxa"/>
-            </w:tcMar>
-          </w:tcPr>
-          <w:p>
-            <w:pPr>
-              <w:spacing w:after="0"/>
-            </w:pPr>
-            <w:r>
-              <w:rPr>
-                <w:rFonts w:ascii="Arial" w:hAnsi="Arial"/>
-                <w:b/>
-                <w:color w:val="FFFFFF"/>
-                <w:sz w:val="20"/>
-              </w:rPr>
-              <w:t>Asset</w:t>
-            </w:r>
-          </w:p>
-        </w:tc>
-        <w:tc>
-          <w:tcPr>
-            <w:tcW w:type="dxa" w:w="4600"/>
-            <w:shd w:fill="B3381B"/>
-            <w:tcMar>
-              <w:top w:w="85" w:type="dxa"/>
-              <w:left w:w="85" w:type="dxa"/>
-              <w:bottom w:w="85" w:type="dxa"/>
-              <w:right w:w="85" w:type="dxa"/>
-            </w:tcMar>
-          </w:tcPr>
-          <w:p>
-            <w:pPr>
-              <w:spacing w:after="0"/>
-            </w:pPr>
-            <w:r>
-              <w:rPr>
-                <w:rFonts w:ascii="Arial" w:hAnsi="Arial"/>
-                <w:b/>
-                <w:color w:val="FFFFFF"/>
-                <w:sz w:val="20"/>
-              </w:rPr>
-              <w:t>Decision signal</w:t>
+              <w:t>Book assessment</w:t>
             </w:r>
           </w:p>
         </w:tc>
@@ -752,328 +420,61 @@
         </w:trPr>
         <w:tc>
           <w:tcPr>
-            <w:tcW w:type="dxa" w:w="1464"/>
-            <w:shd w:fill="FFF0E8"/>
-            <w:tcMar>
-              <w:top w:w="85" w:type="dxa"/>
-              <w:left w:w="85" w:type="dxa"/>
-              <w:bottom w:w="85" w:type="dxa"/>
-              <w:right w:w="85" w:type="dxa"/>
-            </w:tcMar>
+            <w:tcW w:type="dxa" w:w="2592"/>
+            <w:shd w:fill="FFF0E5"/>
           </w:tcPr>
           <w:p>
             <w:pPr>
-              <w:spacing w:after="0"/>
+              <w:spacing w:after="160" w:line="269" w:lineRule="auto"/>
+            </w:pPr>
+            <w:r>
+              <w:rPr>
+                <w:rFonts w:ascii="Arial" w:hAnsi="Arial"/>
+                <w:b/>
+                <w:color w:val="17252B"/>
+                <w:sz w:val="20"/>
+              </w:rPr>
+              <w:t>Workshop</w:t>
+            </w:r>
+          </w:p>
+        </w:tc>
+        <w:tc>
+          <w:tcPr>
+            <w:tcW w:type="dxa" w:w="4147"/>
+            <w:shd w:fill="FFF0E5"/>
+          </w:tcPr>
+          <w:p>
+            <w:pPr>
+              <w:spacing w:after="160" w:line="269" w:lineRule="auto"/>
             </w:pPr>
             <w:r>
               <w:rPr>
                 <w:rFonts w:ascii="Arial" w:hAnsi="Arial"/>
                 <w:b w:val="0"/>
-                <w:color w:val="172033"/>
+                <w:color w:val="17252B"/>
                 <w:sz w:val="20"/>
               </w:rPr>
-              <w:t>01</w:t>
+              <w:t>Meet the repair team</w:t>
             </w:r>
           </w:p>
         </w:tc>
         <w:tc>
           <w:tcPr>
-            <w:tcW w:type="dxa" w:w="4391"/>
-            <w:shd w:fill="FFF0E8"/>
-            <w:tcMar>
-              <w:top w:w="85" w:type="dxa"/>
-              <w:left w:w="85" w:type="dxa"/>
-              <w:bottom w:w="85" w:type="dxa"/>
-              <w:right w:w="85" w:type="dxa"/>
-            </w:tcMar>
+            <w:tcW w:type="dxa" w:w="3629"/>
+            <w:shd w:fill="FFF0E5"/>
           </w:tcPr>
           <w:p>
             <w:pPr>
-              <w:spacing w:after="0"/>
+              <w:spacing w:after="160" w:line="269" w:lineRule="auto"/>
             </w:pPr>
             <w:r>
               <w:rPr>
                 <w:rFonts w:ascii="Arial" w:hAnsi="Arial"/>
                 <w:b w:val="0"/>
-                <w:color w:val="172033"/>
+                <w:color w:val="17252B"/>
                 <w:sz w:val="20"/>
               </w:rPr>
-              <w:t>Menu story and launch email</w:t>
-            </w:r>
-          </w:p>
-        </w:tc>
-        <w:tc>
-          <w:tcPr>
-            <w:tcW w:type="dxa" w:w="4600"/>
-            <w:shd w:fill="FFF0E8"/>
-            <w:tcMar>
-              <w:top w:w="85" w:type="dxa"/>
-              <w:left w:w="85" w:type="dxa"/>
-              <w:bottom w:w="85" w:type="dxa"/>
-              <w:right w:w="85" w:type="dxa"/>
-            </w:tcMar>
-          </w:tcPr>
-          <w:p>
-            <w:pPr>
-              <w:spacing w:after="0"/>
-            </w:pPr>
-            <w:r>
-              <w:rPr>
-                <w:rFonts w:ascii="Arial" w:hAnsi="Arial"/>
-                <w:b w:val="0"/>
-                <w:color w:val="172033"/>
-                <w:sz w:val="20"/>
-              </w:rPr>
-              <w:t>Are people reaching the menu?</w:t>
-            </w:r>
-          </w:p>
-        </w:tc>
-      </w:tr>
-      <w:tr>
-        <w:trPr>
-          <w:cantSplit/>
-        </w:trPr>
-        <w:tc>
-          <w:tcPr>
-            <w:tcW w:type="dxa" w:w="1464"/>
-            <w:shd w:fill="FFFFFF"/>
-            <w:tcMar>
-              <w:top w:w="85" w:type="dxa"/>
-              <w:left w:w="85" w:type="dxa"/>
-              <w:bottom w:w="85" w:type="dxa"/>
-              <w:right w:w="85" w:type="dxa"/>
-            </w:tcMar>
-          </w:tcPr>
-          <w:p>
-            <w:pPr>
-              <w:spacing w:after="0"/>
-            </w:pPr>
-            <w:r>
-              <w:rPr>
-                <w:rFonts w:ascii="Arial" w:hAnsi="Arial"/>
-                <w:b w:val="0"/>
-                <w:color w:val="172033"/>
-                <w:sz w:val="20"/>
-              </w:rPr>
-              <w:t>02</w:t>
-            </w:r>
-          </w:p>
-        </w:tc>
-        <w:tc>
-          <w:tcPr>
-            <w:tcW w:type="dxa" w:w="4391"/>
-            <w:shd w:fill="FFFFFF"/>
-            <w:tcMar>
-              <w:top w:w="85" w:type="dxa"/>
-              <w:left w:w="85" w:type="dxa"/>
-              <w:bottom w:w="85" w:type="dxa"/>
-              <w:right w:w="85" w:type="dxa"/>
-            </w:tcMar>
-          </w:tcPr>
-          <w:p>
-            <w:pPr>
-              <w:spacing w:after="0"/>
-            </w:pPr>
-            <w:r>
-              <w:rPr>
-                <w:rFonts w:ascii="Arial" w:hAnsi="Arial"/>
-                <w:b w:val="0"/>
-                <w:color w:val="172033"/>
-                <w:sz w:val="20"/>
-              </w:rPr>
-              <w:t>Chef interview and neighborhood card</w:t>
-            </w:r>
-          </w:p>
-        </w:tc>
-        <w:tc>
-          <w:tcPr>
-            <w:tcW w:type="dxa" w:w="4600"/>
-            <w:shd w:fill="FFFFFF"/>
-            <w:tcMar>
-              <w:top w:w="85" w:type="dxa"/>
-              <w:left w:w="85" w:type="dxa"/>
-              <w:bottom w:w="85" w:type="dxa"/>
-              <w:right w:w="85" w:type="dxa"/>
-            </w:tcMar>
-          </w:tcPr>
-          <w:p>
-            <w:pPr>
-              <w:spacing w:after="0"/>
-            </w:pPr>
-            <w:r>
-              <w:rPr>
-                <w:rFonts w:ascii="Arial" w:hAnsi="Arial"/>
-                <w:b w:val="0"/>
-                <w:color w:val="172033"/>
-                <w:sz w:val="20"/>
-              </w:rPr>
-              <w:t>Are inquiry starts increasing?</w:t>
-            </w:r>
-          </w:p>
-        </w:tc>
-      </w:tr>
-      <w:tr>
-        <w:trPr>
-          <w:cantSplit/>
-        </w:trPr>
-        <w:tc>
-          <w:tcPr>
-            <w:tcW w:type="dxa" w:w="1464"/>
-            <w:shd w:fill="FFF0E8"/>
-            <w:tcMar>
-              <w:top w:w="85" w:type="dxa"/>
-              <w:left w:w="85" w:type="dxa"/>
-              <w:bottom w:w="85" w:type="dxa"/>
-              <w:right w:w="85" w:type="dxa"/>
-            </w:tcMar>
-          </w:tcPr>
-          <w:p>
-            <w:pPr>
-              <w:spacing w:after="0"/>
-            </w:pPr>
-            <w:r>
-              <w:rPr>
-                <w:rFonts w:ascii="Arial" w:hAnsi="Arial"/>
-                <w:b w:val="0"/>
-                <w:color w:val="172033"/>
-                <w:sz w:val="20"/>
-              </w:rPr>
-              <w:t>03</w:t>
-            </w:r>
-          </w:p>
-        </w:tc>
-        <w:tc>
-          <w:tcPr>
-            <w:tcW w:type="dxa" w:w="4391"/>
-            <w:shd w:fill="FFF0E8"/>
-            <w:tcMar>
-              <w:top w:w="85" w:type="dxa"/>
-              <w:left w:w="85" w:type="dxa"/>
-              <w:bottom w:w="85" w:type="dxa"/>
-              <w:right w:w="85" w:type="dxa"/>
-            </w:tcMar>
-          </w:tcPr>
-          <w:p>
-            <w:pPr>
-              <w:spacing w:after="0"/>
-            </w:pPr>
-            <w:r>
-              <w:rPr>
-                <w:rFonts w:ascii="Arial" w:hAnsi="Arial"/>
-                <w:b w:val="0"/>
-                <w:color w:val="172033"/>
-                <w:sz w:val="20"/>
-              </w:rPr>
-              <w:t>Midweek creative variation</w:t>
-            </w:r>
-          </w:p>
-        </w:tc>
-        <w:tc>
-          <w:tcPr>
-            <w:tcW w:type="dxa" w:w="4600"/>
-            <w:shd w:fill="FFF0E8"/>
-            <w:tcMar>
-              <w:top w:w="85" w:type="dxa"/>
-              <w:left w:w="85" w:type="dxa"/>
-              <w:bottom w:w="85" w:type="dxa"/>
-              <w:right w:w="85" w:type="dxa"/>
-            </w:tcMar>
-          </w:tcPr>
-          <w:p>
-            <w:pPr>
-              <w:spacing w:after="0"/>
-            </w:pPr>
-            <w:r>
-              <w:rPr>
-                <w:rFonts w:ascii="Arial" w:hAnsi="Arial"/>
-                <w:b w:val="0"/>
-                <w:color w:val="172033"/>
-                <w:sz w:val="20"/>
-              </w:rPr>
-              <w:t>Which message produces qualified interest?</w:t>
-            </w:r>
-          </w:p>
-        </w:tc>
-      </w:tr>
-      <w:tr>
-        <w:trPr>
-          <w:cantSplit/>
-        </w:trPr>
-        <w:tc>
-          <w:tcPr>
-            <w:tcW w:type="dxa" w:w="1464"/>
-            <w:shd w:fill="FFFFFF"/>
-            <w:tcMar>
-              <w:top w:w="85" w:type="dxa"/>
-              <w:left w:w="85" w:type="dxa"/>
-              <w:bottom w:w="85" w:type="dxa"/>
-              <w:right w:w="85" w:type="dxa"/>
-            </w:tcMar>
-          </w:tcPr>
-          <w:p>
-            <w:pPr>
-              <w:spacing w:after="0"/>
-            </w:pPr>
-            <w:r>
-              <w:rPr>
-                <w:rFonts w:ascii="Arial" w:hAnsi="Arial"/>
-                <w:b w:val="0"/>
-                <w:color w:val="172033"/>
-                <w:sz w:val="20"/>
-              </w:rPr>
-              <w:t>04</w:t>
-            </w:r>
-          </w:p>
-        </w:tc>
-        <w:tc>
-          <w:tcPr>
-            <w:tcW w:type="dxa" w:w="4391"/>
-            <w:shd w:fill="FFFFFF"/>
-            <w:tcMar>
-              <w:top w:w="85" w:type="dxa"/>
-              <w:left w:w="85" w:type="dxa"/>
-              <w:bottom w:w="85" w:type="dxa"/>
-              <w:right w:w="85" w:type="dxa"/>
-            </w:tcMar>
-          </w:tcPr>
-          <w:p>
-            <w:pPr>
-              <w:spacing w:after="0"/>
-            </w:pPr>
-            <w:r>
-              <w:rPr>
-                <w:rFonts w:ascii="Arial" w:hAnsi="Arial"/>
-                <w:b w:val="0"/>
-                <w:color w:val="172033"/>
-                <w:sz w:val="20"/>
-              </w:rPr>
-              <w:t>Retrospective and follow-up</w:t>
-            </w:r>
-          </w:p>
-        </w:tc>
-        <w:tc>
-          <w:tcPr>
-            <w:tcW w:type="dxa" w:w="4600"/>
-            <w:shd w:fill="FFFFFF"/>
-            <w:tcMar>
-              <w:top w:w="85" w:type="dxa"/>
-              <w:left w:w="85" w:type="dxa"/>
-              <w:bottom w:w="85" w:type="dxa"/>
-              <w:right w:w="85" w:type="dxa"/>
-            </w:tcMar>
-          </w:tcPr>
-          <w:p>
-            <w:pPr>
-              <w:spacing w:after="0"/>
-            </w:pPr>
-            <w:r>
-              <w:rPr>
-                <w:rFonts w:ascii="Arial" w:hAnsi="Arial"/>
-                <w:b w:val="0"/>
-                <w:color w:val="172033"/>
-                <w:sz w:val="20"/>
-              </w:rPr>
-              <w:t>What should be retained?</w:t>
+              <w:t>Bring one item</w:t>
             </w:r>
           </w:p>
         </w:tc>
@@ -1081,76 +482,24 @@
     </w:tbl>
     <w:p>
       <w:pPr>
-        <w:spacing w:after="0" w:before="0" w:line="60" w:lineRule="exact"/>
+        <w:spacing w:after="80" w:line="269" w:lineRule="auto"/>
       </w:pPr>
       <w:r>
         <w:rPr>
-          <w:sz w:val="6"/>
-        </w:rPr>
-      </w:r>
-    </w:p>
-    <w:p>
-      <w:pPr>
-        <w:pStyle w:val="Heading1"/>
-      </w:pPr>
-      <w:r>
-        <w:rPr>
-          <w:b w:val="0"/>
-        </w:rPr>
-        <w:t>Measure the Actual Journey</w:t>
-      </w:r>
-    </w:p>
-    <w:p>
-      <w:pPr>
-        <w:ind w:right="3854"/>
-      </w:pPr>
-      <w:r>
-        <w:rPr>
-          <w:b w:val="0"/>
-        </w:rPr>
-        <w:t>Synthetic funnel: 8,000 landing visits → 1,200 menu opens → 180 inquiry starts → 120 completed inquiries. Completion is 1.5% of visits and 66.7% of starts. An inquiry is not a confirmed booking.</w:t>
-      </w:r>
-    </w:p>
-    <w:p>
-      <w:pPr>
-        <w:shd w:fill="FFF0E8"/>
-        <w:spacing w:before="120" w:after="160"/>
-        <w:ind w:right="3854"/>
-      </w:pPr>
-      <w:r>
-        <w:rPr>
+          <w:rFonts w:ascii="Arial" w:hAnsi="Arial"/>
           <w:b/>
-          <w:color w:val="B3381B"/>
+          <w:i w:val="0"/>
+          <w:color w:val="9B301C"/>
           <w:sz w:val="18"/>
         </w:rPr>
-        <w:t>SPEND WITH A QUESTION</w:t>
-        <w:br/>
-      </w:r>
-      <w:r>
-        <w:rPr>
-          <w:b w:val="0"/>
-        </w:rPr>
-        <w:t>If the menu attracts attention but the form loses people, improve the form before buying more traffic. Targets and illustrative funnel values are not forecasts.</w:t>
-      </w:r>
-    </w:p>
-    <w:p>
-      <w:pPr>
-        <w:spacing w:before="140"/>
-        <w:ind w:right="3854"/>
-      </w:pPr>
-      <w:r>
-        <w:rPr>
-          <w:i/>
-          <w:color w:val="505968"/>
-          <w:sz w:val="16"/>
-        </w:rPr>
-        <w:t>Design notes: Editorial emphasis, reconciled budget and funnel semantics. Original Dazzler template, Apache-2.0. All sample facts are fictional.</w:t>
+        <w:t>Fictional campaign · Capacity figures are planning assumptions.</w:t>
       </w:r>
     </w:p>
     <w:sectPr>
-      <w:footerReference w:type="default" r:id="rId9"/>
+      <w:headerReference w:type="default" r:id="rId9"/>
+      <w:footerReference w:type="default" r:id="rId10"/>
       <w:pgSz w:w="12240" w:h="15840"/>
-      <w:pgMar w:top="749" w:right="893" w:bottom="749" w:left="893" w:header="720" w:footer="720" w:gutter="0"/>
+      <w:pgMar w:top="792" w:right="936" w:bottom="792" w:left="936" w:header="720" w:footer="720" w:gutter="0"/>
       <w:cols w:space="720"/>
       <w:docGrid w:linePitch="360"/>
     </w:sectPr>
@@ -1166,14 +515,30 @@
     </w:pPr>
     <w:r>
       <w:rPr>
-        <w:b w:val="0"/>
+        <w:color w:val="9B301C"/>
         <w:sz w:val="16"/>
       </w:rPr>
-      <w:t xml:space="preserve">FICTIONAL EXAMPLE  /  MARKETING   •   Dazzler   /   </w:t>
+      <w:t>DAZZLER  /  FICTIONAL EXAMPLE  /  MARKETING</w:t>
     </w:r>
-    <w:fldSimple w:instr="PAGE"/>
   </w:p>
 </w:ftr>
+</file>
+
+<file path=word/header1.xml><?xml version="1.0" encoding="utf-8"?>
+<w:hdr xmlns:m="http://schemas.openxmlformats.org/officeDocument/2006/math" xmlns:mc="http://schemas.openxmlformats.org/markup-compatibility/2006" xmlns:mo="http://schemas.microsoft.com/office/mac/office/2008/main" xmlns:mv="urn:schemas-microsoft-com:mac:vml" xmlns:o="urn:schemas-microsoft-com:office:office" xmlns:r="http://schemas.openxmlformats.org/officeDocument/2006/relationships" xmlns:v="urn:schemas-microsoft-com:vml" xmlns:w10="urn:schemas-microsoft-com:office:word" xmlns:w14="http://schemas.microsoft.com/office/word/2010/wordml" xmlns:w="http://schemas.openxmlformats.org/wordprocessingml/2006/main" xmlns:wne="http://schemas.microsoft.com/office/word/2006/wordml" xmlns:wp14="http://schemas.microsoft.com/office/word/2010/wordprocessingDrawing" xmlns:wp="http://schemas.openxmlformats.org/drawingml/2006/wordprocessingDrawing" xmlns:wpc="http://schemas.microsoft.com/office/word/2010/wordprocessingCanvas" xmlns:wpg="http://schemas.microsoft.com/office/word/2010/wordprocessingGroup" xmlns:wpi="http://schemas.microsoft.com/office/word/2010/wordprocessingInk" xmlns:wps="http://schemas.microsoft.com/office/word/2010/wordprocessingShape" mc:Ignorable="w14 wp14">
+  <w:p>
+    <w:pPr>
+      <w:pStyle w:val="Header"/>
+    </w:pPr>
+    <w:r>
+      <w:pict>
+        <v:rect id="DazzlerPageSurface" style="position:absolute;margin-left:0;margin-top:0;width:612pt;height:792pt;z-index:-251654144;mso-position-horizontal-relative:page;mso-position-vertical-relative:page" fillcolor="#FFF0E5" stroked="f">
+          <v:fill color="#FFF0E5"/>
+        </v:rect>
+      </w:pict>
+    </w:r>
+  </w:p>
+</w:hdr>
 </file>
 
 <file path=word/numbering.xml><?xml version="1.0" encoding="utf-8"?>
@@ -1540,12 +905,11 @@
     <w:qFormat/>
     <w:rsid w:val="00FC693F"/>
     <w:pPr>
-      <w:spacing w:after="140" w:line="264" w:lineRule="auto"/>
+      <w:spacing w:after="160"/>
     </w:pPr>
     <w:rPr>
       <w:rFonts w:ascii="Arial" w:hAnsi="Arial"/>
-      <w:color w:val="172033"/>
-      <w:sz w:val="22"/>
+      <w:sz w:val="21"/>
     </w:rPr>
   </w:style>
   <w:style w:type="paragraph" w:styleId="Header">
@@ -1603,15 +967,15 @@
     <w:pPr>
       <w:keepNext/>
       <w:keepLines/>
-      <w:spacing w:before="180" w:after="140" w:line="264" w:lineRule="auto"/>
+      <w:spacing w:before="480" w:after="0"/>
       <w:outlineLvl w:val="0"/>
     </w:pPr>
     <w:rPr>
-      <w:rFonts w:cstheme="majorBidi" w:ascii="Arial" w:hAnsi="Arial"/>
+      <w:rFonts w:asciiTheme="majorHAnsi" w:eastAsiaTheme="majorEastAsia" w:hAnsiTheme="majorHAnsi" w:cstheme="majorBidi"/>
       <w:b/>
       <w:bCs/>
-      <w:color w:val="B3381B"/>
-      <w:sz w:val="30"/>
+      <w:color w:val="365F91" w:themeColor="accent1" w:themeShade="BF"/>
+      <w:sz w:val="28"/>
       <w:szCs w:val="28"/>
     </w:rPr>
   </w:style>
@@ -1627,15 +991,15 @@
     <w:pPr>
       <w:keepNext/>
       <w:keepLines/>
-      <w:spacing w:before="200" w:after="140" w:line="264" w:lineRule="auto"/>
+      <w:spacing w:before="200" w:after="0"/>
       <w:outlineLvl w:val="1"/>
     </w:pPr>
     <w:rPr>
-      <w:rFonts w:cstheme="majorBidi" w:ascii="Arial" w:hAnsi="Arial"/>
+      <w:rFonts w:asciiTheme="majorHAnsi" w:eastAsiaTheme="majorEastAsia" w:hAnsiTheme="majorHAnsi" w:cstheme="majorBidi"/>
       <w:b/>
       <w:bCs/>
-      <w:color w:val="172033"/>
-      <w:sz w:val="24"/>
+      <w:color w:val="4F81BD" w:themeColor="accent1"/>
+      <w:sz w:val="26"/>
       <w:szCs w:val="26"/>
     </w:rPr>
   </w:style>
@@ -1655,7 +1019,7 @@
       <w:outlineLvl w:val="2"/>
     </w:pPr>
     <w:rPr>
-      <w:rFonts w:cstheme="majorBidi"/>
+      <w:rFonts w:asciiTheme="majorHAnsi" w:eastAsiaTheme="majorEastAsia" w:hAnsiTheme="majorHAnsi" w:cstheme="majorBidi"/>
       <w:b/>
       <w:bCs/>
       <w:color w:val="4F81BD" w:themeColor="accent1"/>
@@ -1678,7 +1042,7 @@
       <w:outlineLvl w:val="3"/>
     </w:pPr>
     <w:rPr>
-      <w:rFonts w:cstheme="majorBidi"/>
+      <w:rFonts w:asciiTheme="majorHAnsi" w:eastAsiaTheme="majorEastAsia" w:hAnsiTheme="majorHAnsi" w:cstheme="majorBidi"/>
       <w:b/>
       <w:bCs/>
       <w:i/>
@@ -1703,7 +1067,7 @@
       <w:outlineLvl w:val="4"/>
     </w:pPr>
     <w:rPr>
-      <w:rFonts w:cstheme="majorBidi"/>
+      <w:rFonts w:asciiTheme="majorHAnsi" w:eastAsiaTheme="majorEastAsia" w:hAnsiTheme="majorHAnsi" w:cstheme="majorBidi"/>
       <w:color w:val="243F60" w:themeColor="accent1" w:themeShade="7F"/>
     </w:rPr>
   </w:style>
@@ -1724,7 +1088,7 @@
       <w:outlineLvl w:val="5"/>
     </w:pPr>
     <w:rPr>
-      <w:rFonts w:cstheme="majorBidi"/>
+      <w:rFonts w:asciiTheme="majorHAnsi" w:eastAsiaTheme="majorEastAsia" w:hAnsiTheme="majorHAnsi" w:cstheme="majorBidi"/>
       <w:i/>
       <w:iCs/>
       <w:color w:val="243F60" w:themeColor="accent1" w:themeShade="7F"/>
@@ -1747,7 +1111,7 @@
       <w:outlineLvl w:val="6"/>
     </w:pPr>
     <w:rPr>
-      <w:rFonts w:cstheme="majorBidi"/>
+      <w:rFonts w:asciiTheme="majorHAnsi" w:eastAsiaTheme="majorEastAsia" w:hAnsiTheme="majorHAnsi" w:cstheme="majorBidi"/>
       <w:i/>
       <w:iCs/>
       <w:color w:val="404040" w:themeColor="text1" w:themeTint="BF"/>
@@ -1770,7 +1134,7 @@
       <w:outlineLvl w:val="7"/>
     </w:pPr>
     <w:rPr>
-      <w:rFonts w:cstheme="majorBidi"/>
+      <w:rFonts w:asciiTheme="majorHAnsi" w:eastAsiaTheme="majorEastAsia" w:hAnsiTheme="majorHAnsi" w:cstheme="majorBidi"/>
       <w:color w:val="4F81BD" w:themeColor="accent1"/>
       <w:sz w:val="20"/>
       <w:szCs w:val="20"/>
@@ -1793,7 +1157,7 @@
       <w:outlineLvl w:val="8"/>
     </w:pPr>
     <w:rPr>
-      <w:rFonts w:cstheme="majorBidi"/>
+      <w:rFonts w:asciiTheme="majorHAnsi" w:eastAsiaTheme="majorEastAsia" w:hAnsiTheme="majorHAnsi" w:cstheme="majorBidi"/>
       <w:i/>
       <w:iCs/>
       <w:color w:val="404040" w:themeColor="text1" w:themeTint="BF"/>
@@ -1844,7 +1208,7 @@
     <w:uiPriority w:val="9"/>
     <w:rsid w:val="00FC693F"/>
     <w:rPr>
-      <w:rFonts w:cstheme="majorBidi"/>
+      <w:rFonts w:asciiTheme="majorHAnsi" w:eastAsiaTheme="majorEastAsia" w:hAnsiTheme="majorHAnsi" w:cstheme="majorBidi"/>
       <w:b/>
       <w:bCs/>
       <w:color w:val="365F91" w:themeColor="accent1" w:themeShade="BF"/>
@@ -1859,7 +1223,7 @@
     <w:uiPriority w:val="9"/>
     <w:rsid w:val="00FC693F"/>
     <w:rPr>
-      <w:rFonts w:cstheme="majorBidi"/>
+      <w:rFonts w:asciiTheme="majorHAnsi" w:eastAsiaTheme="majorEastAsia" w:hAnsiTheme="majorHAnsi" w:cstheme="majorBidi"/>
       <w:b/>
       <w:bCs/>
       <w:color w:val="4F81BD" w:themeColor="accent1"/>
@@ -1874,7 +1238,7 @@
     <w:uiPriority w:val="9"/>
     <w:rsid w:val="00FC693F"/>
     <w:rPr>
-      <w:rFonts w:cstheme="majorBidi"/>
+      <w:rFonts w:asciiTheme="majorHAnsi" w:eastAsiaTheme="majorEastAsia" w:hAnsiTheme="majorHAnsi" w:cstheme="majorBidi"/>
       <w:b/>
       <w:bCs/>
       <w:color w:val="4F81BD" w:themeColor="accent1"/>
@@ -1889,17 +1253,15 @@
     <w:qFormat/>
     <w:rsid w:val="00FC693F"/>
     <w:pPr>
-      <w:keepNext/>
-      <w:spacing w:after="140" w:line="264" w:lineRule="auto"/>
+      <w:spacing w:after="300" w:line="240" w:lineRule="auto"/>
       <w:contextualSpacing/>
     </w:pPr>
     <w:rPr>
-      <w:rFonts w:cstheme="majorBidi" w:ascii="Arial" w:hAnsi="Arial"/>
-      <w:b/>
-      <w:color w:val="B3381B"/>
+      <w:rFonts w:asciiTheme="majorHAnsi" w:eastAsiaTheme="majorEastAsia" w:hAnsiTheme="majorHAnsi" w:cstheme="majorBidi"/>
+      <w:color w:val="17365D" w:themeColor="text2" w:themeShade="BF"/>
       <w:spacing w:val="5"/>
       <w:kern w:val="28"/>
-      <w:sz w:val="76"/>
+      <w:sz w:val="52"/>
       <w:szCs w:val="52"/>
     </w:rPr>
   </w:style>
@@ -1910,7 +1272,7 @@
     <w:uiPriority w:val="10"/>
     <w:rsid w:val="00FC693F"/>
     <w:rPr>
-      <w:rFonts w:cstheme="majorBidi"/>
+      <w:rFonts w:asciiTheme="majorHAnsi" w:eastAsiaTheme="majorEastAsia" w:hAnsiTheme="majorHAnsi" w:cstheme="majorBidi"/>
       <w:color w:val="17365D" w:themeColor="text2" w:themeShade="BF"/>
       <w:spacing w:val="5"/>
       <w:kern w:val="28"/>
@@ -1930,13 +1292,12 @@
       <w:numPr>
         <w:ilvl w:val="1"/>
       </w:numPr>
-      <w:spacing w:after="140" w:line="264" w:lineRule="auto"/>
     </w:pPr>
     <w:rPr>
-      <w:rFonts w:cstheme="majorBidi" w:ascii="Arial" w:hAnsi="Arial"/>
+      <w:rFonts w:asciiTheme="majorHAnsi" w:eastAsiaTheme="majorEastAsia" w:hAnsiTheme="majorHAnsi" w:cstheme="majorBidi"/>
       <w:i/>
       <w:iCs/>
-      <w:color w:val="172033"/>
+      <w:color w:val="4F81BD" w:themeColor="accent1"/>
       <w:spacing w:val="15"/>
       <w:sz w:val="24"/>
       <w:szCs w:val="24"/>
@@ -1949,7 +1310,7 @@
     <w:uiPriority w:val="11"/>
     <w:rsid w:val="00FC693F"/>
     <w:rPr>
-      <w:rFonts w:cstheme="majorBidi"/>
+      <w:rFonts w:asciiTheme="majorHAnsi" w:eastAsiaTheme="majorEastAsia" w:hAnsiTheme="majorHAnsi" w:cstheme="majorBidi"/>
       <w:i/>
       <w:iCs/>
       <w:color w:val="4F81BD" w:themeColor="accent1"/>
@@ -2074,14 +1435,8 @@
       <w:numPr>
         <w:numId w:val="1"/>
       </w:numPr>
-      <w:spacing w:after="140" w:line="264" w:lineRule="auto"/>
       <w:contextualSpacing/>
     </w:pPr>
-    <w:rPr>
-      <w:rFonts w:ascii="Arial" w:hAnsi="Arial"/>
-      <w:color w:val="172033"/>
-      <w:sz w:val="22"/>
-    </w:rPr>
   </w:style>
   <w:style w:type="paragraph" w:styleId="ListBullet2">
     <w:name w:val="List Bullet 2"/>
@@ -2253,7 +1608,7 @@
     <w:semiHidden/>
     <w:rsid w:val="00FC693F"/>
     <w:rPr>
-      <w:rFonts w:cstheme="majorBidi"/>
+      <w:rFonts w:asciiTheme="majorHAnsi" w:eastAsiaTheme="majorEastAsia" w:hAnsiTheme="majorHAnsi" w:cstheme="majorBidi"/>
       <w:b/>
       <w:bCs/>
       <w:i/>
@@ -2269,7 +1624,7 @@
     <w:semiHidden/>
     <w:rsid w:val="00FC693F"/>
     <w:rPr>
-      <w:rFonts w:cstheme="majorBidi"/>
+      <w:rFonts w:asciiTheme="majorHAnsi" w:eastAsiaTheme="majorEastAsia" w:hAnsiTheme="majorHAnsi" w:cstheme="majorBidi"/>
       <w:color w:val="243F60" w:themeColor="accent1" w:themeShade="7F"/>
     </w:rPr>
   </w:style>
@@ -2281,7 +1636,7 @@
     <w:semiHidden/>
     <w:rsid w:val="00FC693F"/>
     <w:rPr>
-      <w:rFonts w:cstheme="majorBidi"/>
+      <w:rFonts w:asciiTheme="majorHAnsi" w:eastAsiaTheme="majorEastAsia" w:hAnsiTheme="majorHAnsi" w:cstheme="majorBidi"/>
       <w:i/>
       <w:iCs/>
       <w:color w:val="243F60" w:themeColor="accent1" w:themeShade="7F"/>
@@ -2295,7 +1650,7 @@
     <w:semiHidden/>
     <w:rsid w:val="00FC693F"/>
     <w:rPr>
-      <w:rFonts w:cstheme="majorBidi"/>
+      <w:rFonts w:asciiTheme="majorHAnsi" w:eastAsiaTheme="majorEastAsia" w:hAnsiTheme="majorHAnsi" w:cstheme="majorBidi"/>
       <w:i/>
       <w:iCs/>
       <w:color w:val="404040" w:themeColor="text1" w:themeTint="BF"/>
@@ -2309,7 +1664,7 @@
     <w:semiHidden/>
     <w:rsid w:val="00FC693F"/>
     <w:rPr>
-      <w:rFonts w:cstheme="majorBidi"/>
+      <w:rFonts w:asciiTheme="majorHAnsi" w:eastAsiaTheme="majorEastAsia" w:hAnsiTheme="majorHAnsi" w:cstheme="majorBidi"/>
       <w:color w:val="4F81BD" w:themeColor="accent1"/>
       <w:sz w:val="20"/>
       <w:szCs w:val="20"/>
@@ -2323,7 +1678,7 @@
     <w:semiHidden/>
     <w:rsid w:val="00FC693F"/>
     <w:rPr>
-      <w:rFonts w:cstheme="majorBidi"/>
+      <w:rFonts w:asciiTheme="majorHAnsi" w:eastAsiaTheme="majorEastAsia" w:hAnsiTheme="majorHAnsi" w:cstheme="majorBidi"/>
       <w:i/>
       <w:iCs/>
       <w:color w:val="404040" w:themeColor="text1" w:themeTint="BF"/>
@@ -3909,7 +3264,7 @@
         <w:spacing w:before="0" w:after="0" w:line="240" w:lineRule="auto"/>
       </w:pPr>
       <w:rPr>
-        <w:rFonts w:cstheme="majorBidi"/>
+        <w:rFonts w:asciiTheme="majorHAnsi" w:eastAsiaTheme="majorEastAsia" w:hAnsiTheme="majorHAnsi" w:cstheme="majorBidi"/>
         <w:b/>
         <w:bCs/>
       </w:rPr>
@@ -3930,7 +3285,7 @@
         <w:spacing w:before="0" w:after="0" w:line="240" w:lineRule="auto"/>
       </w:pPr>
       <w:rPr>
-        <w:rFonts w:cstheme="majorBidi"/>
+        <w:rFonts w:asciiTheme="majorHAnsi" w:eastAsiaTheme="majorEastAsia" w:hAnsiTheme="majorHAnsi" w:cstheme="majorBidi"/>
         <w:b/>
         <w:bCs/>
       </w:rPr>
@@ -3948,14 +3303,14 @@
     </w:tblStylePr>
     <w:tblStylePr w:type="firstCol">
       <w:rPr>
-        <w:rFonts w:cstheme="majorBidi"/>
+        <w:rFonts w:asciiTheme="majorHAnsi" w:eastAsiaTheme="majorEastAsia" w:hAnsiTheme="majorHAnsi" w:cstheme="majorBidi"/>
         <w:b/>
         <w:bCs/>
       </w:rPr>
     </w:tblStylePr>
     <w:tblStylePr w:type="lastCol">
       <w:rPr>
-        <w:rFonts w:cstheme="majorBidi"/>
+        <w:rFonts w:asciiTheme="majorHAnsi" w:eastAsiaTheme="majorEastAsia" w:hAnsiTheme="majorHAnsi" w:cstheme="majorBidi"/>
         <w:b/>
         <w:bCs/>
       </w:rPr>
@@ -4039,7 +3394,7 @@
         <w:spacing w:before="0" w:after="0" w:line="240" w:lineRule="auto"/>
       </w:pPr>
       <w:rPr>
-        <w:rFonts w:cstheme="majorBidi"/>
+        <w:rFonts w:asciiTheme="majorHAnsi" w:eastAsiaTheme="majorEastAsia" w:hAnsiTheme="majorHAnsi" w:cstheme="majorBidi"/>
         <w:b/>
         <w:bCs/>
       </w:rPr>
@@ -4060,7 +3415,7 @@
         <w:spacing w:before="0" w:after="0" w:line="240" w:lineRule="auto"/>
       </w:pPr>
       <w:rPr>
-        <w:rFonts w:cstheme="majorBidi"/>
+        <w:rFonts w:asciiTheme="majorHAnsi" w:eastAsiaTheme="majorEastAsia" w:hAnsiTheme="majorHAnsi" w:cstheme="majorBidi"/>
         <w:b/>
         <w:bCs/>
       </w:rPr>
@@ -4078,14 +3433,14 @@
     </w:tblStylePr>
     <w:tblStylePr w:type="firstCol">
       <w:rPr>
-        <w:rFonts w:cstheme="majorBidi"/>
+        <w:rFonts w:asciiTheme="majorHAnsi" w:eastAsiaTheme="majorEastAsia" w:hAnsiTheme="majorHAnsi" w:cstheme="majorBidi"/>
         <w:b/>
         <w:bCs/>
       </w:rPr>
     </w:tblStylePr>
     <w:tblStylePr w:type="lastCol">
       <w:rPr>
-        <w:rFonts w:cstheme="majorBidi"/>
+        <w:rFonts w:asciiTheme="majorHAnsi" w:eastAsiaTheme="majorEastAsia" w:hAnsiTheme="majorHAnsi" w:cstheme="majorBidi"/>
         <w:b/>
         <w:bCs/>
       </w:rPr>
@@ -4169,7 +3524,7 @@
         <w:spacing w:before="0" w:after="0" w:line="240" w:lineRule="auto"/>
       </w:pPr>
       <w:rPr>
-        <w:rFonts w:cstheme="majorBidi"/>
+        <w:rFonts w:asciiTheme="majorHAnsi" w:eastAsiaTheme="majorEastAsia" w:hAnsiTheme="majorHAnsi" w:cstheme="majorBidi"/>
         <w:b/>
         <w:bCs/>
       </w:rPr>
@@ -4190,7 +3545,7 @@
         <w:spacing w:before="0" w:after="0" w:line="240" w:lineRule="auto"/>
       </w:pPr>
       <w:rPr>
-        <w:rFonts w:cstheme="majorBidi"/>
+        <w:rFonts w:asciiTheme="majorHAnsi" w:eastAsiaTheme="majorEastAsia" w:hAnsiTheme="majorHAnsi" w:cstheme="majorBidi"/>
         <w:b/>
         <w:bCs/>
       </w:rPr>
@@ -4208,14 +3563,14 @@
     </w:tblStylePr>
     <w:tblStylePr w:type="firstCol">
       <w:rPr>
-        <w:rFonts w:cstheme="majorBidi"/>
+        <w:rFonts w:asciiTheme="majorHAnsi" w:eastAsiaTheme="majorEastAsia" w:hAnsiTheme="majorHAnsi" w:cstheme="majorBidi"/>
         <w:b/>
         <w:bCs/>
       </w:rPr>
     </w:tblStylePr>
     <w:tblStylePr w:type="lastCol">
       <w:rPr>
-        <w:rFonts w:cstheme="majorBidi"/>
+        <w:rFonts w:asciiTheme="majorHAnsi" w:eastAsiaTheme="majorEastAsia" w:hAnsiTheme="majorHAnsi" w:cstheme="majorBidi"/>
         <w:b/>
         <w:bCs/>
       </w:rPr>
@@ -4299,7 +3654,7 @@
         <w:spacing w:before="0" w:after="0" w:line="240" w:lineRule="auto"/>
       </w:pPr>
       <w:rPr>
-        <w:rFonts w:cstheme="majorBidi"/>
+        <w:rFonts w:asciiTheme="majorHAnsi" w:eastAsiaTheme="majorEastAsia" w:hAnsiTheme="majorHAnsi" w:cstheme="majorBidi"/>
         <w:b/>
         <w:bCs/>
       </w:rPr>
@@ -4320,7 +3675,7 @@
         <w:spacing w:before="0" w:after="0" w:line="240" w:lineRule="auto"/>
       </w:pPr>
       <w:rPr>
-        <w:rFonts w:cstheme="majorBidi"/>
+        <w:rFonts w:asciiTheme="majorHAnsi" w:eastAsiaTheme="majorEastAsia" w:hAnsiTheme="majorHAnsi" w:cstheme="majorBidi"/>
         <w:b/>
         <w:bCs/>
       </w:rPr>
@@ -4338,14 +3693,14 @@
     </w:tblStylePr>
     <w:tblStylePr w:type="firstCol">
       <w:rPr>
-        <w:rFonts w:cstheme="majorBidi"/>
+        <w:rFonts w:asciiTheme="majorHAnsi" w:eastAsiaTheme="majorEastAsia" w:hAnsiTheme="majorHAnsi" w:cstheme="majorBidi"/>
         <w:b/>
         <w:bCs/>
       </w:rPr>
     </w:tblStylePr>
     <w:tblStylePr w:type="lastCol">
       <w:rPr>
-        <w:rFonts w:cstheme="majorBidi"/>
+        <w:rFonts w:asciiTheme="majorHAnsi" w:eastAsiaTheme="majorEastAsia" w:hAnsiTheme="majorHAnsi" w:cstheme="majorBidi"/>
         <w:b/>
         <w:bCs/>
       </w:rPr>
@@ -4429,7 +3784,7 @@
         <w:spacing w:before="0" w:after="0" w:line="240" w:lineRule="auto"/>
       </w:pPr>
       <w:rPr>
-        <w:rFonts w:cstheme="majorBidi"/>
+        <w:rFonts w:asciiTheme="majorHAnsi" w:eastAsiaTheme="majorEastAsia" w:hAnsiTheme="majorHAnsi" w:cstheme="majorBidi"/>
         <w:b/>
         <w:bCs/>
       </w:rPr>
@@ -4450,7 +3805,7 @@
         <w:spacing w:before="0" w:after="0" w:line="240" w:lineRule="auto"/>
       </w:pPr>
       <w:rPr>
-        <w:rFonts w:cstheme="majorBidi"/>
+        <w:rFonts w:asciiTheme="majorHAnsi" w:eastAsiaTheme="majorEastAsia" w:hAnsiTheme="majorHAnsi" w:cstheme="majorBidi"/>
         <w:b/>
         <w:bCs/>
       </w:rPr>
@@ -4468,14 +3823,14 @@
     </w:tblStylePr>
     <w:tblStylePr w:type="firstCol">
       <w:rPr>
-        <w:rFonts w:cstheme="majorBidi"/>
+        <w:rFonts w:asciiTheme="majorHAnsi" w:eastAsiaTheme="majorEastAsia" w:hAnsiTheme="majorHAnsi" w:cstheme="majorBidi"/>
         <w:b/>
         <w:bCs/>
       </w:rPr>
     </w:tblStylePr>
     <w:tblStylePr w:type="lastCol">
       <w:rPr>
-        <w:rFonts w:cstheme="majorBidi"/>
+        <w:rFonts w:asciiTheme="majorHAnsi" w:eastAsiaTheme="majorEastAsia" w:hAnsiTheme="majorHAnsi" w:cstheme="majorBidi"/>
         <w:b/>
         <w:bCs/>
       </w:rPr>
@@ -4559,7 +3914,7 @@
         <w:spacing w:before="0" w:after="0" w:line="240" w:lineRule="auto"/>
       </w:pPr>
       <w:rPr>
-        <w:rFonts w:cstheme="majorBidi"/>
+        <w:rFonts w:asciiTheme="majorHAnsi" w:eastAsiaTheme="majorEastAsia" w:hAnsiTheme="majorHAnsi" w:cstheme="majorBidi"/>
         <w:b/>
         <w:bCs/>
       </w:rPr>
@@ -4580,7 +3935,7 @@
         <w:spacing w:before="0" w:after="0" w:line="240" w:lineRule="auto"/>
       </w:pPr>
       <w:rPr>
-        <w:rFonts w:cstheme="majorBidi"/>
+        <w:rFonts w:asciiTheme="majorHAnsi" w:eastAsiaTheme="majorEastAsia" w:hAnsiTheme="majorHAnsi" w:cstheme="majorBidi"/>
         <w:b/>
         <w:bCs/>
       </w:rPr>
@@ -4598,14 +3953,14 @@
     </w:tblStylePr>
     <w:tblStylePr w:type="firstCol">
       <w:rPr>
-        <w:rFonts w:cstheme="majorBidi"/>
+        <w:rFonts w:asciiTheme="majorHAnsi" w:eastAsiaTheme="majorEastAsia" w:hAnsiTheme="majorHAnsi" w:cstheme="majorBidi"/>
         <w:b/>
         <w:bCs/>
       </w:rPr>
     </w:tblStylePr>
     <w:tblStylePr w:type="lastCol">
       <w:rPr>
-        <w:rFonts w:cstheme="majorBidi"/>
+        <w:rFonts w:asciiTheme="majorHAnsi" w:eastAsiaTheme="majorEastAsia" w:hAnsiTheme="majorHAnsi" w:cstheme="majorBidi"/>
         <w:b/>
         <w:bCs/>
       </w:rPr>
@@ -4689,7 +4044,7 @@
         <w:spacing w:before="0" w:after="0" w:line="240" w:lineRule="auto"/>
       </w:pPr>
       <w:rPr>
-        <w:rFonts w:cstheme="majorBidi"/>
+        <w:rFonts w:asciiTheme="majorHAnsi" w:eastAsiaTheme="majorEastAsia" w:hAnsiTheme="majorHAnsi" w:cstheme="majorBidi"/>
         <w:b/>
         <w:bCs/>
       </w:rPr>
@@ -4710,7 +4065,7 @@
         <w:spacing w:before="0" w:after="0" w:line="240" w:lineRule="auto"/>
       </w:pPr>
       <w:rPr>
-        <w:rFonts w:cstheme="majorBidi"/>
+        <w:rFonts w:asciiTheme="majorHAnsi" w:eastAsiaTheme="majorEastAsia" w:hAnsiTheme="majorHAnsi" w:cstheme="majorBidi"/>
         <w:b/>
         <w:bCs/>
       </w:rPr>
@@ -4728,14 +4083,14 @@
     </w:tblStylePr>
     <w:tblStylePr w:type="firstCol">
       <w:rPr>
-        <w:rFonts w:cstheme="majorBidi"/>
+        <w:rFonts w:asciiTheme="majorHAnsi" w:eastAsiaTheme="majorEastAsia" w:hAnsiTheme="majorHAnsi" w:cstheme="majorBidi"/>
         <w:b/>
         <w:bCs/>
       </w:rPr>
     </w:tblStylePr>
     <w:tblStylePr w:type="lastCol">
       <w:rPr>
-        <w:rFonts w:cstheme="majorBidi"/>
+        <w:rFonts w:asciiTheme="majorHAnsi" w:eastAsiaTheme="majorEastAsia" w:hAnsiTheme="majorHAnsi" w:cstheme="majorBidi"/>
         <w:b/>
         <w:bCs/>
       </w:rPr>
@@ -6600,7 +5955,7 @@
     </w:tblPr>
     <w:tblStylePr w:type="firstRow">
       <w:rPr>
-        <w:rFonts w:cstheme="majorBidi"/>
+        <w:rFonts w:asciiTheme="majorHAnsi" w:eastAsiaTheme="majorEastAsia" w:hAnsiTheme="majorHAnsi" w:cstheme="majorBidi"/>
       </w:rPr>
       <w:tblPr/>
       <w:tcPr>
@@ -6684,7 +6039,7 @@
     </w:tblPr>
     <w:tblStylePr w:type="firstRow">
       <w:rPr>
-        <w:rFonts w:cstheme="majorBidi"/>
+        <w:rFonts w:asciiTheme="majorHAnsi" w:eastAsiaTheme="majorEastAsia" w:hAnsiTheme="majorHAnsi" w:cstheme="majorBidi"/>
       </w:rPr>
       <w:tblPr/>
       <w:tcPr>
@@ -6768,7 +6123,7 @@
     </w:tblPr>
     <w:tblStylePr w:type="firstRow">
       <w:rPr>
-        <w:rFonts w:cstheme="majorBidi"/>
+        <w:rFonts w:asciiTheme="majorHAnsi" w:eastAsiaTheme="majorEastAsia" w:hAnsiTheme="majorHAnsi" w:cstheme="majorBidi"/>
       </w:rPr>
       <w:tblPr/>
       <w:tcPr>
@@ -6852,7 +6207,7 @@
     </w:tblPr>
     <w:tblStylePr w:type="firstRow">
       <w:rPr>
-        <w:rFonts w:cstheme="majorBidi"/>
+        <w:rFonts w:asciiTheme="majorHAnsi" w:eastAsiaTheme="majorEastAsia" w:hAnsiTheme="majorHAnsi" w:cstheme="majorBidi"/>
       </w:rPr>
       <w:tblPr/>
       <w:tcPr>
@@ -6936,7 +6291,7 @@
     </w:tblPr>
     <w:tblStylePr w:type="firstRow">
       <w:rPr>
-        <w:rFonts w:cstheme="majorBidi"/>
+        <w:rFonts w:asciiTheme="majorHAnsi" w:eastAsiaTheme="majorEastAsia" w:hAnsiTheme="majorHAnsi" w:cstheme="majorBidi"/>
       </w:rPr>
       <w:tblPr/>
       <w:tcPr>
@@ -7020,7 +6375,7 @@
     </w:tblPr>
     <w:tblStylePr w:type="firstRow">
       <w:rPr>
-        <w:rFonts w:cstheme="majorBidi"/>
+        <w:rFonts w:asciiTheme="majorHAnsi" w:eastAsiaTheme="majorEastAsia" w:hAnsiTheme="majorHAnsi" w:cstheme="majorBidi"/>
       </w:rPr>
       <w:tblPr/>
       <w:tcPr>
@@ -7104,7 +6459,7 @@
     </w:tblPr>
     <w:tblStylePr w:type="firstRow">
       <w:rPr>
-        <w:rFonts w:cstheme="majorBidi"/>
+        <w:rFonts w:asciiTheme="majorHAnsi" w:eastAsiaTheme="majorEastAsia" w:hAnsiTheme="majorHAnsi" w:cstheme="majorBidi"/>
       </w:rPr>
       <w:tblPr/>
       <w:tcPr>
@@ -7169,7 +6524,7 @@
       <w:spacing w:after="0" w:line="240" w:lineRule="auto"/>
     </w:pPr>
     <w:rPr>
-      <w:rFonts w:cstheme="majorBidi"/>
+      <w:rFonts w:asciiTheme="majorHAnsi" w:eastAsiaTheme="majorEastAsia" w:hAnsiTheme="majorHAnsi" w:cstheme="majorBidi"/>
       <w:color w:val="000000" w:themeColor="text1"/>
     </w:rPr>
     <w:tblPr>
@@ -7297,7 +6652,7 @@
       <w:spacing w:after="0" w:line="240" w:lineRule="auto"/>
     </w:pPr>
     <w:rPr>
-      <w:rFonts w:cstheme="majorBidi"/>
+      <w:rFonts w:asciiTheme="majorHAnsi" w:eastAsiaTheme="majorEastAsia" w:hAnsiTheme="majorHAnsi" w:cstheme="majorBidi"/>
       <w:color w:val="000000" w:themeColor="text1"/>
     </w:rPr>
     <w:tblPr>
@@ -7425,7 +6780,7 @@
       <w:spacing w:after="0" w:line="240" w:lineRule="auto"/>
     </w:pPr>
     <w:rPr>
-      <w:rFonts w:cstheme="majorBidi"/>
+      <w:rFonts w:asciiTheme="majorHAnsi" w:eastAsiaTheme="majorEastAsia" w:hAnsiTheme="majorHAnsi" w:cstheme="majorBidi"/>
       <w:color w:val="000000" w:themeColor="text1"/>
     </w:rPr>
     <w:tblPr>
@@ -7553,7 +6908,7 @@
       <w:spacing w:after="0" w:line="240" w:lineRule="auto"/>
     </w:pPr>
     <w:rPr>
-      <w:rFonts w:cstheme="majorBidi"/>
+      <w:rFonts w:asciiTheme="majorHAnsi" w:eastAsiaTheme="majorEastAsia" w:hAnsiTheme="majorHAnsi" w:cstheme="majorBidi"/>
       <w:color w:val="000000" w:themeColor="text1"/>
     </w:rPr>
     <w:tblPr>
@@ -7681,7 +7036,7 @@
       <w:spacing w:after="0" w:line="240" w:lineRule="auto"/>
     </w:pPr>
     <w:rPr>
-      <w:rFonts w:cstheme="majorBidi"/>
+      <w:rFonts w:asciiTheme="majorHAnsi" w:eastAsiaTheme="majorEastAsia" w:hAnsiTheme="majorHAnsi" w:cstheme="majorBidi"/>
       <w:color w:val="000000" w:themeColor="text1"/>
     </w:rPr>
     <w:tblPr>
@@ -7809,7 +7164,7 @@
       <w:spacing w:after="0" w:line="240" w:lineRule="auto"/>
     </w:pPr>
     <w:rPr>
-      <w:rFonts w:cstheme="majorBidi"/>
+      <w:rFonts w:asciiTheme="majorHAnsi" w:eastAsiaTheme="majorEastAsia" w:hAnsiTheme="majorHAnsi" w:cstheme="majorBidi"/>
       <w:color w:val="000000" w:themeColor="text1"/>
     </w:rPr>
     <w:tblPr>
@@ -7937,7 +7292,7 @@
       <w:spacing w:after="0" w:line="240" w:lineRule="auto"/>
     </w:pPr>
     <w:rPr>
-      <w:rFonts w:cstheme="majorBidi"/>
+      <w:rFonts w:asciiTheme="majorHAnsi" w:eastAsiaTheme="majorEastAsia" w:hAnsiTheme="majorHAnsi" w:cstheme="majorBidi"/>
       <w:color w:val="000000" w:themeColor="text1"/>
     </w:rPr>
     <w:tblPr>
@@ -8576,7 +7931,7 @@
       <w:spacing w:after="0" w:line="240" w:lineRule="auto"/>
     </w:pPr>
     <w:rPr>
-      <w:rFonts w:cstheme="majorBidi"/>
+      <w:rFonts w:asciiTheme="majorHAnsi" w:eastAsiaTheme="majorEastAsia" w:hAnsiTheme="majorHAnsi" w:cstheme="majorBidi"/>
       <w:color w:val="000000" w:themeColor="text1"/>
     </w:rPr>
     <w:tblPr>
@@ -8701,7 +8056,7 @@
       <w:spacing w:after="0" w:line="240" w:lineRule="auto"/>
     </w:pPr>
     <w:rPr>
-      <w:rFonts w:cstheme="majorBidi"/>
+      <w:rFonts w:asciiTheme="majorHAnsi" w:eastAsiaTheme="majorEastAsia" w:hAnsiTheme="majorHAnsi" w:cstheme="majorBidi"/>
       <w:color w:val="000000" w:themeColor="text1"/>
     </w:rPr>
     <w:tblPr>
@@ -8826,7 +8181,7 @@
       <w:spacing w:after="0" w:line="240" w:lineRule="auto"/>
     </w:pPr>
     <w:rPr>
-      <w:rFonts w:cstheme="majorBidi"/>
+      <w:rFonts w:asciiTheme="majorHAnsi" w:eastAsiaTheme="majorEastAsia" w:hAnsiTheme="majorHAnsi" w:cstheme="majorBidi"/>
       <w:color w:val="000000" w:themeColor="text1"/>
     </w:rPr>
     <w:tblPr>
@@ -8951,7 +8306,7 @@
       <w:spacing w:after="0" w:line="240" w:lineRule="auto"/>
     </w:pPr>
     <w:rPr>
-      <w:rFonts w:cstheme="majorBidi"/>
+      <w:rFonts w:asciiTheme="majorHAnsi" w:eastAsiaTheme="majorEastAsia" w:hAnsiTheme="majorHAnsi" w:cstheme="majorBidi"/>
       <w:color w:val="000000" w:themeColor="text1"/>
     </w:rPr>
     <w:tblPr>
@@ -9076,7 +8431,7 @@
       <w:spacing w:after="0" w:line="240" w:lineRule="auto"/>
     </w:pPr>
     <w:rPr>
-      <w:rFonts w:cstheme="majorBidi"/>
+      <w:rFonts w:asciiTheme="majorHAnsi" w:eastAsiaTheme="majorEastAsia" w:hAnsiTheme="majorHAnsi" w:cstheme="majorBidi"/>
       <w:color w:val="000000" w:themeColor="text1"/>
     </w:rPr>
     <w:tblPr>
@@ -9201,7 +8556,7 @@
       <w:spacing w:after="0" w:line="240" w:lineRule="auto"/>
     </w:pPr>
     <w:rPr>
-      <w:rFonts w:cstheme="majorBidi"/>
+      <w:rFonts w:asciiTheme="majorHAnsi" w:eastAsiaTheme="majorEastAsia" w:hAnsiTheme="majorHAnsi" w:cstheme="majorBidi"/>
       <w:color w:val="000000" w:themeColor="text1"/>
     </w:rPr>
     <w:tblPr>
@@ -9326,7 +8681,7 @@
       <w:spacing w:after="0" w:line="240" w:lineRule="auto"/>
     </w:pPr>
     <w:rPr>
-      <w:rFonts w:cstheme="majorBidi"/>
+      <w:rFonts w:asciiTheme="majorHAnsi" w:eastAsiaTheme="majorEastAsia" w:hAnsiTheme="majorHAnsi" w:cstheme="majorBidi"/>
       <w:color w:val="000000" w:themeColor="text1"/>
     </w:rPr>
     <w:tblPr>

--- a/docs/templates/docx/marketing.docx
+++ b/docs/templates/docx/marketing.docx
@@ -11,7 +11,7 @@
           <w:rFonts w:ascii="Arial" w:hAnsi="Arial"/>
           <w:b/>
           <w:i w:val="0"/>
-          <w:color w:val="9B301C"/>
+          <w:color w:val="000000"/>
           <w:sz w:val="18"/>
         </w:rPr>
         <w:t>SECOND LIFE / CAMPAIGN EDITION 01</w:t>
@@ -27,7 +27,7 @@
           <w:rFonts w:ascii="Arial" w:hAnsi="Arial"/>
           <w:b/>
           <w:i w:val="0"/>
-          <w:color w:val="9B301C"/>
+          <w:color w:val="000000"/>
           <w:sz w:val="64"/>
         </w:rPr>
         <w:t>Second Life Repair Campaign</w:t>
@@ -42,7 +42,7 @@
           <w:rFonts w:ascii="Arial" w:hAnsi="Arial"/>
           <w:b w:val="0"/>
           <w:i w:val="0"/>
-          <w:color w:val="17252B"/>
+          <w:color w:val="19171D"/>
           <w:sz w:val="26"/>
         </w:rPr>
         <w:t>Make repair feel like a first choice. Show the work, explain the process and make booking simple.</w:t>
@@ -57,7 +57,7 @@
           <w:rFonts w:ascii="Arial" w:hAnsi="Arial"/>
           <w:b w:val="0"/>
           <w:i w:val="0"/>
-          <w:color w:val="17252B"/>
+          <w:color w:val="19171D"/>
           <w:sz w:val="22"/>
         </w:rPr>
         <w:t>A fictional campaign for a local repair collective. The offer covers a 20-minute assessment; repair price and turnaround are confirmed after inspection.</w:t>
@@ -75,7 +75,7 @@
         <w:tc>
           <w:tcPr>
             <w:tcW w:type="dxa" w:w="10368"/>
-            <w:shd w:fill="9B301C"/>
+            <w:shd w:fill="003931"/>
           </w:tcPr>
           <w:p>
             <w:pPr>
@@ -118,7 +118,7 @@
           <w:rFonts w:ascii="Arial" w:hAnsi="Arial"/>
           <w:b/>
           <w:i w:val="0"/>
-          <w:color w:val="9B301C"/>
+          <w:color w:val="000000"/>
           <w:sz w:val="28"/>
         </w:rPr>
         <w:t>The Story</w:t>
@@ -133,7 +133,7 @@
           <w:rFonts w:ascii="Arial" w:hAnsi="Arial"/>
           <w:b w:val="0"/>
           <w:i w:val="0"/>
-          <w:color w:val="17252B"/>
+          <w:color w:val="19171D"/>
           <w:sz w:val="21"/>
         </w:rPr>
         <w:t>Lead with a well-used object and its repair, not an unsupported sustainability promise. Explain what can be fixed and what cannot.</w:t>
@@ -149,7 +149,7 @@
           <w:rFonts w:ascii="Arial" w:hAnsi="Arial"/>
           <w:b/>
           <w:i w:val="0"/>
-          <w:color w:val="9B301C"/>
+          <w:color w:val="000000"/>
           <w:sz w:val="28"/>
         </w:rPr>
         <w:t>The Offer</w:t>
@@ -164,7 +164,7 @@
           <w:rFonts w:ascii="Arial" w:hAnsi="Arial"/>
           <w:b w:val="0"/>
           <w:i w:val="0"/>
-          <w:color w:val="17252B"/>
+          <w:color w:val="19171D"/>
           <w:sz w:val="21"/>
         </w:rPr>
         <w:t>Book an assessment, bring the item and receive a written estimate. No repair begins without approval. Parts may affect timing.</w:t>
@@ -180,7 +180,7 @@
           <w:rFonts w:ascii="Arial" w:hAnsi="Arial"/>
           <w:b/>
           <w:i w:val="0"/>
-          <w:color w:val="9B301C"/>
+          <w:color w:val="000000"/>
           <w:sz w:val="28"/>
         </w:rPr>
         <w:t>Measure the Journey</w:t>
@@ -195,7 +195,7 @@
           <w:rFonts w:ascii="Arial" w:hAnsi="Arial"/>
           <w:b w:val="0"/>
           <w:i w:val="0"/>
-          <w:color w:val="17252B"/>
+          <w:color w:val="19171D"/>
           <w:sz w:val="21"/>
         </w:rPr>
         <w:t>Track assessment bookings, attended appointments and approved repairs separately. Do not present bookings as completed repairs.</w:t>
@@ -226,7 +226,7 @@
         <w:tc>
           <w:tcPr>
             <w:tcW w:type="dxa" w:w="3456"/>
-            <w:shd w:fill="9B301C"/>
+            <w:shd w:fill="003931"/>
           </w:tcPr>
           <w:p>
             <w:pPr>
@@ -246,7 +246,7 @@
         <w:tc>
           <w:tcPr>
             <w:tcW w:type="dxa" w:w="3456"/>
-            <w:shd w:fill="9B301C"/>
+            <w:shd w:fill="003931"/>
           </w:tcPr>
           <w:p>
             <w:pPr>
@@ -266,7 +266,7 @@
         <w:tc>
           <w:tcPr>
             <w:tcW w:type="dxa" w:w="3456"/>
-            <w:shd w:fill="9B301C"/>
+            <w:shd w:fill="003931"/>
           </w:tcPr>
           <w:p>
             <w:pPr>
@@ -291,7 +291,7 @@
         <w:tc>
           <w:tcPr>
             <w:tcW w:type="dxa" w:w="2592"/>
-            <w:shd w:fill="FFF0E5"/>
+            <w:shd w:fill="FF3191"/>
           </w:tcPr>
           <w:p>
             <w:pPr>
@@ -301,7 +301,7 @@
               <w:rPr>
                 <w:rFonts w:ascii="Arial" w:hAnsi="Arial"/>
                 <w:b/>
-                <w:color w:val="17252B"/>
+                <w:color w:val="19171D"/>
                 <w:sz w:val="20"/>
               </w:rPr>
               <w:t>Window poster</w:t>
@@ -311,7 +311,7 @@
         <w:tc>
           <w:tcPr>
             <w:tcW w:type="dxa" w:w="4147"/>
-            <w:shd w:fill="FFF0E5"/>
+            <w:shd w:fill="FF3191"/>
           </w:tcPr>
           <w:p>
             <w:pPr>
@@ -321,7 +321,7 @@
               <w:rPr>
                 <w:rFonts w:ascii="Arial" w:hAnsi="Arial"/>
                 <w:b w:val="0"/>
-                <w:color w:val="17252B"/>
+                <w:color w:val="19171D"/>
                 <w:sz w:val="20"/>
               </w:rPr>
               <w:t>Keep the Good Things</w:t>
@@ -331,7 +331,7 @@
         <w:tc>
           <w:tcPr>
             <w:tcW w:type="dxa" w:w="3629"/>
-            <w:shd w:fill="FFF0E5"/>
+            <w:shd w:fill="FF3191"/>
           </w:tcPr>
           <w:p>
             <w:pPr>
@@ -341,7 +341,7 @@
               <w:rPr>
                 <w:rFonts w:ascii="Arial" w:hAnsi="Arial"/>
                 <w:b w:val="0"/>
-                <w:color w:val="17252B"/>
+                <w:color w:val="19171D"/>
                 <w:sz w:val="20"/>
               </w:rPr>
               <w:t>Scan for times</w:t>
@@ -366,7 +366,7 @@
               <w:rPr>
                 <w:rFonts w:ascii="Arial" w:hAnsi="Arial"/>
                 <w:b/>
-                <w:color w:val="17252B"/>
+                <w:color w:val="19171D"/>
                 <w:sz w:val="20"/>
               </w:rPr>
               <w:t>Email</w:t>
@@ -386,7 +386,7 @@
               <w:rPr>
                 <w:rFonts w:ascii="Arial" w:hAnsi="Arial"/>
                 <w:b w:val="0"/>
-                <w:color w:val="17252B"/>
+                <w:color w:val="19171D"/>
                 <w:sz w:val="20"/>
               </w:rPr>
               <w:t>See a repair in progress</w:t>
@@ -406,7 +406,7 @@
               <w:rPr>
                 <w:rFonts w:ascii="Arial" w:hAnsi="Arial"/>
                 <w:b w:val="0"/>
-                <w:color w:val="17252B"/>
+                <w:color w:val="19171D"/>
                 <w:sz w:val="20"/>
               </w:rPr>
               <w:t>Book assessment</w:t>
@@ -421,7 +421,7 @@
         <w:tc>
           <w:tcPr>
             <w:tcW w:type="dxa" w:w="2592"/>
-            <w:shd w:fill="FFF0E5"/>
+            <w:shd w:fill="FF3191"/>
           </w:tcPr>
           <w:p>
             <w:pPr>
@@ -431,7 +431,7 @@
               <w:rPr>
                 <w:rFonts w:ascii="Arial" w:hAnsi="Arial"/>
                 <w:b/>
-                <w:color w:val="17252B"/>
+                <w:color w:val="19171D"/>
                 <w:sz w:val="20"/>
               </w:rPr>
               <w:t>Workshop</w:t>
@@ -441,7 +441,7 @@
         <w:tc>
           <w:tcPr>
             <w:tcW w:type="dxa" w:w="4147"/>
-            <w:shd w:fill="FFF0E5"/>
+            <w:shd w:fill="FF3191"/>
           </w:tcPr>
           <w:p>
             <w:pPr>
@@ -451,7 +451,7 @@
               <w:rPr>
                 <w:rFonts w:ascii="Arial" w:hAnsi="Arial"/>
                 <w:b w:val="0"/>
-                <w:color w:val="17252B"/>
+                <w:color w:val="19171D"/>
                 <w:sz w:val="20"/>
               </w:rPr>
               <w:t>Meet the repair team</w:t>
@@ -461,7 +461,7 @@
         <w:tc>
           <w:tcPr>
             <w:tcW w:type="dxa" w:w="3629"/>
-            <w:shd w:fill="FFF0E5"/>
+            <w:shd w:fill="FF3191"/>
           </w:tcPr>
           <w:p>
             <w:pPr>
@@ -471,7 +471,7 @@
               <w:rPr>
                 <w:rFonts w:ascii="Arial" w:hAnsi="Arial"/>
                 <w:b w:val="0"/>
-                <w:color w:val="17252B"/>
+                <w:color w:val="19171D"/>
                 <w:sz w:val="20"/>
               </w:rPr>
               <w:t>Bring one item</w:t>
@@ -489,7 +489,7 @@
           <w:rFonts w:ascii="Arial" w:hAnsi="Arial"/>
           <w:b/>
           <w:i w:val="0"/>
-          <w:color w:val="9B301C"/>
+          <w:color w:val="000000"/>
           <w:sz w:val="18"/>
         </w:rPr>
         <w:t>Fictional campaign · Capacity figures are planning assumptions.</w:t>
@@ -515,7 +515,7 @@
     </w:pPr>
     <w:r>
       <w:rPr>
-        <w:color w:val="9B301C"/>
+        <w:color w:val="19171D"/>
         <w:sz w:val="16"/>
       </w:rPr>
       <w:t>DAZZLER  /  FICTIONAL EXAMPLE  /  MARKETING</w:t>
@@ -530,10 +530,11 @@
     <w:pPr>
       <w:pStyle w:val="Header"/>
     </w:pPr>
+    <w:r/>
     <w:r>
       <w:pict>
-        <v:rect id="DazzlerPageSurface" style="position:absolute;margin-left:0;margin-top:0;width:612pt;height:792pt;z-index:-251654144;mso-position-horizontal-relative:page;mso-position-vertical-relative:page" fillcolor="#FFF0E5" stroked="f">
-          <v:fill color="#FFF0E5"/>
+        <v:rect id="DazzlerPageSurface" style="position:absolute;margin-left:0;margin-top:0;width:612.0pt;height:792.0pt;z-index:-251654144;mso-position-horizontal-relative:page;mso-position-vertical-relative:page" fillcolor="#FF3191" stroked="f">
+          <v:fill color="#FF3191"/>
         </v:rect>
       </w:pict>
     </w:r>

--- a/docs/templates/docx/marketing.docx
+++ b/docs/templates/docx/marketing.docx
@@ -4,29 +4,27 @@
   <w:body>
     <w:p>
       <w:pPr>
-        <w:spacing w:after="280" w:line="269" w:lineRule="auto"/>
+        <w:spacing w:after="140" w:line="269" w:lineRule="auto"/>
       </w:pPr>
       <w:r>
         <w:rPr>
           <w:rFonts w:ascii="Arial" w:hAnsi="Arial"/>
           <w:b/>
-          <w:i w:val="0"/>
-          <w:color w:val="000000"/>
+          <w:color w:val="861028"/>
           <w:sz w:val="18"/>
         </w:rPr>
-        <w:t>SECOND LIFE / CAMPAIGN EDITION 01</w:t>
+        <w:t>SECOND LIFE / CAMPAIGN EDITION 01 / CAMPAIGN DISPATCH</w:t>
       </w:r>
     </w:p>
     <w:p>
       <w:pPr>
         <w:pStyle w:val="Title"/>
-        <w:spacing w:after="160" w:line="269" w:lineRule="auto"/>
+        <w:spacing w:after="140" w:line="269" w:lineRule="auto"/>
       </w:pPr>
       <w:r>
         <w:rPr>
           <w:rFonts w:ascii="Arial" w:hAnsi="Arial"/>
           <w:b/>
-          <w:i w:val="0"/>
           <w:color w:val="000000"/>
           <w:sz w:val="64"/>
         </w:rPr>
@@ -35,32 +33,16 @@
     </w:p>
     <w:p>
       <w:pPr>
-        <w:spacing w:after="280" w:line="269" w:lineRule="auto"/>
+        <w:spacing w:after="140" w:line="269" w:lineRule="auto"/>
       </w:pPr>
       <w:r>
         <w:rPr>
           <w:rFonts w:ascii="Arial" w:hAnsi="Arial"/>
-          <w:b w:val="0"/>
-          <w:i w:val="0"/>
-          <w:color w:val="19171D"/>
-          <w:sz w:val="26"/>
+          <w:b/>
+          <w:color w:val="861028"/>
+          <w:sz w:val="24"/>
         </w:rPr>
         <w:t>Make repair feel like a first choice. Show the work, explain the process and make booking simple.</w:t>
-      </w:r>
-    </w:p>
-    <w:p>
-      <w:pPr>
-        <w:spacing w:after="240" w:line="269" w:lineRule="auto"/>
-      </w:pPr>
-      <w:r>
-        <w:rPr>
-          <w:rFonts w:ascii="Arial" w:hAnsi="Arial"/>
-          <w:b w:val="0"/>
-          <w:i w:val="0"/>
-          <w:color w:val="19171D"/>
-          <w:sz w:val="22"/>
-        </w:rPr>
-        <w:t>A fictional campaign for a local repair collective. The offer covers a 20-minute assessment; repair price and turnaround are confirmed after inspection.</w:t>
       </w:r>
     </w:p>
     <w:tbl>
@@ -69,40 +51,446 @@
         <w:tblLook w:firstColumn="1" w:firstRow="1" w:lastColumn="0" w:lastRow="0" w:noHBand="0" w:noVBand="1" w:val="04A0"/>
       </w:tblPr>
       <w:tblGrid>
-        <w:gridCol w:w="10368"/>
+        <w:gridCol w:w="7560"/>
+        <w:gridCol w:w="7560"/>
       </w:tblGrid>
       <w:tr>
         <w:tc>
           <w:tcPr>
-            <w:tcW w:type="dxa" w:w="10368"/>
-            <w:shd w:fill="003931"/>
+            <w:tcW w:type="dxa" w:w="7560"/>
+            <w:shd w:fill="861028"/>
           </w:tcPr>
+          <w:p/>
           <w:p>
             <w:pPr>
-              <w:spacing w:after="160" w:line="269" w:lineRule="auto"/>
+              <w:spacing w:after="140" w:line="269" w:lineRule="auto"/>
             </w:pPr>
             <w:r>
               <w:rPr>
                 <w:rFonts w:ascii="Arial" w:hAnsi="Arial"/>
                 <w:b/>
                 <w:color w:val="FFFFFF"/>
-                <w:sz w:val="54"/>
+                <w:sz w:val="60"/>
               </w:rPr>
               <w:t>KEEP THE GOOD THINGS</w:t>
             </w:r>
           </w:p>
           <w:p>
             <w:pPr>
-              <w:spacing w:after="160" w:line="269" w:lineRule="auto"/>
+              <w:spacing w:after="140" w:line="269" w:lineRule="auto"/>
+            </w:pPr>
+            <w:r>
+              <w:rPr>
+                <w:rFonts w:ascii="Arial" w:hAnsi="Arial"/>
+                <w:b/>
+                <w:color w:val="FFFFFF"/>
+                <w:sz w:val="36"/>
+              </w:rPr>
+              <w:t>120 illustrative slots</w:t>
+            </w:r>
+          </w:p>
+          <w:p>
+            <w:pPr>
+              <w:spacing w:after="140" w:line="269" w:lineRule="auto"/>
             </w:pPr>
             <w:r>
               <w:rPr>
                 <w:rFonts w:ascii="Arial" w:hAnsi="Arial"/>
                 <w:b w:val="0"/>
                 <w:color w:val="FFFFFF"/>
-                <w:sz w:val="28"/>
+                <w:sz w:val="22"/>
               </w:rPr>
-              <w:t>ASSESS  →  ESTIMATE  →  REPAIR</w:t>
+              <w:t>A fictional campaign for a local repair collective. The offer covers a 20-minute assessment; repair price and turnaround are confirmed after inspection.</w:t>
+            </w:r>
+          </w:p>
+        </w:tc>
+        <w:tc>
+          <w:tcPr>
+            <w:tcW w:type="dxa" w:w="7560"/>
+          </w:tcPr>
+          <w:p/>
+          <w:tbl>
+            <w:tblPr>
+              <w:tblW w:type="auto" w:w="0"/>
+              <w:tblLook w:firstColumn="1" w:firstRow="1" w:lastColumn="0" w:lastRow="0" w:noHBand="0" w:noVBand="1" w:val="04A0"/>
+            </w:tblPr>
+            <w:tblGrid>
+              <w:gridCol w:w="2520"/>
+              <w:gridCol w:w="2520"/>
+              <w:gridCol w:w="2520"/>
+            </w:tblGrid>
+            <w:tr>
+              <w:trPr>
+                <w:tblHeader/>
+              </w:trPr>
+              <w:tc>
+                <w:tcPr>
+                  <w:tcW w:type="dxa" w:w="2520"/>
+                  <w:shd w:fill="861028"/>
+                </w:tcPr>
+                <w:p>
+                  <w:pPr>
+                    <w:spacing w:after="160" w:before="100"/>
+                  </w:pPr>
+                  <w:r>
+                    <w:rPr>
+                      <w:rFonts w:ascii="Arial" w:hAnsi="Arial"/>
+                      <w:b/>
+                      <w:color w:val="FFFFFF"/>
+                      <w:sz w:val="20"/>
+                    </w:rPr>
+                    <w:t>Channel</w:t>
+                  </w:r>
+                </w:p>
+              </w:tc>
+              <w:tc>
+                <w:tcPr>
+                  <w:tcW w:type="dxa" w:w="2520"/>
+                  <w:shd w:fill="861028"/>
+                </w:tcPr>
+                <w:p>
+                  <w:pPr>
+                    <w:spacing w:after="160" w:before="100"/>
+                  </w:pPr>
+                  <w:r>
+                    <w:rPr>
+                      <w:rFonts w:ascii="Arial" w:hAnsi="Arial"/>
+                      <w:b/>
+                      <w:color w:val="FFFFFF"/>
+                      <w:sz w:val="20"/>
+                    </w:rPr>
+                    <w:t>Message</w:t>
+                  </w:r>
+                </w:p>
+              </w:tc>
+              <w:tc>
+                <w:tcPr>
+                  <w:tcW w:type="dxa" w:w="2520"/>
+                  <w:shd w:fill="861028"/>
+                </w:tcPr>
+                <w:p>
+                  <w:pPr>
+                    <w:spacing w:after="160" w:before="100"/>
+                  </w:pPr>
+                  <w:r>
+                    <w:rPr>
+                      <w:rFonts w:ascii="Arial" w:hAnsi="Arial"/>
+                      <w:b/>
+                      <w:color w:val="FFFFFF"/>
+                      <w:sz w:val="20"/>
+                    </w:rPr>
+                    <w:t>Action</w:t>
+                  </w:r>
+                </w:p>
+              </w:tc>
+            </w:tr>
+            <w:tr>
+              <w:tc>
+                <w:tcPr>
+                  <w:tcW w:type="dxa" w:w="2520"/>
+                  <w:shd w:fill="FFAB91"/>
+                </w:tcPr>
+                <w:p>
+                  <w:pPr>
+                    <w:spacing w:after="160" w:before="100"/>
+                  </w:pPr>
+                  <w:r>
+                    <w:rPr>
+                      <w:rFonts w:ascii="Arial" w:hAnsi="Arial"/>
+                      <w:b w:val="0"/>
+                      <w:color w:val="17212B"/>
+                      <w:sz w:val="20"/>
+                    </w:rPr>
+                    <w:t>Window poster</w:t>
+                  </w:r>
+                </w:p>
+              </w:tc>
+              <w:tc>
+                <w:tcPr>
+                  <w:tcW w:type="dxa" w:w="2520"/>
+                  <w:shd w:fill="FFAB91"/>
+                </w:tcPr>
+                <w:p>
+                  <w:pPr>
+                    <w:spacing w:after="160" w:before="100"/>
+                  </w:pPr>
+                  <w:r>
+                    <w:rPr>
+                      <w:rFonts w:ascii="Arial" w:hAnsi="Arial"/>
+                      <w:b w:val="0"/>
+                      <w:color w:val="17212B"/>
+                      <w:sz w:val="20"/>
+                    </w:rPr>
+                    <w:t>Keep the Good Things</w:t>
+                  </w:r>
+                </w:p>
+              </w:tc>
+              <w:tc>
+                <w:tcPr>
+                  <w:tcW w:type="dxa" w:w="2520"/>
+                  <w:shd w:fill="FFAB91"/>
+                </w:tcPr>
+                <w:p>
+                  <w:pPr>
+                    <w:spacing w:after="160" w:before="100"/>
+                  </w:pPr>
+                  <w:r>
+                    <w:rPr>
+                      <w:rFonts w:ascii="Arial" w:hAnsi="Arial"/>
+                      <w:b w:val="0"/>
+                      <w:color w:val="17212B"/>
+                      <w:sz w:val="20"/>
+                    </w:rPr>
+                    <w:t>Scan for times</w:t>
+                  </w:r>
+                </w:p>
+              </w:tc>
+            </w:tr>
+            <w:tr>
+              <w:tc>
+                <w:tcPr>
+                  <w:tcW w:type="dxa" w:w="2520"/>
+                  <w:shd w:fill="FFFFFF"/>
+                </w:tcPr>
+                <w:p>
+                  <w:pPr>
+                    <w:spacing w:after="160" w:before="100"/>
+                  </w:pPr>
+                  <w:r>
+                    <w:rPr>
+                      <w:rFonts w:ascii="Arial" w:hAnsi="Arial"/>
+                      <w:b w:val="0"/>
+                      <w:color w:val="17212B"/>
+                      <w:sz w:val="20"/>
+                    </w:rPr>
+                    <w:t>Email</w:t>
+                  </w:r>
+                </w:p>
+              </w:tc>
+              <w:tc>
+                <w:tcPr>
+                  <w:tcW w:type="dxa" w:w="2520"/>
+                  <w:shd w:fill="FFFFFF"/>
+                </w:tcPr>
+                <w:p>
+                  <w:pPr>
+                    <w:spacing w:after="160" w:before="100"/>
+                  </w:pPr>
+                  <w:r>
+                    <w:rPr>
+                      <w:rFonts w:ascii="Arial" w:hAnsi="Arial"/>
+                      <w:b w:val="0"/>
+                      <w:color w:val="17212B"/>
+                      <w:sz w:val="20"/>
+                    </w:rPr>
+                    <w:t>See a repair in progress</w:t>
+                  </w:r>
+                </w:p>
+              </w:tc>
+              <w:tc>
+                <w:tcPr>
+                  <w:tcW w:type="dxa" w:w="2520"/>
+                  <w:shd w:fill="FFFFFF"/>
+                </w:tcPr>
+                <w:p>
+                  <w:pPr>
+                    <w:spacing w:after="160" w:before="100"/>
+                  </w:pPr>
+                  <w:r>
+                    <w:rPr>
+                      <w:rFonts w:ascii="Arial" w:hAnsi="Arial"/>
+                      <w:b w:val="0"/>
+                      <w:color w:val="17212B"/>
+                      <w:sz w:val="20"/>
+                    </w:rPr>
+                    <w:t>Book assessment</w:t>
+                  </w:r>
+                </w:p>
+              </w:tc>
+            </w:tr>
+            <w:tr>
+              <w:tc>
+                <w:tcPr>
+                  <w:tcW w:type="dxa" w:w="2520"/>
+                  <w:shd w:fill="FFAB91"/>
+                </w:tcPr>
+                <w:p>
+                  <w:pPr>
+                    <w:spacing w:after="160" w:before="100"/>
+                  </w:pPr>
+                  <w:r>
+                    <w:rPr>
+                      <w:rFonts w:ascii="Arial" w:hAnsi="Arial"/>
+                      <w:b w:val="0"/>
+                      <w:color w:val="17212B"/>
+                      <w:sz w:val="20"/>
+                    </w:rPr>
+                    <w:t>Workshop</w:t>
+                  </w:r>
+                </w:p>
+              </w:tc>
+              <w:tc>
+                <w:tcPr>
+                  <w:tcW w:type="dxa" w:w="2520"/>
+                  <w:shd w:fill="FFAB91"/>
+                </w:tcPr>
+                <w:p>
+                  <w:pPr>
+                    <w:spacing w:after="160" w:before="100"/>
+                  </w:pPr>
+                  <w:r>
+                    <w:rPr>
+                      <w:rFonts w:ascii="Arial" w:hAnsi="Arial"/>
+                      <w:b w:val="0"/>
+                      <w:color w:val="17212B"/>
+                      <w:sz w:val="20"/>
+                    </w:rPr>
+                    <w:t>Meet the repair team</w:t>
+                  </w:r>
+                </w:p>
+              </w:tc>
+              <w:tc>
+                <w:tcPr>
+                  <w:tcW w:type="dxa" w:w="2520"/>
+                  <w:shd w:fill="FFAB91"/>
+                </w:tcPr>
+                <w:p>
+                  <w:pPr>
+                    <w:spacing w:after="160" w:before="100"/>
+                  </w:pPr>
+                  <w:r>
+                    <w:rPr>
+                      <w:rFonts w:ascii="Arial" w:hAnsi="Arial"/>
+                      <w:b w:val="0"/>
+                      <w:color w:val="17212B"/>
+                      <w:sz w:val="20"/>
+                    </w:rPr>
+                    <w:t>Bring one item</w:t>
+                  </w:r>
+                </w:p>
+              </w:tc>
+            </w:tr>
+          </w:tbl>
+          <w:p/>
+        </w:tc>
+      </w:tr>
+    </w:tbl>
+    <w:tbl>
+      <w:tblPr>
+        <w:tblW w:type="auto" w:w="0"/>
+        <w:tblLook w:firstColumn="1" w:firstRow="1" w:lastColumn="0" w:lastRow="0" w:noHBand="0" w:noVBand="1" w:val="04A0"/>
+      </w:tblPr>
+      <w:tblGrid>
+        <w:gridCol w:w="5040"/>
+        <w:gridCol w:w="5040"/>
+        <w:gridCol w:w="5040"/>
+      </w:tblGrid>
+      <w:tr>
+        <w:tc>
+          <w:tcPr>
+            <w:tcW w:type="dxa" w:w="5040"/>
+            <w:shd w:fill="FFAB91"/>
+          </w:tcPr>
+          <w:p/>
+          <w:p>
+            <w:pPr>
+              <w:pStyle w:val="Heading1"/>
+              <w:spacing w:after="140" w:line="269" w:lineRule="auto"/>
+            </w:pPr>
+            <w:r>
+              <w:rPr>
+                <w:rFonts w:ascii="Arial" w:hAnsi="Arial"/>
+                <w:b/>
+                <w:color w:val="861028"/>
+                <w:sz w:val="30"/>
+              </w:rPr>
+              <w:t>The Story</w:t>
+            </w:r>
+          </w:p>
+          <w:p>
+            <w:pPr>
+              <w:spacing w:after="140" w:line="269" w:lineRule="auto"/>
+            </w:pPr>
+            <w:r>
+              <w:rPr>
+                <w:rFonts w:ascii="Arial" w:hAnsi="Arial"/>
+                <w:b w:val="0"/>
+                <w:color w:val="17212B"/>
+                <w:sz w:val="22"/>
+              </w:rPr>
+              <w:t>Lead with a well-used object and its repair, not an unsupported sustainability promise. Explain what can be fixed and what cannot.</w:t>
+            </w:r>
+          </w:p>
+        </w:tc>
+        <w:tc>
+          <w:tcPr>
+            <w:tcW w:type="dxa" w:w="5040"/>
+            <w:shd w:fill="FFAB91"/>
+          </w:tcPr>
+          <w:p/>
+          <w:p>
+            <w:pPr>
+              <w:pStyle w:val="Heading1"/>
+              <w:spacing w:after="140" w:line="269" w:lineRule="auto"/>
+            </w:pPr>
+            <w:r>
+              <w:rPr>
+                <w:rFonts w:ascii="Arial" w:hAnsi="Arial"/>
+                <w:b/>
+                <w:color w:val="861028"/>
+                <w:sz w:val="30"/>
+              </w:rPr>
+              <w:t>The Offer</w:t>
+            </w:r>
+          </w:p>
+          <w:p>
+            <w:pPr>
+              <w:spacing w:after="140" w:line="269" w:lineRule="auto"/>
+            </w:pPr>
+            <w:r>
+              <w:rPr>
+                <w:rFonts w:ascii="Arial" w:hAnsi="Arial"/>
+                <w:b w:val="0"/>
+                <w:color w:val="17212B"/>
+                <w:sz w:val="22"/>
+              </w:rPr>
+              <w:t>Book an assessment, bring the item and receive a written estimate. No repair begins without approval. Parts may affect timing.</w:t>
+            </w:r>
+          </w:p>
+        </w:tc>
+        <w:tc>
+          <w:tcPr>
+            <w:tcW w:type="dxa" w:w="5040"/>
+            <w:shd w:fill="FFAB91"/>
+          </w:tcPr>
+          <w:p/>
+          <w:p>
+            <w:pPr>
+              <w:pStyle w:val="Heading1"/>
+              <w:spacing w:after="140" w:line="269" w:lineRule="auto"/>
+            </w:pPr>
+            <w:r>
+              <w:rPr>
+                <w:rFonts w:ascii="Arial" w:hAnsi="Arial"/>
+                <w:b/>
+                <w:color w:val="861028"/>
+                <w:sz w:val="30"/>
+              </w:rPr>
+              <w:t>Measure the Journey</w:t>
+            </w:r>
+          </w:p>
+          <w:p>
+            <w:pPr>
+              <w:spacing w:after="140" w:line="269" w:lineRule="auto"/>
+            </w:pPr>
+            <w:r>
+              <w:rPr>
+                <w:rFonts w:ascii="Arial" w:hAnsi="Arial"/>
+                <w:b w:val="0"/>
+                <w:color w:val="17212B"/>
+                <w:sz w:val="22"/>
+              </w:rPr>
+              <w:t>Track assessment bookings, attended appointments and approved repairs separately. Do not present bookings as completed repairs.</w:t>
             </w:r>
           </w:p>
         </w:tc>
@@ -110,396 +498,22 @@
     </w:tbl>
     <w:p>
       <w:pPr>
-        <w:pStyle w:val="Heading1"/>
-        <w:spacing w:after="160" w:line="269" w:lineRule="auto"/>
+        <w:spacing w:after="140" w:line="269" w:lineRule="auto"/>
       </w:pPr>
       <w:r>
         <w:rPr>
           <w:rFonts w:ascii="Arial" w:hAnsi="Arial"/>
           <w:b/>
-          <w:i w:val="0"/>
-          <w:color w:val="000000"/>
-          <w:sz w:val="28"/>
-        </w:rPr>
-        <w:t>The Story</w:t>
-      </w:r>
-    </w:p>
-    <w:p>
-      <w:pPr>
-        <w:spacing w:after="160" w:line="269" w:lineRule="auto"/>
-      </w:pPr>
-      <w:r>
-        <w:rPr>
-          <w:rFonts w:ascii="Arial" w:hAnsi="Arial"/>
-          <w:b w:val="0"/>
-          <w:i w:val="0"/>
-          <w:color w:val="19171D"/>
-          <w:sz w:val="21"/>
-        </w:rPr>
-        <w:t>Lead with a well-used object and its repair, not an unsupported sustainability promise. Explain what can be fixed and what cannot.</w:t>
-      </w:r>
-    </w:p>
-    <w:p>
-      <w:pPr>
-        <w:pStyle w:val="Heading1"/>
-        <w:spacing w:after="160" w:line="269" w:lineRule="auto"/>
-      </w:pPr>
-      <w:r>
-        <w:rPr>
-          <w:rFonts w:ascii="Arial" w:hAnsi="Arial"/>
-          <w:b/>
-          <w:i w:val="0"/>
-          <w:color w:val="000000"/>
-          <w:sz w:val="28"/>
-        </w:rPr>
-        <w:t>The Offer</w:t>
-      </w:r>
-    </w:p>
-    <w:p>
-      <w:pPr>
-        <w:spacing w:after="160" w:line="269" w:lineRule="auto"/>
-      </w:pPr>
-      <w:r>
-        <w:rPr>
-          <w:rFonts w:ascii="Arial" w:hAnsi="Arial"/>
-          <w:b w:val="0"/>
-          <w:i w:val="0"/>
-          <w:color w:val="19171D"/>
-          <w:sz w:val="21"/>
-        </w:rPr>
-        <w:t>Book an assessment, bring the item and receive a written estimate. No repair begins without approval. Parts may affect timing.</w:t>
-      </w:r>
-    </w:p>
-    <w:p>
-      <w:pPr>
-        <w:pStyle w:val="Heading1"/>
-        <w:spacing w:after="160" w:line="269" w:lineRule="auto"/>
-      </w:pPr>
-      <w:r>
-        <w:rPr>
-          <w:rFonts w:ascii="Arial" w:hAnsi="Arial"/>
-          <w:b/>
-          <w:i w:val="0"/>
-          <w:color w:val="000000"/>
-          <w:sz w:val="28"/>
-        </w:rPr>
-        <w:t>Measure the Journey</w:t>
-      </w:r>
-    </w:p>
-    <w:p>
-      <w:pPr>
-        <w:spacing w:after="160" w:line="269" w:lineRule="auto"/>
-      </w:pPr>
-      <w:r>
-        <w:rPr>
-          <w:rFonts w:ascii="Arial" w:hAnsi="Arial"/>
-          <w:b w:val="0"/>
-          <w:i w:val="0"/>
-          <w:color w:val="19171D"/>
-          <w:sz w:val="21"/>
-        </w:rPr>
-        <w:t>Track assessment bookings, attended appointments and approved repairs separately. Do not present bookings as completed repairs.</w:t>
-      </w:r>
-    </w:p>
-    <w:tbl>
-      <w:tblPr>
-        <w:tblW w:type="auto" w:w="0"/>
-        <w:tblLayout w:type="fixed"/>
-        <w:tblLook w:firstColumn="1" w:firstRow="1" w:lastColumn="0" w:lastRow="0" w:noHBand="0" w:noVBand="1" w:val="04A0"/>
-        <w:tblCellMar>
-          <w:top w:w="90" w:type="dxa"/>
-          <w:left w:w="90" w:type="dxa"/>
-          <w:bottom w:w="90" w:type="dxa"/>
-          <w:right w:w="90" w:type="dxa"/>
-        </w:tblCellMar>
-      </w:tblPr>
-      <w:tblGrid>
-        <w:gridCol w:w="2592"/>
-        <w:gridCol w:w="4147"/>
-        <w:gridCol w:w="3629"/>
-      </w:tblGrid>
-      <w:tr>
-        <w:trPr>
-          <w:cantSplit/>
-          <w:tblHeader/>
-        </w:trPr>
-        <w:tc>
-          <w:tcPr>
-            <w:tcW w:type="dxa" w:w="3456"/>
-            <w:shd w:fill="003931"/>
-          </w:tcPr>
-          <w:p>
-            <w:pPr>
-              <w:spacing w:after="160" w:line="269" w:lineRule="auto"/>
-            </w:pPr>
-            <w:r>
-              <w:rPr>
-                <w:rFonts w:ascii="Arial" w:hAnsi="Arial"/>
-                <w:b/>
-                <w:color w:val="FFFFFF"/>
-                <w:sz w:val="20"/>
-              </w:rPr>
-              <w:t>Channel</w:t>
-            </w:r>
-          </w:p>
-        </w:tc>
-        <w:tc>
-          <w:tcPr>
-            <w:tcW w:type="dxa" w:w="3456"/>
-            <w:shd w:fill="003931"/>
-          </w:tcPr>
-          <w:p>
-            <w:pPr>
-              <w:spacing w:after="160" w:line="269" w:lineRule="auto"/>
-            </w:pPr>
-            <w:r>
-              <w:rPr>
-                <w:rFonts w:ascii="Arial" w:hAnsi="Arial"/>
-                <w:b/>
-                <w:color w:val="FFFFFF"/>
-                <w:sz w:val="20"/>
-              </w:rPr>
-              <w:t>Message</w:t>
-            </w:r>
-          </w:p>
-        </w:tc>
-        <w:tc>
-          <w:tcPr>
-            <w:tcW w:type="dxa" w:w="3456"/>
-            <w:shd w:fill="003931"/>
-          </w:tcPr>
-          <w:p>
-            <w:pPr>
-              <w:spacing w:after="160" w:line="269" w:lineRule="auto"/>
-            </w:pPr>
-            <w:r>
-              <w:rPr>
-                <w:rFonts w:ascii="Arial" w:hAnsi="Arial"/>
-                <w:b/>
-                <w:color w:val="FFFFFF"/>
-                <w:sz w:val="20"/>
-              </w:rPr>
-              <w:t>Action</w:t>
-            </w:r>
-          </w:p>
-        </w:tc>
-      </w:tr>
-      <w:tr>
-        <w:trPr>
-          <w:cantSplit/>
-        </w:trPr>
-        <w:tc>
-          <w:tcPr>
-            <w:tcW w:type="dxa" w:w="2592"/>
-            <w:shd w:fill="FF3191"/>
-          </w:tcPr>
-          <w:p>
-            <w:pPr>
-              <w:spacing w:after="160" w:line="269" w:lineRule="auto"/>
-            </w:pPr>
-            <w:r>
-              <w:rPr>
-                <w:rFonts w:ascii="Arial" w:hAnsi="Arial"/>
-                <w:b/>
-                <w:color w:val="19171D"/>
-                <w:sz w:val="20"/>
-              </w:rPr>
-              <w:t>Window poster</w:t>
-            </w:r>
-          </w:p>
-        </w:tc>
-        <w:tc>
-          <w:tcPr>
-            <w:tcW w:type="dxa" w:w="4147"/>
-            <w:shd w:fill="FF3191"/>
-          </w:tcPr>
-          <w:p>
-            <w:pPr>
-              <w:spacing w:after="160" w:line="269" w:lineRule="auto"/>
-            </w:pPr>
-            <w:r>
-              <w:rPr>
-                <w:rFonts w:ascii="Arial" w:hAnsi="Arial"/>
-                <w:b w:val="0"/>
-                <w:color w:val="19171D"/>
-                <w:sz w:val="20"/>
-              </w:rPr>
-              <w:t>Keep the Good Things</w:t>
-            </w:r>
-          </w:p>
-        </w:tc>
-        <w:tc>
-          <w:tcPr>
-            <w:tcW w:type="dxa" w:w="3629"/>
-            <w:shd w:fill="FF3191"/>
-          </w:tcPr>
-          <w:p>
-            <w:pPr>
-              <w:spacing w:after="160" w:line="269" w:lineRule="auto"/>
-            </w:pPr>
-            <w:r>
-              <w:rPr>
-                <w:rFonts w:ascii="Arial" w:hAnsi="Arial"/>
-                <w:b w:val="0"/>
-                <w:color w:val="19171D"/>
-                <w:sz w:val="20"/>
-              </w:rPr>
-              <w:t>Scan for times</w:t>
-            </w:r>
-          </w:p>
-        </w:tc>
-      </w:tr>
-      <w:tr>
-        <w:trPr>
-          <w:cantSplit/>
-        </w:trPr>
-        <w:tc>
-          <w:tcPr>
-            <w:tcW w:type="dxa" w:w="2592"/>
-            <w:shd w:fill="FFFFFF"/>
-          </w:tcPr>
-          <w:p>
-            <w:pPr>
-              <w:spacing w:after="160" w:line="269" w:lineRule="auto"/>
-            </w:pPr>
-            <w:r>
-              <w:rPr>
-                <w:rFonts w:ascii="Arial" w:hAnsi="Arial"/>
-                <w:b/>
-                <w:color w:val="19171D"/>
-                <w:sz w:val="20"/>
-              </w:rPr>
-              <w:t>Email</w:t>
-            </w:r>
-          </w:p>
-        </w:tc>
-        <w:tc>
-          <w:tcPr>
-            <w:tcW w:type="dxa" w:w="4147"/>
-            <w:shd w:fill="FFFFFF"/>
-          </w:tcPr>
-          <w:p>
-            <w:pPr>
-              <w:spacing w:after="160" w:line="269" w:lineRule="auto"/>
-            </w:pPr>
-            <w:r>
-              <w:rPr>
-                <w:rFonts w:ascii="Arial" w:hAnsi="Arial"/>
-                <w:b w:val="0"/>
-                <w:color w:val="19171D"/>
-                <w:sz w:val="20"/>
-              </w:rPr>
-              <w:t>See a repair in progress</w:t>
-            </w:r>
-          </w:p>
-        </w:tc>
-        <w:tc>
-          <w:tcPr>
-            <w:tcW w:type="dxa" w:w="3629"/>
-            <w:shd w:fill="FFFFFF"/>
-          </w:tcPr>
-          <w:p>
-            <w:pPr>
-              <w:spacing w:after="160" w:line="269" w:lineRule="auto"/>
-            </w:pPr>
-            <w:r>
-              <w:rPr>
-                <w:rFonts w:ascii="Arial" w:hAnsi="Arial"/>
-                <w:b w:val="0"/>
-                <w:color w:val="19171D"/>
-                <w:sz w:val="20"/>
-              </w:rPr>
-              <w:t>Book assessment</w:t>
-            </w:r>
-          </w:p>
-        </w:tc>
-      </w:tr>
-      <w:tr>
-        <w:trPr>
-          <w:cantSplit/>
-        </w:trPr>
-        <w:tc>
-          <w:tcPr>
-            <w:tcW w:type="dxa" w:w="2592"/>
-            <w:shd w:fill="FF3191"/>
-          </w:tcPr>
-          <w:p>
-            <w:pPr>
-              <w:spacing w:after="160" w:line="269" w:lineRule="auto"/>
-            </w:pPr>
-            <w:r>
-              <w:rPr>
-                <w:rFonts w:ascii="Arial" w:hAnsi="Arial"/>
-                <w:b/>
-                <w:color w:val="19171D"/>
-                <w:sz w:val="20"/>
-              </w:rPr>
-              <w:t>Workshop</w:t>
-            </w:r>
-          </w:p>
-        </w:tc>
-        <w:tc>
-          <w:tcPr>
-            <w:tcW w:type="dxa" w:w="4147"/>
-            <w:shd w:fill="FF3191"/>
-          </w:tcPr>
-          <w:p>
-            <w:pPr>
-              <w:spacing w:after="160" w:line="269" w:lineRule="auto"/>
-            </w:pPr>
-            <w:r>
-              <w:rPr>
-                <w:rFonts w:ascii="Arial" w:hAnsi="Arial"/>
-                <w:b w:val="0"/>
-                <w:color w:val="19171D"/>
-                <w:sz w:val="20"/>
-              </w:rPr>
-              <w:t>Meet the repair team</w:t>
-            </w:r>
-          </w:p>
-        </w:tc>
-        <w:tc>
-          <w:tcPr>
-            <w:tcW w:type="dxa" w:w="3629"/>
-            <w:shd w:fill="FF3191"/>
-          </w:tcPr>
-          <w:p>
-            <w:pPr>
-              <w:spacing w:after="160" w:line="269" w:lineRule="auto"/>
-            </w:pPr>
-            <w:r>
-              <w:rPr>
-                <w:rFonts w:ascii="Arial" w:hAnsi="Arial"/>
-                <w:b w:val="0"/>
-                <w:color w:val="19171D"/>
-                <w:sz w:val="20"/>
-              </w:rPr>
-              <w:t>Bring one item</w:t>
-            </w:r>
-          </w:p>
-        </w:tc>
-      </w:tr>
-    </w:tbl>
-    <w:p>
-      <w:pPr>
-        <w:spacing w:after="80" w:line="269" w:lineRule="auto"/>
-      </w:pPr>
-      <w:r>
-        <w:rPr>
-          <w:rFonts w:ascii="Arial" w:hAnsi="Arial"/>
-          <w:b/>
-          <w:i w:val="0"/>
-          <w:color w:val="000000"/>
-          <w:sz w:val="18"/>
+          <w:color w:val="861028"/>
+          <w:sz w:val="20"/>
         </w:rPr>
         <w:t>Fictional campaign · Capacity figures are planning assumptions.</w:t>
       </w:r>
     </w:p>
     <w:sectPr>
-      <w:headerReference w:type="default" r:id="rId9"/>
-      <w:footerReference w:type="default" r:id="rId10"/>
-      <w:pgSz w:w="12240" w:h="15840"/>
-      <w:pgMar w:top="792" w:right="936" w:bottom="792" w:left="936" w:header="720" w:footer="720" w:gutter="0"/>
+      <w:footerReference w:type="default" r:id="rId9"/>
+      <w:pgSz w:w="16848" w:h="11952"/>
+      <w:pgMar w:top="792" w:right="864" w:bottom="792" w:left="864" w:header="720" w:footer="720" w:gutter="0"/>
       <w:cols w:space="720"/>
       <w:docGrid w:linePitch="360"/>
     </w:sectPr>
@@ -513,33 +527,22 @@
     <w:pPr>
       <w:pStyle w:val="Footer"/>
     </w:pPr>
+  </w:p>
+  <w:p>
+    <w:pPr>
+      <w:spacing w:after="140" w:line="269" w:lineRule="auto"/>
+    </w:pPr>
     <w:r>
       <w:rPr>
-        <w:color w:val="19171D"/>
+        <w:rFonts w:ascii="Arial" w:hAnsi="Arial"/>
+        <w:b w:val="0"/>
+        <w:color w:val="17212B"/>
         <w:sz w:val="16"/>
       </w:rPr>
-      <w:t>DAZZLER  /  FICTIONAL EXAMPLE  /  MARKETING</w:t>
+      <w:t>Fictional Worked Example / Campaign Dispatch / 01</w:t>
     </w:r>
   </w:p>
 </w:ftr>
-</file>
-
-<file path=word/header1.xml><?xml version="1.0" encoding="utf-8"?>
-<w:hdr xmlns:m="http://schemas.openxmlformats.org/officeDocument/2006/math" xmlns:mc="http://schemas.openxmlformats.org/markup-compatibility/2006" xmlns:mo="http://schemas.microsoft.com/office/mac/office/2008/main" xmlns:mv="urn:schemas-microsoft-com:mac:vml" xmlns:o="urn:schemas-microsoft-com:office:office" xmlns:r="http://schemas.openxmlformats.org/officeDocument/2006/relationships" xmlns:v="urn:schemas-microsoft-com:vml" xmlns:w10="urn:schemas-microsoft-com:office:word" xmlns:w14="http://schemas.microsoft.com/office/word/2010/wordml" xmlns:w="http://schemas.openxmlformats.org/wordprocessingml/2006/main" xmlns:wne="http://schemas.microsoft.com/office/word/2006/wordml" xmlns:wp14="http://schemas.microsoft.com/office/word/2010/wordprocessingDrawing" xmlns:wp="http://schemas.openxmlformats.org/drawingml/2006/wordprocessingDrawing" xmlns:wpc="http://schemas.microsoft.com/office/word/2010/wordprocessingCanvas" xmlns:wpg="http://schemas.microsoft.com/office/word/2010/wordprocessingGroup" xmlns:wpi="http://schemas.microsoft.com/office/word/2010/wordprocessingInk" xmlns:wps="http://schemas.microsoft.com/office/word/2010/wordprocessingShape" mc:Ignorable="w14 wp14">
-  <w:p>
-    <w:pPr>
-      <w:pStyle w:val="Header"/>
-    </w:pPr>
-    <w:r/>
-    <w:r>
-      <w:pict>
-        <v:rect id="DazzlerPageSurface" style="position:absolute;margin-left:0;margin-top:0;width:612.0pt;height:792.0pt;z-index:-251654144;mso-position-horizontal-relative:page;mso-position-vertical-relative:page" fillcolor="#FF3191" stroked="f">
-          <v:fill color="#FF3191"/>
-        </v:rect>
-      </w:pict>
-    </w:r>
-  </w:p>
-</w:hdr>
 </file>
 
 <file path=word/numbering.xml><?xml version="1.0" encoding="utf-8"?>
@@ -905,12 +908,9 @@
     <w:name w:val="Normal"/>
     <w:qFormat/>
     <w:rsid w:val="00FC693F"/>
-    <w:pPr>
-      <w:spacing w:after="160"/>
-    </w:pPr>
     <w:rPr>
       <w:rFonts w:ascii="Arial" w:hAnsi="Arial"/>
-      <w:sz w:val="21"/>
+      <w:sz w:val="22"/>
     </w:rPr>
   </w:style>
   <w:style w:type="paragraph" w:styleId="Header">
@@ -927,6 +927,10 @@
       </w:tabs>
       <w:spacing w:after="0" w:line="240" w:lineRule="auto"/>
     </w:pPr>
+    <w:rPr>
+      <w:rFonts w:ascii="Arial" w:hAnsi="Arial"/>
+      <w:sz w:val="22"/>
+    </w:rPr>
   </w:style>
   <w:style w:type="character" w:customStyle="1" w:styleId="HeaderChar">
     <w:name w:val="Header Char"/>
@@ -949,6 +953,10 @@
       </w:tabs>
       <w:spacing w:after="0" w:line="240" w:lineRule="auto"/>
     </w:pPr>
+    <w:rPr>
+      <w:rFonts w:ascii="Arial" w:hAnsi="Arial"/>
+      <w:sz w:val="22"/>
+    </w:rPr>
   </w:style>
   <w:style w:type="character" w:customStyle="1" w:styleId="FooterChar">
     <w:name w:val="Footer Char"/>
@@ -972,11 +980,11 @@
       <w:outlineLvl w:val="0"/>
     </w:pPr>
     <w:rPr>
-      <w:rFonts w:asciiTheme="majorHAnsi" w:eastAsiaTheme="majorEastAsia" w:hAnsiTheme="majorHAnsi" w:cstheme="majorBidi"/>
+      <w:rFonts w:cstheme="majorBidi" w:ascii="Arial" w:hAnsi="Arial"/>
       <w:b/>
       <w:bCs/>
       <w:color w:val="365F91" w:themeColor="accent1" w:themeShade="BF"/>
-      <w:sz w:val="28"/>
+      <w:sz w:val="22"/>
       <w:szCs w:val="28"/>
     </w:rPr>
   </w:style>
@@ -996,11 +1004,11 @@
       <w:outlineLvl w:val="1"/>
     </w:pPr>
     <w:rPr>
-      <w:rFonts w:asciiTheme="majorHAnsi" w:eastAsiaTheme="majorEastAsia" w:hAnsiTheme="majorHAnsi" w:cstheme="majorBidi"/>
+      <w:rFonts w:cstheme="majorBidi" w:ascii="Arial" w:hAnsi="Arial"/>
       <w:b/>
       <w:bCs/>
       <w:color w:val="4F81BD" w:themeColor="accent1"/>
-      <w:sz w:val="26"/>
+      <w:sz w:val="22"/>
       <w:szCs w:val="26"/>
     </w:rPr>
   </w:style>
@@ -1020,10 +1028,11 @@
       <w:outlineLvl w:val="2"/>
     </w:pPr>
     <w:rPr>
-      <w:rFonts w:asciiTheme="majorHAnsi" w:eastAsiaTheme="majorEastAsia" w:hAnsiTheme="majorHAnsi" w:cstheme="majorBidi"/>
+      <w:rFonts w:cstheme="majorBidi" w:ascii="Arial" w:hAnsi="Arial"/>
       <w:b/>
       <w:bCs/>
       <w:color w:val="4F81BD" w:themeColor="accent1"/>
+      <w:sz w:val="22"/>
     </w:rPr>
   </w:style>
   <w:style w:type="paragraph" w:styleId="Heading4">
@@ -1043,12 +1052,13 @@
       <w:outlineLvl w:val="3"/>
     </w:pPr>
     <w:rPr>
-      <w:rFonts w:asciiTheme="majorHAnsi" w:eastAsiaTheme="majorEastAsia" w:hAnsiTheme="majorHAnsi" w:cstheme="majorBidi"/>
+      <w:rFonts w:cstheme="majorBidi" w:ascii="Arial" w:hAnsi="Arial"/>
       <w:b/>
       <w:bCs/>
       <w:i/>
       <w:iCs/>
       <w:color w:val="4F81BD" w:themeColor="accent1"/>
+      <w:sz w:val="22"/>
     </w:rPr>
   </w:style>
   <w:style w:type="paragraph" w:styleId="Heading5">
@@ -1068,8 +1078,9 @@
       <w:outlineLvl w:val="4"/>
     </w:pPr>
     <w:rPr>
-      <w:rFonts w:asciiTheme="majorHAnsi" w:eastAsiaTheme="majorEastAsia" w:hAnsiTheme="majorHAnsi" w:cstheme="majorBidi"/>
+      <w:rFonts w:cstheme="majorBidi" w:ascii="Arial" w:hAnsi="Arial"/>
       <w:color w:val="243F60" w:themeColor="accent1" w:themeShade="7F"/>
+      <w:sz w:val="22"/>
     </w:rPr>
   </w:style>
   <w:style w:type="paragraph" w:styleId="Heading6">
@@ -1089,10 +1100,11 @@
       <w:outlineLvl w:val="5"/>
     </w:pPr>
     <w:rPr>
-      <w:rFonts w:asciiTheme="majorHAnsi" w:eastAsiaTheme="majorEastAsia" w:hAnsiTheme="majorHAnsi" w:cstheme="majorBidi"/>
+      <w:rFonts w:cstheme="majorBidi" w:ascii="Arial" w:hAnsi="Arial"/>
       <w:i/>
       <w:iCs/>
       <w:color w:val="243F60" w:themeColor="accent1" w:themeShade="7F"/>
+      <w:sz w:val="22"/>
     </w:rPr>
   </w:style>
   <w:style w:type="paragraph" w:styleId="Heading7">
@@ -1112,10 +1124,11 @@
       <w:outlineLvl w:val="6"/>
     </w:pPr>
     <w:rPr>
-      <w:rFonts w:asciiTheme="majorHAnsi" w:eastAsiaTheme="majorEastAsia" w:hAnsiTheme="majorHAnsi" w:cstheme="majorBidi"/>
+      <w:rFonts w:cstheme="majorBidi" w:ascii="Arial" w:hAnsi="Arial"/>
       <w:i/>
       <w:iCs/>
       <w:color w:val="404040" w:themeColor="text1" w:themeTint="BF"/>
+      <w:sz w:val="22"/>
     </w:rPr>
   </w:style>
   <w:style w:type="paragraph" w:styleId="Heading8">
@@ -1135,9 +1148,9 @@
       <w:outlineLvl w:val="7"/>
     </w:pPr>
     <w:rPr>
-      <w:rFonts w:asciiTheme="majorHAnsi" w:eastAsiaTheme="majorEastAsia" w:hAnsiTheme="majorHAnsi" w:cstheme="majorBidi"/>
+      <w:rFonts w:cstheme="majorBidi" w:ascii="Arial" w:hAnsi="Arial"/>
       <w:color w:val="4F81BD" w:themeColor="accent1"/>
-      <w:sz w:val="20"/>
+      <w:sz w:val="22"/>
       <w:szCs w:val="20"/>
     </w:rPr>
   </w:style>
@@ -1158,11 +1171,11 @@
       <w:outlineLvl w:val="8"/>
     </w:pPr>
     <w:rPr>
-      <w:rFonts w:asciiTheme="majorHAnsi" w:eastAsiaTheme="majorEastAsia" w:hAnsiTheme="majorHAnsi" w:cstheme="majorBidi"/>
+      <w:rFonts w:cstheme="majorBidi" w:ascii="Arial" w:hAnsi="Arial"/>
       <w:i/>
       <w:iCs/>
       <w:color w:val="404040" w:themeColor="text1" w:themeTint="BF"/>
-      <w:sz w:val="20"/>
+      <w:sz w:val="22"/>
       <w:szCs w:val="20"/>
     </w:rPr>
   </w:style>
@@ -1201,6 +1214,10 @@
     <w:pPr>
       <w:spacing w:after="0" w:line="240" w:lineRule="auto"/>
     </w:pPr>
+    <w:rPr>
+      <w:rFonts w:ascii="Arial" w:hAnsi="Arial"/>
+      <w:sz w:val="22"/>
+    </w:rPr>
   </w:style>
   <w:style w:type="character" w:customStyle="1" w:styleId="Heading1Char">
     <w:name w:val="Heading 1 Char"/>
@@ -1258,11 +1275,11 @@
       <w:contextualSpacing/>
     </w:pPr>
     <w:rPr>
-      <w:rFonts w:asciiTheme="majorHAnsi" w:eastAsiaTheme="majorEastAsia" w:hAnsiTheme="majorHAnsi" w:cstheme="majorBidi"/>
+      <w:rFonts w:cstheme="majorBidi" w:ascii="Arial" w:hAnsi="Arial"/>
       <w:color w:val="17365D" w:themeColor="text2" w:themeShade="BF"/>
       <w:spacing w:val="5"/>
       <w:kern w:val="28"/>
-      <w:sz w:val="52"/>
+      <w:sz w:val="22"/>
       <w:szCs w:val="52"/>
     </w:rPr>
   </w:style>
@@ -1295,12 +1312,12 @@
       </w:numPr>
     </w:pPr>
     <w:rPr>
-      <w:rFonts w:asciiTheme="majorHAnsi" w:eastAsiaTheme="majorEastAsia" w:hAnsiTheme="majorHAnsi" w:cstheme="majorBidi"/>
+      <w:rFonts w:cstheme="majorBidi" w:ascii="Arial" w:hAnsi="Arial"/>
       <w:i/>
       <w:iCs/>
       <w:color w:val="4F81BD" w:themeColor="accent1"/>
       <w:spacing w:val="15"/>
-      <w:sz w:val="24"/>
+      <w:sz w:val="22"/>
       <w:szCs w:val="24"/>
     </w:rPr>
   </w:style>
@@ -1330,6 +1347,10 @@
       <w:ind w:left="720"/>
       <w:contextualSpacing/>
     </w:pPr>
+    <w:rPr>
+      <w:rFonts w:ascii="Arial" w:hAnsi="Arial"/>
+      <w:sz w:val="22"/>
+    </w:rPr>
   </w:style>
   <w:style w:type="paragraph" w:styleId="BodyText">
     <w:name w:val="Body Text"/>
@@ -1341,6 +1362,10 @@
     <w:pPr>
       <w:spacing w:after="120"/>
     </w:pPr>
+    <w:rPr>
+      <w:rFonts w:ascii="Arial" w:hAnsi="Arial"/>
+      <w:sz w:val="22"/>
+    </w:rPr>
   </w:style>
   <w:style w:type="character" w:customStyle="1" w:styleId="BodyTextChar">
     <w:name w:val="Body Text Char"/>
@@ -1359,6 +1384,10 @@
     <w:pPr>
       <w:spacing w:after="120" w:line="480" w:lineRule="auto"/>
     </w:pPr>
+    <w:rPr>
+      <w:rFonts w:ascii="Arial" w:hAnsi="Arial"/>
+      <w:sz w:val="22"/>
+    </w:rPr>
   </w:style>
   <w:style w:type="character" w:customStyle="1" w:styleId="BodyText2Char">
     <w:name w:val="Body Text 2 Char"/>
@@ -1378,7 +1407,8 @@
       <w:spacing w:after="120"/>
     </w:pPr>
     <w:rPr>
-      <w:sz w:val="16"/>
+      <w:rFonts w:ascii="Arial" w:hAnsi="Arial"/>
+      <w:sz w:val="22"/>
       <w:szCs w:val="16"/>
     </w:rPr>
   </w:style>
@@ -1403,6 +1433,10 @@
       <w:ind w:left="360" w:hanging="360"/>
       <w:contextualSpacing/>
     </w:pPr>
+    <w:rPr>
+      <w:rFonts w:ascii="Arial" w:hAnsi="Arial"/>
+      <w:sz w:val="22"/>
+    </w:rPr>
   </w:style>
   <w:style w:type="paragraph" w:styleId="List2">
     <w:name w:val="List 2"/>
@@ -1414,6 +1448,10 @@
       <w:ind w:left="720" w:hanging="360"/>
       <w:contextualSpacing/>
     </w:pPr>
+    <w:rPr>
+      <w:rFonts w:ascii="Arial" w:hAnsi="Arial"/>
+      <w:sz w:val="22"/>
+    </w:rPr>
   </w:style>
   <w:style w:type="paragraph" w:styleId="List3">
     <w:name w:val="List 3"/>
@@ -1425,6 +1463,10 @@
       <w:ind w:left="1080" w:hanging="360"/>
       <w:contextualSpacing/>
     </w:pPr>
+    <w:rPr>
+      <w:rFonts w:ascii="Arial" w:hAnsi="Arial"/>
+      <w:sz w:val="22"/>
+    </w:rPr>
   </w:style>
   <w:style w:type="paragraph" w:styleId="ListBullet">
     <w:name w:val="List Bullet"/>
@@ -1438,6 +1480,10 @@
       </w:numPr>
       <w:contextualSpacing/>
     </w:pPr>
+    <w:rPr>
+      <w:rFonts w:ascii="Arial" w:hAnsi="Arial"/>
+      <w:sz w:val="22"/>
+    </w:rPr>
   </w:style>
   <w:style w:type="paragraph" w:styleId="ListBullet2">
     <w:name w:val="List Bullet 2"/>
@@ -1451,6 +1497,10 @@
       </w:numPr>
       <w:contextualSpacing/>
     </w:pPr>
+    <w:rPr>
+      <w:rFonts w:ascii="Arial" w:hAnsi="Arial"/>
+      <w:sz w:val="22"/>
+    </w:rPr>
   </w:style>
   <w:style w:type="paragraph" w:styleId="ListBullet3">
     <w:name w:val="List Bullet 3"/>
@@ -1464,6 +1514,10 @@
       </w:numPr>
       <w:contextualSpacing/>
     </w:pPr>
+    <w:rPr>
+      <w:rFonts w:ascii="Arial" w:hAnsi="Arial"/>
+      <w:sz w:val="22"/>
+    </w:rPr>
   </w:style>
   <w:style w:type="paragraph" w:styleId="ListNumber">
     <w:name w:val="List Number"/>
@@ -1477,6 +1531,10 @@
       </w:numPr>
       <w:contextualSpacing/>
     </w:pPr>
+    <w:rPr>
+      <w:rFonts w:ascii="Arial" w:hAnsi="Arial"/>
+      <w:sz w:val="22"/>
+    </w:rPr>
   </w:style>
   <w:style w:type="paragraph" w:styleId="ListNumber2">
     <w:name w:val="List Number 2"/>
@@ -1490,6 +1548,10 @@
       </w:numPr>
       <w:contextualSpacing/>
     </w:pPr>
+    <w:rPr>
+      <w:rFonts w:ascii="Arial" w:hAnsi="Arial"/>
+      <w:sz w:val="22"/>
+    </w:rPr>
   </w:style>
   <w:style w:type="paragraph" w:styleId="ListNumber3">
     <w:name w:val="List Number 3"/>
@@ -1503,6 +1565,10 @@
       </w:numPr>
       <w:contextualSpacing/>
     </w:pPr>
+    <w:rPr>
+      <w:rFonts w:ascii="Arial" w:hAnsi="Arial"/>
+      <w:sz w:val="22"/>
+    </w:rPr>
   </w:style>
   <w:style w:type="paragraph" w:styleId="ListContinue">
     <w:name w:val="List Continue"/>
@@ -1515,6 +1581,10 @@
       <w:ind w:left="360"/>
       <w:contextualSpacing/>
     </w:pPr>
+    <w:rPr>
+      <w:rFonts w:ascii="Arial" w:hAnsi="Arial"/>
+      <w:sz w:val="22"/>
+    </w:rPr>
   </w:style>
   <w:style w:type="paragraph" w:styleId="ListContinue2">
     <w:name w:val="List Continue 2"/>
@@ -1527,6 +1597,10 @@
       <w:ind w:left="720"/>
       <w:contextualSpacing/>
     </w:pPr>
+    <w:rPr>
+      <w:rFonts w:ascii="Arial" w:hAnsi="Arial"/>
+      <w:sz w:val="22"/>
+    </w:rPr>
   </w:style>
   <w:style w:type="paragraph" w:styleId="ListContinue3">
     <w:name w:val="List Continue 3"/>
@@ -1539,6 +1613,10 @@
       <w:ind w:left="1080"/>
       <w:contextualSpacing/>
     </w:pPr>
+    <w:rPr>
+      <w:rFonts w:ascii="Arial" w:hAnsi="Arial"/>
+      <w:sz w:val="22"/>
+    </w:rPr>
   </w:style>
   <w:style w:type="paragraph" w:styleId="MacroText">
     <w:name w:val="macro"/>
@@ -1558,8 +1636,8 @@
       </w:tabs>
     </w:pPr>
     <w:rPr>
-      <w:rFonts w:ascii="Courier" w:hAnsi="Courier"/>
-      <w:sz w:val="20"/>
+      <w:rFonts w:ascii="Arial" w:hAnsi="Arial"/>
+      <w:sz w:val="22"/>
       <w:szCs w:val="20"/>
     </w:rPr>
   </w:style>
@@ -1584,9 +1662,11 @@
     <w:qFormat/>
     <w:rsid w:val="00FC693F"/>
     <w:rPr>
+      <w:rFonts w:ascii="Arial" w:hAnsi="Arial"/>
       <w:i/>
       <w:iCs/>
       <w:color w:val="000000" w:themeColor="text1"/>
+      <w:sz w:val="22"/>
     </w:rPr>
   </w:style>
   <w:style w:type="character" w:customStyle="1" w:styleId="QuoteChar">
@@ -1700,10 +1780,11 @@
       <w:spacing w:line="240" w:lineRule="auto"/>
     </w:pPr>
     <w:rPr>
+      <w:rFonts w:ascii="Arial" w:hAnsi="Arial"/>
       <w:b/>
       <w:bCs/>
       <w:color w:val="4F81BD" w:themeColor="accent1"/>
-      <w:sz w:val="18"/>
+      <w:sz w:val="22"/>
       <w:szCs w:val="18"/>
     </w:rPr>
   </w:style>
@@ -1742,11 +1823,13 @@
       <w:ind w:left="936" w:right="936"/>
     </w:pPr>
     <w:rPr>
+      <w:rFonts w:ascii="Arial" w:hAnsi="Arial"/>
       <w:b/>
       <w:bCs/>
       <w:i/>
       <w:iCs/>
       <w:color w:val="4F81BD" w:themeColor="accent1"/>
+      <w:sz w:val="22"/>
     </w:rPr>
   </w:style>
   <w:style w:type="character" w:customStyle="1" w:styleId="IntenseQuoteChar">
@@ -1841,6 +1924,10 @@
     <w:pPr>
       <w:outlineLvl w:val="9"/>
     </w:pPr>
+    <w:rPr>
+      <w:rFonts w:ascii="Arial" w:hAnsi="Arial"/>
+      <w:sz w:val="22"/>
+    </w:rPr>
   </w:style>
   <w:style w:type="table" w:styleId="TableGrid">
     <w:name w:val="Table Grid"/>

--- a/docs/templates/docx/marketing.docx
+++ b/docs/templates/docx/marketing.docx
@@ -4,42 +4,42 @@
   <w:body>
     <w:p>
       <w:pPr>
-        <w:spacing w:after="140" w:line="269" w:lineRule="auto"/>
+        <w:spacing w:after="140" w:line="259" w:lineRule="auto"/>
       </w:pPr>
       <w:r>
         <w:rPr>
           <w:rFonts w:ascii="Arial" w:hAnsi="Arial"/>
           <w:b/>
-          <w:color w:val="861028"/>
+          <w:color w:val="1551A4"/>
           <w:sz w:val="18"/>
         </w:rPr>
-        <w:t>SECOND LIFE / CAMPAIGN EDITION 01 / CAMPAIGN DISPATCH</w:t>
+        <w:t>SECOND LIFE / CAMPAIGN EDITION 01</w:t>
       </w:r>
     </w:p>
     <w:p>
       <w:pPr>
         <w:pStyle w:val="Title"/>
-        <w:spacing w:after="140" w:line="269" w:lineRule="auto"/>
+        <w:spacing w:after="140" w:line="259" w:lineRule="auto"/>
       </w:pPr>
       <w:r>
         <w:rPr>
           <w:rFonts w:ascii="Arial" w:hAnsi="Arial"/>
           <w:b/>
-          <w:color w:val="000000"/>
-          <w:sz w:val="64"/>
+          <w:color w:val="17212B"/>
+          <w:sz w:val="60"/>
         </w:rPr>
         <w:t>Second Life Repair Campaign</w:t>
       </w:r>
     </w:p>
     <w:p>
       <w:pPr>
-        <w:spacing w:after="140" w:line="269" w:lineRule="auto"/>
+        <w:spacing w:after="140" w:line="259" w:lineRule="auto"/>
       </w:pPr>
       <w:r>
         <w:rPr>
           <w:rFonts w:ascii="Arial" w:hAnsi="Arial"/>
           <w:b/>
-          <w:color w:val="861028"/>
+          <w:color w:val="1551A4"/>
           <w:sz w:val="24"/>
         </w:rPr>
         <w:t>Make repair feel like a first choice. Show the work, explain the process and make booking simple.</w:t>
@@ -48,330 +48,99 @@
     <w:tbl>
       <w:tblPr>
         <w:tblW w:type="auto" w:w="0"/>
+        <w:tblLayout w:type="fixed"/>
         <w:tblLook w:firstColumn="1" w:firstRow="1" w:lastColumn="0" w:lastRow="0" w:noHBand="0" w:noVBand="1" w:val="04A0"/>
       </w:tblPr>
       <w:tblGrid>
-        <w:gridCol w:w="7560"/>
-        <w:gridCol w:w="7560"/>
+        <w:gridCol w:w="3168"/>
+        <w:gridCol w:w="6912"/>
       </w:tblGrid>
       <w:tr>
         <w:tc>
           <w:tcPr>
-            <w:tcW w:type="dxa" w:w="7560"/>
-            <w:shd w:fill="861028"/>
+            <w:tcW w:type="dxa" w:w="3168"/>
+            <w:shd w:fill="FFFFFF"/>
           </w:tcPr>
           <w:p/>
           <w:p>
             <w:pPr>
-              <w:spacing w:after="140" w:line="269" w:lineRule="auto"/>
+              <w:spacing w:after="140" w:line="259" w:lineRule="auto"/>
             </w:pPr>
             <w:r>
               <w:rPr>
                 <w:rFonts w:ascii="Arial" w:hAnsi="Arial"/>
                 <w:b/>
-                <w:color w:val="FFFFFF"/>
-                <w:sz w:val="60"/>
+                <w:color w:val="1551A4"/>
+                <w:sz w:val="58"/>
               </w:rPr>
-              <w:t>KEEP THE GOOD THINGS</w:t>
+              <w:t>120</w:t>
             </w:r>
           </w:p>
           <w:p>
             <w:pPr>
-              <w:spacing w:after="140" w:line="269" w:lineRule="auto"/>
+              <w:spacing w:after="140" w:line="259" w:lineRule="auto"/>
+            </w:pPr>
+            <w:r>
+              <w:rPr>
+                <w:rFonts w:ascii="Arial" w:hAnsi="Arial"/>
+                <w:b w:val="0"/>
+                <w:color w:val="17212B"/>
+                <w:sz w:val="20"/>
+              </w:rPr>
+              <w:t>illustrative repair slots over four weeks</w:t>
+            </w:r>
+          </w:p>
+        </w:tc>
+        <w:tc>
+          <w:tcPr>
+            <w:tcW w:type="dxa" w:w="6912"/>
+          </w:tcPr>
+          <w:p/>
+          <w:p>
+            <w:pPr>
+              <w:spacing w:after="140" w:line="259" w:lineRule="auto"/>
+              <w:ind w:right="822"/>
+            </w:pPr>
+            <w:r>
+              <w:rPr>
+                <w:rFonts w:ascii="Arial" w:hAnsi="Arial"/>
+                <w:b w:val="0"/>
+                <w:color w:val="17212B"/>
+                <w:sz w:val="21"/>
+              </w:rPr>
+              <w:t>A fictional campaign for a local repair collective. The offer covers a 20-minute assessment; repair price and turnaround are confirmed after inspection.</w:t>
+            </w:r>
+          </w:p>
+          <w:p>
+            <w:pPr>
+              <w:pStyle w:val="Heading1"/>
+              <w:spacing w:after="140" w:line="259" w:lineRule="auto"/>
             </w:pPr>
             <w:r>
               <w:rPr>
                 <w:rFonts w:ascii="Arial" w:hAnsi="Arial"/>
                 <w:b/>
-                <w:color w:val="FFFFFF"/>
-                <w:sz w:val="36"/>
+                <w:color w:val="1551A4"/>
+                <w:sz w:val="28"/>
               </w:rPr>
-              <w:t>120 illustrative slots</w:t>
+              <w:t>The Story</w:t>
             </w:r>
           </w:p>
           <w:p>
             <w:pPr>
-              <w:spacing w:after="140" w:line="269" w:lineRule="auto"/>
+              <w:spacing w:after="140" w:line="259" w:lineRule="auto"/>
+              <w:ind w:right="822"/>
             </w:pPr>
             <w:r>
               <w:rPr>
                 <w:rFonts w:ascii="Arial" w:hAnsi="Arial"/>
                 <w:b w:val="0"/>
-                <w:color w:val="FFFFFF"/>
-                <w:sz w:val="22"/>
+                <w:color w:val="17212B"/>
+                <w:sz w:val="21"/>
               </w:rPr>
-              <w:t>A fictional campaign for a local repair collective. The offer covers a 20-minute assessment; repair price and turnaround are confirmed after inspection.</w:t>
+              <w:t>Lead with a well-used object and its repair, not an unsupported sustainability promise. Explain what can be fixed and what cannot.</w:t>
             </w:r>
           </w:p>
-        </w:tc>
-        <w:tc>
-          <w:tcPr>
-            <w:tcW w:type="dxa" w:w="7560"/>
-          </w:tcPr>
-          <w:p/>
-          <w:tbl>
-            <w:tblPr>
-              <w:tblW w:type="auto" w:w="0"/>
-              <w:tblLook w:firstColumn="1" w:firstRow="1" w:lastColumn="0" w:lastRow="0" w:noHBand="0" w:noVBand="1" w:val="04A0"/>
-            </w:tblPr>
-            <w:tblGrid>
-              <w:gridCol w:w="2520"/>
-              <w:gridCol w:w="2520"/>
-              <w:gridCol w:w="2520"/>
-            </w:tblGrid>
-            <w:tr>
-              <w:trPr>
-                <w:tblHeader/>
-              </w:trPr>
-              <w:tc>
-                <w:tcPr>
-                  <w:tcW w:type="dxa" w:w="2520"/>
-                  <w:shd w:fill="861028"/>
-                </w:tcPr>
-                <w:p>
-                  <w:pPr>
-                    <w:spacing w:after="160" w:before="100"/>
-                  </w:pPr>
-                  <w:r>
-                    <w:rPr>
-                      <w:rFonts w:ascii="Arial" w:hAnsi="Arial"/>
-                      <w:b/>
-                      <w:color w:val="FFFFFF"/>
-                      <w:sz w:val="20"/>
-                    </w:rPr>
-                    <w:t>Channel</w:t>
-                  </w:r>
-                </w:p>
-              </w:tc>
-              <w:tc>
-                <w:tcPr>
-                  <w:tcW w:type="dxa" w:w="2520"/>
-                  <w:shd w:fill="861028"/>
-                </w:tcPr>
-                <w:p>
-                  <w:pPr>
-                    <w:spacing w:after="160" w:before="100"/>
-                  </w:pPr>
-                  <w:r>
-                    <w:rPr>
-                      <w:rFonts w:ascii="Arial" w:hAnsi="Arial"/>
-                      <w:b/>
-                      <w:color w:val="FFFFFF"/>
-                      <w:sz w:val="20"/>
-                    </w:rPr>
-                    <w:t>Message</w:t>
-                  </w:r>
-                </w:p>
-              </w:tc>
-              <w:tc>
-                <w:tcPr>
-                  <w:tcW w:type="dxa" w:w="2520"/>
-                  <w:shd w:fill="861028"/>
-                </w:tcPr>
-                <w:p>
-                  <w:pPr>
-                    <w:spacing w:after="160" w:before="100"/>
-                  </w:pPr>
-                  <w:r>
-                    <w:rPr>
-                      <w:rFonts w:ascii="Arial" w:hAnsi="Arial"/>
-                      <w:b/>
-                      <w:color w:val="FFFFFF"/>
-                      <w:sz w:val="20"/>
-                    </w:rPr>
-                    <w:t>Action</w:t>
-                  </w:r>
-                </w:p>
-              </w:tc>
-            </w:tr>
-            <w:tr>
-              <w:tc>
-                <w:tcPr>
-                  <w:tcW w:type="dxa" w:w="2520"/>
-                  <w:shd w:fill="FFAB91"/>
-                </w:tcPr>
-                <w:p>
-                  <w:pPr>
-                    <w:spacing w:after="160" w:before="100"/>
-                  </w:pPr>
-                  <w:r>
-                    <w:rPr>
-                      <w:rFonts w:ascii="Arial" w:hAnsi="Arial"/>
-                      <w:b w:val="0"/>
-                      <w:color w:val="17212B"/>
-                      <w:sz w:val="20"/>
-                    </w:rPr>
-                    <w:t>Window poster</w:t>
-                  </w:r>
-                </w:p>
-              </w:tc>
-              <w:tc>
-                <w:tcPr>
-                  <w:tcW w:type="dxa" w:w="2520"/>
-                  <w:shd w:fill="FFAB91"/>
-                </w:tcPr>
-                <w:p>
-                  <w:pPr>
-                    <w:spacing w:after="160" w:before="100"/>
-                  </w:pPr>
-                  <w:r>
-                    <w:rPr>
-                      <w:rFonts w:ascii="Arial" w:hAnsi="Arial"/>
-                      <w:b w:val="0"/>
-                      <w:color w:val="17212B"/>
-                      <w:sz w:val="20"/>
-                    </w:rPr>
-                    <w:t>Keep the Good Things</w:t>
-                  </w:r>
-                </w:p>
-              </w:tc>
-              <w:tc>
-                <w:tcPr>
-                  <w:tcW w:type="dxa" w:w="2520"/>
-                  <w:shd w:fill="FFAB91"/>
-                </w:tcPr>
-                <w:p>
-                  <w:pPr>
-                    <w:spacing w:after="160" w:before="100"/>
-                  </w:pPr>
-                  <w:r>
-                    <w:rPr>
-                      <w:rFonts w:ascii="Arial" w:hAnsi="Arial"/>
-                      <w:b w:val="0"/>
-                      <w:color w:val="17212B"/>
-                      <w:sz w:val="20"/>
-                    </w:rPr>
-                    <w:t>Scan for times</w:t>
-                  </w:r>
-                </w:p>
-              </w:tc>
-            </w:tr>
-            <w:tr>
-              <w:tc>
-                <w:tcPr>
-                  <w:tcW w:type="dxa" w:w="2520"/>
-                  <w:shd w:fill="FFFFFF"/>
-                </w:tcPr>
-                <w:p>
-                  <w:pPr>
-                    <w:spacing w:after="160" w:before="100"/>
-                  </w:pPr>
-                  <w:r>
-                    <w:rPr>
-                      <w:rFonts w:ascii="Arial" w:hAnsi="Arial"/>
-                      <w:b w:val="0"/>
-                      <w:color w:val="17212B"/>
-                      <w:sz w:val="20"/>
-                    </w:rPr>
-                    <w:t>Email</w:t>
-                  </w:r>
-                </w:p>
-              </w:tc>
-              <w:tc>
-                <w:tcPr>
-                  <w:tcW w:type="dxa" w:w="2520"/>
-                  <w:shd w:fill="FFFFFF"/>
-                </w:tcPr>
-                <w:p>
-                  <w:pPr>
-                    <w:spacing w:after="160" w:before="100"/>
-                  </w:pPr>
-                  <w:r>
-                    <w:rPr>
-                      <w:rFonts w:ascii="Arial" w:hAnsi="Arial"/>
-                      <w:b w:val="0"/>
-                      <w:color w:val="17212B"/>
-                      <w:sz w:val="20"/>
-                    </w:rPr>
-                    <w:t>See a repair in progress</w:t>
-                  </w:r>
-                </w:p>
-              </w:tc>
-              <w:tc>
-                <w:tcPr>
-                  <w:tcW w:type="dxa" w:w="2520"/>
-                  <w:shd w:fill="FFFFFF"/>
-                </w:tcPr>
-                <w:p>
-                  <w:pPr>
-                    <w:spacing w:after="160" w:before="100"/>
-                  </w:pPr>
-                  <w:r>
-                    <w:rPr>
-                      <w:rFonts w:ascii="Arial" w:hAnsi="Arial"/>
-                      <w:b w:val="0"/>
-                      <w:color w:val="17212B"/>
-                      <w:sz w:val="20"/>
-                    </w:rPr>
-                    <w:t>Book assessment</w:t>
-                  </w:r>
-                </w:p>
-              </w:tc>
-            </w:tr>
-            <w:tr>
-              <w:tc>
-                <w:tcPr>
-                  <w:tcW w:type="dxa" w:w="2520"/>
-                  <w:shd w:fill="FFAB91"/>
-                </w:tcPr>
-                <w:p>
-                  <w:pPr>
-                    <w:spacing w:after="160" w:before="100"/>
-                  </w:pPr>
-                  <w:r>
-                    <w:rPr>
-                      <w:rFonts w:ascii="Arial" w:hAnsi="Arial"/>
-                      <w:b w:val="0"/>
-                      <w:color w:val="17212B"/>
-                      <w:sz w:val="20"/>
-                    </w:rPr>
-                    <w:t>Workshop</w:t>
-                  </w:r>
-                </w:p>
-              </w:tc>
-              <w:tc>
-                <w:tcPr>
-                  <w:tcW w:type="dxa" w:w="2520"/>
-                  <w:shd w:fill="FFAB91"/>
-                </w:tcPr>
-                <w:p>
-                  <w:pPr>
-                    <w:spacing w:after="160" w:before="100"/>
-                  </w:pPr>
-                  <w:r>
-                    <w:rPr>
-                      <w:rFonts w:ascii="Arial" w:hAnsi="Arial"/>
-                      <w:b w:val="0"/>
-                      <w:color w:val="17212B"/>
-                      <w:sz w:val="20"/>
-                    </w:rPr>
-                    <w:t>Meet the repair team</w:t>
-                  </w:r>
-                </w:p>
-              </w:tc>
-              <w:tc>
-                <w:tcPr>
-                  <w:tcW w:type="dxa" w:w="2520"/>
-                  <w:shd w:fill="FFAB91"/>
-                </w:tcPr>
-                <w:p>
-                  <w:pPr>
-                    <w:spacing w:after="160" w:before="100"/>
-                  </w:pPr>
-                  <w:r>
-                    <w:rPr>
-                      <w:rFonts w:ascii="Arial" w:hAnsi="Arial"/>
-                      <w:b w:val="0"/>
-                      <w:color w:val="17212B"/>
-                      <w:sz w:val="20"/>
-                    </w:rPr>
-                    <w:t>Bring one item</w:t>
-                  </w:r>
-                </w:p>
-              </w:tc>
-            </w:tr>
-          </w:tbl>
-          <w:p/>
         </w:tc>
       </w:tr>
     </w:tbl>
@@ -381,7 +150,291 @@
         <w:tblLook w:firstColumn="1" w:firstRow="1" w:lastColumn="0" w:lastRow="0" w:noHBand="0" w:noVBand="1" w:val="04A0"/>
       </w:tblPr>
       <w:tblGrid>
-        <w:gridCol w:w="5040"/>
+        <w:gridCol w:w="3456"/>
+        <w:gridCol w:w="3456"/>
+        <w:gridCol w:w="3456"/>
+      </w:tblGrid>
+      <w:tr>
+        <w:trPr>
+          <w:tblHeader/>
+          <w:cantSplit/>
+        </w:trPr>
+        <w:tc>
+          <w:tcPr>
+            <w:tcW w:type="dxa" w:w="3456"/>
+            <w:shd w:fill="1551A4"/>
+          </w:tcPr>
+          <w:p/>
+          <w:p>
+            <w:pPr>
+              <w:spacing w:after="140" w:line="259" w:lineRule="auto"/>
+            </w:pPr>
+            <w:r>
+              <w:rPr>
+                <w:rFonts w:ascii="Arial" w:hAnsi="Arial"/>
+                <w:b/>
+                <w:color w:val="FFFFFF"/>
+                <w:sz w:val="18"/>
+              </w:rPr>
+              <w:t>Channel</w:t>
+            </w:r>
+          </w:p>
+        </w:tc>
+        <w:tc>
+          <w:tcPr>
+            <w:tcW w:type="dxa" w:w="3456"/>
+            <w:shd w:fill="1551A4"/>
+          </w:tcPr>
+          <w:p/>
+          <w:p>
+            <w:pPr>
+              <w:spacing w:after="140" w:line="259" w:lineRule="auto"/>
+            </w:pPr>
+            <w:r>
+              <w:rPr>
+                <w:rFonts w:ascii="Arial" w:hAnsi="Arial"/>
+                <w:b/>
+                <w:color w:val="FFFFFF"/>
+                <w:sz w:val="18"/>
+              </w:rPr>
+              <w:t>Message</w:t>
+            </w:r>
+          </w:p>
+        </w:tc>
+        <w:tc>
+          <w:tcPr>
+            <w:tcW w:type="dxa" w:w="3456"/>
+            <w:shd w:fill="1551A4"/>
+          </w:tcPr>
+          <w:p/>
+          <w:p>
+            <w:pPr>
+              <w:spacing w:after="140" w:line="259" w:lineRule="auto"/>
+            </w:pPr>
+            <w:r>
+              <w:rPr>
+                <w:rFonts w:ascii="Arial" w:hAnsi="Arial"/>
+                <w:b/>
+                <w:color w:val="FFFFFF"/>
+                <w:sz w:val="18"/>
+              </w:rPr>
+              <w:t>Action</w:t>
+            </w:r>
+          </w:p>
+        </w:tc>
+      </w:tr>
+      <w:tr>
+        <w:trPr>
+          <w:cantSplit/>
+        </w:trPr>
+        <w:tc>
+          <w:tcPr>
+            <w:tcW w:type="dxa" w:w="3456"/>
+            <w:shd w:fill="FFFFFF"/>
+          </w:tcPr>
+          <w:p/>
+          <w:p>
+            <w:pPr>
+              <w:spacing w:after="140" w:line="259" w:lineRule="auto"/>
+            </w:pPr>
+            <w:r>
+              <w:rPr>
+                <w:rFonts w:ascii="Arial" w:hAnsi="Arial"/>
+                <w:b w:val="0"/>
+                <w:color w:val="17212B"/>
+                <w:sz w:val="18"/>
+              </w:rPr>
+              <w:t>Window poster</w:t>
+            </w:r>
+          </w:p>
+        </w:tc>
+        <w:tc>
+          <w:tcPr>
+            <w:tcW w:type="dxa" w:w="3456"/>
+            <w:shd w:fill="FFFFFF"/>
+          </w:tcPr>
+          <w:p/>
+          <w:p>
+            <w:pPr>
+              <w:spacing w:after="140" w:line="259" w:lineRule="auto"/>
+            </w:pPr>
+            <w:r>
+              <w:rPr>
+                <w:rFonts w:ascii="Arial" w:hAnsi="Arial"/>
+                <w:b w:val="0"/>
+                <w:color w:val="17212B"/>
+                <w:sz w:val="18"/>
+              </w:rPr>
+              <w:t>Keep the Good Things</w:t>
+            </w:r>
+          </w:p>
+        </w:tc>
+        <w:tc>
+          <w:tcPr>
+            <w:tcW w:type="dxa" w:w="3456"/>
+            <w:shd w:fill="FFFFFF"/>
+          </w:tcPr>
+          <w:p/>
+          <w:p>
+            <w:pPr>
+              <w:spacing w:after="140" w:line="259" w:lineRule="auto"/>
+            </w:pPr>
+            <w:r>
+              <w:rPr>
+                <w:rFonts w:ascii="Arial" w:hAnsi="Arial"/>
+                <w:b w:val="0"/>
+                <w:color w:val="17212B"/>
+                <w:sz w:val="18"/>
+              </w:rPr>
+              <w:t>Scan for times</w:t>
+            </w:r>
+          </w:p>
+        </w:tc>
+      </w:tr>
+      <w:tr>
+        <w:trPr>
+          <w:cantSplit/>
+        </w:trPr>
+        <w:tc>
+          <w:tcPr>
+            <w:tcW w:type="dxa" w:w="3456"/>
+            <w:shd w:fill="FFFFFF"/>
+          </w:tcPr>
+          <w:p/>
+          <w:p>
+            <w:pPr>
+              <w:spacing w:after="140" w:line="259" w:lineRule="auto"/>
+            </w:pPr>
+            <w:r>
+              <w:rPr>
+                <w:rFonts w:ascii="Arial" w:hAnsi="Arial"/>
+                <w:b w:val="0"/>
+                <w:color w:val="17212B"/>
+                <w:sz w:val="18"/>
+              </w:rPr>
+              <w:t>Email</w:t>
+            </w:r>
+          </w:p>
+        </w:tc>
+        <w:tc>
+          <w:tcPr>
+            <w:tcW w:type="dxa" w:w="3456"/>
+            <w:shd w:fill="FFFFFF"/>
+          </w:tcPr>
+          <w:p/>
+          <w:p>
+            <w:pPr>
+              <w:spacing w:after="140" w:line="259" w:lineRule="auto"/>
+            </w:pPr>
+            <w:r>
+              <w:rPr>
+                <w:rFonts w:ascii="Arial" w:hAnsi="Arial"/>
+                <w:b w:val="0"/>
+                <w:color w:val="17212B"/>
+                <w:sz w:val="18"/>
+              </w:rPr>
+              <w:t>See a repair in progress</w:t>
+            </w:r>
+          </w:p>
+        </w:tc>
+        <w:tc>
+          <w:tcPr>
+            <w:tcW w:type="dxa" w:w="3456"/>
+            <w:shd w:fill="FFFFFF"/>
+          </w:tcPr>
+          <w:p/>
+          <w:p>
+            <w:pPr>
+              <w:spacing w:after="140" w:line="259" w:lineRule="auto"/>
+            </w:pPr>
+            <w:r>
+              <w:rPr>
+                <w:rFonts w:ascii="Arial" w:hAnsi="Arial"/>
+                <w:b w:val="0"/>
+                <w:color w:val="17212B"/>
+                <w:sz w:val="18"/>
+              </w:rPr>
+              <w:t>Book assessment</w:t>
+            </w:r>
+          </w:p>
+        </w:tc>
+      </w:tr>
+      <w:tr>
+        <w:trPr>
+          <w:cantSplit/>
+        </w:trPr>
+        <w:tc>
+          <w:tcPr>
+            <w:tcW w:type="dxa" w:w="3456"/>
+            <w:shd w:fill="FFFFFF"/>
+          </w:tcPr>
+          <w:p/>
+          <w:p>
+            <w:pPr>
+              <w:spacing w:after="140" w:line="259" w:lineRule="auto"/>
+            </w:pPr>
+            <w:r>
+              <w:rPr>
+                <w:rFonts w:ascii="Arial" w:hAnsi="Arial"/>
+                <w:b w:val="0"/>
+                <w:color w:val="17212B"/>
+                <w:sz w:val="18"/>
+              </w:rPr>
+              <w:t>Workshop</w:t>
+            </w:r>
+          </w:p>
+        </w:tc>
+        <w:tc>
+          <w:tcPr>
+            <w:tcW w:type="dxa" w:w="3456"/>
+            <w:shd w:fill="FFFFFF"/>
+          </w:tcPr>
+          <w:p/>
+          <w:p>
+            <w:pPr>
+              <w:spacing w:after="140" w:line="259" w:lineRule="auto"/>
+            </w:pPr>
+            <w:r>
+              <w:rPr>
+                <w:rFonts w:ascii="Arial" w:hAnsi="Arial"/>
+                <w:b w:val="0"/>
+                <w:color w:val="17212B"/>
+                <w:sz w:val="18"/>
+              </w:rPr>
+              <w:t>Meet the repair team</w:t>
+            </w:r>
+          </w:p>
+        </w:tc>
+        <w:tc>
+          <w:tcPr>
+            <w:tcW w:type="dxa" w:w="3456"/>
+            <w:shd w:fill="FFFFFF"/>
+          </w:tcPr>
+          <w:p/>
+          <w:p>
+            <w:pPr>
+              <w:spacing w:after="140" w:line="259" w:lineRule="auto"/>
+            </w:pPr>
+            <w:r>
+              <w:rPr>
+                <w:rFonts w:ascii="Arial" w:hAnsi="Arial"/>
+                <w:b w:val="0"/>
+                <w:color w:val="17212B"/>
+                <w:sz w:val="18"/>
+              </w:rPr>
+              <w:t>Bring one item</w:t>
+            </w:r>
+          </w:p>
+        </w:tc>
+      </w:tr>
+    </w:tbl>
+    <w:tbl>
+      <w:tblPr>
+        <w:tblW w:type="auto" w:w="0"/>
+        <w:tblLayout w:type="fixed"/>
+        <w:tblLook w:firstColumn="1" w:firstRow="1" w:lastColumn="0" w:lastRow="0" w:noHBand="0" w:noVBand="1" w:val="04A0"/>
+      </w:tblPr>
+      <w:tblGrid>
         <w:gridCol w:w="5040"/>
         <w:gridCol w:w="5040"/>
       </w:tblGrid>
@@ -389,70 +442,34 @@
         <w:tc>
           <w:tcPr>
             <w:tcW w:type="dxa" w:w="5040"/>
-            <w:shd w:fill="FFAB91"/>
           </w:tcPr>
           <w:p/>
           <w:p>
             <w:pPr>
               <w:pStyle w:val="Heading1"/>
-              <w:spacing w:after="140" w:line="269" w:lineRule="auto"/>
+              <w:spacing w:after="140" w:line="259" w:lineRule="auto"/>
             </w:pPr>
             <w:r>
               <w:rPr>
                 <w:rFonts w:ascii="Arial" w:hAnsi="Arial"/>
                 <w:b/>
-                <w:color w:val="861028"/>
-                <w:sz w:val="30"/>
+                <w:color w:val="1551A4"/>
+                <w:sz w:val="28"/>
               </w:rPr>
-              <w:t>The Story</w:t>
+              <w:t>The Offer</w:t>
             </w:r>
           </w:p>
           <w:p>
             <w:pPr>
-              <w:spacing w:after="140" w:line="269" w:lineRule="auto"/>
+              <w:spacing w:after="140" w:line="259" w:lineRule="auto"/>
+              <w:ind w:right="0"/>
             </w:pPr>
             <w:r>
               <w:rPr>
                 <w:rFonts w:ascii="Arial" w:hAnsi="Arial"/>
                 <w:b w:val="0"/>
                 <w:color w:val="17212B"/>
-                <w:sz w:val="22"/>
-              </w:rPr>
-              <w:t>Lead with a well-used object and its repair, not an unsupported sustainability promise. Explain what can be fixed and what cannot.</w:t>
-            </w:r>
-          </w:p>
-        </w:tc>
-        <w:tc>
-          <w:tcPr>
-            <w:tcW w:type="dxa" w:w="5040"/>
-            <w:shd w:fill="FFAB91"/>
-          </w:tcPr>
-          <w:p/>
-          <w:p>
-            <w:pPr>
-              <w:pStyle w:val="Heading1"/>
-              <w:spacing w:after="140" w:line="269" w:lineRule="auto"/>
-            </w:pPr>
-            <w:r>
-              <w:rPr>
-                <w:rFonts w:ascii="Arial" w:hAnsi="Arial"/>
-                <w:b/>
-                <w:color w:val="861028"/>
-                <w:sz w:val="30"/>
-              </w:rPr>
-              <w:t>The Offer</w:t>
-            </w:r>
-          </w:p>
-          <w:p>
-            <w:pPr>
-              <w:spacing w:after="140" w:line="269" w:lineRule="auto"/>
-            </w:pPr>
-            <w:r>
-              <w:rPr>
-                <w:rFonts w:ascii="Arial" w:hAnsi="Arial"/>
-                <w:b w:val="0"/>
-                <w:color w:val="17212B"/>
-                <w:sz w:val="22"/>
+                <w:sz w:val="21"/>
               </w:rPr>
               <w:t>Book an assessment, bring the item and receive a written estimate. No repair begins without approval. Parts may affect timing.</w:t>
             </w:r>
@@ -461,34 +478,34 @@
         <w:tc>
           <w:tcPr>
             <w:tcW w:type="dxa" w:w="5040"/>
-            <w:shd w:fill="FFAB91"/>
           </w:tcPr>
           <w:p/>
           <w:p>
             <w:pPr>
               <w:pStyle w:val="Heading1"/>
-              <w:spacing w:after="140" w:line="269" w:lineRule="auto"/>
+              <w:spacing w:after="140" w:line="259" w:lineRule="auto"/>
             </w:pPr>
             <w:r>
               <w:rPr>
                 <w:rFonts w:ascii="Arial" w:hAnsi="Arial"/>
                 <w:b/>
-                <w:color w:val="861028"/>
-                <w:sz w:val="30"/>
+                <w:color w:val="1551A4"/>
+                <w:sz w:val="28"/>
               </w:rPr>
               <w:t>Measure the Journey</w:t>
             </w:r>
           </w:p>
           <w:p>
             <w:pPr>
-              <w:spacing w:after="140" w:line="269" w:lineRule="auto"/>
+              <w:spacing w:after="140" w:line="259" w:lineRule="auto"/>
+              <w:ind w:right="0"/>
             </w:pPr>
             <w:r>
               <w:rPr>
                 <w:rFonts w:ascii="Arial" w:hAnsi="Arial"/>
                 <w:b w:val="0"/>
                 <w:color w:val="17212B"/>
-                <w:sz w:val="22"/>
+                <w:sz w:val="21"/>
               </w:rPr>
               <w:t>Track assessment bookings, attended appointments and approved repairs separately. Do not present bookings as completed repairs.</w:t>
             </w:r>
@@ -498,22 +515,23 @@
     </w:tbl>
     <w:p>
       <w:pPr>
-        <w:spacing w:after="140" w:line="269" w:lineRule="auto"/>
+        <w:spacing w:after="140" w:line="259" w:lineRule="auto"/>
       </w:pPr>
       <w:r>
         <w:rPr>
           <w:rFonts w:ascii="Arial" w:hAnsi="Arial"/>
           <w:b/>
-          <w:color w:val="861028"/>
-          <w:sz w:val="20"/>
+          <w:color w:val="1551A4"/>
+          <w:sz w:val="18"/>
         </w:rPr>
         <w:t>Fictional campaign · Capacity figures are planning assumptions.</w:t>
       </w:r>
     </w:p>
     <w:sectPr>
       <w:footerReference w:type="default" r:id="rId9"/>
-      <w:pgSz w:w="16848" w:h="11952"/>
-      <w:pgMar w:top="792" w:right="864" w:bottom="792" w:left="864" w:header="720" w:footer="720" w:gutter="0"/>
+      <w:headerReference w:type="default" r:id="rId10"/>
+      <w:pgSz w:w="11952" w:h="16848"/>
+      <w:pgMar w:top="691" w:right="792" w:bottom="691" w:left="792" w:header="720" w:footer="720" w:gutter="0"/>
       <w:cols w:space="720"/>
       <w:docGrid w:linePitch="360"/>
     </w:sectPr>
@@ -530,7 +548,7 @@
   </w:p>
   <w:p>
     <w:pPr>
-      <w:spacing w:after="140" w:line="269" w:lineRule="auto"/>
+      <w:spacing w:after="140" w:line="259" w:lineRule="auto"/>
     </w:pPr>
     <w:r>
       <w:rPr>
@@ -539,10 +557,27 @@
         <w:color w:val="17212B"/>
         <w:sz w:val="16"/>
       </w:rPr>
-      <w:t>Fictional Worked Example / Campaign Dispatch / 01</w:t>
+      <w:t>Fictional Dazzler example / Apache-2.0 / Editable text and tables</w:t>
     </w:r>
   </w:p>
 </w:ftr>
+</file>
+
+<file path=word/header1.xml><?xml version="1.0" encoding="utf-8"?>
+<w:hdr xmlns:m="http://schemas.openxmlformats.org/officeDocument/2006/math" xmlns:mc="http://schemas.openxmlformats.org/markup-compatibility/2006" xmlns:mo="http://schemas.microsoft.com/office/mac/office/2008/main" xmlns:mv="urn:schemas-microsoft-com:mac:vml" xmlns:o="urn:schemas-microsoft-com:office:office" xmlns:r="http://schemas.openxmlformats.org/officeDocument/2006/relationships" xmlns:v="urn:schemas-microsoft-com:vml" xmlns:w10="urn:schemas-microsoft-com:office:word" xmlns:w14="http://schemas.microsoft.com/office/word/2010/wordml" xmlns:w="http://schemas.openxmlformats.org/wordprocessingml/2006/main" xmlns:wne="http://schemas.microsoft.com/office/word/2006/wordml" xmlns:wp14="http://schemas.microsoft.com/office/word/2010/wordprocessingDrawing" xmlns:wp="http://schemas.openxmlformats.org/drawingml/2006/wordprocessingDrawing" xmlns:wpc="http://schemas.microsoft.com/office/word/2010/wordprocessingCanvas" xmlns:wpg="http://schemas.microsoft.com/office/word/2010/wordprocessingGroup" xmlns:wpi="http://schemas.microsoft.com/office/word/2010/wordprocessingInk" xmlns:wps="http://schemas.microsoft.com/office/word/2010/wordprocessingShape" mc:Ignorable="w14 wp14">
+  <w:p>
+    <w:pPr>
+      <w:pStyle w:val="Header"/>
+    </w:pPr>
+    <w:r>
+      <w:pict>
+        <v:rect id="DazzlerPageSurface" style="position:absolute;margin-left:0;margin-top:0;width:597.6pt;height:842.4pt;z-index:-251654144;mso-position-horizontal-relative:page;mso-position-vertical-relative:page" fillcolor="#FFFFFF" stroked="f">
+          <v:fill color="#FFFFFF"/>
+        </v:rect>
+      </w:pict>
+    </w:r>
+  </w:p>
+</w:hdr>
 </file>
 
 <file path=word/numbering.xml><?xml version="1.0" encoding="utf-8"?>
@@ -908,9 +943,13 @@
     <w:name w:val="Normal"/>
     <w:qFormat/>
     <w:rsid w:val="00FC693F"/>
+    <w:pPr>
+      <w:spacing w:after="120"/>
+    </w:pPr>
     <w:rPr>
       <w:rFonts w:ascii="Arial" w:hAnsi="Arial"/>
-      <w:sz w:val="22"/>
+      <w:color w:val="17212B"/>
+      <w:sz w:val="21"/>
     </w:rPr>
   </w:style>
   <w:style w:type="paragraph" w:styleId="Header">
@@ -927,10 +966,6 @@
       </w:tabs>
       <w:spacing w:after="0" w:line="240" w:lineRule="auto"/>
     </w:pPr>
-    <w:rPr>
-      <w:rFonts w:ascii="Arial" w:hAnsi="Arial"/>
-      <w:sz w:val="22"/>
-    </w:rPr>
   </w:style>
   <w:style w:type="character" w:customStyle="1" w:styleId="HeaderChar">
     <w:name w:val="Header Char"/>
@@ -953,10 +988,6 @@
       </w:tabs>
       <w:spacing w:after="0" w:line="240" w:lineRule="auto"/>
     </w:pPr>
-    <w:rPr>
-      <w:rFonts w:ascii="Arial" w:hAnsi="Arial"/>
-      <w:sz w:val="22"/>
-    </w:rPr>
   </w:style>
   <w:style w:type="character" w:customStyle="1" w:styleId="FooterChar">
     <w:name w:val="Footer Char"/>
@@ -976,15 +1007,15 @@
     <w:pPr>
       <w:keepNext/>
       <w:keepLines/>
-      <w:spacing w:before="480" w:after="0"/>
+      <w:spacing w:before="480" w:after="120"/>
       <w:outlineLvl w:val="0"/>
     </w:pPr>
     <w:rPr>
-      <w:rFonts w:cstheme="majorBidi" w:ascii="Arial" w:hAnsi="Arial"/>
+      <w:rFonts w:asciiTheme="majorHAnsi" w:eastAsiaTheme="majorEastAsia" w:hAnsiTheme="majorHAnsi" w:cstheme="majorBidi" w:ascii="Arial" w:hAnsi="Arial"/>
       <w:b/>
       <w:bCs/>
-      <w:color w:val="365F91" w:themeColor="accent1" w:themeShade="BF"/>
-      <w:sz w:val="22"/>
+      <w:color w:val="17212B"/>
+      <w:sz w:val="21"/>
       <w:szCs w:val="28"/>
     </w:rPr>
   </w:style>
@@ -1000,15 +1031,15 @@
     <w:pPr>
       <w:keepNext/>
       <w:keepLines/>
-      <w:spacing w:before="200" w:after="0"/>
+      <w:spacing w:before="200" w:after="120"/>
       <w:outlineLvl w:val="1"/>
     </w:pPr>
     <w:rPr>
-      <w:rFonts w:cstheme="majorBidi" w:ascii="Arial" w:hAnsi="Arial"/>
+      <w:rFonts w:asciiTheme="majorHAnsi" w:eastAsiaTheme="majorEastAsia" w:hAnsiTheme="majorHAnsi" w:cstheme="majorBidi" w:ascii="Arial" w:hAnsi="Arial"/>
       <w:b/>
       <w:bCs/>
-      <w:color w:val="4F81BD" w:themeColor="accent1"/>
-      <w:sz w:val="22"/>
+      <w:color w:val="17212B"/>
+      <w:sz w:val="21"/>
       <w:szCs w:val="26"/>
     </w:rPr>
   </w:style>
@@ -1028,11 +1059,10 @@
       <w:outlineLvl w:val="2"/>
     </w:pPr>
     <w:rPr>
-      <w:rFonts w:cstheme="majorBidi" w:ascii="Arial" w:hAnsi="Arial"/>
+      <w:rFonts w:asciiTheme="majorHAnsi" w:eastAsiaTheme="majorEastAsia" w:hAnsiTheme="majorHAnsi" w:cstheme="majorBidi"/>
       <w:b/>
       <w:bCs/>
       <w:color w:val="4F81BD" w:themeColor="accent1"/>
-      <w:sz w:val="22"/>
     </w:rPr>
   </w:style>
   <w:style w:type="paragraph" w:styleId="Heading4">
@@ -1052,13 +1082,12 @@
       <w:outlineLvl w:val="3"/>
     </w:pPr>
     <w:rPr>
-      <w:rFonts w:cstheme="majorBidi" w:ascii="Arial" w:hAnsi="Arial"/>
+      <w:rFonts w:asciiTheme="majorHAnsi" w:eastAsiaTheme="majorEastAsia" w:hAnsiTheme="majorHAnsi" w:cstheme="majorBidi"/>
       <w:b/>
       <w:bCs/>
       <w:i/>
       <w:iCs/>
       <w:color w:val="4F81BD" w:themeColor="accent1"/>
-      <w:sz w:val="22"/>
     </w:rPr>
   </w:style>
   <w:style w:type="paragraph" w:styleId="Heading5">
@@ -1078,9 +1107,8 @@
       <w:outlineLvl w:val="4"/>
     </w:pPr>
     <w:rPr>
-      <w:rFonts w:cstheme="majorBidi" w:ascii="Arial" w:hAnsi="Arial"/>
+      <w:rFonts w:asciiTheme="majorHAnsi" w:eastAsiaTheme="majorEastAsia" w:hAnsiTheme="majorHAnsi" w:cstheme="majorBidi"/>
       <w:color w:val="243F60" w:themeColor="accent1" w:themeShade="7F"/>
-      <w:sz w:val="22"/>
     </w:rPr>
   </w:style>
   <w:style w:type="paragraph" w:styleId="Heading6">
@@ -1100,11 +1128,10 @@
       <w:outlineLvl w:val="5"/>
     </w:pPr>
     <w:rPr>
-      <w:rFonts w:cstheme="majorBidi" w:ascii="Arial" w:hAnsi="Arial"/>
+      <w:rFonts w:asciiTheme="majorHAnsi" w:eastAsiaTheme="majorEastAsia" w:hAnsiTheme="majorHAnsi" w:cstheme="majorBidi"/>
       <w:i/>
       <w:iCs/>
       <w:color w:val="243F60" w:themeColor="accent1" w:themeShade="7F"/>
-      <w:sz w:val="22"/>
     </w:rPr>
   </w:style>
   <w:style w:type="paragraph" w:styleId="Heading7">
@@ -1124,11 +1151,10 @@
       <w:outlineLvl w:val="6"/>
     </w:pPr>
     <w:rPr>
-      <w:rFonts w:cstheme="majorBidi" w:ascii="Arial" w:hAnsi="Arial"/>
+      <w:rFonts w:asciiTheme="majorHAnsi" w:eastAsiaTheme="majorEastAsia" w:hAnsiTheme="majorHAnsi" w:cstheme="majorBidi"/>
       <w:i/>
       <w:iCs/>
       <w:color w:val="404040" w:themeColor="text1" w:themeTint="BF"/>
-      <w:sz w:val="22"/>
     </w:rPr>
   </w:style>
   <w:style w:type="paragraph" w:styleId="Heading8">
@@ -1148,9 +1174,9 @@
       <w:outlineLvl w:val="7"/>
     </w:pPr>
     <w:rPr>
-      <w:rFonts w:cstheme="majorBidi" w:ascii="Arial" w:hAnsi="Arial"/>
+      <w:rFonts w:asciiTheme="majorHAnsi" w:eastAsiaTheme="majorEastAsia" w:hAnsiTheme="majorHAnsi" w:cstheme="majorBidi"/>
       <w:color w:val="4F81BD" w:themeColor="accent1"/>
-      <w:sz w:val="22"/>
+      <w:sz w:val="20"/>
       <w:szCs w:val="20"/>
     </w:rPr>
   </w:style>
@@ -1171,11 +1197,11 @@
       <w:outlineLvl w:val="8"/>
     </w:pPr>
     <w:rPr>
-      <w:rFonts w:cstheme="majorBidi" w:ascii="Arial" w:hAnsi="Arial"/>
+      <w:rFonts w:asciiTheme="majorHAnsi" w:eastAsiaTheme="majorEastAsia" w:hAnsiTheme="majorHAnsi" w:cstheme="majorBidi"/>
       <w:i/>
       <w:iCs/>
       <w:color w:val="404040" w:themeColor="text1" w:themeTint="BF"/>
-      <w:sz w:val="22"/>
+      <w:sz w:val="20"/>
       <w:szCs w:val="20"/>
     </w:rPr>
   </w:style>
@@ -1214,10 +1240,6 @@
     <w:pPr>
       <w:spacing w:after="0" w:line="240" w:lineRule="auto"/>
     </w:pPr>
-    <w:rPr>
-      <w:rFonts w:ascii="Arial" w:hAnsi="Arial"/>
-      <w:sz w:val="22"/>
-    </w:rPr>
   </w:style>
   <w:style w:type="character" w:customStyle="1" w:styleId="Heading1Char">
     <w:name w:val="Heading 1 Char"/>
@@ -1271,15 +1293,15 @@
     <w:qFormat/>
     <w:rsid w:val="00FC693F"/>
     <w:pPr>
-      <w:spacing w:after="300" w:line="240" w:lineRule="auto"/>
+      <w:spacing w:after="120" w:line="240" w:lineRule="auto"/>
       <w:contextualSpacing/>
     </w:pPr>
     <w:rPr>
-      <w:rFonts w:cstheme="majorBidi" w:ascii="Arial" w:hAnsi="Arial"/>
-      <w:color w:val="17365D" w:themeColor="text2" w:themeShade="BF"/>
+      <w:rFonts w:asciiTheme="majorHAnsi" w:eastAsiaTheme="majorEastAsia" w:hAnsiTheme="majorHAnsi" w:cstheme="majorBidi" w:ascii="Arial" w:hAnsi="Arial"/>
+      <w:color w:val="17212B"/>
       <w:spacing w:val="5"/>
       <w:kern w:val="28"/>
-      <w:sz w:val="22"/>
+      <w:sz w:val="21"/>
       <w:szCs w:val="52"/>
     </w:rPr>
   </w:style>
@@ -1312,12 +1334,12 @@
       </w:numPr>
     </w:pPr>
     <w:rPr>
-      <w:rFonts w:cstheme="majorBidi" w:ascii="Arial" w:hAnsi="Arial"/>
+      <w:rFonts w:asciiTheme="majorHAnsi" w:eastAsiaTheme="majorEastAsia" w:hAnsiTheme="majorHAnsi" w:cstheme="majorBidi"/>
       <w:i/>
       <w:iCs/>
       <w:color w:val="4F81BD" w:themeColor="accent1"/>
       <w:spacing w:val="15"/>
-      <w:sz w:val="22"/>
+      <w:sz w:val="24"/>
       <w:szCs w:val="24"/>
     </w:rPr>
   </w:style>
@@ -1347,10 +1369,6 @@
       <w:ind w:left="720"/>
       <w:contextualSpacing/>
     </w:pPr>
-    <w:rPr>
-      <w:rFonts w:ascii="Arial" w:hAnsi="Arial"/>
-      <w:sz w:val="22"/>
-    </w:rPr>
   </w:style>
   <w:style w:type="paragraph" w:styleId="BodyText">
     <w:name w:val="Body Text"/>
@@ -1362,10 +1380,6 @@
     <w:pPr>
       <w:spacing w:after="120"/>
     </w:pPr>
-    <w:rPr>
-      <w:rFonts w:ascii="Arial" w:hAnsi="Arial"/>
-      <w:sz w:val="22"/>
-    </w:rPr>
   </w:style>
   <w:style w:type="character" w:customStyle="1" w:styleId="BodyTextChar">
     <w:name w:val="Body Text Char"/>
@@ -1384,10 +1398,6 @@
     <w:pPr>
       <w:spacing w:after="120" w:line="480" w:lineRule="auto"/>
     </w:pPr>
-    <w:rPr>
-      <w:rFonts w:ascii="Arial" w:hAnsi="Arial"/>
-      <w:sz w:val="22"/>
-    </w:rPr>
   </w:style>
   <w:style w:type="character" w:customStyle="1" w:styleId="BodyText2Char">
     <w:name w:val="Body Text 2 Char"/>
@@ -1407,8 +1417,7 @@
       <w:spacing w:after="120"/>
     </w:pPr>
     <w:rPr>
-      <w:rFonts w:ascii="Arial" w:hAnsi="Arial"/>
-      <w:sz w:val="22"/>
+      <w:sz w:val="16"/>
       <w:szCs w:val="16"/>
     </w:rPr>
   </w:style>
@@ -1433,10 +1442,6 @@
       <w:ind w:left="360" w:hanging="360"/>
       <w:contextualSpacing/>
     </w:pPr>
-    <w:rPr>
-      <w:rFonts w:ascii="Arial" w:hAnsi="Arial"/>
-      <w:sz w:val="22"/>
-    </w:rPr>
   </w:style>
   <w:style w:type="paragraph" w:styleId="List2">
     <w:name w:val="List 2"/>
@@ -1448,10 +1453,6 @@
       <w:ind w:left="720" w:hanging="360"/>
       <w:contextualSpacing/>
     </w:pPr>
-    <w:rPr>
-      <w:rFonts w:ascii="Arial" w:hAnsi="Arial"/>
-      <w:sz w:val="22"/>
-    </w:rPr>
   </w:style>
   <w:style w:type="paragraph" w:styleId="List3">
     <w:name w:val="List 3"/>
@@ -1463,10 +1464,6 @@
       <w:ind w:left="1080" w:hanging="360"/>
       <w:contextualSpacing/>
     </w:pPr>
-    <w:rPr>
-      <w:rFonts w:ascii="Arial" w:hAnsi="Arial"/>
-      <w:sz w:val="22"/>
-    </w:rPr>
   </w:style>
   <w:style w:type="paragraph" w:styleId="ListBullet">
     <w:name w:val="List Bullet"/>
@@ -1480,10 +1477,6 @@
       </w:numPr>
       <w:contextualSpacing/>
     </w:pPr>
-    <w:rPr>
-      <w:rFonts w:ascii="Arial" w:hAnsi="Arial"/>
-      <w:sz w:val="22"/>
-    </w:rPr>
   </w:style>
   <w:style w:type="paragraph" w:styleId="ListBullet2">
     <w:name w:val="List Bullet 2"/>
@@ -1497,10 +1490,6 @@
       </w:numPr>
       <w:contextualSpacing/>
     </w:pPr>
-    <w:rPr>
-      <w:rFonts w:ascii="Arial" w:hAnsi="Arial"/>
-      <w:sz w:val="22"/>
-    </w:rPr>
   </w:style>
   <w:style w:type="paragraph" w:styleId="ListBullet3">
     <w:name w:val="List Bullet 3"/>
@@ -1514,10 +1503,6 @@
       </w:numPr>
       <w:contextualSpacing/>
     </w:pPr>
-    <w:rPr>
-      <w:rFonts w:ascii="Arial" w:hAnsi="Arial"/>
-      <w:sz w:val="22"/>
-    </w:rPr>
   </w:style>
   <w:style w:type="paragraph" w:styleId="ListNumber">
     <w:name w:val="List Number"/>
@@ -1531,10 +1516,6 @@
       </w:numPr>
       <w:contextualSpacing/>
     </w:pPr>
-    <w:rPr>
-      <w:rFonts w:ascii="Arial" w:hAnsi="Arial"/>
-      <w:sz w:val="22"/>
-    </w:rPr>
   </w:style>
   <w:style w:type="paragraph" w:styleId="ListNumber2">
     <w:name w:val="List Number 2"/>
@@ -1548,10 +1529,6 @@
       </w:numPr>
       <w:contextualSpacing/>
     </w:pPr>
-    <w:rPr>
-      <w:rFonts w:ascii="Arial" w:hAnsi="Arial"/>
-      <w:sz w:val="22"/>
-    </w:rPr>
   </w:style>
   <w:style w:type="paragraph" w:styleId="ListNumber3">
     <w:name w:val="List Number 3"/>
@@ -1565,10 +1542,6 @@
       </w:numPr>
       <w:contextualSpacing/>
     </w:pPr>
-    <w:rPr>
-      <w:rFonts w:ascii="Arial" w:hAnsi="Arial"/>
-      <w:sz w:val="22"/>
-    </w:rPr>
   </w:style>
   <w:style w:type="paragraph" w:styleId="ListContinue">
     <w:name w:val="List Continue"/>
@@ -1581,10 +1554,6 @@
       <w:ind w:left="360"/>
       <w:contextualSpacing/>
     </w:pPr>
-    <w:rPr>
-      <w:rFonts w:ascii="Arial" w:hAnsi="Arial"/>
-      <w:sz w:val="22"/>
-    </w:rPr>
   </w:style>
   <w:style w:type="paragraph" w:styleId="ListContinue2">
     <w:name w:val="List Continue 2"/>
@@ -1597,10 +1566,6 @@
       <w:ind w:left="720"/>
       <w:contextualSpacing/>
     </w:pPr>
-    <w:rPr>
-      <w:rFonts w:ascii="Arial" w:hAnsi="Arial"/>
-      <w:sz w:val="22"/>
-    </w:rPr>
   </w:style>
   <w:style w:type="paragraph" w:styleId="ListContinue3">
     <w:name w:val="List Continue 3"/>
@@ -1613,10 +1578,6 @@
       <w:ind w:left="1080"/>
       <w:contextualSpacing/>
     </w:pPr>
-    <w:rPr>
-      <w:rFonts w:ascii="Arial" w:hAnsi="Arial"/>
-      <w:sz w:val="22"/>
-    </w:rPr>
   </w:style>
   <w:style w:type="paragraph" w:styleId="MacroText">
     <w:name w:val="macro"/>
@@ -1636,8 +1597,8 @@
       </w:tabs>
     </w:pPr>
     <w:rPr>
-      <w:rFonts w:ascii="Arial" w:hAnsi="Arial"/>
-      <w:sz w:val="22"/>
+      <w:rFonts w:ascii="Courier" w:hAnsi="Courier"/>
+      <w:sz w:val="20"/>
       <w:szCs w:val="20"/>
     </w:rPr>
   </w:style>
@@ -1662,11 +1623,9 @@
     <w:qFormat/>
     <w:rsid w:val="00FC693F"/>
     <w:rPr>
-      <w:rFonts w:ascii="Arial" w:hAnsi="Arial"/>
       <w:i/>
       <w:iCs/>
       <w:color w:val="000000" w:themeColor="text1"/>
-      <w:sz w:val="22"/>
     </w:rPr>
   </w:style>
   <w:style w:type="character" w:customStyle="1" w:styleId="QuoteChar">
@@ -1780,11 +1739,10 @@
       <w:spacing w:line="240" w:lineRule="auto"/>
     </w:pPr>
     <w:rPr>
-      <w:rFonts w:ascii="Arial" w:hAnsi="Arial"/>
       <w:b/>
       <w:bCs/>
       <w:color w:val="4F81BD" w:themeColor="accent1"/>
-      <w:sz w:val="22"/>
+      <w:sz w:val="18"/>
       <w:szCs w:val="18"/>
     </w:rPr>
   </w:style>
@@ -1823,13 +1781,11 @@
       <w:ind w:left="936" w:right="936"/>
     </w:pPr>
     <w:rPr>
-      <w:rFonts w:ascii="Arial" w:hAnsi="Arial"/>
       <w:b/>
       <w:bCs/>
       <w:i/>
       <w:iCs/>
       <w:color w:val="4F81BD" w:themeColor="accent1"/>
-      <w:sz w:val="22"/>
     </w:rPr>
   </w:style>
   <w:style w:type="character" w:customStyle="1" w:styleId="IntenseQuoteChar">
@@ -1924,10 +1880,6 @@
     <w:pPr>
       <w:outlineLvl w:val="9"/>
     </w:pPr>
-    <w:rPr>
-      <w:rFonts w:ascii="Arial" w:hAnsi="Arial"/>
-      <w:sz w:val="22"/>
-    </w:rPr>
   </w:style>
   <w:style w:type="table" w:styleId="TableGrid">
     <w:name w:val="Table Grid"/>

--- a/docs/templates/docx/marketing.docx
+++ b/docs/templates/docx/marketing.docx
@@ -10,39 +10,10 @@
         <w:rPr>
           <w:rFonts w:ascii="Arial" w:hAnsi="Arial"/>
           <w:b/>
-          <w:color w:val="1551A4"/>
+          <w:color w:val="223E76"/>
           <w:sz w:val="18"/>
         </w:rPr>
         <w:t>SECOND LIFE / CAMPAIGN EDITION 01</w:t>
-      </w:r>
-    </w:p>
-    <w:p>
-      <w:pPr>
-        <w:pStyle w:val="Title"/>
-        <w:spacing w:after="140" w:line="259" w:lineRule="auto"/>
-      </w:pPr>
-      <w:r>
-        <w:rPr>
-          <w:rFonts w:ascii="Arial" w:hAnsi="Arial"/>
-          <w:b/>
-          <w:color w:val="17212B"/>
-          <w:sz w:val="60"/>
-        </w:rPr>
-        <w:t>Second Life Repair Campaign</w:t>
-      </w:r>
-    </w:p>
-    <w:p>
-      <w:pPr>
-        <w:spacing w:after="140" w:line="259" w:lineRule="auto"/>
-      </w:pPr>
-      <w:r>
-        <w:rPr>
-          <w:rFonts w:ascii="Arial" w:hAnsi="Arial"/>
-          <w:b/>
-          <w:color w:val="1551A4"/>
-          <w:sz w:val="24"/>
-        </w:rPr>
-        <w:t>Make repair feel like a first choice. Show the work, explain the process and make booking simple.</w:t>
       </w:r>
     </w:p>
     <w:tbl>
@@ -52,14 +23,63 @@
         <w:tblLook w:firstColumn="1" w:firstRow="1" w:lastColumn="0" w:lastRow="0" w:noHBand="0" w:noVBand="1" w:val="04A0"/>
       </w:tblPr>
       <w:tblGrid>
-        <w:gridCol w:w="3168"/>
-        <w:gridCol w:w="6912"/>
+        <w:gridCol w:w="10368"/>
+        <w:gridCol w:w="4608"/>
       </w:tblGrid>
       <w:tr>
         <w:tc>
           <w:tcPr>
-            <w:tcW w:type="dxa" w:w="3168"/>
-            <w:shd w:fill="FFFFFF"/>
+            <w:tcW w:type="dxa" w:w="10368"/>
+          </w:tcPr>
+          <w:p/>
+          <w:p>
+            <w:pPr>
+              <w:pStyle w:val="Title"/>
+              <w:spacing w:after="140" w:line="259" w:lineRule="auto"/>
+            </w:pPr>
+            <w:r>
+              <w:rPr>
+                <w:rFonts w:ascii="Arial" w:hAnsi="Arial"/>
+                <w:b/>
+                <w:color w:val="17212B"/>
+                <w:sz w:val="54"/>
+              </w:rPr>
+              <w:t>Second Life Repair Campaign</w:t>
+            </w:r>
+          </w:p>
+          <w:p>
+            <w:pPr>
+              <w:spacing w:after="140" w:line="259" w:lineRule="auto"/>
+            </w:pPr>
+            <w:r>
+              <w:rPr>
+                <w:rFonts w:ascii="Arial" w:hAnsi="Arial"/>
+                <w:b/>
+                <w:color w:val="223E76"/>
+                <w:sz w:val="22"/>
+              </w:rPr>
+              <w:t>Make repair feel like a first choice. Show the work, explain the process and make booking simple.</w:t>
+            </w:r>
+          </w:p>
+          <w:p>
+            <w:pPr>
+              <w:spacing w:after="140" w:line="259" w:lineRule="auto"/>
+              <w:ind w:right="3548"/>
+            </w:pPr>
+            <w:r>
+              <w:rPr>
+                <w:rFonts w:ascii="Arial" w:hAnsi="Arial"/>
+                <w:b w:val="0"/>
+                <w:color w:val="17212B"/>
+                <w:sz w:val="22"/>
+              </w:rPr>
+              <w:t>A fictional campaign for a local repair collective. The offer covers a 20-minute assessment; repair price and turnaround are confirmed after inspection.</w:t>
+            </w:r>
+          </w:p>
+        </w:tc>
+        <w:tc>
+          <w:tcPr>
+            <w:tcW w:type="dxa" w:w="4608"/>
           </w:tcPr>
           <w:p/>
           <w:p>
@@ -70,8 +90,8 @@
               <w:rPr>
                 <w:rFonts w:ascii="Arial" w:hAnsi="Arial"/>
                 <w:b/>
-                <w:color w:val="1551A4"/>
-                <w:sz w:val="58"/>
+                <w:color w:val="223E76"/>
+                <w:sz w:val="50"/>
               </w:rPr>
               <w:t>120</w:t>
             </w:r>
@@ -85,30 +105,9 @@
                 <w:rFonts w:ascii="Arial" w:hAnsi="Arial"/>
                 <w:b w:val="0"/>
                 <w:color w:val="17212B"/>
-                <w:sz w:val="20"/>
+                <w:sz w:val="22"/>
               </w:rPr>
               <w:t>illustrative repair slots over four weeks</w:t>
-            </w:r>
-          </w:p>
-        </w:tc>
-        <w:tc>
-          <w:tcPr>
-            <w:tcW w:type="dxa" w:w="6912"/>
-          </w:tcPr>
-          <w:p/>
-          <w:p>
-            <w:pPr>
-              <w:spacing w:after="140" w:line="259" w:lineRule="auto"/>
-              <w:ind w:right="822"/>
-            </w:pPr>
-            <w:r>
-              <w:rPr>
-                <w:rFonts w:ascii="Arial" w:hAnsi="Arial"/>
-                <w:b w:val="0"/>
-                <w:color w:val="17212B"/>
-                <w:sz w:val="21"/>
-              </w:rPr>
-              <w:t>A fictional campaign for a local repair collective. The offer covers a 20-minute assessment; repair price and turnaround are confirmed after inspection.</w:t>
             </w:r>
           </w:p>
           <w:p>
@@ -120,8 +119,8 @@
               <w:rPr>
                 <w:rFonts w:ascii="Arial" w:hAnsi="Arial"/>
                 <w:b/>
-                <w:color w:val="1551A4"/>
-                <w:sz w:val="28"/>
+                <w:color w:val="223E76"/>
+                <w:sz w:val="26"/>
               </w:rPr>
               <w:t>The Story</w:t>
             </w:r>
@@ -129,14 +128,14 @@
           <w:p>
             <w:pPr>
               <w:spacing w:after="140" w:line="259" w:lineRule="auto"/>
-              <w:ind w:right="822"/>
+              <w:ind w:right="0"/>
             </w:pPr>
             <w:r>
               <w:rPr>
                 <w:rFonts w:ascii="Arial" w:hAnsi="Arial"/>
                 <w:b w:val="0"/>
                 <w:color w:val="17212B"/>
-                <w:sz w:val="21"/>
+                <w:sz w:val="22"/>
               </w:rPr>
               <w:t>Lead with a well-used object and its repair, not an unsupported sustainability promise. Explain what can be fixed and what cannot.</w:t>
             </w:r>
@@ -147,12 +146,13 @@
     <w:tbl>
       <w:tblPr>
         <w:tblW w:type="auto" w:w="0"/>
+        <w:tblLayout w:type="autofit"/>
         <w:tblLook w:firstColumn="1" w:firstRow="1" w:lastColumn="0" w:lastRow="0" w:noHBand="0" w:noVBand="1" w:val="04A0"/>
       </w:tblPr>
       <w:tblGrid>
-        <w:gridCol w:w="3456"/>
-        <w:gridCol w:w="3456"/>
-        <w:gridCol w:w="3456"/>
+        <w:gridCol w:w="5088"/>
+        <w:gridCol w:w="5088"/>
+        <w:gridCol w:w="5088"/>
       </w:tblGrid>
       <w:tr>
         <w:trPr>
@@ -161,8 +161,8 @@
         </w:trPr>
         <w:tc>
           <w:tcPr>
-            <w:tcW w:type="dxa" w:w="3456"/>
-            <w:shd w:fill="1551A4"/>
+            <w:tcW w:type="dxa" w:w="5088"/>
+            <w:shd w:fill="223E76"/>
           </w:tcPr>
           <w:p/>
           <w:p>
@@ -174,7 +174,7 @@
                 <w:rFonts w:ascii="Arial" w:hAnsi="Arial"/>
                 <w:b/>
                 <w:color w:val="FFFFFF"/>
-                <w:sz w:val="18"/>
+                <w:sz w:val="20"/>
               </w:rPr>
               <w:t>Channel</w:t>
             </w:r>
@@ -182,8 +182,8 @@
         </w:tc>
         <w:tc>
           <w:tcPr>
-            <w:tcW w:type="dxa" w:w="3456"/>
-            <w:shd w:fill="1551A4"/>
+            <w:tcW w:type="dxa" w:w="5088"/>
+            <w:shd w:fill="223E76"/>
           </w:tcPr>
           <w:p/>
           <w:p>
@@ -195,7 +195,7 @@
                 <w:rFonts w:ascii="Arial" w:hAnsi="Arial"/>
                 <w:b/>
                 <w:color w:val="FFFFFF"/>
-                <w:sz w:val="18"/>
+                <w:sz w:val="20"/>
               </w:rPr>
               <w:t>Message</w:t>
             </w:r>
@@ -203,8 +203,8 @@
         </w:tc>
         <w:tc>
           <w:tcPr>
-            <w:tcW w:type="dxa" w:w="3456"/>
-            <w:shd w:fill="1551A4"/>
+            <w:tcW w:type="dxa" w:w="5088"/>
+            <w:shd w:fill="223E76"/>
           </w:tcPr>
           <w:p/>
           <w:p>
@@ -216,7 +216,7 @@
                 <w:rFonts w:ascii="Arial" w:hAnsi="Arial"/>
                 <w:b/>
                 <w:color w:val="FFFFFF"/>
-                <w:sz w:val="18"/>
+                <w:sz w:val="20"/>
               </w:rPr>
               <w:t>Action</w:t>
             </w:r>
@@ -229,8 +229,7 @@
         </w:trPr>
         <w:tc>
           <w:tcPr>
-            <w:tcW w:type="dxa" w:w="3456"/>
-            <w:shd w:fill="FFFFFF"/>
+            <w:tcW w:type="dxa" w:w="5088"/>
           </w:tcPr>
           <w:p/>
           <w:p>
@@ -242,7 +241,7 @@
                 <w:rFonts w:ascii="Arial" w:hAnsi="Arial"/>
                 <w:b w:val="0"/>
                 <w:color w:val="17212B"/>
-                <w:sz w:val="18"/>
+                <w:sz w:val="20"/>
               </w:rPr>
               <w:t>Window poster</w:t>
             </w:r>
@@ -250,8 +249,7 @@
         </w:tc>
         <w:tc>
           <w:tcPr>
-            <w:tcW w:type="dxa" w:w="3456"/>
-            <w:shd w:fill="FFFFFF"/>
+            <w:tcW w:type="dxa" w:w="5088"/>
           </w:tcPr>
           <w:p/>
           <w:p>
@@ -263,7 +261,7 @@
                 <w:rFonts w:ascii="Arial" w:hAnsi="Arial"/>
                 <w:b w:val="0"/>
                 <w:color w:val="17212B"/>
-                <w:sz w:val="18"/>
+                <w:sz w:val="20"/>
               </w:rPr>
               <w:t>Keep the Good Things</w:t>
             </w:r>
@@ -271,8 +269,7 @@
         </w:tc>
         <w:tc>
           <w:tcPr>
-            <w:tcW w:type="dxa" w:w="3456"/>
-            <w:shd w:fill="FFFFFF"/>
+            <w:tcW w:type="dxa" w:w="5088"/>
           </w:tcPr>
           <w:p/>
           <w:p>
@@ -284,7 +281,7 @@
                 <w:rFonts w:ascii="Arial" w:hAnsi="Arial"/>
                 <w:b w:val="0"/>
                 <w:color w:val="17212B"/>
-                <w:sz w:val="18"/>
+                <w:sz w:val="20"/>
               </w:rPr>
               <w:t>Scan for times</w:t>
             </w:r>
@@ -297,8 +294,7 @@
         </w:trPr>
         <w:tc>
           <w:tcPr>
-            <w:tcW w:type="dxa" w:w="3456"/>
-            <w:shd w:fill="FFFFFF"/>
+            <w:tcW w:type="dxa" w:w="5088"/>
           </w:tcPr>
           <w:p/>
           <w:p>
@@ -310,7 +306,7 @@
                 <w:rFonts w:ascii="Arial" w:hAnsi="Arial"/>
                 <w:b w:val="0"/>
                 <w:color w:val="17212B"/>
-                <w:sz w:val="18"/>
+                <w:sz w:val="20"/>
               </w:rPr>
               <w:t>Email</w:t>
             </w:r>
@@ -318,8 +314,7 @@
         </w:tc>
         <w:tc>
           <w:tcPr>
-            <w:tcW w:type="dxa" w:w="3456"/>
-            <w:shd w:fill="FFFFFF"/>
+            <w:tcW w:type="dxa" w:w="5088"/>
           </w:tcPr>
           <w:p/>
           <w:p>
@@ -331,7 +326,7 @@
                 <w:rFonts w:ascii="Arial" w:hAnsi="Arial"/>
                 <w:b w:val="0"/>
                 <w:color w:val="17212B"/>
-                <w:sz w:val="18"/>
+                <w:sz w:val="20"/>
               </w:rPr>
               <w:t>See a repair in progress</w:t>
             </w:r>
@@ -339,8 +334,7 @@
         </w:tc>
         <w:tc>
           <w:tcPr>
-            <w:tcW w:type="dxa" w:w="3456"/>
-            <w:shd w:fill="FFFFFF"/>
+            <w:tcW w:type="dxa" w:w="5088"/>
           </w:tcPr>
           <w:p/>
           <w:p>
@@ -352,7 +346,7 @@
                 <w:rFonts w:ascii="Arial" w:hAnsi="Arial"/>
                 <w:b w:val="0"/>
                 <w:color w:val="17212B"/>
-                <w:sz w:val="18"/>
+                <w:sz w:val="20"/>
               </w:rPr>
               <w:t>Book assessment</w:t>
             </w:r>
@@ -365,8 +359,7 @@
         </w:trPr>
         <w:tc>
           <w:tcPr>
-            <w:tcW w:type="dxa" w:w="3456"/>
-            <w:shd w:fill="FFFFFF"/>
+            <w:tcW w:type="dxa" w:w="5088"/>
           </w:tcPr>
           <w:p/>
           <w:p>
@@ -378,7 +371,7 @@
                 <w:rFonts w:ascii="Arial" w:hAnsi="Arial"/>
                 <w:b w:val="0"/>
                 <w:color w:val="17212B"/>
-                <w:sz w:val="18"/>
+                <w:sz w:val="20"/>
               </w:rPr>
               <w:t>Workshop</w:t>
             </w:r>
@@ -386,8 +379,7 @@
         </w:tc>
         <w:tc>
           <w:tcPr>
-            <w:tcW w:type="dxa" w:w="3456"/>
-            <w:shd w:fill="FFFFFF"/>
+            <w:tcW w:type="dxa" w:w="5088"/>
           </w:tcPr>
           <w:p/>
           <w:p>
@@ -399,7 +391,7 @@
                 <w:rFonts w:ascii="Arial" w:hAnsi="Arial"/>
                 <w:b w:val="0"/>
                 <w:color w:val="17212B"/>
-                <w:sz w:val="18"/>
+                <w:sz w:val="20"/>
               </w:rPr>
               <w:t>Meet the repair team</w:t>
             </w:r>
@@ -407,8 +399,7 @@
         </w:tc>
         <w:tc>
           <w:tcPr>
-            <w:tcW w:type="dxa" w:w="3456"/>
-            <w:shd w:fill="FFFFFF"/>
+            <w:tcW w:type="dxa" w:w="5088"/>
           </w:tcPr>
           <w:p/>
           <w:p>
@@ -420,7 +411,7 @@
                 <w:rFonts w:ascii="Arial" w:hAnsi="Arial"/>
                 <w:b w:val="0"/>
                 <w:color w:val="17212B"/>
-                <w:sz w:val="18"/>
+                <w:sz w:val="20"/>
               </w:rPr>
               <w:t>Bring one item</w:t>
             </w:r>
@@ -435,13 +426,13 @@
         <w:tblLook w:firstColumn="1" w:firstRow="1" w:lastColumn="0" w:lastRow="0" w:noHBand="0" w:noVBand="1" w:val="04A0"/>
       </w:tblPr>
       <w:tblGrid>
-        <w:gridCol w:w="5040"/>
-        <w:gridCol w:w="5040"/>
+        <w:gridCol w:w="7488"/>
+        <w:gridCol w:w="7488"/>
       </w:tblGrid>
       <w:tr>
         <w:tc>
           <w:tcPr>
-            <w:tcW w:type="dxa" w:w="5040"/>
+            <w:tcW w:type="dxa" w:w="7488"/>
           </w:tcPr>
           <w:p/>
           <w:p>
@@ -453,8 +444,8 @@
               <w:rPr>
                 <w:rFonts w:ascii="Arial" w:hAnsi="Arial"/>
                 <w:b/>
-                <w:color w:val="1551A4"/>
-                <w:sz w:val="28"/>
+                <w:color w:val="223E76"/>
+                <w:sz w:val="26"/>
               </w:rPr>
               <w:t>The Offer</w:t>
             </w:r>
@@ -462,14 +453,14 @@
           <w:p>
             <w:pPr>
               <w:spacing w:after="140" w:line="259" w:lineRule="auto"/>
-              <w:ind w:right="0"/>
+              <w:ind w:right="668"/>
             </w:pPr>
             <w:r>
               <w:rPr>
                 <w:rFonts w:ascii="Arial" w:hAnsi="Arial"/>
                 <w:b w:val="0"/>
                 <w:color w:val="17212B"/>
-                <w:sz w:val="21"/>
+                <w:sz w:val="22"/>
               </w:rPr>
               <w:t>Book an assessment, bring the item and receive a written estimate. No repair begins without approval. Parts may affect timing.</w:t>
             </w:r>
@@ -477,7 +468,7 @@
         </w:tc>
         <w:tc>
           <w:tcPr>
-            <w:tcW w:type="dxa" w:w="5040"/>
+            <w:tcW w:type="dxa" w:w="7488"/>
           </w:tcPr>
           <w:p/>
           <w:p>
@@ -489,8 +480,8 @@
               <w:rPr>
                 <w:rFonts w:ascii="Arial" w:hAnsi="Arial"/>
                 <w:b/>
-                <w:color w:val="1551A4"/>
-                <w:sz w:val="28"/>
+                <w:color w:val="223E76"/>
+                <w:sz w:val="26"/>
               </w:rPr>
               <w:t>Measure the Journey</w:t>
             </w:r>
@@ -498,14 +489,14 @@
           <w:p>
             <w:pPr>
               <w:spacing w:after="140" w:line="259" w:lineRule="auto"/>
-              <w:ind w:right="0"/>
+              <w:ind w:right="668"/>
             </w:pPr>
             <w:r>
               <w:rPr>
                 <w:rFonts w:ascii="Arial" w:hAnsi="Arial"/>
                 <w:b w:val="0"/>
                 <w:color w:val="17212B"/>
-                <w:sz w:val="21"/>
+                <w:sz w:val="22"/>
               </w:rPr>
               <w:t>Track assessment bookings, attended appointments and approved repairs separately. Do not present bookings as completed repairs.</w:t>
             </w:r>
@@ -521,7 +512,7 @@
         <w:rPr>
           <w:rFonts w:ascii="Arial" w:hAnsi="Arial"/>
           <w:b/>
-          <w:color w:val="1551A4"/>
+          <w:color w:val="223E76"/>
           <w:sz w:val="18"/>
         </w:rPr>
         <w:t>Fictional campaign · Capacity figures are planning assumptions.</w:t>
@@ -530,7 +521,7 @@
     <w:sectPr>
       <w:footerReference w:type="default" r:id="rId9"/>
       <w:headerReference w:type="default" r:id="rId10"/>
-      <w:pgSz w:w="11952" w:h="16848"/>
+      <w:pgSz w:w="16848" w:h="11952"/>
       <w:pgMar w:top="691" w:right="792" w:bottom="691" w:left="792" w:header="720" w:footer="720" w:gutter="0"/>
       <w:cols w:space="720"/>
       <w:docGrid w:linePitch="360"/>
@@ -571,8 +562,8 @@
     </w:pPr>
     <w:r>
       <w:pict>
-        <v:rect id="DazzlerPageSurface" style="position:absolute;margin-left:0;margin-top:0;width:597.6pt;height:842.4pt;z-index:-251654144;mso-position-horizontal-relative:page;mso-position-vertical-relative:page" fillcolor="#FFFFFF" stroked="f">
-          <v:fill color="#FFFFFF"/>
+        <v:rect id="DazzlerPageSurface" style="position:absolute;margin-left:0;margin-top:0;width:842.4pt;height:597.6pt;z-index:-251654144;mso-position-horizontal-relative:page;mso-position-vertical-relative:page" fillcolor="#D9E4FF" stroked="f">
+          <v:fill color="#D9E4FF"/>
         </v:rect>
       </w:pict>
     </w:r>
@@ -943,13 +934,10 @@
     <w:name w:val="Normal"/>
     <w:qFormat/>
     <w:rsid w:val="00FC693F"/>
-    <w:pPr>
-      <w:spacing w:after="120"/>
-    </w:pPr>
     <w:rPr>
       <w:rFonts w:ascii="Arial" w:hAnsi="Arial"/>
       <w:color w:val="17212B"/>
-      <w:sz w:val="21"/>
+      <w:sz w:val="20"/>
     </w:rPr>
   </w:style>
   <w:style w:type="paragraph" w:styleId="Header">
@@ -1007,7 +995,7 @@
     <w:pPr>
       <w:keepNext/>
       <w:keepLines/>
-      <w:spacing w:before="480" w:after="120"/>
+      <w:spacing w:before="480" w:after="0"/>
       <w:outlineLvl w:val="0"/>
     </w:pPr>
     <w:rPr>
@@ -1015,7 +1003,7 @@
       <w:b/>
       <w:bCs/>
       <w:color w:val="17212B"/>
-      <w:sz w:val="21"/>
+      <w:sz w:val="20"/>
       <w:szCs w:val="28"/>
     </w:rPr>
   </w:style>
@@ -1031,15 +1019,15 @@
     <w:pPr>
       <w:keepNext/>
       <w:keepLines/>
-      <w:spacing w:before="200" w:after="120"/>
+      <w:spacing w:before="200" w:after="0"/>
       <w:outlineLvl w:val="1"/>
     </w:pPr>
     <w:rPr>
-      <w:rFonts w:asciiTheme="majorHAnsi" w:eastAsiaTheme="majorEastAsia" w:hAnsiTheme="majorHAnsi" w:cstheme="majorBidi" w:ascii="Arial" w:hAnsi="Arial"/>
+      <w:rFonts w:asciiTheme="majorHAnsi" w:eastAsiaTheme="majorEastAsia" w:hAnsiTheme="majorHAnsi" w:cstheme="majorBidi"/>
       <w:b/>
       <w:bCs/>
-      <w:color w:val="17212B"/>
-      <w:sz w:val="21"/>
+      <w:color w:val="4F81BD" w:themeColor="accent1"/>
+      <w:sz w:val="26"/>
       <w:szCs w:val="26"/>
     </w:rPr>
   </w:style>
@@ -1293,7 +1281,7 @@
     <w:qFormat/>
     <w:rsid w:val="00FC693F"/>
     <w:pPr>
-      <w:spacing w:after="120" w:line="240" w:lineRule="auto"/>
+      <w:spacing w:after="300" w:line="240" w:lineRule="auto"/>
       <w:contextualSpacing/>
     </w:pPr>
     <w:rPr>
@@ -1301,7 +1289,7 @@
       <w:color w:val="17212B"/>
       <w:spacing w:val="5"/>
       <w:kern w:val="28"/>
-      <w:sz w:val="21"/>
+      <w:sz w:val="20"/>
       <w:szCs w:val="52"/>
     </w:rPr>
   </w:style>
